--- a/JS-Playwright Interview Question.docx
+++ b/JS-Playwright Interview Question.docx
@@ -68,15 +68,7 @@
         </w:numPr>
       </w:pPr>
       <w:r>
-        <w:t xml:space="preserve">I have hands-on experience performing various types of testing including functional, regression, smoke, sanity, integration, and API testing. This early experience helped me develop a mindset and a strong understanding of application </w:t>
-      </w:r>
-      <w:proofErr w:type="spellStart"/>
-      <w:r>
-        <w:t>behavior</w:t>
-      </w:r>
-      <w:proofErr w:type="spellEnd"/>
-      <w:r>
-        <w:t xml:space="preserve"> from a user and business perspective.</w:t>
+        <w:t>I have hands-on experience performing various types of testing including functional, regression, smoke, sanity, integration, and API testing. This early experience helped me develop a mindset and a strong understanding of application behavior from a user and business perspective.</w:t>
       </w:r>
     </w:p>
     <w:p>
@@ -88,7 +80,19 @@
         </w:numPr>
       </w:pPr>
       <w:r>
-        <w:t>As opportunities evolved, I transitioned into automation testing, where I worked on building and maintaining BDD and TDD-based automation frameworks using Java, Selenium, and Cypress. I have contributed to scalable and maintainable automation solutions that improved release quality and reduced regression cycle time significantly.</w:t>
+        <w:t>As opportunities evolved, I transitioned into automation testing, where I worked on building and maintaining BDD and TDD-based automation frameworks using Java, Selenium, and</w:t>
+      </w:r>
+      <w:r>
+        <w:t xml:space="preserve">, </w:t>
+      </w:r>
+      <w:r>
+        <w:t>JavaScript</w:t>
+      </w:r>
+      <w:r>
+        <w:t>,</w:t>
+      </w:r>
+      <w:r>
+        <w:t xml:space="preserve"> Cypress. I have contributed to scalable and maintainable automation solutions that improved release quality and reduced regression cycle time significantly.</w:t>
       </w:r>
     </w:p>
     <w:p>
@@ -112,7 +116,13 @@
         </w:numPr>
       </w:pPr>
       <w:r>
-        <w:t>Currently, I am working on a web-based enterprise application focused on customer onboarding in the property and workspace domain. The platform streamlines and automates end-to-end customer onboarding processes, helping and delivering a seamless digital experience through innovative technology solutions.</w:t>
+        <w:t>Currently, I am working on a web-based enterprise application focused on customer onboarding in the property and workspace domain. The platform streamlines and automates</w:t>
+      </w:r>
+      <w:r>
+        <w:t xml:space="preserve"> comprehensive management of end users</w:t>
+      </w:r>
+      <w:r>
+        <w:t>, helping and delivering a seamless digital experience through innovative technology solutions.</w:t>
       </w:r>
     </w:p>
     <w:p>
@@ -156,13 +166,8 @@
           <w:numId w:val="57"/>
         </w:numPr>
       </w:pPr>
-      <w:proofErr w:type="spellStart"/>
-      <w:r>
-        <w:t>Analyze</w:t>
-      </w:r>
-      <w:proofErr w:type="spellEnd"/>
-      <w:r>
-        <w:t xml:space="preserve"> business requirements and participate in user story writing and grooming sessions.</w:t>
+      <w:r>
+        <w:t>Analyze business requirements and participate in user story writing and grooming sessions.</w:t>
       </w:r>
     </w:p>
     <w:p>
@@ -642,11 +647,9 @@
           <w:numId w:val="56"/>
         </w:numPr>
       </w:pPr>
-      <w:proofErr w:type="spellStart"/>
       <w:r>
         <w:t>playwright.config.ts</w:t>
       </w:r>
-      <w:proofErr w:type="spellEnd"/>
     </w:p>
     <w:p>
       <w:pPr>
@@ -695,13 +698,8 @@
           <w:numId w:val="56"/>
         </w:numPr>
       </w:pPr>
-      <w:proofErr w:type="spellStart"/>
-      <w:r>
-        <w:t>BasePage</w:t>
-      </w:r>
-      <w:proofErr w:type="spellEnd"/>
-      <w:r>
-        <w:t xml:space="preserve"> (Inheritance)</w:t>
+      <w:r>
+        <w:t>BasePage (Inheritance)</w:t>
       </w:r>
     </w:p>
     <w:p>
@@ -713,15 +711,7 @@
         </w:numPr>
       </w:pPr>
       <w:r>
-        <w:t xml:space="preserve">We use a </w:t>
-      </w:r>
-      <w:proofErr w:type="spellStart"/>
-      <w:r>
-        <w:t>BasePage</w:t>
-      </w:r>
-      <w:proofErr w:type="spellEnd"/>
-      <w:r>
-        <w:t xml:space="preserve"> class to implement common reusable methods like click, wait, navigation</w:t>
+        <w:t>We use a BasePage class to implement common reusable methods like click, wait, navigation</w:t>
       </w:r>
     </w:p>
     <w:p>
@@ -768,21 +758,8 @@
           <w:numId w:val="56"/>
         </w:numPr>
       </w:pPr>
-      <w:proofErr w:type="spellStart"/>
-      <w:r>
-        <w:t>playwright.config.ts</w:t>
-      </w:r>
-      <w:proofErr w:type="spellEnd"/>
-      <w:r>
-        <w:t xml:space="preserve"> controls global settings like retries, workers, reporter, browser projects, </w:t>
-      </w:r>
-      <w:proofErr w:type="spellStart"/>
-      <w:r>
-        <w:t>baseURL</w:t>
-      </w:r>
-      <w:proofErr w:type="spellEnd"/>
-      <w:r>
-        <w:t>, and timeouts.</w:t>
+      <w:r>
+        <w:t>playwright.config.ts controls global settings like retries, workers, reporter, browser projects, baseURL, and timeouts.</w:t>
       </w:r>
     </w:p>
     <w:p>
@@ -1168,15 +1145,7 @@
         <w:ind w:left="1800"/>
       </w:pPr>
       <w:r>
-        <w:t xml:space="preserve">Examples: </w:t>
-      </w:r>
-      <w:proofErr w:type="spellStart"/>
-      <w:r>
-        <w:t>setTimeout</w:t>
-      </w:r>
-      <w:proofErr w:type="spellEnd"/>
-      <w:r>
-        <w:t>, DOM events, HTTP requests</w:t>
+        <w:t>Examples: setTimeout, DOM events, HTTP requests</w:t>
       </w:r>
     </w:p>
     <w:p>
@@ -1237,27 +1206,9 @@
         </w:rPr>
         <w:t xml:space="preserve">Microtask Queue: </w:t>
       </w:r>
-      <w:proofErr w:type="spellStart"/>
-      <w:r>
-        <w:t>Promise.then</w:t>
-      </w:r>
-      <w:proofErr w:type="spellEnd"/>
-      <w:r>
-        <w:t xml:space="preserve">, </w:t>
-      </w:r>
-      <w:proofErr w:type="spellStart"/>
-      <w:r>
-        <w:t>queueMicrotask</w:t>
-      </w:r>
-      <w:proofErr w:type="spellEnd"/>
-      <w:r>
-        <w:t xml:space="preserve">, </w:t>
-      </w:r>
-      <w:proofErr w:type="spellStart"/>
-      <w:r>
-        <w:t>MutationObserver</w:t>
-      </w:r>
-      <w:proofErr w:type="spellEnd"/>
+      <w:r>
+        <w:t>Promise.then, queueMicrotask, MutationObserver</w:t>
+      </w:r>
     </w:p>
     <w:p>
       <w:pPr>
@@ -1269,37 +1220,15 @@
         <w:spacing w:before="240"/>
         <w:ind w:left="1800"/>
       </w:pPr>
-      <w:proofErr w:type="spellStart"/>
-      <w:r>
-        <w:rPr>
-          <w:b/>
-          <w:bCs/>
-        </w:rPr>
-        <w:t>Macrotask</w:t>
-      </w:r>
-      <w:proofErr w:type="spellEnd"/>
-      <w:r>
-        <w:rPr>
-          <w:b/>
-          <w:bCs/>
-        </w:rPr>
-        <w:t xml:space="preserve"> (Callback) Queue: </w:t>
-      </w:r>
-      <w:proofErr w:type="spellStart"/>
-      <w:r>
-        <w:t>setTimeout</w:t>
-      </w:r>
-      <w:proofErr w:type="spellEnd"/>
-      <w:r>
-        <w:t xml:space="preserve">, </w:t>
-      </w:r>
-      <w:proofErr w:type="spellStart"/>
-      <w:r>
-        <w:t>setInterval</w:t>
-      </w:r>
-      <w:proofErr w:type="spellEnd"/>
-      <w:r>
-        <w:t>, I/O, UI event</w:t>
+      <w:r>
+        <w:rPr>
+          <w:b/>
+          <w:bCs/>
+        </w:rPr>
+        <w:t xml:space="preserve">Macrotask (Callback) Queue: </w:t>
+      </w:r>
+      <w:r>
+        <w:t>setTimeout, setInterval, I/O, UI event</w:t>
       </w:r>
     </w:p>
     <w:p>
@@ -1602,15 +1531,7 @@
         <w:t xml:space="preserve">: </w:t>
       </w:r>
       <w:r>
-        <w:t xml:space="preserve">Callbacks were the initial way to handle async </w:t>
-      </w:r>
-      <w:proofErr w:type="spellStart"/>
-      <w:r>
-        <w:t>behavior</w:t>
-      </w:r>
-      <w:proofErr w:type="spellEnd"/>
-      <w:r>
-        <w:t xml:space="preserve"> in JavaScript but caused callback hell</w:t>
+        <w:t>Callbacks were the initial way to handle async behavior in JavaScript but caused callback hell</w:t>
       </w:r>
       <w:r>
         <w:t xml:space="preserve">. </w:t>
@@ -1627,23 +1548,7 @@
           <w:b/>
           <w:bCs/>
         </w:rPr>
-        <w:t>Event handling (</w:t>
-      </w:r>
-      <w:proofErr w:type="spellStart"/>
-      <w:r>
-        <w:rPr>
-          <w:b/>
-          <w:bCs/>
-        </w:rPr>
-        <w:t>page.on</w:t>
-      </w:r>
-      <w:proofErr w:type="spellEnd"/>
-      <w:r>
-        <w:rPr>
-          <w:b/>
-          <w:bCs/>
-        </w:rPr>
-        <w:t>)</w:t>
+        <w:t>Event handling (page.on)</w:t>
       </w:r>
     </w:p>
     <w:p>
@@ -1765,7 +1670,6 @@
                 <w14:ligatures w14:val="none"/>
               </w:rPr>
             </w:pPr>
-            <w:proofErr w:type="spellStart"/>
             <w:r>
               <w:rPr>
                 <w:rFonts w:eastAsia="Times New Roman" w:cs="Times New Roman"/>
@@ -1780,7 +1684,6 @@
               </w:rPr>
               <w:t>SrNo</w:t>
             </w:r>
-            <w:proofErr w:type="spellEnd"/>
           </w:p>
         </w:tc>
         <w:tc>
@@ -3050,59 +2953,7 @@
                 <w:lang w:eastAsia="en-IN"/>
                 <w14:ligatures w14:val="none"/>
               </w:rPr>
-              <w:t>splice(</w:t>
-            </w:r>
-            <w:proofErr w:type="spellStart"/>
-            <w:r>
-              <w:rPr>
-                <w:rFonts w:eastAsia="Times New Roman" w:cs="Times New Roman"/>
-                <w:color w:val="000000"/>
-                <w:kern w:val="0"/>
-                <w:sz w:val="22"/>
-                <w:szCs w:val="22"/>
-                <w:lang w:eastAsia="en-IN"/>
-                <w14:ligatures w14:val="none"/>
-              </w:rPr>
-              <w:t>startIndex</w:t>
-            </w:r>
-            <w:proofErr w:type="spellEnd"/>
-            <w:r>
-              <w:rPr>
-                <w:rFonts w:eastAsia="Times New Roman" w:cs="Times New Roman"/>
-                <w:color w:val="000000"/>
-                <w:kern w:val="0"/>
-                <w:sz w:val="22"/>
-                <w:szCs w:val="22"/>
-                <w:lang w:eastAsia="en-IN"/>
-                <w14:ligatures w14:val="none"/>
-              </w:rPr>
-              <w:t xml:space="preserve">, </w:t>
-            </w:r>
-            <w:proofErr w:type="spellStart"/>
-            <w:r>
-              <w:rPr>
-                <w:rFonts w:eastAsia="Times New Roman" w:cs="Times New Roman"/>
-                <w:color w:val="000000"/>
-                <w:kern w:val="0"/>
-                <w:sz w:val="22"/>
-                <w:szCs w:val="22"/>
-                <w:lang w:eastAsia="en-IN"/>
-                <w14:ligatures w14:val="none"/>
-              </w:rPr>
-              <w:t>deleteCount</w:t>
-            </w:r>
-            <w:proofErr w:type="spellEnd"/>
-            <w:r>
-              <w:rPr>
-                <w:rFonts w:eastAsia="Times New Roman" w:cs="Times New Roman"/>
-                <w:color w:val="000000"/>
-                <w:kern w:val="0"/>
-                <w:sz w:val="22"/>
-                <w:szCs w:val="22"/>
-                <w:lang w:eastAsia="en-IN"/>
-                <w14:ligatures w14:val="none"/>
-              </w:rPr>
-              <w:t>)</w:t>
+              <w:t>splice(startIndex, deleteCount)</w:t>
             </w:r>
           </w:p>
         </w:tc>
@@ -3294,7 +3145,6 @@
                 <w14:ligatures w14:val="none"/>
               </w:rPr>
             </w:pPr>
-            <w:proofErr w:type="spellStart"/>
             <w:r>
               <w:rPr>
                 <w:rFonts w:eastAsia="Times New Roman" w:cs="Times New Roman"/>
@@ -3305,20 +3155,7 @@
                 <w:lang w:eastAsia="en-IN"/>
                 <w14:ligatures w14:val="none"/>
               </w:rPr>
-              <w:t>concat</w:t>
-            </w:r>
-            <w:proofErr w:type="spellEnd"/>
-            <w:r>
-              <w:rPr>
-                <w:rFonts w:eastAsia="Times New Roman" w:cs="Times New Roman"/>
-                <w:color w:val="000000"/>
-                <w:kern w:val="0"/>
-                <w:sz w:val="22"/>
-                <w:szCs w:val="22"/>
-                <w:lang w:eastAsia="en-IN"/>
-                <w14:ligatures w14:val="none"/>
-              </w:rPr>
-              <w:t>()</w:t>
+              <w:t>concat()</w:t>
             </w:r>
           </w:p>
         </w:tc>
@@ -3520,33 +3357,7 @@
                 <w:lang w:eastAsia="en-IN"/>
                 <w14:ligatures w14:val="none"/>
               </w:rPr>
-              <w:t>slice(</w:t>
-            </w:r>
-            <w:proofErr w:type="spellStart"/>
-            <w:r>
-              <w:rPr>
-                <w:rFonts w:eastAsia="Times New Roman" w:cs="Times New Roman"/>
-                <w:color w:val="000000"/>
-                <w:kern w:val="0"/>
-                <w:sz w:val="22"/>
-                <w:szCs w:val="22"/>
-                <w:lang w:eastAsia="en-IN"/>
-                <w14:ligatures w14:val="none"/>
-              </w:rPr>
-              <w:t>start,notEnclusiveEnd</w:t>
-            </w:r>
-            <w:proofErr w:type="spellEnd"/>
-            <w:r>
-              <w:rPr>
-                <w:rFonts w:eastAsia="Times New Roman" w:cs="Times New Roman"/>
-                <w:color w:val="000000"/>
-                <w:kern w:val="0"/>
-                <w:sz w:val="22"/>
-                <w:szCs w:val="22"/>
-                <w:lang w:eastAsia="en-IN"/>
-                <w14:ligatures w14:val="none"/>
-              </w:rPr>
-              <w:t>)</w:t>
+              <w:t>slice(start,notEnclusiveEnd)</w:t>
             </w:r>
           </w:p>
         </w:tc>
@@ -4310,13 +4121,8 @@
           <w:numId w:val="8"/>
         </w:numPr>
       </w:pPr>
-      <w:proofErr w:type="spellStart"/>
-      <w:r>
-        <w:t>object.key</w:t>
-      </w:r>
-      <w:proofErr w:type="spellEnd"/>
-      <w:r>
-        <w:t xml:space="preserve"> = value</w:t>
+      <w:r>
+        <w:t>object.key = value</w:t>
       </w:r>
     </w:p>
     <w:p>
@@ -4355,15 +4161,7 @@
         <w:ind w:left="1440"/>
       </w:pPr>
       <w:r>
-        <w:t xml:space="preserve">let </w:t>
-      </w:r>
-      <w:proofErr w:type="spellStart"/>
-      <w:r>
-        <w:t>testResult</w:t>
-      </w:r>
-      <w:proofErr w:type="spellEnd"/>
-      <w:r>
-        <w:t xml:space="preserve"> = {};</w:t>
+        <w:t>let testResult = {};</w:t>
       </w:r>
     </w:p>
     <w:p>
@@ -4371,13 +4169,8 @@
         <w:pStyle w:val="ListParagraph"/>
         <w:ind w:left="1440"/>
       </w:pPr>
-      <w:proofErr w:type="spellStart"/>
-      <w:r>
-        <w:t>testResult.testName</w:t>
-      </w:r>
-      <w:proofErr w:type="spellEnd"/>
-      <w:r>
-        <w:t xml:space="preserve"> = "Login Test";</w:t>
+      <w:r>
+        <w:t>testResult.testName = "Login Test";</w:t>
       </w:r>
     </w:p>
     <w:p>
@@ -4385,13 +4178,8 @@
         <w:pStyle w:val="ListParagraph"/>
         <w:ind w:left="1440"/>
       </w:pPr>
-      <w:proofErr w:type="spellStart"/>
-      <w:r>
-        <w:t>testResult.status</w:t>
-      </w:r>
-      <w:proofErr w:type="spellEnd"/>
-      <w:r>
-        <w:t xml:space="preserve"> = "Passed";</w:t>
+      <w:r>
+        <w:t>testResult.status = "Passed";</w:t>
       </w:r>
     </w:p>
     <w:p>
@@ -4400,15 +4188,7 @@
         <w:ind w:left="1440"/>
       </w:pPr>
       <w:r>
-        <w:t>console.log(</w:t>
-      </w:r>
-      <w:proofErr w:type="spellStart"/>
-      <w:r>
-        <w:t>testResult</w:t>
-      </w:r>
-      <w:proofErr w:type="spellEnd"/>
-      <w:r>
-        <w:t xml:space="preserve">); </w:t>
+        <w:t xml:space="preserve">console.log(testResult); </w:t>
       </w:r>
     </w:p>
     <w:p>
@@ -4417,15 +4197,7 @@
         <w:ind w:left="1440"/>
       </w:pPr>
       <w:r>
-        <w:t xml:space="preserve">// { </w:t>
-      </w:r>
-      <w:proofErr w:type="spellStart"/>
-      <w:r>
-        <w:t>testName</w:t>
-      </w:r>
-      <w:proofErr w:type="spellEnd"/>
-      <w:r>
-        <w:t>: "Login Test", status: "Passed" }</w:t>
+        <w:t>// { testName: "Login Test", status: "Passed" }</w:t>
       </w:r>
     </w:p>
     <w:p>
@@ -4445,23 +4217,7 @@
           <w:b/>
           <w:bCs/>
         </w:rPr>
-        <w:t xml:space="preserve">What are the differences between var, let and </w:t>
-      </w:r>
-      <w:proofErr w:type="spellStart"/>
-      <w:r>
-        <w:rPr>
-          <w:b/>
-          <w:bCs/>
-        </w:rPr>
-        <w:t>const</w:t>
-      </w:r>
-      <w:proofErr w:type="spellEnd"/>
-      <w:r>
-        <w:rPr>
-          <w:b/>
-          <w:bCs/>
-        </w:rPr>
-        <w:t xml:space="preserve"> variables? Provide examples demonstrating proper usage in test scripts.</w:t>
+        <w:t>What are the differences between var, let and const variables? Provide examples demonstrating proper usage in test scripts.</w:t>
       </w:r>
     </w:p>
     <w:p>
@@ -4481,7 +4237,6 @@
       <w:r>
         <w:t xml:space="preserve"> Use </w:t>
       </w:r>
-      <w:proofErr w:type="spellStart"/>
       <w:r>
         <w:rPr>
           <w:b/>
@@ -4489,7 +4244,6 @@
         </w:rPr>
         <w:t>const</w:t>
       </w:r>
-      <w:proofErr w:type="spellEnd"/>
       <w:r>
         <w:t xml:space="preserve"> for test data that </w:t>
       </w:r>
@@ -4567,15 +4321,7 @@
         <w:t>Avoid var</w:t>
       </w:r>
       <w:r>
-        <w:t xml:space="preserve"> due to its function-scoping and hoisting </w:t>
-      </w:r>
-      <w:proofErr w:type="spellStart"/>
-      <w:r>
-        <w:t>behavior</w:t>
-      </w:r>
-      <w:proofErr w:type="spellEnd"/>
-      <w:r>
-        <w:t>.</w:t>
+        <w:t xml:space="preserve"> due to its function-scoping and hoisting behavior.</w:t>
       </w:r>
     </w:p>
     <w:p>
@@ -4931,7 +4677,6 @@
                 <w14:ligatures w14:val="none"/>
               </w:rPr>
             </w:pPr>
-            <w:proofErr w:type="spellStart"/>
             <w:r>
               <w:rPr>
                 <w:rFonts w:eastAsia="Times New Roman" w:cs="Times New Roman"/>
@@ -4946,7 +4691,6 @@
               </w:rPr>
               <w:t>WebdriverIO</w:t>
             </w:r>
-            <w:proofErr w:type="spellEnd"/>
           </w:p>
         </w:tc>
       </w:tr>
@@ -5239,33 +4983,7 @@
                 <w:lang w:eastAsia="en-IN"/>
                 <w14:ligatures w14:val="none"/>
               </w:rPr>
-              <w:t xml:space="preserve">JavaScript (via </w:t>
-            </w:r>
-            <w:proofErr w:type="spellStart"/>
-            <w:r>
-              <w:rPr>
-                <w:rFonts w:eastAsia="Times New Roman" w:cs="Times New Roman"/>
-                <w:color w:val="000000"/>
-                <w:kern w:val="0"/>
-                <w:sz w:val="22"/>
-                <w:szCs w:val="22"/>
-                <w:lang w:eastAsia="en-IN"/>
-                <w14:ligatures w14:val="none"/>
-              </w:rPr>
-              <w:t>WebDriverJS</w:t>
-            </w:r>
-            <w:proofErr w:type="spellEnd"/>
-            <w:r>
-              <w:rPr>
-                <w:rFonts w:eastAsia="Times New Roman" w:cs="Times New Roman"/>
-                <w:color w:val="000000"/>
-                <w:kern w:val="0"/>
-                <w:sz w:val="22"/>
-                <w:szCs w:val="22"/>
-                <w:lang w:eastAsia="en-IN"/>
-                <w14:ligatures w14:val="none"/>
-              </w:rPr>
-              <w:t>)</w:t>
+              <w:t>JavaScript (via WebDriverJS)</w:t>
             </w:r>
           </w:p>
         </w:tc>
@@ -6891,33 +6609,7 @@
                 <w:lang w:eastAsia="en-IN"/>
                 <w14:ligatures w14:val="none"/>
               </w:rPr>
-              <w:t xml:space="preserve"> (using </w:t>
-            </w:r>
-            <w:proofErr w:type="spellStart"/>
-            <w:r>
-              <w:rPr>
-                <w:rFonts w:eastAsia="Times New Roman" w:cs="Times New Roman"/>
-                <w:color w:val="000000"/>
-                <w:kern w:val="0"/>
-                <w:sz w:val="22"/>
-                <w:szCs w:val="22"/>
-                <w:lang w:eastAsia="en-IN"/>
-                <w14:ligatures w14:val="none"/>
-              </w:rPr>
-              <w:t>cy.request</w:t>
-            </w:r>
-            <w:proofErr w:type="spellEnd"/>
-            <w:r>
-              <w:rPr>
-                <w:rFonts w:eastAsia="Times New Roman" w:cs="Times New Roman"/>
-                <w:color w:val="000000"/>
-                <w:kern w:val="0"/>
-                <w:sz w:val="22"/>
-                <w:szCs w:val="22"/>
-                <w:lang w:eastAsia="en-IN"/>
-                <w14:ligatures w14:val="none"/>
-              </w:rPr>
-              <w:t>)</w:t>
+              <w:t xml:space="preserve"> (using cy.request)</w:t>
             </w:r>
           </w:p>
         </w:tc>
@@ -6968,33 +6660,7 @@
                 <w:lang w:eastAsia="en-IN"/>
                 <w14:ligatures w14:val="none"/>
               </w:rPr>
-              <w:t xml:space="preserve"> (via fetch/</w:t>
-            </w:r>
-            <w:proofErr w:type="spellStart"/>
-            <w:r>
-              <w:rPr>
-                <w:rFonts w:eastAsia="Times New Roman" w:cs="Times New Roman"/>
-                <w:color w:val="000000"/>
-                <w:kern w:val="0"/>
-                <w:sz w:val="22"/>
-                <w:szCs w:val="22"/>
-                <w:lang w:eastAsia="en-IN"/>
-                <w14:ligatures w14:val="none"/>
-              </w:rPr>
-              <w:t>axios</w:t>
-            </w:r>
-            <w:proofErr w:type="spellEnd"/>
-            <w:r>
-              <w:rPr>
-                <w:rFonts w:eastAsia="Times New Roman" w:cs="Times New Roman"/>
-                <w:color w:val="000000"/>
-                <w:kern w:val="0"/>
-                <w:sz w:val="22"/>
-                <w:szCs w:val="22"/>
-                <w:lang w:eastAsia="en-IN"/>
-                <w14:ligatures w14:val="none"/>
-              </w:rPr>
-              <w:t>)</w:t>
+              <w:t xml:space="preserve"> (via fetch/axios)</w:t>
             </w:r>
           </w:p>
         </w:tc>
@@ -7625,23 +7291,7 @@
           <w:b/>
           <w:bCs/>
         </w:rPr>
-        <w:t>Attribute Selector ([</w:t>
-      </w:r>
-      <w:proofErr w:type="spellStart"/>
-      <w:r>
-        <w:rPr>
-          <w:b/>
-          <w:bCs/>
-        </w:rPr>
-        <w:t>attr</w:t>
-      </w:r>
-      <w:proofErr w:type="spellEnd"/>
-      <w:r>
-        <w:rPr>
-          <w:b/>
-          <w:bCs/>
-        </w:rPr>
-        <w:t>=value])</w:t>
+        <w:t>Attribute Selector ([attr=value])</w:t>
       </w:r>
     </w:p>
     <w:p>
@@ -7730,15 +7380,7 @@
         </w:numPr>
       </w:pPr>
       <w:r>
-        <w:t xml:space="preserve">Manually test different screen sizes using Chrome </w:t>
-      </w:r>
-      <w:proofErr w:type="spellStart"/>
-      <w:r>
-        <w:t>DevTools</w:t>
-      </w:r>
-      <w:proofErr w:type="spellEnd"/>
-      <w:r>
-        <w:t xml:space="preserve"> (Toggle Device Toolbar).</w:t>
+        <w:t>Manually test different screen sizes using Chrome DevTools (Toggle Device Toolbar).</w:t>
       </w:r>
     </w:p>
     <w:p>
@@ -7753,15 +7395,7 @@
         <w:t>E</w:t>
       </w:r>
       <w:r>
-        <w:t xml:space="preserve">mulate different viewport sizes in Cypress using </w:t>
-      </w:r>
-      <w:proofErr w:type="spellStart"/>
-      <w:r>
-        <w:t>cy.viewport</w:t>
-      </w:r>
-      <w:proofErr w:type="spellEnd"/>
-      <w:r>
-        <w:t>():</w:t>
+        <w:t>mulate different viewport sizes in Cypress using cy.viewport():</w:t>
       </w:r>
     </w:p>
     <w:p>
@@ -7787,23 +7421,7 @@
           <w:bCs/>
         </w:rPr>
         <w:lastRenderedPageBreak/>
-        <w:t xml:space="preserve">How you handle </w:t>
-      </w:r>
-      <w:proofErr w:type="spellStart"/>
-      <w:r>
-        <w:rPr>
-          <w:b/>
-          <w:bCs/>
-        </w:rPr>
-        <w:t>iFrames</w:t>
-      </w:r>
-      <w:proofErr w:type="spellEnd"/>
-      <w:r>
-        <w:rPr>
-          <w:b/>
-          <w:bCs/>
-        </w:rPr>
-        <w:t xml:space="preserve"> in </w:t>
+        <w:t xml:space="preserve">How you handle iFrames in </w:t>
       </w:r>
       <w:r>
         <w:rPr>
@@ -7821,29 +7439,8 @@
           <w:numId w:val="24"/>
         </w:numPr>
       </w:pPr>
-      <w:proofErr w:type="spellStart"/>
-      <w:r>
-        <w:t>iFrames</w:t>
-      </w:r>
-      <w:proofErr w:type="spellEnd"/>
-      <w:r>
-        <w:t xml:space="preserve"> are handled using </w:t>
-      </w:r>
-      <w:proofErr w:type="spellStart"/>
-      <w:r>
-        <w:t>frameLocator</w:t>
-      </w:r>
-      <w:proofErr w:type="spellEnd"/>
-      <w:r>
-        <w:t xml:space="preserve">() or </w:t>
-      </w:r>
-      <w:proofErr w:type="spellStart"/>
-      <w:r>
-        <w:t>page.frame</w:t>
-      </w:r>
-      <w:proofErr w:type="spellEnd"/>
-      <w:r>
-        <w:t xml:space="preserve">(). </w:t>
+      <w:r>
+        <w:t xml:space="preserve">iFrames are handled using frameLocator() or page.frame(). </w:t>
       </w:r>
     </w:p>
     <w:p>
@@ -7855,15 +7452,7 @@
         </w:numPr>
       </w:pPr>
       <w:r>
-        <w:t xml:space="preserve">Since elements inside an </w:t>
-      </w:r>
-      <w:proofErr w:type="spellStart"/>
-      <w:r>
-        <w:t>iframe</w:t>
-      </w:r>
-      <w:proofErr w:type="spellEnd"/>
-      <w:r>
-        <w:t xml:space="preserve"> belong to a different DOM context, we must first switch to that frame before interacting with elements inside it.</w:t>
+        <w:t>Since elements inside an iframe belong to a different DOM context, we must first switch to that frame before interacting with elements inside it.</w:t>
       </w:r>
     </w:p>
     <w:p>
@@ -7875,15 +7464,7 @@
         </w:numPr>
       </w:pPr>
       <w:r>
-        <w:t xml:space="preserve">Playwright makes </w:t>
-      </w:r>
-      <w:proofErr w:type="spellStart"/>
-      <w:r>
-        <w:t>iframe</w:t>
-      </w:r>
-      <w:proofErr w:type="spellEnd"/>
-      <w:r>
-        <w:t xml:space="preserve"> handling easier compared to Selenium because it does not require manual context switching. We simply reference the frame and interact with elements inside it.”</w:t>
+        <w:t>Playwright makes iframe handling easier compared to Selenium because it does not require manual context switching. We simply reference the frame and interact with elements inside it.”</w:t>
       </w:r>
     </w:p>
     <w:p>
@@ -7910,23 +7491,7 @@
         </w:numPr>
       </w:pPr>
       <w:r>
-        <w:t xml:space="preserve">“In Playwright, multiple tabs are handled using the </w:t>
-      </w:r>
-      <w:proofErr w:type="spellStart"/>
-      <w:r>
-        <w:t>BrowserContext</w:t>
-      </w:r>
-      <w:proofErr w:type="spellEnd"/>
-      <w:r>
-        <w:t xml:space="preserve"> object. Whenever a new tab opens, we listen for the ‘page’ event on the context and capture the new Page instance. Since each tab is represented as a Page inside a </w:t>
-      </w:r>
-      <w:proofErr w:type="spellStart"/>
-      <w:r>
-        <w:t>BrowserContext</w:t>
-      </w:r>
-      <w:proofErr w:type="spellEnd"/>
-      <w:r>
-        <w:t>, we can control and switch between them easily.”</w:t>
+        <w:t>“In Playwright, multiple tabs are handled using the BrowserContext object. Whenever a new tab opens, we listen for the ‘page’ event on the context and capture the new Page instance. Since each tab is represented as a Page inside a BrowserContext, we can control and switch between them easily.”</w:t>
       </w:r>
     </w:p>
     <w:p/>
@@ -9188,11 +8753,9 @@
       <w:r>
         <w:t xml:space="preserve"> (</w:t>
       </w:r>
-      <w:proofErr w:type="spellStart"/>
       <w:r>
         <w:t>cypress.env.json</w:t>
       </w:r>
-      <w:proofErr w:type="spellEnd"/>
       <w:r>
         <w:t>)</w:t>
       </w:r>
@@ -9221,15 +8784,7 @@
         <w:t>Random Data Generation</w:t>
       </w:r>
       <w:r>
-        <w:t xml:space="preserve"> using faker.js, </w:t>
-      </w:r>
-      <w:proofErr w:type="spellStart"/>
-      <w:r>
-        <w:t>uuid</w:t>
-      </w:r>
-      <w:proofErr w:type="spellEnd"/>
-      <w:r>
-        <w:t xml:space="preserve"> type</w:t>
+        <w:t xml:space="preserve"> using faker.js, uuid type</w:t>
       </w:r>
     </w:p>
     <w:p>
@@ -9456,11 +9011,9 @@
           <w:numId w:val="25"/>
         </w:numPr>
       </w:pPr>
-      <w:proofErr w:type="spellStart"/>
       <w:r>
         <w:t>Mochawesome</w:t>
       </w:r>
-      <w:proofErr w:type="spellEnd"/>
     </w:p>
     <w:p>
       <w:pPr>
@@ -9760,15 +9313,7 @@
         </w:numPr>
       </w:pPr>
       <w:r>
-        <w:t xml:space="preserve">Integrate tools like Allure, </w:t>
-      </w:r>
-      <w:proofErr w:type="spellStart"/>
-      <w:r>
-        <w:t>Mochawesome</w:t>
-      </w:r>
-      <w:proofErr w:type="spellEnd"/>
-      <w:r>
-        <w:t xml:space="preserve"> for insights.</w:t>
+        <w:t>Integrate tools like Allure, Mochawesome for insights.</w:t>
       </w:r>
     </w:p>
     <w:p>
@@ -9853,15 +9398,7 @@
         </w:numPr>
       </w:pPr>
       <w:r>
-        <w:t xml:space="preserve">Prefer implicit or smart waits (like </w:t>
-      </w:r>
-      <w:proofErr w:type="spellStart"/>
-      <w:r>
-        <w:t>cy.intercept</w:t>
-      </w:r>
-      <w:proofErr w:type="spellEnd"/>
-      <w:r>
-        <w:t>) over static waits.</w:t>
+        <w:t>Prefer implicit or smart waits (like cy.intercept) over static waits.</w:t>
       </w:r>
     </w:p>
     <w:p>
@@ -10431,23 +9968,7 @@
           <w:b/>
           <w:bCs/>
         </w:rPr>
-        <w:t xml:space="preserve">What is </w:t>
-      </w:r>
-      <w:proofErr w:type="spellStart"/>
-      <w:r>
-        <w:rPr>
-          <w:b/>
-          <w:bCs/>
-        </w:rPr>
-        <w:t>playwright.config.ts</w:t>
-      </w:r>
-      <w:proofErr w:type="spellEnd"/>
-      <w:r>
-        <w:rPr>
-          <w:b/>
-          <w:bCs/>
-        </w:rPr>
-        <w:t>?</w:t>
+        <w:t>What is playwright.config.ts?</w:t>
       </w:r>
     </w:p>
     <w:p>
@@ -10463,27 +9984,10 @@
           <w:b/>
           <w:bCs/>
         </w:rPr>
-        <w:t>“</w:t>
-      </w:r>
-      <w:proofErr w:type="spellStart"/>
-      <w:r>
-        <w:rPr>
-          <w:b/>
-          <w:bCs/>
-        </w:rPr>
-        <w:t>playwright.config.ts</w:t>
-      </w:r>
-      <w:proofErr w:type="spellEnd"/>
-      <w:r>
-        <w:t xml:space="preserve"> is the central configuration file that controls global test </w:t>
-      </w:r>
-      <w:proofErr w:type="spellStart"/>
-      <w:r>
-        <w:t>behavior</w:t>
-      </w:r>
-      <w:proofErr w:type="spellEnd"/>
-      <w:r>
-        <w:t>.</w:t>
+        <w:t>“playwright.config.ts</w:t>
+      </w:r>
+      <w:r>
+        <w:t xml:space="preserve"> is the central configuration file that controls global test behavior.</w:t>
       </w:r>
     </w:p>
     <w:p>
@@ -10617,17 +10121,8 @@
           <w:b/>
           <w:bCs/>
         </w:rPr>
-        <w:t xml:space="preserve">Chromium, Firefox, </w:t>
-      </w:r>
-      <w:proofErr w:type="spellStart"/>
-      <w:r>
-        <w:rPr>
-          <w:b/>
-          <w:bCs/>
-        </w:rPr>
-        <w:t>Webkit</w:t>
-      </w:r>
-      <w:proofErr w:type="spellEnd"/>
+        <w:t>Chromium, Firefox, Webkit</w:t>
+      </w:r>
     </w:p>
     <w:p>
       <w:pPr>
@@ -10733,7 +10228,6 @@
         </w:rPr>
         <w:t xml:space="preserve">, </w:t>
       </w:r>
-      <w:proofErr w:type="spellStart"/>
       <w:r>
         <w:rPr>
           <w:b/>
@@ -10741,7 +10235,6 @@
         </w:rPr>
         <w:t>testInfo</w:t>
       </w:r>
-      <w:proofErr w:type="spellEnd"/>
       <w:r>
         <w:rPr>
           <w:b/>
@@ -10844,7 +10337,6 @@
           <w:numId w:val="63"/>
         </w:numPr>
       </w:pPr>
-      <w:proofErr w:type="spellStart"/>
       <w:r>
         <w:rPr>
           <w:b/>
@@ -10852,25 +10344,8 @@
         </w:rPr>
         <w:t>browserName</w:t>
       </w:r>
-      <w:proofErr w:type="spellEnd"/>
-      <w:r>
-        <w:t>: A string (e.g., 'chromium', '</w:t>
-      </w:r>
-      <w:proofErr w:type="spellStart"/>
-      <w:r>
-        <w:t>firefox</w:t>
-      </w:r>
-      <w:proofErr w:type="spellEnd"/>
-      <w:r>
-        <w:t>', or '</w:t>
-      </w:r>
-      <w:proofErr w:type="spellStart"/>
-      <w:r>
-        <w:t>webkit</w:t>
-      </w:r>
-      <w:proofErr w:type="spellEnd"/>
-      <w:r>
-        <w:t>') indicating which browser is currently running the test.</w:t>
+      <w:r>
+        <w:t>: A string (e.g., 'chromium', 'firefox', or 'webkit') indicating which browser is currently running the test.</w:t>
       </w:r>
     </w:p>
     <w:p>
@@ -10889,15 +10364,7 @@
         <w:t>context</w:t>
       </w:r>
       <w:r>
-        <w:t xml:space="preserve">: Provides an isolated </w:t>
-      </w:r>
-      <w:proofErr w:type="spellStart"/>
-      <w:r>
-        <w:t>BrowserContext</w:t>
-      </w:r>
-      <w:proofErr w:type="spellEnd"/>
-      <w:r>
-        <w:t xml:space="preserve"> (like an incognito session) for each test. The page fixture belongs to this context. This is useful for managing cookies, local storage, and permissions for a set of pages.</w:t>
+        <w:t>: Provides an isolated BrowserContext (like an incognito session) for each test. The page fixture belongs to this context. This is useful for managing cookies, local storage, and permissions for a set of pages.</w:t>
       </w:r>
     </w:p>
     <w:p>
@@ -10947,15 +10414,7 @@
         <w:t>request</w:t>
       </w:r>
       <w:r>
-        <w:t xml:space="preserve">: Provides an </w:t>
-      </w:r>
-      <w:proofErr w:type="spellStart"/>
-      <w:r>
-        <w:t>APIRequestContext</w:t>
-      </w:r>
-      <w:proofErr w:type="spellEnd"/>
-      <w:r>
-        <w:t xml:space="preserve"> instance to make HTTP requests directly, useful for API testing or setting up backend data without using the UI.</w:t>
+        <w:t>: Provides an APIRequestContext instance to make HTTP requests directly, useful for API testing or setting up backend data without using the UI.</w:t>
       </w:r>
     </w:p>
     <w:p>
@@ -10966,7 +10425,6 @@
           <w:numId w:val="63"/>
         </w:numPr>
       </w:pPr>
-      <w:proofErr w:type="spellStart"/>
       <w:r>
         <w:rPr>
           <w:b/>
@@ -10974,7 +10432,6 @@
         </w:rPr>
         <w:t>testInfo</w:t>
       </w:r>
-      <w:proofErr w:type="spellEnd"/>
       <w:r>
         <w:t>: An object with information about the currently running test, such as its title, status, and associated files.</w:t>
       </w:r>
@@ -11002,49 +10459,15 @@
           <w:b/>
           <w:bCs/>
         </w:rPr>
-        <w:t xml:space="preserve">Difference between page and </w:t>
-      </w:r>
-      <w:proofErr w:type="spellStart"/>
-      <w:r>
-        <w:rPr>
-          <w:b/>
-          <w:bCs/>
-        </w:rPr>
-        <w:t>browserContext</w:t>
-      </w:r>
-      <w:proofErr w:type="spellEnd"/>
-      <w:r>
-        <w:rPr>
-          <w:b/>
-          <w:bCs/>
-        </w:rPr>
-        <w:t xml:space="preserve">, </w:t>
-      </w:r>
-      <w:proofErr w:type="spellStart"/>
-      <w:r>
-        <w:rPr>
-          <w:b/>
-          <w:bCs/>
-        </w:rPr>
-        <w:t>newContext</w:t>
-      </w:r>
-      <w:proofErr w:type="spellEnd"/>
-      <w:r>
-        <w:rPr>
-          <w:b/>
-          <w:bCs/>
-        </w:rPr>
-        <w:t xml:space="preserve">, </w:t>
-      </w:r>
-      <w:proofErr w:type="spellStart"/>
-      <w:r>
-        <w:rPr>
-          <w:b/>
-          <w:bCs/>
-        </w:rPr>
-        <w:t>newPage</w:t>
-      </w:r>
-      <w:proofErr w:type="spellEnd"/>
+        <w:t>Difference between page and browserContext</w:t>
+      </w:r>
+      <w:r>
+        <w:rPr>
+          <w:b/>
+          <w:bCs/>
+        </w:rPr>
+        <w:t>, newContext, newPage</w:t>
+      </w:r>
       <w:r>
         <w:rPr>
           <w:b/>
@@ -11275,23 +10698,7 @@
           <w:b/>
           <w:bCs/>
         </w:rPr>
-        <w:t xml:space="preserve">Difference between </w:t>
-      </w:r>
-      <w:proofErr w:type="spellStart"/>
-      <w:r>
-        <w:rPr>
-          <w:b/>
-          <w:bCs/>
-        </w:rPr>
-        <w:t>getByRole</w:t>
-      </w:r>
-      <w:proofErr w:type="spellEnd"/>
-      <w:r>
-        <w:rPr>
-          <w:b/>
-          <w:bCs/>
-        </w:rPr>
-        <w:t>() and locator()?</w:t>
+        <w:t>Difference between getByRole() and locator()?</w:t>
       </w:r>
     </w:p>
     <w:p>
@@ -11302,13 +10709,8 @@
         </w:numPr>
         <w:spacing w:after="0"/>
       </w:pPr>
-      <w:proofErr w:type="spellStart"/>
-      <w:r>
-        <w:t>getByRole</w:t>
-      </w:r>
-      <w:proofErr w:type="spellEnd"/>
-      <w:r>
-        <w:t>() → Accessibility-based selector (recommended, stable)</w:t>
+      <w:r>
+        <w:t>getByRole() → Accessibility-based selector (recommended, stable)</w:t>
       </w:r>
     </w:p>
     <w:p>
@@ -11354,13 +10756,8 @@
         </w:numPr>
         <w:spacing w:after="0"/>
       </w:pPr>
-      <w:proofErr w:type="spellStart"/>
-      <w:r>
-        <w:t>page.on</w:t>
-      </w:r>
-      <w:proofErr w:type="spellEnd"/>
-      <w:r>
-        <w:t>('dialog', async dialog =&gt; {</w:t>
+      <w:r>
+        <w:t>page.on('dialog', async dialog =&gt; {</w:t>
       </w:r>
     </w:p>
     <w:p>
@@ -11373,15 +10770,7 @@
         <w:spacing w:after="0"/>
       </w:pPr>
       <w:r>
-        <w:t xml:space="preserve">  await </w:t>
-      </w:r>
-      <w:proofErr w:type="spellStart"/>
-      <w:r>
-        <w:t>dialog.accept</w:t>
-      </w:r>
-      <w:proofErr w:type="spellEnd"/>
-      <w:r>
-        <w:t>();</w:t>
+        <w:t xml:space="preserve">  await dialog.accept();</w:t>
       </w:r>
     </w:p>
     <w:p>
@@ -11461,13 +10850,8 @@
         </w:numPr>
         <w:spacing w:after="0"/>
       </w:pPr>
-      <w:proofErr w:type="spellStart"/>
-      <w:r>
-        <w:t>npx</w:t>
-      </w:r>
-      <w:proofErr w:type="spellEnd"/>
-      <w:r>
-        <w:t xml:space="preserve"> playwright test –headed</w:t>
+      <w:r>
+        <w:t>npx playwright test –headed</w:t>
       </w:r>
     </w:p>
     <w:p>
@@ -11500,11 +10884,9 @@
         </w:numPr>
         <w:spacing w:after="0"/>
       </w:pPr>
-      <w:proofErr w:type="spellStart"/>
       <w:r>
         <w:t>getByRole</w:t>
       </w:r>
-      <w:proofErr w:type="spellEnd"/>
     </w:p>
     <w:p>
       <w:pPr>
@@ -11515,11 +10897,9 @@
         </w:numPr>
         <w:spacing w:after="0"/>
       </w:pPr>
-      <w:proofErr w:type="spellStart"/>
       <w:r>
         <w:t>getByText</w:t>
       </w:r>
-      <w:proofErr w:type="spellEnd"/>
     </w:p>
     <w:p>
       <w:pPr>
@@ -11530,11 +10910,9 @@
         </w:numPr>
         <w:spacing w:after="0"/>
       </w:pPr>
-      <w:proofErr w:type="spellStart"/>
       <w:r>
         <w:t>getByLabel</w:t>
       </w:r>
-      <w:proofErr w:type="spellEnd"/>
     </w:p>
     <w:p>
       <w:pPr>
@@ -11545,11 +10923,9 @@
         </w:numPr>
         <w:spacing w:after="0"/>
       </w:pPr>
-      <w:proofErr w:type="spellStart"/>
       <w:r>
         <w:t>getByPlaceholder</w:t>
       </w:r>
-      <w:proofErr w:type="spellEnd"/>
     </w:p>
     <w:p>
       <w:pPr>
@@ -11560,14 +10936,12 @@
         </w:numPr>
         <w:spacing w:after="0"/>
       </w:pPr>
-      <w:proofErr w:type="spellStart"/>
       <w:r>
         <w:t>getByTe</w:t>
       </w:r>
       <w:r>
         <w:t>xt</w:t>
       </w:r>
-      <w:proofErr w:type="spellEnd"/>
     </w:p>
     <w:p>
       <w:pPr>
@@ -11578,7 +10952,6 @@
         </w:numPr>
         <w:spacing w:after="0"/>
       </w:pPr>
-      <w:proofErr w:type="spellStart"/>
       <w:r>
         <w:t>getBy</w:t>
       </w:r>
@@ -11591,7 +10964,6 @@
       <w:r>
         <w:t>itle</w:t>
       </w:r>
-      <w:proofErr w:type="spellEnd"/>
     </w:p>
     <w:p>
       <w:pPr>
@@ -11602,11 +10974,9 @@
         </w:numPr>
         <w:spacing w:after="0"/>
       </w:pPr>
-      <w:proofErr w:type="spellStart"/>
       <w:r>
         <w:t>getByTestId</w:t>
       </w:r>
-      <w:proofErr w:type="spellEnd"/>
     </w:p>
     <w:p>
       <w:pPr>
@@ -11631,13 +11001,8 @@
         <w:spacing w:after="0"/>
       </w:pPr>
       <w:r>
-        <w:t>XPath/</w:t>
-      </w:r>
-      <w:proofErr w:type="spellStart"/>
-      <w:r>
-        <w:t>XpathAxes</w:t>
-      </w:r>
-      <w:proofErr w:type="spellEnd"/>
+        <w:t>XPath/XpathAxes</w:t>
+      </w:r>
     </w:p>
     <w:p>
       <w:pPr>
@@ -11730,23 +11095,7 @@
           <w:b/>
           <w:bCs/>
         </w:rPr>
-        <w:t xml:space="preserve">What is </w:t>
-      </w:r>
-      <w:proofErr w:type="spellStart"/>
-      <w:r>
-        <w:rPr>
-          <w:b/>
-          <w:bCs/>
-        </w:rPr>
-        <w:t>test.describe</w:t>
-      </w:r>
-      <w:proofErr w:type="spellEnd"/>
-      <w:r>
-        <w:rPr>
-          <w:b/>
-          <w:bCs/>
-        </w:rPr>
-        <w:t>()?</w:t>
+        <w:t>What is test.describe()?</w:t>
       </w:r>
     </w:p>
     <w:p>
@@ -11780,39 +11129,7 @@
           <w:b/>
           <w:bCs/>
         </w:rPr>
-        <w:t xml:space="preserve">What is </w:t>
-      </w:r>
-      <w:proofErr w:type="spellStart"/>
-      <w:r>
-        <w:rPr>
-          <w:b/>
-          <w:bCs/>
-        </w:rPr>
-        <w:t>beforeEach</w:t>
-      </w:r>
-      <w:proofErr w:type="spellEnd"/>
-      <w:r>
-        <w:rPr>
-          <w:b/>
-          <w:bCs/>
-        </w:rPr>
-        <w:t xml:space="preserve"> vs </w:t>
-      </w:r>
-      <w:proofErr w:type="spellStart"/>
-      <w:r>
-        <w:rPr>
-          <w:b/>
-          <w:bCs/>
-        </w:rPr>
-        <w:t>beforeAll</w:t>
-      </w:r>
-      <w:proofErr w:type="spellEnd"/>
-      <w:r>
-        <w:rPr>
-          <w:b/>
-          <w:bCs/>
-        </w:rPr>
-        <w:t>?</w:t>
+        <w:t>What is beforeEach vs beforeAll?</w:t>
       </w:r>
     </w:p>
     <w:p>
@@ -11824,13 +11141,8 @@
         </w:numPr>
         <w:spacing w:after="0"/>
       </w:pPr>
-      <w:proofErr w:type="spellStart"/>
-      <w:r>
-        <w:t>beforeEach</w:t>
-      </w:r>
-      <w:proofErr w:type="spellEnd"/>
-      <w:r>
-        <w:t>() → runs before every test</w:t>
+      <w:r>
+        <w:t>beforeEach() → runs before every test</w:t>
       </w:r>
     </w:p>
     <w:p>
@@ -11842,13 +11154,8 @@
         </w:numPr>
         <w:spacing w:after="0"/>
       </w:pPr>
-      <w:proofErr w:type="spellStart"/>
-      <w:r>
-        <w:t>beforeAll</w:t>
-      </w:r>
-      <w:proofErr w:type="spellEnd"/>
-      <w:r>
-        <w:t>() → runs once per suite</w:t>
+      <w:r>
+        <w:t>beforeAll() → runs once per suite</w:t>
       </w:r>
     </w:p>
     <w:p>
@@ -11915,29 +11222,8 @@
         </w:numPr>
         <w:spacing w:after="0"/>
       </w:pPr>
-      <w:proofErr w:type="spellStart"/>
-      <w:r>
-        <w:t>const</w:t>
-      </w:r>
-      <w:proofErr w:type="spellEnd"/>
-      <w:r>
-        <w:t xml:space="preserve"> [</w:t>
-      </w:r>
-      <w:proofErr w:type="spellStart"/>
-      <w:r>
-        <w:t>newPage</w:t>
-      </w:r>
-      <w:proofErr w:type="spellEnd"/>
-      <w:r>
-        <w:t xml:space="preserve">] = await </w:t>
-      </w:r>
-      <w:proofErr w:type="spellStart"/>
-      <w:r>
-        <w:t>Promise.all</w:t>
-      </w:r>
-      <w:proofErr w:type="spellEnd"/>
-      <w:r>
-        <w:t>([</w:t>
+      <w:r>
+        <w:t>const [newPage] = await Promise.all([</w:t>
       </w:r>
     </w:p>
     <w:p>
@@ -11950,15 +11236,7 @@
         <w:spacing w:after="0"/>
       </w:pPr>
       <w:r>
-        <w:t xml:space="preserve">  </w:t>
-      </w:r>
-      <w:proofErr w:type="spellStart"/>
-      <w:r>
-        <w:t>context.waitForEvent</w:t>
-      </w:r>
-      <w:proofErr w:type="spellEnd"/>
-      <w:r>
-        <w:t>('page'),</w:t>
+        <w:t xml:space="preserve">  context.waitForEvent('page'),</w:t>
       </w:r>
     </w:p>
     <w:p>
@@ -11971,15 +11249,7 @@
         <w:spacing w:after="0"/>
       </w:pPr>
       <w:r>
-        <w:t xml:space="preserve">  </w:t>
-      </w:r>
-      <w:proofErr w:type="spellStart"/>
-      <w:r>
-        <w:t>page.click</w:t>
-      </w:r>
-      <w:proofErr w:type="spellEnd"/>
-      <w:r>
-        <w:t>('selector')</w:t>
+        <w:t xml:space="preserve">  page.click('selector')</w:t>
       </w:r>
     </w:p>
     <w:p>
@@ -12026,15 +11296,7 @@
         <w:spacing w:after="0"/>
       </w:pPr>
       <w:r>
-        <w:t xml:space="preserve">await </w:t>
-      </w:r>
-      <w:proofErr w:type="spellStart"/>
-      <w:r>
-        <w:t>page.setInputFiles</w:t>
-      </w:r>
-      <w:proofErr w:type="spellEnd"/>
-      <w:r>
-        <w:t>('input[type="file"]', 'file.pdf')</w:t>
+        <w:t>await page.setInputFiles('input[type="file"]', 'file.pdf')</w:t>
       </w:r>
     </w:p>
     <w:p>
@@ -12067,22 +11329,9 @@
         </w:numPr>
         <w:spacing w:after="0"/>
       </w:pPr>
-      <w:proofErr w:type="spellStart"/>
       <w:r>
         <w:lastRenderedPageBreak/>
-        <w:t>const</w:t>
-      </w:r>
-      <w:proofErr w:type="spellEnd"/>
-      <w:r>
-        <w:t xml:space="preserve"> download = await </w:t>
-      </w:r>
-      <w:proofErr w:type="spellStart"/>
-      <w:r>
-        <w:t>page.waitForEvent</w:t>
-      </w:r>
-      <w:proofErr w:type="spellEnd"/>
-      <w:r>
-        <w:t>('download');</w:t>
+        <w:t>const download = await page.waitForEvent('download');</w:t>
       </w:r>
     </w:p>
     <w:p>
@@ -12526,23 +11775,7 @@
           <w:b/>
           <w:bCs/>
         </w:rPr>
-        <w:t xml:space="preserve">What is </w:t>
-      </w:r>
-      <w:proofErr w:type="spellStart"/>
-      <w:r>
-        <w:rPr>
-          <w:b/>
-          <w:bCs/>
-        </w:rPr>
-        <w:t>waitForSelector</w:t>
-      </w:r>
-      <w:proofErr w:type="spellEnd"/>
-      <w:r>
-        <w:rPr>
-          <w:b/>
-          <w:bCs/>
-        </w:rPr>
-        <w:t xml:space="preserve"> vs Locator auto-wait?</w:t>
+        <w:t>What is waitForSelector vs Locator auto-wait?</w:t>
       </w:r>
     </w:p>
     <w:p>
@@ -12554,13 +11787,8 @@
         </w:numPr>
         <w:spacing w:after="0"/>
       </w:pPr>
-      <w:proofErr w:type="spellStart"/>
-      <w:r>
-        <w:t>waitForSelector</w:t>
-      </w:r>
-      <w:proofErr w:type="spellEnd"/>
-      <w:r>
-        <w:t>() → manual wait</w:t>
+      <w:r>
+        <w:t>waitForSelector() → manual wait</w:t>
       </w:r>
     </w:p>
     <w:p>
@@ -12665,13 +11893,8 @@
         <w:spacing w:after="0"/>
       </w:pPr>
       <w:r>
-        <w:t xml:space="preserve">retries:2, which Configured in </w:t>
-      </w:r>
-      <w:proofErr w:type="spellStart"/>
-      <w:r>
-        <w:t>playwright.config.ts</w:t>
-      </w:r>
-      <w:proofErr w:type="spellEnd"/>
+        <w:t>retries:2, which Configured in playwright.config.ts</w:t>
+      </w:r>
     </w:p>
     <w:p>
       <w:pPr>
@@ -12930,13 +12153,8 @@
         </w:numPr>
         <w:spacing w:after="0"/>
       </w:pPr>
-      <w:proofErr w:type="spellStart"/>
-      <w:r>
-        <w:t>waitForTimeout</w:t>
-      </w:r>
-      <w:proofErr w:type="spellEnd"/>
-      <w:r>
-        <w:t>()</w:t>
+      <w:r>
+        <w:t>waitForTimeout()</w:t>
       </w:r>
     </w:p>
     <w:p>
@@ -13020,23 +12238,7 @@
         <w:spacing w:after="0"/>
       </w:pPr>
       <w:r>
-        <w:t xml:space="preserve">Use </w:t>
-      </w:r>
-      <w:proofErr w:type="spellStart"/>
-      <w:r>
-        <w:t>page.route</w:t>
-      </w:r>
-      <w:proofErr w:type="spellEnd"/>
-      <w:r>
-        <w:t xml:space="preserve">() and </w:t>
-      </w:r>
-      <w:proofErr w:type="spellStart"/>
-      <w:r>
-        <w:t>fulfill</w:t>
-      </w:r>
-      <w:proofErr w:type="spellEnd"/>
-      <w:r>
-        <w:t xml:space="preserve"> with 500 response.</w:t>
+        <w:t>Use page.route() and fulfill with 500 response.</w:t>
       </w:r>
     </w:p>
     <w:p>
@@ -13561,15 +12763,7 @@
         <w:spacing w:after="0"/>
       </w:pPr>
       <w:r>
-        <w:t xml:space="preserve">Use .env files and </w:t>
-      </w:r>
-      <w:proofErr w:type="spellStart"/>
-      <w:r>
-        <w:t>process.env</w:t>
-      </w:r>
-      <w:proofErr w:type="spellEnd"/>
-      <w:r>
-        <w:t>.</w:t>
+        <w:t>Use .env files and process.env.</w:t>
       </w:r>
     </w:p>
     <w:p>
@@ -13669,13 +12863,8 @@
         <w:spacing w:after="0"/>
       </w:pPr>
       <w:r>
-        <w:t>playwright + cucumber-</w:t>
-      </w:r>
-      <w:proofErr w:type="spellStart"/>
-      <w:r>
-        <w:t>js</w:t>
-      </w:r>
-      <w:proofErr w:type="spellEnd"/>
+        <w:t>playwright + cucumber-js</w:t>
+      </w:r>
     </w:p>
     <w:p>
       <w:pPr>
@@ -13853,13 +13042,8 @@
         </w:numPr>
         <w:spacing w:after="0"/>
       </w:pPr>
-      <w:proofErr w:type="spellStart"/>
-      <w:r>
-        <w:t>StorageState</w:t>
-      </w:r>
-      <w:proofErr w:type="spellEnd"/>
-      <w:r>
-        <w:t xml:space="preserve"> reuse</w:t>
+      <w:r>
+        <w:t>StorageState reuse</w:t>
       </w:r>
     </w:p>
     <w:p>
@@ -14013,15 +13197,7 @@
         <w:spacing w:after="0"/>
       </w:pPr>
       <w:r>
-        <w:t xml:space="preserve">But you can reuse </w:t>
-      </w:r>
-      <w:proofErr w:type="spellStart"/>
-      <w:r>
-        <w:t>storageState</w:t>
-      </w:r>
-      <w:proofErr w:type="spellEnd"/>
-      <w:r>
-        <w:t xml:space="preserve"> intentionally</w:t>
+        <w:t>But you can reuse storageState intentionally</w:t>
       </w:r>
       <w:r>
         <w:t xml:space="preserve">: </w:t>
@@ -14047,7 +13223,6 @@
         </w:rPr>
         <w:t xml:space="preserve">What is the </w:t>
       </w:r>
-      <w:proofErr w:type="spellStart"/>
       <w:r>
         <w:rPr>
           <w:b/>
@@ -14055,7 +13230,6 @@
         </w:rPr>
         <w:t>storageState</w:t>
       </w:r>
-      <w:proofErr w:type="spellEnd"/>
       <w:r>
         <w:rPr>
           <w:b/>
@@ -14073,11 +13247,9 @@
         </w:numPr>
         <w:spacing w:after="0"/>
       </w:pPr>
-      <w:proofErr w:type="spellStart"/>
       <w:r>
         <w:t>storageState</w:t>
       </w:r>
-      <w:proofErr w:type="spellEnd"/>
       <w:r>
         <w:t xml:space="preserve"> </w:t>
       </w:r>
@@ -14085,23 +13257,7 @@
         <w:t xml:space="preserve"> </w:t>
       </w:r>
       <w:r>
-        <w:t xml:space="preserve">Playwright feature that captures the browser's authenticated state—including cookies, </w:t>
-      </w:r>
-      <w:proofErr w:type="spellStart"/>
-      <w:r>
-        <w:t>localStorage</w:t>
-      </w:r>
-      <w:proofErr w:type="spellEnd"/>
-      <w:r>
-        <w:t xml:space="preserve">, and </w:t>
-      </w:r>
-      <w:proofErr w:type="spellStart"/>
-      <w:r>
-        <w:t>sessionStorage</w:t>
-      </w:r>
-      <w:proofErr w:type="spellEnd"/>
-      <w:r>
-        <w:t xml:space="preserve">—and saves it to a JSON file. </w:t>
+        <w:t xml:space="preserve">Playwright feature that captures the browser's authenticated state—including cookies, localStorage, and sessionStorage—and saves it to a JSON file. </w:t>
       </w:r>
     </w:p>
     <w:p>
@@ -14243,23 +13399,7 @@
           <w:bCs/>
         </w:rPr>
         <w:lastRenderedPageBreak/>
-        <w:t xml:space="preserve">When should you use </w:t>
-      </w:r>
-      <w:proofErr w:type="spellStart"/>
-      <w:r>
-        <w:rPr>
-          <w:b/>
-          <w:bCs/>
-        </w:rPr>
-        <w:t>fullyParallel</w:t>
-      </w:r>
-      <w:proofErr w:type="spellEnd"/>
-      <w:r>
-        <w:rPr>
-          <w:b/>
-          <w:bCs/>
-        </w:rPr>
-        <w:t>: true?</w:t>
+        <w:t>When should you use fullyParallel: true?</w:t>
       </w:r>
     </w:p>
     <w:p>
@@ -14400,23 +13540,7 @@
           <w:b/>
           <w:bCs/>
         </w:rPr>
-        <w:t xml:space="preserve">How to Handle </w:t>
-      </w:r>
-      <w:proofErr w:type="spellStart"/>
-      <w:r>
-        <w:rPr>
-          <w:b/>
-          <w:bCs/>
-        </w:rPr>
-        <w:t>iframe</w:t>
-      </w:r>
-      <w:proofErr w:type="spellEnd"/>
-      <w:r>
-        <w:rPr>
-          <w:b/>
-          <w:bCs/>
-        </w:rPr>
-        <w:t>?</w:t>
+        <w:t>How to Handle iframe?</w:t>
       </w:r>
     </w:p>
     <w:p>
@@ -14428,29 +13552,8 @@
         </w:numPr>
         <w:spacing w:after="0"/>
       </w:pPr>
-      <w:proofErr w:type="spellStart"/>
-      <w:r>
-        <w:t>const</w:t>
-      </w:r>
-      <w:proofErr w:type="spellEnd"/>
-      <w:r>
-        <w:t xml:space="preserve"> frame = </w:t>
-      </w:r>
-      <w:proofErr w:type="spellStart"/>
-      <w:r>
-        <w:t>page.frameLocator</w:t>
-      </w:r>
-      <w:proofErr w:type="spellEnd"/>
-      <w:r>
-        <w:t>('#</w:t>
-      </w:r>
-      <w:proofErr w:type="spellStart"/>
-      <w:r>
-        <w:t>iframe</w:t>
-      </w:r>
-      <w:proofErr w:type="spellEnd"/>
-      <w:r>
-        <w:t>');</w:t>
+      <w:r>
+        <w:t>const frame = page.frameLocator('#iframe');</w:t>
       </w:r>
     </w:p>
     <w:p>
@@ -14463,23 +13566,7 @@
         <w:spacing w:after="0"/>
       </w:pPr>
       <w:r>
-        <w:t xml:space="preserve">await </w:t>
-      </w:r>
-      <w:proofErr w:type="spellStart"/>
-      <w:r>
-        <w:t>frame.locator</w:t>
-      </w:r>
-      <w:proofErr w:type="spellEnd"/>
-      <w:r>
-        <w:t>('#</w:t>
-      </w:r>
-      <w:proofErr w:type="spellStart"/>
-      <w:r>
-        <w:t>btn</w:t>
-      </w:r>
-      <w:proofErr w:type="spellEnd"/>
-      <w:r>
-        <w:t>').click();</w:t>
+        <w:t>await frame.locator('#btn').click();</w:t>
       </w:r>
     </w:p>
     <w:p>

--- a/JS-Playwright Interview Question.docx
+++ b/JS-Playwright Interview Question.docx
@@ -96,7 +96,15 @@
         <w:t>I have hands-on experience</w:t>
       </w:r>
       <w:r>
-        <w:t xml:space="preserve"> performing various types of testing including functional, regression, smoke, sanity, integration, and API testing. This early experience helped me develop a mindset and a strong understanding of application behavior from a user and business perspective.</w:t>
+        <w:t xml:space="preserve"> performing various types of testing including functional, regression, smoke, sanity, integration, and API testing. This early experience helped me develop a mindset and a strong understanding of application </w:t>
+      </w:r>
+      <w:proofErr w:type="spellStart"/>
+      <w:r>
+        <w:t>behavior</w:t>
+      </w:r>
+      <w:proofErr w:type="spellEnd"/>
+      <w:r>
+        <w:t xml:space="preserve"> from a user and business perspective.</w:t>
       </w:r>
     </w:p>
     <w:p>
@@ -197,6 +205,23 @@
     </w:p>
     <w:p>
       <w:pPr>
+        <w:rPr>
+          <w:b/>
+          <w:bCs/>
+        </w:rPr>
+      </w:pPr>
+      <w:r>
+        <w:t xml:space="preserve">In my current role as </w:t>
+      </w:r>
+      <w:r>
+        <w:t>QA</w:t>
+      </w:r>
+      <w:r>
+        <w:t>, my responsibilities include both functional and automation testing activities, along with team coordination.</w:t>
+      </w:r>
+    </w:p>
+    <w:p>
+      <w:pPr>
         <w:pStyle w:val="ListParagraph"/>
         <w:numPr>
           <w:ilvl w:val="0"/>
@@ -215,8 +240,13 @@
           <w:numId w:val="57"/>
         </w:numPr>
       </w:pPr>
-      <w:r>
-        <w:t>Analyze business requirements and participate in user story writing and grooming sessions.</w:t>
+      <w:proofErr w:type="spellStart"/>
+      <w:r>
+        <w:t>Analyze</w:t>
+      </w:r>
+      <w:proofErr w:type="spellEnd"/>
+      <w:r>
+        <w:t xml:space="preserve"> business requirements and participate in user story writing and grooming sessions.</w:t>
       </w:r>
     </w:p>
     <w:p>
@@ -685,9 +715,11 @@
           <w:numId w:val="56"/>
         </w:numPr>
       </w:pPr>
+      <w:proofErr w:type="spellStart"/>
       <w:r>
         <w:t>playwright.config.ts</w:t>
       </w:r>
+      <w:proofErr w:type="spellEnd"/>
     </w:p>
     <w:p>
       <w:pPr>
@@ -736,8 +768,13 @@
           <w:numId w:val="56"/>
         </w:numPr>
       </w:pPr>
-      <w:r>
-        <w:t>BasePage (Inheritance)</w:t>
+      <w:proofErr w:type="spellStart"/>
+      <w:r>
+        <w:t>BasePage</w:t>
+      </w:r>
+      <w:proofErr w:type="spellEnd"/>
+      <w:r>
+        <w:t xml:space="preserve"> (Inheritance)</w:t>
       </w:r>
     </w:p>
     <w:p>
@@ -749,7 +786,15 @@
         </w:numPr>
       </w:pPr>
       <w:r>
-        <w:t>We use a BasePage class to implement common reusable methods like click, wait, navigation</w:t>
+        <w:t xml:space="preserve">We use a </w:t>
+      </w:r>
+      <w:proofErr w:type="spellStart"/>
+      <w:r>
+        <w:t>BasePage</w:t>
+      </w:r>
+      <w:proofErr w:type="spellEnd"/>
+      <w:r>
+        <w:t xml:space="preserve"> class to implement common reusable methods like click, wait, navigation</w:t>
       </w:r>
     </w:p>
     <w:p>
@@ -796,8 +841,21 @@
           <w:numId w:val="56"/>
         </w:numPr>
       </w:pPr>
-      <w:r>
-        <w:t>playwright.config.ts controls global settings like retries, workers, reporter, browser projects, baseURL, and timeouts.</w:t>
+      <w:proofErr w:type="spellStart"/>
+      <w:r>
+        <w:t>playwright.config.ts</w:t>
+      </w:r>
+      <w:proofErr w:type="spellEnd"/>
+      <w:r>
+        <w:t xml:space="preserve"> controls global settings like retries, workers, reporter, browser projects, </w:t>
+      </w:r>
+      <w:proofErr w:type="spellStart"/>
+      <w:r>
+        <w:t>baseURL</w:t>
+      </w:r>
+      <w:proofErr w:type="spellEnd"/>
+      <w:r>
+        <w:t>, and timeouts.</w:t>
       </w:r>
     </w:p>
     <w:p>
@@ -1304,8 +1362,64 @@
                 <w:lang w:eastAsia="en-IN"/>
                 <w14:ligatures w14:val="none"/>
               </w:rPr>
-              <w:t>Test scripts only interact with public methods like enterUsername() or clickLoginButton() and restrict the direct access to implemetaion</w:t>
+              <w:t xml:space="preserve">Test scripts only interact with public methods like </w:t>
             </w:r>
+            <w:proofErr w:type="spellStart"/>
+            <w:r>
+              <w:rPr>
+                <w:rFonts w:eastAsia="Times New Roman" w:cs="Times New Roman"/>
+                <w:color w:val="000000"/>
+                <w:kern w:val="0"/>
+                <w:lang w:eastAsia="en-IN"/>
+                <w14:ligatures w14:val="none"/>
+              </w:rPr>
+              <w:t>enterUsername</w:t>
+            </w:r>
+            <w:proofErr w:type="spellEnd"/>
+            <w:r>
+              <w:rPr>
+                <w:rFonts w:eastAsia="Times New Roman" w:cs="Times New Roman"/>
+                <w:color w:val="000000"/>
+                <w:kern w:val="0"/>
+                <w:lang w:eastAsia="en-IN"/>
+                <w14:ligatures w14:val="none"/>
+              </w:rPr>
+              <w:t xml:space="preserve">() or </w:t>
+            </w:r>
+            <w:proofErr w:type="spellStart"/>
+            <w:r>
+              <w:rPr>
+                <w:rFonts w:eastAsia="Times New Roman" w:cs="Times New Roman"/>
+                <w:color w:val="000000"/>
+                <w:kern w:val="0"/>
+                <w:lang w:eastAsia="en-IN"/>
+                <w14:ligatures w14:val="none"/>
+              </w:rPr>
+              <w:t>clickLoginButton</w:t>
+            </w:r>
+            <w:proofErr w:type="spellEnd"/>
+            <w:r>
+              <w:rPr>
+                <w:rFonts w:eastAsia="Times New Roman" w:cs="Times New Roman"/>
+                <w:color w:val="000000"/>
+                <w:kern w:val="0"/>
+                <w:lang w:eastAsia="en-IN"/>
+                <w14:ligatures w14:val="none"/>
+              </w:rPr>
+              <w:t xml:space="preserve">() and restrict the direct access to </w:t>
+            </w:r>
+            <w:proofErr w:type="spellStart"/>
+            <w:r>
+              <w:rPr>
+                <w:rFonts w:eastAsia="Times New Roman" w:cs="Times New Roman"/>
+                <w:color w:val="000000"/>
+                <w:kern w:val="0"/>
+                <w:lang w:eastAsia="en-IN"/>
+                <w14:ligatures w14:val="none"/>
+              </w:rPr>
+              <w:t>implemetaion</w:t>
+            </w:r>
+            <w:proofErr w:type="spellEnd"/>
           </w:p>
           <w:p>
             <w:pPr>
@@ -1338,7 +1452,29 @@
                 <w:lang w:eastAsia="en-IN"/>
                 <w14:ligatures w14:val="none"/>
               </w:rPr>
-              <w:t>: login(username,password)</w:t>
+              <w:t>: login(</w:t>
+            </w:r>
+            <w:proofErr w:type="spellStart"/>
+            <w:r>
+              <w:rPr>
+                <w:rFonts w:eastAsia="Times New Roman" w:cs="Times New Roman"/>
+                <w:color w:val="000000"/>
+                <w:kern w:val="0"/>
+                <w:lang w:eastAsia="en-IN"/>
+                <w14:ligatures w14:val="none"/>
+              </w:rPr>
+              <w:t>username,password</w:t>
+            </w:r>
+            <w:proofErr w:type="spellEnd"/>
+            <w:r>
+              <w:rPr>
+                <w:rFonts w:eastAsia="Times New Roman" w:cs="Times New Roman"/>
+                <w:color w:val="000000"/>
+                <w:kern w:val="0"/>
+                <w:lang w:eastAsia="en-IN"/>
+                <w14:ligatures w14:val="none"/>
+              </w:rPr>
+              <w:t>)</w:t>
             </w:r>
           </w:p>
         </w:tc>
@@ -1410,6 +1546,7 @@
                 <w14:ligatures w14:val="none"/>
               </w:rPr>
             </w:pPr>
+            <w:proofErr w:type="spellStart"/>
             <w:r>
               <w:rPr>
                 <w:rFonts w:eastAsia="Times New Roman" w:cs="Times New Roman"/>
@@ -1434,6 +1571,7 @@
               </w:rPr>
               <w:t>Test</w:t>
             </w:r>
+            <w:proofErr w:type="spellEnd"/>
             <w:r>
               <w:rPr>
                 <w:rFonts w:eastAsia="Times New Roman" w:cs="Times New Roman"/>
@@ -1507,7 +1645,51 @@
                 <w:lang w:eastAsia="en-IN"/>
                 <w14:ligatures w14:val="none"/>
               </w:rPr>
-              <w:t>: enterText(), clickElement()</w:t>
+              <w:t xml:space="preserve">: </w:t>
+            </w:r>
+            <w:proofErr w:type="spellStart"/>
+            <w:r>
+              <w:rPr>
+                <w:rFonts w:eastAsia="Times New Roman" w:cs="Times New Roman"/>
+                <w:color w:val="000000"/>
+                <w:kern w:val="0"/>
+                <w:lang w:eastAsia="en-IN"/>
+                <w14:ligatures w14:val="none"/>
+              </w:rPr>
+              <w:t>enterText</w:t>
+            </w:r>
+            <w:proofErr w:type="spellEnd"/>
+            <w:r>
+              <w:rPr>
+                <w:rFonts w:eastAsia="Times New Roman" w:cs="Times New Roman"/>
+                <w:color w:val="000000"/>
+                <w:kern w:val="0"/>
+                <w:lang w:eastAsia="en-IN"/>
+                <w14:ligatures w14:val="none"/>
+              </w:rPr>
+              <w:t xml:space="preserve">(), </w:t>
+            </w:r>
+            <w:proofErr w:type="spellStart"/>
+            <w:r>
+              <w:rPr>
+                <w:rFonts w:eastAsia="Times New Roman" w:cs="Times New Roman"/>
+                <w:color w:val="000000"/>
+                <w:kern w:val="0"/>
+                <w:lang w:eastAsia="en-IN"/>
+                <w14:ligatures w14:val="none"/>
+              </w:rPr>
+              <w:t>clickElement</w:t>
+            </w:r>
+            <w:proofErr w:type="spellEnd"/>
+            <w:r>
+              <w:rPr>
+                <w:rFonts w:eastAsia="Times New Roman" w:cs="Times New Roman"/>
+                <w:color w:val="000000"/>
+                <w:kern w:val="0"/>
+                <w:lang w:eastAsia="en-IN"/>
+                <w14:ligatures w14:val="none"/>
+              </w:rPr>
+              <w:t>()</w:t>
             </w:r>
           </w:p>
         </w:tc>
@@ -1587,7 +1769,51 @@
                 <w:lang w:eastAsia="en-IN"/>
                 <w14:ligatures w14:val="none"/>
               </w:rPr>
-              <w:t>Extending BaseTest class to LoginTest class for setup &amp; utilities.</w:t>
+              <w:t xml:space="preserve">Extending </w:t>
+            </w:r>
+            <w:proofErr w:type="spellStart"/>
+            <w:r>
+              <w:rPr>
+                <w:rFonts w:eastAsia="Times New Roman" w:cs="Times New Roman"/>
+                <w:color w:val="000000"/>
+                <w:kern w:val="0"/>
+                <w:lang w:eastAsia="en-IN"/>
+                <w14:ligatures w14:val="none"/>
+              </w:rPr>
+              <w:t>BaseTest</w:t>
+            </w:r>
+            <w:proofErr w:type="spellEnd"/>
+            <w:r>
+              <w:rPr>
+                <w:rFonts w:eastAsia="Times New Roman" w:cs="Times New Roman"/>
+                <w:color w:val="000000"/>
+                <w:kern w:val="0"/>
+                <w:lang w:eastAsia="en-IN"/>
+                <w14:ligatures w14:val="none"/>
+              </w:rPr>
+              <w:t xml:space="preserve"> class to </w:t>
+            </w:r>
+            <w:proofErr w:type="spellStart"/>
+            <w:r>
+              <w:rPr>
+                <w:rFonts w:eastAsia="Times New Roman" w:cs="Times New Roman"/>
+                <w:color w:val="000000"/>
+                <w:kern w:val="0"/>
+                <w:lang w:eastAsia="en-IN"/>
+                <w14:ligatures w14:val="none"/>
+              </w:rPr>
+              <w:t>LoginTest</w:t>
+            </w:r>
+            <w:proofErr w:type="spellEnd"/>
+            <w:r>
+              <w:rPr>
+                <w:rFonts w:eastAsia="Times New Roman" w:cs="Times New Roman"/>
+                <w:color w:val="000000"/>
+                <w:kern w:val="0"/>
+                <w:lang w:eastAsia="en-IN"/>
+                <w14:ligatures w14:val="none"/>
+              </w:rPr>
+              <w:t xml:space="preserve"> class for setup &amp; utilities.</w:t>
             </w:r>
           </w:p>
           <w:p>
@@ -1765,8 +1991,42 @@
                 <w:lang w:eastAsia="en-IN"/>
                 <w14:ligatures w14:val="none"/>
               </w:rPr>
-              <w:t>Overriding launchBrowser() method for different browsers like Chrome, Firefox, Webkit</w:t>
+              <w:t xml:space="preserve">Overriding </w:t>
             </w:r>
+            <w:proofErr w:type="spellStart"/>
+            <w:r>
+              <w:rPr>
+                <w:rFonts w:eastAsia="Times New Roman" w:cs="Times New Roman"/>
+                <w:color w:val="000000"/>
+                <w:kern w:val="0"/>
+                <w:lang w:eastAsia="en-IN"/>
+                <w14:ligatures w14:val="none"/>
+              </w:rPr>
+              <w:t>launchBrowser</w:t>
+            </w:r>
+            <w:proofErr w:type="spellEnd"/>
+            <w:r>
+              <w:rPr>
+                <w:rFonts w:eastAsia="Times New Roman" w:cs="Times New Roman"/>
+                <w:color w:val="000000"/>
+                <w:kern w:val="0"/>
+                <w:lang w:eastAsia="en-IN"/>
+                <w14:ligatures w14:val="none"/>
+              </w:rPr>
+              <w:t xml:space="preserve">() method for different browsers like Chrome, Firefox, </w:t>
+            </w:r>
+            <w:proofErr w:type="spellStart"/>
+            <w:r>
+              <w:rPr>
+                <w:rFonts w:eastAsia="Times New Roman" w:cs="Times New Roman"/>
+                <w:color w:val="000000"/>
+                <w:kern w:val="0"/>
+                <w:lang w:eastAsia="en-IN"/>
+                <w14:ligatures w14:val="none"/>
+              </w:rPr>
+              <w:t>Webkit</w:t>
+            </w:r>
+            <w:proofErr w:type="spellEnd"/>
           </w:p>
         </w:tc>
       </w:tr>
@@ -1804,8 +2064,13 @@
         </w:numPr>
       </w:pPr>
       <w:r>
-        <w:t>Playwright script consist of playwright functions &amp; Testdata</w:t>
-      </w:r>
+        <w:t xml:space="preserve">Playwright script consist of playwright functions &amp; </w:t>
+      </w:r>
+      <w:proofErr w:type="spellStart"/>
+      <w:r>
+        <w:t>Testdata</w:t>
+      </w:r>
+      <w:proofErr w:type="spellEnd"/>
     </w:p>
     <w:p>
       <w:pPr>
@@ -1816,7 +2081,13 @@
         </w:numPr>
       </w:pPr>
       <w:r>
-        <w:t>Data Driven Framework in Selenium is a method of separating Test data from the test case/Test script.</w:t>
+        <w:t xml:space="preserve">Data Driven Framework in </w:t>
+      </w:r>
+      <w:r>
+        <w:t>Playwright</w:t>
+      </w:r>
+      <w:r>
+        <w:t xml:space="preserve"> is a method of separating Test data from the test case/Test script.</w:t>
       </w:r>
     </w:p>
     <w:p>
@@ -1839,8 +2110,24 @@
           <w:numId w:val="56"/>
         </w:numPr>
       </w:pPr>
-      <w:r>
-        <w:t>It is used to fetch Test Data from external files like Excel, .csv, .json or some database tables.</w:t>
+      <w:proofErr w:type="spellStart"/>
+      <w:r>
+        <w:t>Testdata</w:t>
+      </w:r>
+      <w:proofErr w:type="spellEnd"/>
+      <w:r>
+        <w:t xml:space="preserve"> is </w:t>
+      </w:r>
+      <w:r>
+        <w:t>used to fetch Test Data from external files like Excel, .csv, .</w:t>
+      </w:r>
+      <w:proofErr w:type="spellStart"/>
+      <w:r>
+        <w:t>json</w:t>
+      </w:r>
+      <w:proofErr w:type="spellEnd"/>
+      <w:r>
+        <w:t xml:space="preserve"> or some database tables.</w:t>
       </w:r>
     </w:p>
     <w:p>
@@ -2756,8 +3043,13 @@
           <w:numId w:val="70"/>
         </w:numPr>
       </w:pPr>
-      <w:r>
-        <w:t>BasePage utilities</w:t>
+      <w:proofErr w:type="spellStart"/>
+      <w:r>
+        <w:t>BasePage</w:t>
+      </w:r>
+      <w:proofErr w:type="spellEnd"/>
+      <w:r>
+        <w:t xml:space="preserve"> utilities</w:t>
       </w:r>
     </w:p>
     <w:p>
@@ -2973,9 +3265,11 @@
       <w:r>
         <w:t xml:space="preserve">, </w:t>
       </w:r>
+      <w:proofErr w:type="spellStart"/>
       <w:r>
         <w:t>iFrames</w:t>
       </w:r>
+      <w:proofErr w:type="spellEnd"/>
     </w:p>
     <w:p>
       <w:pPr>
@@ -3029,9 +3323,11 @@
           <w:numId w:val="70"/>
         </w:numPr>
       </w:pPr>
+      <w:proofErr w:type="spellStart"/>
       <w:r>
         <w:t>frameLocator</w:t>
       </w:r>
+      <w:proofErr w:type="spellEnd"/>
     </w:p>
     <w:p>
       <w:pPr>
@@ -3127,8 +3423,13 @@
           <w:numId w:val="70"/>
         </w:numPr>
       </w:pPr>
-      <w:r>
-        <w:t>ESLint rules</w:t>
+      <w:proofErr w:type="spellStart"/>
+      <w:r>
+        <w:t>ESLint</w:t>
+      </w:r>
+      <w:proofErr w:type="spellEnd"/>
+      <w:r>
+        <w:t xml:space="preserve"> rules</w:t>
       </w:r>
     </w:p>
     <w:p>
@@ -3699,7 +4000,15 @@
         <w:ind w:left="1800"/>
       </w:pPr>
       <w:r>
-        <w:t>Examples: setTimeout, DOM events, HTTP requests</w:t>
+        <w:t xml:space="preserve">Examples: </w:t>
+      </w:r>
+      <w:proofErr w:type="spellStart"/>
+      <w:r>
+        <w:t>setTimeout</w:t>
+      </w:r>
+      <w:proofErr w:type="spellEnd"/>
+      <w:r>
+        <w:t>, DOM events, HTTP requests</w:t>
       </w:r>
     </w:p>
     <w:p>
@@ -3740,9 +4049,27 @@
         </w:rPr>
         <w:t xml:space="preserve">Microtask Queue: </w:t>
       </w:r>
-      <w:r>
-        <w:t>Promise.then, queueMicrotask, MutationObserver</w:t>
-      </w:r>
+      <w:proofErr w:type="spellStart"/>
+      <w:r>
+        <w:t>Promise.then</w:t>
+      </w:r>
+      <w:proofErr w:type="spellEnd"/>
+      <w:r>
+        <w:t xml:space="preserve">, </w:t>
+      </w:r>
+      <w:proofErr w:type="spellStart"/>
+      <w:r>
+        <w:t>queueMicrotask</w:t>
+      </w:r>
+      <w:proofErr w:type="spellEnd"/>
+      <w:r>
+        <w:t xml:space="preserve">, </w:t>
+      </w:r>
+      <w:proofErr w:type="spellStart"/>
+      <w:r>
+        <w:t>MutationObserver</w:t>
+      </w:r>
+      <w:proofErr w:type="spellEnd"/>
     </w:p>
     <w:p>
       <w:pPr>
@@ -3754,15 +4081,37 @@
         <w:spacing w:before="240"/>
         <w:ind w:left="1800"/>
       </w:pPr>
-      <w:r>
-        <w:rPr>
-          <w:b/>
-          <w:bCs/>
-        </w:rPr>
-        <w:t xml:space="preserve">Macrotask (Callback) Queue: </w:t>
-      </w:r>
-      <w:r>
-        <w:t>setTimeout, setInterval, I/O, UI event</w:t>
+      <w:proofErr w:type="spellStart"/>
+      <w:r>
+        <w:rPr>
+          <w:b/>
+          <w:bCs/>
+        </w:rPr>
+        <w:t>Macrotask</w:t>
+      </w:r>
+      <w:proofErr w:type="spellEnd"/>
+      <w:r>
+        <w:rPr>
+          <w:b/>
+          <w:bCs/>
+        </w:rPr>
+        <w:t xml:space="preserve"> (Callback) Queue: </w:t>
+      </w:r>
+      <w:proofErr w:type="spellStart"/>
+      <w:r>
+        <w:t>setTimeout</w:t>
+      </w:r>
+      <w:proofErr w:type="spellEnd"/>
+      <w:r>
+        <w:t xml:space="preserve">, </w:t>
+      </w:r>
+      <w:proofErr w:type="spellStart"/>
+      <w:r>
+        <w:t>setInterval</w:t>
+      </w:r>
+      <w:proofErr w:type="spellEnd"/>
+      <w:r>
+        <w:t>, I/O, UI event</w:t>
       </w:r>
     </w:p>
     <w:p>
@@ -4065,7 +4414,15 @@
         <w:t xml:space="preserve">: </w:t>
       </w:r>
       <w:r>
-        <w:t>Callbacks were the initial way to handle async behavior in JavaScript but caused callback hell</w:t>
+        <w:t xml:space="preserve">Callbacks were the initial way to handle async </w:t>
+      </w:r>
+      <w:proofErr w:type="spellStart"/>
+      <w:r>
+        <w:t>behavior</w:t>
+      </w:r>
+      <w:proofErr w:type="spellEnd"/>
+      <w:r>
+        <w:t xml:space="preserve"> in JavaScript but caused callback hell</w:t>
       </w:r>
       <w:r>
         <w:t xml:space="preserve">. </w:t>
@@ -4082,7 +4439,23 @@
           <w:b/>
           <w:bCs/>
         </w:rPr>
-        <w:t>Event handling (page.on)</w:t>
+        <w:t>Event handling (</w:t>
+      </w:r>
+      <w:proofErr w:type="spellStart"/>
+      <w:r>
+        <w:rPr>
+          <w:b/>
+          <w:bCs/>
+        </w:rPr>
+        <w:t>page.on</w:t>
+      </w:r>
+      <w:proofErr w:type="spellEnd"/>
+      <w:r>
+        <w:rPr>
+          <w:b/>
+          <w:bCs/>
+        </w:rPr>
+        <w:t>)</w:t>
       </w:r>
     </w:p>
     <w:p>
@@ -4204,6 +4577,7 @@
                 <w14:ligatures w14:val="none"/>
               </w:rPr>
             </w:pPr>
+            <w:proofErr w:type="spellStart"/>
             <w:r>
               <w:rPr>
                 <w:rFonts w:eastAsia="Times New Roman" w:cs="Times New Roman"/>
@@ -4218,6 +4592,7 @@
               </w:rPr>
               <w:t>SrNo</w:t>
             </w:r>
+            <w:proofErr w:type="spellEnd"/>
           </w:p>
         </w:tc>
         <w:tc>
@@ -5487,7 +5862,59 @@
                 <w:lang w:eastAsia="en-IN"/>
                 <w14:ligatures w14:val="none"/>
               </w:rPr>
-              <w:t>splice(startIndex, deleteCount)</w:t>
+              <w:t>splice(</w:t>
+            </w:r>
+            <w:proofErr w:type="spellStart"/>
+            <w:r>
+              <w:rPr>
+                <w:rFonts w:eastAsia="Times New Roman" w:cs="Times New Roman"/>
+                <w:color w:val="000000"/>
+                <w:kern w:val="0"/>
+                <w:sz w:val="22"/>
+                <w:szCs w:val="22"/>
+                <w:lang w:eastAsia="en-IN"/>
+                <w14:ligatures w14:val="none"/>
+              </w:rPr>
+              <w:t>startIndex</w:t>
+            </w:r>
+            <w:proofErr w:type="spellEnd"/>
+            <w:r>
+              <w:rPr>
+                <w:rFonts w:eastAsia="Times New Roman" w:cs="Times New Roman"/>
+                <w:color w:val="000000"/>
+                <w:kern w:val="0"/>
+                <w:sz w:val="22"/>
+                <w:szCs w:val="22"/>
+                <w:lang w:eastAsia="en-IN"/>
+                <w14:ligatures w14:val="none"/>
+              </w:rPr>
+              <w:t xml:space="preserve">, </w:t>
+            </w:r>
+            <w:proofErr w:type="spellStart"/>
+            <w:r>
+              <w:rPr>
+                <w:rFonts w:eastAsia="Times New Roman" w:cs="Times New Roman"/>
+                <w:color w:val="000000"/>
+                <w:kern w:val="0"/>
+                <w:sz w:val="22"/>
+                <w:szCs w:val="22"/>
+                <w:lang w:eastAsia="en-IN"/>
+                <w14:ligatures w14:val="none"/>
+              </w:rPr>
+              <w:t>deleteCount</w:t>
+            </w:r>
+            <w:proofErr w:type="spellEnd"/>
+            <w:r>
+              <w:rPr>
+                <w:rFonts w:eastAsia="Times New Roman" w:cs="Times New Roman"/>
+                <w:color w:val="000000"/>
+                <w:kern w:val="0"/>
+                <w:sz w:val="22"/>
+                <w:szCs w:val="22"/>
+                <w:lang w:eastAsia="en-IN"/>
+                <w14:ligatures w14:val="none"/>
+              </w:rPr>
+              <w:t>)</w:t>
             </w:r>
           </w:p>
         </w:tc>
@@ -5679,6 +6106,7 @@
                 <w14:ligatures w14:val="none"/>
               </w:rPr>
             </w:pPr>
+            <w:proofErr w:type="spellStart"/>
             <w:r>
               <w:rPr>
                 <w:rFonts w:eastAsia="Times New Roman" w:cs="Times New Roman"/>
@@ -5689,7 +6117,20 @@
                 <w:lang w:eastAsia="en-IN"/>
                 <w14:ligatures w14:val="none"/>
               </w:rPr>
-              <w:t>concat()</w:t>
+              <w:t>concat</w:t>
+            </w:r>
+            <w:proofErr w:type="spellEnd"/>
+            <w:r>
+              <w:rPr>
+                <w:rFonts w:eastAsia="Times New Roman" w:cs="Times New Roman"/>
+                <w:color w:val="000000"/>
+                <w:kern w:val="0"/>
+                <w:sz w:val="22"/>
+                <w:szCs w:val="22"/>
+                <w:lang w:eastAsia="en-IN"/>
+                <w14:ligatures w14:val="none"/>
+              </w:rPr>
+              <w:t>()</w:t>
             </w:r>
           </w:p>
         </w:tc>
@@ -5891,7 +6332,33 @@
                 <w:lang w:eastAsia="en-IN"/>
                 <w14:ligatures w14:val="none"/>
               </w:rPr>
-              <w:t>slice(start,notEnclusiveEnd)</w:t>
+              <w:t>slice(</w:t>
+            </w:r>
+            <w:proofErr w:type="spellStart"/>
+            <w:r>
+              <w:rPr>
+                <w:rFonts w:eastAsia="Times New Roman" w:cs="Times New Roman"/>
+                <w:color w:val="000000"/>
+                <w:kern w:val="0"/>
+                <w:sz w:val="22"/>
+                <w:szCs w:val="22"/>
+                <w:lang w:eastAsia="en-IN"/>
+                <w14:ligatures w14:val="none"/>
+              </w:rPr>
+              <w:t>start,notEnclusiveEnd</w:t>
+            </w:r>
+            <w:proofErr w:type="spellEnd"/>
+            <w:r>
+              <w:rPr>
+                <w:rFonts w:eastAsia="Times New Roman" w:cs="Times New Roman"/>
+                <w:color w:val="000000"/>
+                <w:kern w:val="0"/>
+                <w:sz w:val="22"/>
+                <w:szCs w:val="22"/>
+                <w:lang w:eastAsia="en-IN"/>
+                <w14:ligatures w14:val="none"/>
+              </w:rPr>
+              <w:t>)</w:t>
             </w:r>
           </w:p>
         </w:tc>
@@ -6655,8 +7122,13 @@
           <w:numId w:val="8"/>
         </w:numPr>
       </w:pPr>
-      <w:r>
-        <w:t>object.key = value</w:t>
+      <w:proofErr w:type="spellStart"/>
+      <w:r>
+        <w:t>object.key</w:t>
+      </w:r>
+      <w:proofErr w:type="spellEnd"/>
+      <w:r>
+        <w:t xml:space="preserve"> = value</w:t>
       </w:r>
     </w:p>
     <w:p>
@@ -6689,7 +7161,15 @@
         <w:ind w:left="1440"/>
       </w:pPr>
       <w:r>
-        <w:t>let testResult = {};</w:t>
+        <w:t xml:space="preserve">let </w:t>
+      </w:r>
+      <w:proofErr w:type="spellStart"/>
+      <w:r>
+        <w:t>testResult</w:t>
+      </w:r>
+      <w:proofErr w:type="spellEnd"/>
+      <w:r>
+        <w:t xml:space="preserve"> = {};</w:t>
       </w:r>
     </w:p>
     <w:p>
@@ -6697,8 +7177,13 @@
         <w:pStyle w:val="ListParagraph"/>
         <w:ind w:left="1440"/>
       </w:pPr>
-      <w:r>
-        <w:t>testResult.testName = "Login Test";</w:t>
+      <w:proofErr w:type="spellStart"/>
+      <w:r>
+        <w:t>testResult.testName</w:t>
+      </w:r>
+      <w:proofErr w:type="spellEnd"/>
+      <w:r>
+        <w:t xml:space="preserve"> = "Login Test";</w:t>
       </w:r>
     </w:p>
     <w:p>
@@ -6706,8 +7191,13 @@
         <w:pStyle w:val="ListParagraph"/>
         <w:ind w:left="1440"/>
       </w:pPr>
-      <w:r>
-        <w:t>testResult.status = "Passed";</w:t>
+      <w:proofErr w:type="spellStart"/>
+      <w:r>
+        <w:t>testResult.status</w:t>
+      </w:r>
+      <w:proofErr w:type="spellEnd"/>
+      <w:r>
+        <w:t xml:space="preserve"> = "Passed";</w:t>
       </w:r>
     </w:p>
     <w:p>
@@ -6716,7 +7206,15 @@
         <w:ind w:left="1440"/>
       </w:pPr>
       <w:r>
-        <w:t xml:space="preserve">console.log(testResult); </w:t>
+        <w:t>console.log(</w:t>
+      </w:r>
+      <w:proofErr w:type="spellStart"/>
+      <w:r>
+        <w:t>testResult</w:t>
+      </w:r>
+      <w:proofErr w:type="spellEnd"/>
+      <w:r>
+        <w:t xml:space="preserve">); </w:t>
       </w:r>
     </w:p>
     <w:p>
@@ -6725,7 +7223,15 @@
         <w:ind w:left="1440"/>
       </w:pPr>
       <w:r>
-        <w:t>// { testName: "Login Test", status: "Passed" }</w:t>
+        <w:t xml:space="preserve">// { </w:t>
+      </w:r>
+      <w:proofErr w:type="spellStart"/>
+      <w:r>
+        <w:t>testName</w:t>
+      </w:r>
+      <w:proofErr w:type="spellEnd"/>
+      <w:r>
+        <w:t>: "Login Test", status: "Passed" }</w:t>
       </w:r>
     </w:p>
     <w:p>
@@ -6745,7 +7251,23 @@
           <w:b/>
           <w:bCs/>
         </w:rPr>
-        <w:t>What are the differences between var, let and const variables? Provide examples demonstrating proper usage in test scripts.</w:t>
+        <w:t xml:space="preserve">What are the differences between var, let and </w:t>
+      </w:r>
+      <w:proofErr w:type="spellStart"/>
+      <w:r>
+        <w:rPr>
+          <w:b/>
+          <w:bCs/>
+        </w:rPr>
+        <w:t>const</w:t>
+      </w:r>
+      <w:proofErr w:type="spellEnd"/>
+      <w:r>
+        <w:rPr>
+          <w:b/>
+          <w:bCs/>
+        </w:rPr>
+        <w:t xml:space="preserve"> variables? Provide examples demonstrating proper usage in test scripts.</w:t>
       </w:r>
     </w:p>
     <w:p>
@@ -6765,6 +7287,7 @@
       <w:r>
         <w:t xml:space="preserve"> Use </w:t>
       </w:r>
+      <w:proofErr w:type="spellStart"/>
       <w:r>
         <w:rPr>
           <w:b/>
@@ -6772,6 +7295,7 @@
         </w:rPr>
         <w:t>const</w:t>
       </w:r>
+      <w:proofErr w:type="spellEnd"/>
       <w:r>
         <w:t xml:space="preserve"> for test data that </w:t>
       </w:r>
@@ -6849,7 +7373,15 @@
         <w:t>Avoid var</w:t>
       </w:r>
       <w:r>
-        <w:t xml:space="preserve"> due to its function-scoping and hoisting behavior.</w:t>
+        <w:t xml:space="preserve"> due to its function-scoping and hoisting </w:t>
+      </w:r>
+      <w:proofErr w:type="spellStart"/>
+      <w:r>
+        <w:t>behavior</w:t>
+      </w:r>
+      <w:proofErr w:type="spellEnd"/>
+      <w:r>
+        <w:t>.</w:t>
       </w:r>
     </w:p>
     <w:p>
@@ -7205,6 +7737,7 @@
                 <w14:ligatures w14:val="none"/>
               </w:rPr>
             </w:pPr>
+            <w:proofErr w:type="spellStart"/>
             <w:r>
               <w:rPr>
                 <w:rFonts w:eastAsia="Times New Roman" w:cs="Times New Roman"/>
@@ -7219,6 +7752,7 @@
               </w:rPr>
               <w:t>WebdriverIO</w:t>
             </w:r>
+            <w:proofErr w:type="spellEnd"/>
           </w:p>
         </w:tc>
       </w:tr>
@@ -7511,7 +8045,33 @@
                 <w:lang w:eastAsia="en-IN"/>
                 <w14:ligatures w14:val="none"/>
               </w:rPr>
-              <w:t>JavaScript (via WebDriverJS)</w:t>
+              <w:t xml:space="preserve">JavaScript (via </w:t>
+            </w:r>
+            <w:proofErr w:type="spellStart"/>
+            <w:r>
+              <w:rPr>
+                <w:rFonts w:eastAsia="Times New Roman" w:cs="Times New Roman"/>
+                <w:color w:val="000000"/>
+                <w:kern w:val="0"/>
+                <w:sz w:val="22"/>
+                <w:szCs w:val="22"/>
+                <w:lang w:eastAsia="en-IN"/>
+                <w14:ligatures w14:val="none"/>
+              </w:rPr>
+              <w:t>WebDriverJS</w:t>
+            </w:r>
+            <w:proofErr w:type="spellEnd"/>
+            <w:r>
+              <w:rPr>
+                <w:rFonts w:eastAsia="Times New Roman" w:cs="Times New Roman"/>
+                <w:color w:val="000000"/>
+                <w:kern w:val="0"/>
+                <w:sz w:val="22"/>
+                <w:szCs w:val="22"/>
+                <w:lang w:eastAsia="en-IN"/>
+                <w14:ligatures w14:val="none"/>
+              </w:rPr>
+              <w:t>)</w:t>
             </w:r>
           </w:p>
         </w:tc>
@@ -9137,7 +9697,33 @@
                 <w:lang w:eastAsia="en-IN"/>
                 <w14:ligatures w14:val="none"/>
               </w:rPr>
-              <w:t xml:space="preserve"> (using cy.request)</w:t>
+              <w:t xml:space="preserve"> (using </w:t>
+            </w:r>
+            <w:proofErr w:type="spellStart"/>
+            <w:r>
+              <w:rPr>
+                <w:rFonts w:eastAsia="Times New Roman" w:cs="Times New Roman"/>
+                <w:color w:val="000000"/>
+                <w:kern w:val="0"/>
+                <w:sz w:val="22"/>
+                <w:szCs w:val="22"/>
+                <w:lang w:eastAsia="en-IN"/>
+                <w14:ligatures w14:val="none"/>
+              </w:rPr>
+              <w:t>cy.request</w:t>
+            </w:r>
+            <w:proofErr w:type="spellEnd"/>
+            <w:r>
+              <w:rPr>
+                <w:rFonts w:eastAsia="Times New Roman" w:cs="Times New Roman"/>
+                <w:color w:val="000000"/>
+                <w:kern w:val="0"/>
+                <w:sz w:val="22"/>
+                <w:szCs w:val="22"/>
+                <w:lang w:eastAsia="en-IN"/>
+                <w14:ligatures w14:val="none"/>
+              </w:rPr>
+              <w:t>)</w:t>
             </w:r>
           </w:p>
         </w:tc>
@@ -9188,7 +9774,33 @@
                 <w:lang w:eastAsia="en-IN"/>
                 <w14:ligatures w14:val="none"/>
               </w:rPr>
-              <w:t xml:space="preserve"> (via fetch/axios)</w:t>
+              <w:t xml:space="preserve"> (via fetch/</w:t>
+            </w:r>
+            <w:proofErr w:type="spellStart"/>
+            <w:r>
+              <w:rPr>
+                <w:rFonts w:eastAsia="Times New Roman" w:cs="Times New Roman"/>
+                <w:color w:val="000000"/>
+                <w:kern w:val="0"/>
+                <w:sz w:val="22"/>
+                <w:szCs w:val="22"/>
+                <w:lang w:eastAsia="en-IN"/>
+                <w14:ligatures w14:val="none"/>
+              </w:rPr>
+              <w:t>axios</w:t>
+            </w:r>
+            <w:proofErr w:type="spellEnd"/>
+            <w:r>
+              <w:rPr>
+                <w:rFonts w:eastAsia="Times New Roman" w:cs="Times New Roman"/>
+                <w:color w:val="000000"/>
+                <w:kern w:val="0"/>
+                <w:sz w:val="22"/>
+                <w:szCs w:val="22"/>
+                <w:lang w:eastAsia="en-IN"/>
+                <w14:ligatures w14:val="none"/>
+              </w:rPr>
+              <w:t>)</w:t>
             </w:r>
           </w:p>
         </w:tc>
@@ -9819,7 +10431,23 @@
           <w:b/>
           <w:bCs/>
         </w:rPr>
-        <w:t>Attribute Selector ([attr=value])</w:t>
+        <w:t>Attribute Selector ([</w:t>
+      </w:r>
+      <w:proofErr w:type="spellStart"/>
+      <w:r>
+        <w:rPr>
+          <w:b/>
+          <w:bCs/>
+        </w:rPr>
+        <w:t>attr</w:t>
+      </w:r>
+      <w:proofErr w:type="spellEnd"/>
+      <w:r>
+        <w:rPr>
+          <w:b/>
+          <w:bCs/>
+        </w:rPr>
+        <w:t>=value])</w:t>
       </w:r>
     </w:p>
     <w:p>
@@ -9908,7 +10536,15 @@
         </w:numPr>
       </w:pPr>
       <w:r>
-        <w:t>Manually test different screen sizes using Chrome DevTools (Toggle Device Toolbar).</w:t>
+        <w:t xml:space="preserve">Manually test different screen sizes using Chrome </w:t>
+      </w:r>
+      <w:proofErr w:type="spellStart"/>
+      <w:r>
+        <w:t>DevTools</w:t>
+      </w:r>
+      <w:proofErr w:type="spellEnd"/>
+      <w:r>
+        <w:t xml:space="preserve"> (Toggle Device Toolbar).</w:t>
       </w:r>
     </w:p>
     <w:p>
@@ -9920,7 +10556,15 @@
         </w:numPr>
       </w:pPr>
       <w:r>
-        <w:t>Emulate different viewport sizes in Cypress using cy.viewport():</w:t>
+        <w:t xml:space="preserve">Emulate different viewport sizes in Cypress using </w:t>
+      </w:r>
+      <w:proofErr w:type="spellStart"/>
+      <w:r>
+        <w:t>cy.viewport</w:t>
+      </w:r>
+      <w:proofErr w:type="spellEnd"/>
+      <w:r>
+        <w:t>():</w:t>
       </w:r>
     </w:p>
     <w:p>
@@ -9946,7 +10590,23 @@
           <w:bCs/>
         </w:rPr>
         <w:lastRenderedPageBreak/>
-        <w:t xml:space="preserve">How you handle iFrames in </w:t>
+        <w:t xml:space="preserve">How you handle </w:t>
+      </w:r>
+      <w:proofErr w:type="spellStart"/>
+      <w:r>
+        <w:rPr>
+          <w:b/>
+          <w:bCs/>
+        </w:rPr>
+        <w:t>iFrames</w:t>
+      </w:r>
+      <w:proofErr w:type="spellEnd"/>
+      <w:r>
+        <w:rPr>
+          <w:b/>
+          <w:bCs/>
+        </w:rPr>
+        <w:t xml:space="preserve"> in </w:t>
       </w:r>
       <w:r>
         <w:rPr>
@@ -9964,8 +10624,29 @@
           <w:numId w:val="24"/>
         </w:numPr>
       </w:pPr>
-      <w:r>
-        <w:t xml:space="preserve">iFrames are handled using frameLocator() or page.frame(). </w:t>
+      <w:proofErr w:type="spellStart"/>
+      <w:r>
+        <w:t>iFrames</w:t>
+      </w:r>
+      <w:proofErr w:type="spellEnd"/>
+      <w:r>
+        <w:t xml:space="preserve"> are handled using </w:t>
+      </w:r>
+      <w:proofErr w:type="spellStart"/>
+      <w:r>
+        <w:t>frameLocator</w:t>
+      </w:r>
+      <w:proofErr w:type="spellEnd"/>
+      <w:r>
+        <w:t xml:space="preserve">() or </w:t>
+      </w:r>
+      <w:proofErr w:type="spellStart"/>
+      <w:r>
+        <w:t>page.frame</w:t>
+      </w:r>
+      <w:proofErr w:type="spellEnd"/>
+      <w:r>
+        <w:t xml:space="preserve">(). </w:t>
       </w:r>
     </w:p>
     <w:p>
@@ -9976,8 +10657,13 @@
           <w:numId w:val="24"/>
         </w:numPr>
       </w:pPr>
-      <w:r>
-        <w:t xml:space="preserve">Iframe means inline frame, which represents the window inside the webpage </w:t>
+      <w:proofErr w:type="spellStart"/>
+      <w:r>
+        <w:t>Iframe</w:t>
+      </w:r>
+      <w:proofErr w:type="spellEnd"/>
+      <w:r>
+        <w:t xml:space="preserve"> means inline frame, which represents the window inside the webpage </w:t>
       </w:r>
       <w:r>
         <w:t>to display independent content</w:t>
@@ -9995,7 +10681,15 @@
         </w:numPr>
       </w:pPr>
       <w:r>
-        <w:t>Since elements inside an iframe belong to a different DOM context, we must first switch to that frame before interacting with elements inside it.</w:t>
+        <w:t xml:space="preserve">Since elements inside an </w:t>
+      </w:r>
+      <w:proofErr w:type="spellStart"/>
+      <w:r>
+        <w:t>iframe</w:t>
+      </w:r>
+      <w:proofErr w:type="spellEnd"/>
+      <w:r>
+        <w:t xml:space="preserve"> belong to a different DOM context, we must first switch to that frame before interacting with elements inside it.</w:t>
       </w:r>
     </w:p>
     <w:p>
@@ -10007,8 +10701,29 @@
         </w:numPr>
       </w:pPr>
       <w:r>
-        <w:t>In my framework, I encapsulate iframe handling inside Page Object Model. If a page contains iframe elements, I define a frameLocator</w:t>
-      </w:r>
+        <w:t xml:space="preserve">In my framework, I encapsulate </w:t>
+      </w:r>
+      <w:proofErr w:type="spellStart"/>
+      <w:r>
+        <w:t>iframe</w:t>
+      </w:r>
+      <w:proofErr w:type="spellEnd"/>
+      <w:r>
+        <w:t xml:space="preserve"> handling inside Page Object Model. If a page contains </w:t>
+      </w:r>
+      <w:proofErr w:type="spellStart"/>
+      <w:r>
+        <w:t>iframe</w:t>
+      </w:r>
+      <w:proofErr w:type="spellEnd"/>
+      <w:r>
+        <w:t xml:space="preserve"> elements, I define a </w:t>
+      </w:r>
+      <w:proofErr w:type="spellStart"/>
+      <w:r>
+        <w:t>frameLocator</w:t>
+      </w:r>
+      <w:proofErr w:type="spellEnd"/>
       <w:r>
         <w:t>()</w:t>
       </w:r>
@@ -10047,7 +10762,23 @@
         </w:numPr>
       </w:pPr>
       <w:r>
-        <w:t>“In Playwright, multiple tabs are handled using the BrowserContext object. Whenever a new tab opens, we listen for the ‘page’ event on the context and capture the new Page instance. Since each tab is represented as a Page inside a BrowserContext, we can control and switch between them easily.”</w:t>
+        <w:t xml:space="preserve">“In Playwright, multiple tabs are handled using the </w:t>
+      </w:r>
+      <w:proofErr w:type="spellStart"/>
+      <w:r>
+        <w:t>BrowserContext</w:t>
+      </w:r>
+      <w:proofErr w:type="spellEnd"/>
+      <w:r>
+        <w:t xml:space="preserve"> object. Whenever a new tab opens, we listen for the ‘page’ event on the context and capture the new Page instance. Since each tab is represented as a Page inside a </w:t>
+      </w:r>
+      <w:proofErr w:type="spellStart"/>
+      <w:r>
+        <w:t>BrowserContext</w:t>
+      </w:r>
+      <w:proofErr w:type="spellEnd"/>
+      <w:r>
+        <w:t>, we can control and switch between them easily.”</w:t>
       </w:r>
     </w:p>
     <w:p/>
@@ -11319,7 +12050,15 @@
         </w:numPr>
       </w:pPr>
       <w:r>
-        <w:t>Environment Variables (cypress.env.json)</w:t>
+        <w:t>Environment Variables (</w:t>
+      </w:r>
+      <w:proofErr w:type="spellStart"/>
+      <w:r>
+        <w:t>cypress.env.json</w:t>
+      </w:r>
+      <w:proofErr w:type="spellEnd"/>
+      <w:r>
+        <w:t>)</w:t>
       </w:r>
     </w:p>
     <w:p>
@@ -11343,7 +12082,15 @@
         </w:numPr>
       </w:pPr>
       <w:r>
-        <w:t>Random Data Generation using faker.js, uuid type</w:t>
+        <w:t xml:space="preserve">Random Data Generation using faker.js, </w:t>
+      </w:r>
+      <w:proofErr w:type="spellStart"/>
+      <w:r>
+        <w:t>uuid</w:t>
+      </w:r>
+      <w:proofErr w:type="spellEnd"/>
+      <w:r>
+        <w:t xml:space="preserve"> type</w:t>
       </w:r>
     </w:p>
     <w:p>
@@ -11546,9 +12293,11 @@
           <w:numId w:val="25"/>
         </w:numPr>
       </w:pPr>
+      <w:proofErr w:type="spellStart"/>
       <w:r>
         <w:t>Mochawesome</w:t>
       </w:r>
+      <w:proofErr w:type="spellEnd"/>
     </w:p>
     <w:p>
       <w:pPr>
@@ -11836,7 +12585,15 @@
         </w:numPr>
       </w:pPr>
       <w:r>
-        <w:t>Integrate tools like Allure, Mochawesome for insights.</w:t>
+        <w:t xml:space="preserve">Integrate tools like Allure, </w:t>
+      </w:r>
+      <w:proofErr w:type="spellStart"/>
+      <w:r>
+        <w:t>Mochawesome</w:t>
+      </w:r>
+      <w:proofErr w:type="spellEnd"/>
+      <w:r>
+        <w:t xml:space="preserve"> for insights.</w:t>
       </w:r>
     </w:p>
     <w:p>
@@ -11921,7 +12678,15 @@
         </w:numPr>
       </w:pPr>
       <w:r>
-        <w:t>Prefer implicit or smart waits (like cy.intercept) over static waits.</w:t>
+        <w:t xml:space="preserve">Prefer implicit or smart waits (like </w:t>
+      </w:r>
+      <w:proofErr w:type="spellStart"/>
+      <w:r>
+        <w:t>cy.intercept</w:t>
+      </w:r>
+      <w:proofErr w:type="spellEnd"/>
+      <w:r>
+        <w:t>) over static waits.</w:t>
       </w:r>
     </w:p>
     <w:p>
@@ -12492,7 +13257,23 @@
           <w:b/>
           <w:bCs/>
         </w:rPr>
-        <w:t>What is playwright.config.ts?</w:t>
+        <w:t xml:space="preserve">What is </w:t>
+      </w:r>
+      <w:proofErr w:type="spellStart"/>
+      <w:r>
+        <w:rPr>
+          <w:b/>
+          <w:bCs/>
+        </w:rPr>
+        <w:t>playwright.config.ts</w:t>
+      </w:r>
+      <w:proofErr w:type="spellEnd"/>
+      <w:r>
+        <w:rPr>
+          <w:b/>
+          <w:bCs/>
+        </w:rPr>
+        <w:t>?</w:t>
       </w:r>
     </w:p>
     <w:p>
@@ -12508,10 +13289,27 @@
           <w:b/>
           <w:bCs/>
         </w:rPr>
-        <w:t>“playwright.config.ts</w:t>
-      </w:r>
-      <w:r>
-        <w:t xml:space="preserve"> is the central configuration file that controls global test behavior.</w:t>
+        <w:t>“</w:t>
+      </w:r>
+      <w:proofErr w:type="spellStart"/>
+      <w:r>
+        <w:rPr>
+          <w:b/>
+          <w:bCs/>
+        </w:rPr>
+        <w:t>playwright.config.ts</w:t>
+      </w:r>
+      <w:proofErr w:type="spellEnd"/>
+      <w:r>
+        <w:t xml:space="preserve"> is the central configuration file that controls global test </w:t>
+      </w:r>
+      <w:proofErr w:type="spellStart"/>
+      <w:r>
+        <w:t>behavior</w:t>
+      </w:r>
+      <w:proofErr w:type="spellEnd"/>
+      <w:r>
+        <w:t>.</w:t>
       </w:r>
     </w:p>
     <w:p>
@@ -12645,8 +13443,17 @@
           <w:b/>
           <w:bCs/>
         </w:rPr>
-        <w:t>Chromium, Firefox, Webkit</w:t>
-      </w:r>
+        <w:t xml:space="preserve">Chromium, Firefox, </w:t>
+      </w:r>
+      <w:proofErr w:type="spellStart"/>
+      <w:r>
+        <w:rPr>
+          <w:b/>
+          <w:bCs/>
+        </w:rPr>
+        <w:t>Webkit</w:t>
+      </w:r>
+      <w:proofErr w:type="spellEnd"/>
     </w:p>
     <w:p>
       <w:pPr>
@@ -12740,7 +13547,23 @@
           <w:b/>
           <w:bCs/>
         </w:rPr>
-        <w:t xml:space="preserve">request, testInfo </w:t>
+        <w:t xml:space="preserve">request, </w:t>
+      </w:r>
+      <w:proofErr w:type="spellStart"/>
+      <w:r>
+        <w:rPr>
+          <w:b/>
+          <w:bCs/>
+        </w:rPr>
+        <w:t>testInfo</w:t>
+      </w:r>
+      <w:proofErr w:type="spellEnd"/>
+      <w:r>
+        <w:rPr>
+          <w:b/>
+          <w:bCs/>
+        </w:rPr>
+        <w:t xml:space="preserve"> </w:t>
       </w:r>
       <w:r>
         <w:rPr>
@@ -12837,6 +13660,7 @@
           <w:numId w:val="63"/>
         </w:numPr>
       </w:pPr>
+      <w:proofErr w:type="spellStart"/>
       <w:r>
         <w:rPr>
           <w:b/>
@@ -12844,8 +13668,25 @@
         </w:rPr>
         <w:t>browserName</w:t>
       </w:r>
-      <w:r>
-        <w:t>: A string (e.g., 'chromium', 'firefox', or 'webkit') indicating which browser is currently running the test.</w:t>
+      <w:proofErr w:type="spellEnd"/>
+      <w:r>
+        <w:t>: A string (e.g., 'chromium', '</w:t>
+      </w:r>
+      <w:proofErr w:type="spellStart"/>
+      <w:r>
+        <w:t>firefox</w:t>
+      </w:r>
+      <w:proofErr w:type="spellEnd"/>
+      <w:r>
+        <w:t>', or '</w:t>
+      </w:r>
+      <w:proofErr w:type="spellStart"/>
+      <w:r>
+        <w:t>webkit</w:t>
+      </w:r>
+      <w:proofErr w:type="spellEnd"/>
+      <w:r>
+        <w:t>') indicating which browser is currently running the test.</w:t>
       </w:r>
     </w:p>
     <w:p>
@@ -12864,7 +13705,15 @@
         <w:t>context</w:t>
       </w:r>
       <w:r>
-        <w:t>: Provides an isolated BrowserContext (like an incognito session) for each test. The page fixture belongs to this context. This is useful for managing cookies, local storage, and permissions for a set of pages.</w:t>
+        <w:t xml:space="preserve">: Provides an isolated </w:t>
+      </w:r>
+      <w:proofErr w:type="spellStart"/>
+      <w:r>
+        <w:t>BrowserContext</w:t>
+      </w:r>
+      <w:proofErr w:type="spellEnd"/>
+      <w:r>
+        <w:t xml:space="preserve"> (like an incognito session) for each test. The page fixture belongs to this context. This is useful for managing cookies, local storage, and permissions for a set of pages.</w:t>
       </w:r>
     </w:p>
     <w:p>
@@ -12902,7 +13751,15 @@
         <w:t>request</w:t>
       </w:r>
       <w:r>
-        <w:t>: Provides an APIRequestContext instance to make HTTP requests directly, useful for API testing or setting up backend data without using the UI.</w:t>
+        <w:t xml:space="preserve">: Provides an </w:t>
+      </w:r>
+      <w:proofErr w:type="spellStart"/>
+      <w:r>
+        <w:t>APIRequestContext</w:t>
+      </w:r>
+      <w:proofErr w:type="spellEnd"/>
+      <w:r>
+        <w:t xml:space="preserve"> instance to make HTTP requests directly, useful for API testing or setting up backend data without using the UI.</w:t>
       </w:r>
     </w:p>
     <w:p>
@@ -12913,6 +13770,7 @@
           <w:numId w:val="63"/>
         </w:numPr>
       </w:pPr>
+      <w:proofErr w:type="spellStart"/>
       <w:r>
         <w:rPr>
           <w:b/>
@@ -12920,6 +13778,7 @@
         </w:rPr>
         <w:t>testInfo</w:t>
       </w:r>
+      <w:proofErr w:type="spellEnd"/>
       <w:r>
         <w:t>: An object with information about the currently running test, such as its title, status, and associated files.</w:t>
       </w:r>
@@ -12985,15 +13844,49 @@
           <w:b/>
           <w:bCs/>
         </w:rPr>
-        <w:t>Difference between page and browserContext</w:t>
-      </w:r>
-      <w:r>
-        <w:rPr>
-          <w:b/>
-          <w:bCs/>
-        </w:rPr>
-        <w:t>, newContext, newPage</w:t>
-      </w:r>
+        <w:t xml:space="preserve">Difference between page and </w:t>
+      </w:r>
+      <w:proofErr w:type="spellStart"/>
+      <w:r>
+        <w:rPr>
+          <w:b/>
+          <w:bCs/>
+        </w:rPr>
+        <w:t>browserContext</w:t>
+      </w:r>
+      <w:proofErr w:type="spellEnd"/>
+      <w:r>
+        <w:rPr>
+          <w:b/>
+          <w:bCs/>
+        </w:rPr>
+        <w:t xml:space="preserve">, </w:t>
+      </w:r>
+      <w:proofErr w:type="spellStart"/>
+      <w:r>
+        <w:rPr>
+          <w:b/>
+          <w:bCs/>
+        </w:rPr>
+        <w:t>newContext</w:t>
+      </w:r>
+      <w:proofErr w:type="spellEnd"/>
+      <w:r>
+        <w:rPr>
+          <w:b/>
+          <w:bCs/>
+        </w:rPr>
+        <w:t xml:space="preserve">, </w:t>
+      </w:r>
+      <w:proofErr w:type="spellStart"/>
+      <w:r>
+        <w:rPr>
+          <w:b/>
+          <w:bCs/>
+        </w:rPr>
+        <w:t>newPage</w:t>
+      </w:r>
+      <w:proofErr w:type="spellEnd"/>
       <w:r>
         <w:rPr>
           <w:b/>
@@ -13231,7 +14124,23 @@
           <w:b/>
           <w:bCs/>
         </w:rPr>
-        <w:t>Difference between getByRole() and locator()?</w:t>
+        <w:t xml:space="preserve">Difference between </w:t>
+      </w:r>
+      <w:proofErr w:type="spellStart"/>
+      <w:r>
+        <w:rPr>
+          <w:b/>
+          <w:bCs/>
+        </w:rPr>
+        <w:t>getByRole</w:t>
+      </w:r>
+      <w:proofErr w:type="spellEnd"/>
+      <w:r>
+        <w:rPr>
+          <w:b/>
+          <w:bCs/>
+        </w:rPr>
+        <w:t>() and locator()?</w:t>
       </w:r>
     </w:p>
     <w:p>
@@ -13242,8 +14151,13 @@
         </w:numPr>
         <w:spacing w:after="0"/>
       </w:pPr>
-      <w:r>
-        <w:t>getByRole() → Accessibility-based selector (recommended, stable)</w:t>
+      <w:proofErr w:type="spellStart"/>
+      <w:r>
+        <w:t>getByRole</w:t>
+      </w:r>
+      <w:proofErr w:type="spellEnd"/>
+      <w:r>
+        <w:t>() → Accessibility-based selector (recommended, stable)</w:t>
       </w:r>
     </w:p>
     <w:p>
@@ -13288,8 +14202,13 @@
         </w:numPr>
         <w:spacing w:after="0"/>
       </w:pPr>
-      <w:r>
-        <w:t>page.on('dialog', async dialog =&gt; {</w:t>
+      <w:proofErr w:type="spellStart"/>
+      <w:r>
+        <w:t>page.on</w:t>
+      </w:r>
+      <w:proofErr w:type="spellEnd"/>
+      <w:r>
+        <w:t>('dialog', async dialog =&gt; {</w:t>
       </w:r>
     </w:p>
     <w:p>
@@ -13302,7 +14221,15 @@
         <w:spacing w:after="0"/>
       </w:pPr>
       <w:r>
-        <w:t xml:space="preserve">  await dialog.accept();</w:t>
+        <w:t xml:space="preserve">  await </w:t>
+      </w:r>
+      <w:proofErr w:type="spellStart"/>
+      <w:r>
+        <w:t>dialog.accept</w:t>
+      </w:r>
+      <w:proofErr w:type="spellEnd"/>
+      <w:r>
+        <w:t>();</w:t>
       </w:r>
     </w:p>
     <w:p>
@@ -13382,8 +14309,13 @@
         </w:numPr>
         <w:spacing w:after="0"/>
       </w:pPr>
-      <w:r>
-        <w:t>npx playwright test –headed</w:t>
+      <w:proofErr w:type="spellStart"/>
+      <w:r>
+        <w:t>npx</w:t>
+      </w:r>
+      <w:proofErr w:type="spellEnd"/>
+      <w:r>
+        <w:t xml:space="preserve"> playwright test –headed</w:t>
       </w:r>
     </w:p>
     <w:p>
@@ -13416,9 +14348,11 @@
         </w:numPr>
         <w:spacing w:after="0"/>
       </w:pPr>
+      <w:proofErr w:type="spellStart"/>
       <w:r>
         <w:t>getByRole</w:t>
       </w:r>
+      <w:proofErr w:type="spellEnd"/>
     </w:p>
     <w:p>
       <w:pPr>
@@ -13429,9 +14363,11 @@
         </w:numPr>
         <w:spacing w:after="0"/>
       </w:pPr>
+      <w:proofErr w:type="spellStart"/>
       <w:r>
         <w:t>getByText</w:t>
       </w:r>
+      <w:proofErr w:type="spellEnd"/>
     </w:p>
     <w:p>
       <w:pPr>
@@ -13442,9 +14378,11 @@
         </w:numPr>
         <w:spacing w:after="0"/>
       </w:pPr>
+      <w:proofErr w:type="spellStart"/>
       <w:r>
         <w:t>getByLabel</w:t>
       </w:r>
+      <w:proofErr w:type="spellEnd"/>
     </w:p>
     <w:p>
       <w:pPr>
@@ -13455,9 +14393,11 @@
         </w:numPr>
         <w:spacing w:after="0"/>
       </w:pPr>
+      <w:proofErr w:type="spellStart"/>
       <w:r>
         <w:t>getByPlaceholder</w:t>
       </w:r>
+      <w:proofErr w:type="spellEnd"/>
     </w:p>
     <w:p>
       <w:pPr>
@@ -13468,12 +14408,14 @@
         </w:numPr>
         <w:spacing w:after="0"/>
       </w:pPr>
+      <w:proofErr w:type="spellStart"/>
       <w:r>
         <w:t>getByTe</w:t>
       </w:r>
       <w:r>
         <w:t>xt</w:t>
       </w:r>
+      <w:proofErr w:type="spellEnd"/>
     </w:p>
     <w:p>
       <w:pPr>
@@ -13484,6 +14426,7 @@
         </w:numPr>
         <w:spacing w:after="0"/>
       </w:pPr>
+      <w:proofErr w:type="spellStart"/>
       <w:r>
         <w:t>getBy</w:t>
       </w:r>
@@ -13496,6 +14439,7 @@
       <w:r>
         <w:t>ext</w:t>
       </w:r>
+      <w:proofErr w:type="spellEnd"/>
     </w:p>
     <w:p>
       <w:pPr>
@@ -13506,9 +14450,11 @@
         </w:numPr>
         <w:spacing w:after="0"/>
       </w:pPr>
+      <w:proofErr w:type="spellStart"/>
       <w:r>
         <w:t>getByTestId</w:t>
       </w:r>
+      <w:proofErr w:type="spellEnd"/>
     </w:p>
     <w:p>
       <w:pPr>
@@ -13533,8 +14479,13 @@
         <w:spacing w:after="0"/>
       </w:pPr>
       <w:r>
-        <w:t>XPath/XpathAxes</w:t>
-      </w:r>
+        <w:t>XPath/</w:t>
+      </w:r>
+      <w:proofErr w:type="spellStart"/>
+      <w:r>
+        <w:t>XpathAxes</w:t>
+      </w:r>
+      <w:proofErr w:type="spellEnd"/>
     </w:p>
     <w:p>
       <w:pPr>
@@ -13628,7 +14579,23 @@
           <w:b/>
           <w:bCs/>
         </w:rPr>
-        <w:t>What is test.describe()?</w:t>
+        <w:t xml:space="preserve">What is </w:t>
+      </w:r>
+      <w:proofErr w:type="spellStart"/>
+      <w:r>
+        <w:rPr>
+          <w:b/>
+          <w:bCs/>
+        </w:rPr>
+        <w:t>test.describe</w:t>
+      </w:r>
+      <w:proofErr w:type="spellEnd"/>
+      <w:r>
+        <w:rPr>
+          <w:b/>
+          <w:bCs/>
+        </w:rPr>
+        <w:t>()?</w:t>
       </w:r>
     </w:p>
     <w:p>
@@ -13662,7 +14629,39 @@
           <w:b/>
           <w:bCs/>
         </w:rPr>
-        <w:t>What is beforeEach vs beforeAll?</w:t>
+        <w:t xml:space="preserve">What is </w:t>
+      </w:r>
+      <w:proofErr w:type="spellStart"/>
+      <w:r>
+        <w:rPr>
+          <w:b/>
+          <w:bCs/>
+        </w:rPr>
+        <w:t>beforeEach</w:t>
+      </w:r>
+      <w:proofErr w:type="spellEnd"/>
+      <w:r>
+        <w:rPr>
+          <w:b/>
+          <w:bCs/>
+        </w:rPr>
+        <w:t xml:space="preserve"> vs </w:t>
+      </w:r>
+      <w:proofErr w:type="spellStart"/>
+      <w:r>
+        <w:rPr>
+          <w:b/>
+          <w:bCs/>
+        </w:rPr>
+        <w:t>beforeAll</w:t>
+      </w:r>
+      <w:proofErr w:type="spellEnd"/>
+      <w:r>
+        <w:rPr>
+          <w:b/>
+          <w:bCs/>
+        </w:rPr>
+        <w:t>?</w:t>
       </w:r>
     </w:p>
     <w:p>
@@ -13674,8 +14673,13 @@
         </w:numPr>
         <w:spacing w:after="0"/>
       </w:pPr>
-      <w:r>
-        <w:t>beforeEach() → runs before every test</w:t>
+      <w:proofErr w:type="spellStart"/>
+      <w:r>
+        <w:t>beforeEach</w:t>
+      </w:r>
+      <w:proofErr w:type="spellEnd"/>
+      <w:r>
+        <w:t>() → runs before every test</w:t>
       </w:r>
     </w:p>
     <w:p>
@@ -13687,8 +14691,13 @@
         </w:numPr>
         <w:spacing w:after="0"/>
       </w:pPr>
-      <w:r>
-        <w:t>beforeAll() → runs once per suite</w:t>
+      <w:proofErr w:type="spellStart"/>
+      <w:r>
+        <w:t>beforeAll</w:t>
+      </w:r>
+      <w:proofErr w:type="spellEnd"/>
+      <w:r>
+        <w:t>() → runs once per suite</w:t>
       </w:r>
     </w:p>
     <w:p>
@@ -13755,8 +14764,29 @@
         </w:numPr>
         <w:spacing w:after="0"/>
       </w:pPr>
-      <w:r>
-        <w:t>const [newPage] = await Promise.all([</w:t>
+      <w:proofErr w:type="spellStart"/>
+      <w:r>
+        <w:t>const</w:t>
+      </w:r>
+      <w:proofErr w:type="spellEnd"/>
+      <w:r>
+        <w:t xml:space="preserve"> [</w:t>
+      </w:r>
+      <w:proofErr w:type="spellStart"/>
+      <w:r>
+        <w:t>newPage</w:t>
+      </w:r>
+      <w:proofErr w:type="spellEnd"/>
+      <w:r>
+        <w:t xml:space="preserve">] = await </w:t>
+      </w:r>
+      <w:proofErr w:type="spellStart"/>
+      <w:r>
+        <w:t>Promise.all</w:t>
+      </w:r>
+      <w:proofErr w:type="spellEnd"/>
+      <w:r>
+        <w:t>([</w:t>
       </w:r>
     </w:p>
     <w:p>
@@ -13769,7 +14799,15 @@
         <w:spacing w:after="0"/>
       </w:pPr>
       <w:r>
-        <w:t xml:space="preserve">  context.waitForEvent('page'),</w:t>
+        <w:t xml:space="preserve">  </w:t>
+      </w:r>
+      <w:proofErr w:type="spellStart"/>
+      <w:r>
+        <w:t>context.waitForEvent</w:t>
+      </w:r>
+      <w:proofErr w:type="spellEnd"/>
+      <w:r>
+        <w:t>('page'),</w:t>
       </w:r>
     </w:p>
     <w:p>
@@ -13782,7 +14820,15 @@
         <w:spacing w:after="0"/>
       </w:pPr>
       <w:r>
-        <w:t xml:space="preserve">  page.click('selector')</w:t>
+        <w:t xml:space="preserve">  </w:t>
+      </w:r>
+      <w:proofErr w:type="spellStart"/>
+      <w:r>
+        <w:t>page.click</w:t>
+      </w:r>
+      <w:proofErr w:type="spellEnd"/>
+      <w:r>
+        <w:t>('selector')</w:t>
       </w:r>
     </w:p>
     <w:p>
@@ -13829,7 +14875,15 @@
         <w:spacing w:after="0"/>
       </w:pPr>
       <w:r>
-        <w:t>await page.setInputFiles('input[type="file"]', 'file.pdf')</w:t>
+        <w:t xml:space="preserve">await </w:t>
+      </w:r>
+      <w:proofErr w:type="spellStart"/>
+      <w:r>
+        <w:t>page.setInputFiles</w:t>
+      </w:r>
+      <w:proofErr w:type="spellEnd"/>
+      <w:r>
+        <w:t>('input[type="file"]', 'file.pdf')</w:t>
       </w:r>
     </w:p>
     <w:p>
@@ -13862,8 +14916,21 @@
         </w:numPr>
         <w:spacing w:after="0"/>
       </w:pPr>
-      <w:r>
-        <w:t>const download = await page.waitForEvent('download');</w:t>
+      <w:proofErr w:type="spellStart"/>
+      <w:r>
+        <w:t>const</w:t>
+      </w:r>
+      <w:proofErr w:type="spellEnd"/>
+      <w:r>
+        <w:t xml:space="preserve"> download = await </w:t>
+      </w:r>
+      <w:proofErr w:type="spellStart"/>
+      <w:r>
+        <w:t>page.waitForEvent</w:t>
+      </w:r>
+      <w:proofErr w:type="spellEnd"/>
+      <w:r>
+        <w:t>('download');</w:t>
       </w:r>
     </w:p>
     <w:p>
@@ -14269,7 +15336,23 @@
           <w:b/>
           <w:bCs/>
         </w:rPr>
-        <w:t>What is waitForSelector vs Locator auto-wait?</w:t>
+        <w:t xml:space="preserve">What is </w:t>
+      </w:r>
+      <w:proofErr w:type="spellStart"/>
+      <w:r>
+        <w:rPr>
+          <w:b/>
+          <w:bCs/>
+        </w:rPr>
+        <w:t>waitForSelector</w:t>
+      </w:r>
+      <w:proofErr w:type="spellEnd"/>
+      <w:r>
+        <w:rPr>
+          <w:b/>
+          <w:bCs/>
+        </w:rPr>
+        <w:t xml:space="preserve"> vs Locator auto-wait?</w:t>
       </w:r>
     </w:p>
     <w:p>
@@ -14281,8 +15364,13 @@
         </w:numPr>
         <w:spacing w:after="0"/>
       </w:pPr>
-      <w:r>
-        <w:t>waitForSelector() → manual wait</w:t>
+      <w:proofErr w:type="spellStart"/>
+      <w:r>
+        <w:t>waitForSelector</w:t>
+      </w:r>
+      <w:proofErr w:type="spellEnd"/>
+      <w:r>
+        <w:t>() → manual wait</w:t>
       </w:r>
     </w:p>
     <w:p>
@@ -14387,8 +15475,13 @@
         <w:spacing w:after="0"/>
       </w:pPr>
       <w:r>
-        <w:t>retries:2, which Configured in playwright.config.ts</w:t>
-      </w:r>
+        <w:t xml:space="preserve">retries:2, which Configured in </w:t>
+      </w:r>
+      <w:proofErr w:type="spellStart"/>
+      <w:r>
+        <w:t>playwright.config.ts</w:t>
+      </w:r>
+      <w:proofErr w:type="spellEnd"/>
     </w:p>
     <w:p>
       <w:pPr>
@@ -14653,8 +15746,13 @@
         </w:numPr>
         <w:spacing w:after="0"/>
       </w:pPr>
-      <w:r>
-        <w:t>waitForTimeout()</w:t>
+      <w:proofErr w:type="spellStart"/>
+      <w:r>
+        <w:t>waitForTimeout</w:t>
+      </w:r>
+      <w:proofErr w:type="spellEnd"/>
+      <w:r>
+        <w:t>()</w:t>
       </w:r>
     </w:p>
     <w:p>
@@ -14737,7 +15835,23 @@
         <w:spacing w:after="0"/>
       </w:pPr>
       <w:r>
-        <w:t>Use page.route() and fulfill with 500 response.</w:t>
+        <w:t xml:space="preserve">Use </w:t>
+      </w:r>
+      <w:proofErr w:type="spellStart"/>
+      <w:r>
+        <w:t>page.route</w:t>
+      </w:r>
+      <w:proofErr w:type="spellEnd"/>
+      <w:r>
+        <w:t xml:space="preserve">() and </w:t>
+      </w:r>
+      <w:proofErr w:type="spellStart"/>
+      <w:r>
+        <w:t>fulfill</w:t>
+      </w:r>
+      <w:proofErr w:type="spellEnd"/>
+      <w:r>
+        <w:t xml:space="preserve"> with 500 response.</w:t>
       </w:r>
     </w:p>
     <w:p>
@@ -15263,7 +16377,15 @@
         <w:spacing w:after="0"/>
       </w:pPr>
       <w:r>
-        <w:t>Use .env files and process.env.</w:t>
+        <w:t xml:space="preserve">Use .env files and </w:t>
+      </w:r>
+      <w:proofErr w:type="spellStart"/>
+      <w:r>
+        <w:t>process.env</w:t>
+      </w:r>
+      <w:proofErr w:type="spellEnd"/>
+      <w:r>
+        <w:t>.</w:t>
       </w:r>
     </w:p>
     <w:p>
@@ -15362,8 +16484,13 @@
         <w:spacing w:after="0"/>
       </w:pPr>
       <w:r>
-        <w:t>playwright + cucumber-js</w:t>
-      </w:r>
+        <w:t>playwright + cucumber-</w:t>
+      </w:r>
+      <w:proofErr w:type="spellStart"/>
+      <w:r>
+        <w:t>js</w:t>
+      </w:r>
+      <w:proofErr w:type="spellEnd"/>
     </w:p>
     <w:p>
       <w:pPr>
@@ -15542,8 +16669,13 @@
         </w:numPr>
         <w:spacing w:after="0"/>
       </w:pPr>
-      <w:r>
-        <w:t>StorageState reuse</w:t>
+      <w:proofErr w:type="spellStart"/>
+      <w:r>
+        <w:t>StorageState</w:t>
+      </w:r>
+      <w:proofErr w:type="spellEnd"/>
+      <w:r>
+        <w:t xml:space="preserve"> reuse</w:t>
       </w:r>
     </w:p>
     <w:p>
@@ -15697,7 +16829,15 @@
         <w:spacing w:after="0"/>
       </w:pPr>
       <w:r>
-        <w:t>But you can reuse storageState intentionally</w:t>
+        <w:t xml:space="preserve">But you can reuse </w:t>
+      </w:r>
+      <w:proofErr w:type="spellStart"/>
+      <w:r>
+        <w:t>storageState</w:t>
+      </w:r>
+      <w:proofErr w:type="spellEnd"/>
+      <w:r>
+        <w:t xml:space="preserve"> intentionally</w:t>
       </w:r>
       <w:r>
         <w:t xml:space="preserve">: </w:t>
@@ -15723,6 +16863,7 @@
         </w:rPr>
         <w:t xml:space="preserve">What is the </w:t>
       </w:r>
+      <w:proofErr w:type="spellStart"/>
       <w:r>
         <w:rPr>
           <w:b/>
@@ -15730,6 +16871,7 @@
         </w:rPr>
         <w:t>storageState</w:t>
       </w:r>
+      <w:proofErr w:type="spellEnd"/>
       <w:r>
         <w:rPr>
           <w:b/>
@@ -15747,14 +16889,32 @@
         </w:numPr>
         <w:spacing w:after="0"/>
       </w:pPr>
+      <w:proofErr w:type="spellStart"/>
       <w:r>
         <w:t>storageState</w:t>
       </w:r>
+      <w:proofErr w:type="spellEnd"/>
       <w:r>
         <w:t xml:space="preserve">  </w:t>
       </w:r>
       <w:r>
-        <w:t xml:space="preserve">Playwright feature that captures the browser's authenticated state—including cookies, localStorage, and sessionStorage—and saves it to a JSON file. </w:t>
+        <w:t xml:space="preserve">Playwright feature that captures the browser's authenticated state—including cookies, </w:t>
+      </w:r>
+      <w:proofErr w:type="spellStart"/>
+      <w:r>
+        <w:t>localStorage</w:t>
+      </w:r>
+      <w:proofErr w:type="spellEnd"/>
+      <w:r>
+        <w:t xml:space="preserve">, and </w:t>
+      </w:r>
+      <w:proofErr w:type="spellStart"/>
+      <w:r>
+        <w:t>sessionStorage</w:t>
+      </w:r>
+      <w:proofErr w:type="spellEnd"/>
+      <w:r>
+        <w:t xml:space="preserve">—and saves it to a JSON file. </w:t>
       </w:r>
     </w:p>
     <w:p>
@@ -15895,7 +17055,23 @@
           <w:b/>
           <w:bCs/>
         </w:rPr>
-        <w:t>When should you use fullyParallel: true?</w:t>
+        <w:t xml:space="preserve">When should you use </w:t>
+      </w:r>
+      <w:proofErr w:type="spellStart"/>
+      <w:r>
+        <w:rPr>
+          <w:b/>
+          <w:bCs/>
+        </w:rPr>
+        <w:t>fullyParallel</w:t>
+      </w:r>
+      <w:proofErr w:type="spellEnd"/>
+      <w:r>
+        <w:rPr>
+          <w:b/>
+          <w:bCs/>
+        </w:rPr>
+        <w:t>: true?</w:t>
       </w:r>
     </w:p>
     <w:p>
@@ -16037,7 +17213,23 @@
           <w:b/>
           <w:bCs/>
         </w:rPr>
-        <w:t>How to Handle iframe?</w:t>
+        <w:t xml:space="preserve">How to Handle </w:t>
+      </w:r>
+      <w:proofErr w:type="spellStart"/>
+      <w:r>
+        <w:rPr>
+          <w:b/>
+          <w:bCs/>
+        </w:rPr>
+        <w:t>iframe</w:t>
+      </w:r>
+      <w:proofErr w:type="spellEnd"/>
+      <w:r>
+        <w:rPr>
+          <w:b/>
+          <w:bCs/>
+        </w:rPr>
+        <w:t>?</w:t>
       </w:r>
     </w:p>
     <w:p>
@@ -16049,8 +17241,29 @@
         </w:numPr>
         <w:spacing w:after="0"/>
       </w:pPr>
-      <w:r>
-        <w:t>const frame = page.frameLocator('#iframe');</w:t>
+      <w:proofErr w:type="spellStart"/>
+      <w:r>
+        <w:t>const</w:t>
+      </w:r>
+      <w:proofErr w:type="spellEnd"/>
+      <w:r>
+        <w:t xml:space="preserve"> frame = </w:t>
+      </w:r>
+      <w:proofErr w:type="spellStart"/>
+      <w:r>
+        <w:t>page.frameLocator</w:t>
+      </w:r>
+      <w:proofErr w:type="spellEnd"/>
+      <w:r>
+        <w:t>('#</w:t>
+      </w:r>
+      <w:proofErr w:type="spellStart"/>
+      <w:r>
+        <w:t>iframe</w:t>
+      </w:r>
+      <w:proofErr w:type="spellEnd"/>
+      <w:r>
+        <w:t>');</w:t>
       </w:r>
     </w:p>
     <w:p>
@@ -16063,7 +17276,23 @@
         <w:spacing w:after="0"/>
       </w:pPr>
       <w:r>
-        <w:t>await frame.locator('#btn').click();</w:t>
+        <w:t xml:space="preserve">await </w:t>
+      </w:r>
+      <w:proofErr w:type="spellStart"/>
+      <w:r>
+        <w:t>frame.locator</w:t>
+      </w:r>
+      <w:proofErr w:type="spellEnd"/>
+      <w:r>
+        <w:t>('#</w:t>
+      </w:r>
+      <w:proofErr w:type="spellStart"/>
+      <w:r>
+        <w:t>btn</w:t>
+      </w:r>
+      <w:proofErr w:type="spellEnd"/>
+      <w:r>
+        <w:t>').click();</w:t>
       </w:r>
     </w:p>
     <w:p>
@@ -17136,8 +18365,29 @@
         <w:spacing w:after="0" w:line="276" w:lineRule="auto"/>
       </w:pPr>
       <w:r>
-        <w:t>Step 2: Playwright Installation: npm init playwright@latest</w:t>
-      </w:r>
+        <w:t xml:space="preserve">Step 2: Playwright Installation: </w:t>
+      </w:r>
+      <w:proofErr w:type="spellStart"/>
+      <w:r>
+        <w:t>npm</w:t>
+      </w:r>
+      <w:proofErr w:type="spellEnd"/>
+      <w:r>
+        <w:t xml:space="preserve"> </w:t>
+      </w:r>
+      <w:proofErr w:type="spellStart"/>
+      <w:r>
+        <w:t>init</w:t>
+      </w:r>
+      <w:proofErr w:type="spellEnd"/>
+      <w:r>
+        <w:t xml:space="preserve"> </w:t>
+      </w:r>
+      <w:proofErr w:type="spellStart"/>
+      <w:r>
+        <w:t>playwright@latest</w:t>
+      </w:r>
+      <w:proofErr w:type="spellEnd"/>
     </w:p>
     <w:p>
       <w:pPr>
@@ -17174,7 +18424,15 @@
         <w:spacing w:after="0" w:line="276" w:lineRule="auto"/>
       </w:pPr>
       <w:r>
-        <w:t>Search for playwright-mcp by Microsoft</w:t>
+        <w:t>Search for playwright-</w:t>
+      </w:r>
+      <w:proofErr w:type="spellStart"/>
+      <w:r>
+        <w:t>mcp</w:t>
+      </w:r>
+      <w:proofErr w:type="spellEnd"/>
+      <w:r>
+        <w:t xml:space="preserve"> by Microsoft</w:t>
       </w:r>
     </w:p>
     <w:p>
@@ -17234,8 +18492,13 @@
         <w:spacing w:after="0" w:line="276" w:lineRule="auto"/>
       </w:pPr>
       <w:r>
-        <w:t>MCP config is auto generated in settings.json</w:t>
-      </w:r>
+        <w:t xml:space="preserve">MCP config is auto generated in </w:t>
+      </w:r>
+      <w:proofErr w:type="spellStart"/>
+      <w:r>
+        <w:t>settings.json</w:t>
+      </w:r>
+      <w:proofErr w:type="spellEnd"/>
     </w:p>
     <w:p>
       <w:pPr>

--- a/JS-Playwright Interview Question.docx
+++ b/JS-Playwright Interview Question.docx
@@ -96,15 +96,7 @@
         <w:t>I have hands-on experience</w:t>
       </w:r>
       <w:r>
-        <w:t xml:space="preserve"> performing various types of testing including functional, regression, smoke, sanity, integration, and API testing. This early experience helped me develop a mindset and a strong understanding of application </w:t>
-      </w:r>
-      <w:proofErr w:type="spellStart"/>
-      <w:r>
-        <w:t>behavior</w:t>
-      </w:r>
-      <w:proofErr w:type="spellEnd"/>
-      <w:r>
-        <w:t xml:space="preserve"> from a user and business perspective.</w:t>
+        <w:t xml:space="preserve"> performing various types of testing including functional, regression, smoke, sanity, integration, and API testing. This early experience helped me develop a mindset and a strong understanding of application behavior from a user and business perspective.</w:t>
       </w:r>
     </w:p>
     <w:p>
@@ -240,13 +232,8 @@
           <w:numId w:val="57"/>
         </w:numPr>
       </w:pPr>
-      <w:proofErr w:type="spellStart"/>
-      <w:r>
-        <w:t>Analyze</w:t>
-      </w:r>
-      <w:proofErr w:type="spellEnd"/>
-      <w:r>
-        <w:t xml:space="preserve"> business requirements and participate in user story writing and grooming sessions.</w:t>
+      <w:r>
+        <w:t>Analyze business requirements and participate in user story writing and grooming sessions.</w:t>
       </w:r>
     </w:p>
     <w:p>
@@ -715,11 +702,9 @@
           <w:numId w:val="56"/>
         </w:numPr>
       </w:pPr>
-      <w:proofErr w:type="spellStart"/>
       <w:r>
         <w:t>playwright.config.ts</w:t>
       </w:r>
-      <w:proofErr w:type="spellEnd"/>
     </w:p>
     <w:p>
       <w:pPr>
@@ -768,13 +753,8 @@
           <w:numId w:val="56"/>
         </w:numPr>
       </w:pPr>
-      <w:proofErr w:type="spellStart"/>
-      <w:r>
-        <w:t>BasePage</w:t>
-      </w:r>
-      <w:proofErr w:type="spellEnd"/>
-      <w:r>
-        <w:t xml:space="preserve"> (Inheritance)</w:t>
+      <w:r>
+        <w:t>BasePage (Inheritance)</w:t>
       </w:r>
     </w:p>
     <w:p>
@@ -786,15 +766,7 @@
         </w:numPr>
       </w:pPr>
       <w:r>
-        <w:t xml:space="preserve">We use a </w:t>
-      </w:r>
-      <w:proofErr w:type="spellStart"/>
-      <w:r>
-        <w:t>BasePage</w:t>
-      </w:r>
-      <w:proofErr w:type="spellEnd"/>
-      <w:r>
-        <w:t xml:space="preserve"> class to implement common reusable methods like click, wait, navigation</w:t>
+        <w:t>We use a BasePage class to implement common reusable methods like click, wait, navigation</w:t>
       </w:r>
     </w:p>
     <w:p>
@@ -841,21 +813,8 @@
           <w:numId w:val="56"/>
         </w:numPr>
       </w:pPr>
-      <w:proofErr w:type="spellStart"/>
-      <w:r>
-        <w:t>playwright.config.ts</w:t>
-      </w:r>
-      <w:proofErr w:type="spellEnd"/>
-      <w:r>
-        <w:t xml:space="preserve"> controls global settings like retries, workers, reporter, browser projects, </w:t>
-      </w:r>
-      <w:proofErr w:type="spellStart"/>
-      <w:r>
-        <w:t>baseURL</w:t>
-      </w:r>
-      <w:proofErr w:type="spellEnd"/>
-      <w:r>
-        <w:t>, and timeouts.</w:t>
+      <w:r>
+        <w:t>playwright.config.ts controls global settings like retries, workers, reporter, browser projects, baseURL, and timeouts.</w:t>
       </w:r>
     </w:p>
     <w:p>
@@ -1362,64 +1321,8 @@
                 <w:lang w:eastAsia="en-IN"/>
                 <w14:ligatures w14:val="none"/>
               </w:rPr>
-              <w:t xml:space="preserve">Test scripts only interact with public methods like </w:t>
+              <w:t>Test scripts only interact with public methods like enterUsername() or clickLoginButton() and restrict the direct access to implemetaion</w:t>
             </w:r>
-            <w:proofErr w:type="spellStart"/>
-            <w:r>
-              <w:rPr>
-                <w:rFonts w:eastAsia="Times New Roman" w:cs="Times New Roman"/>
-                <w:color w:val="000000"/>
-                <w:kern w:val="0"/>
-                <w:lang w:eastAsia="en-IN"/>
-                <w14:ligatures w14:val="none"/>
-              </w:rPr>
-              <w:t>enterUsername</w:t>
-            </w:r>
-            <w:proofErr w:type="spellEnd"/>
-            <w:r>
-              <w:rPr>
-                <w:rFonts w:eastAsia="Times New Roman" w:cs="Times New Roman"/>
-                <w:color w:val="000000"/>
-                <w:kern w:val="0"/>
-                <w:lang w:eastAsia="en-IN"/>
-                <w14:ligatures w14:val="none"/>
-              </w:rPr>
-              <w:t xml:space="preserve">() or </w:t>
-            </w:r>
-            <w:proofErr w:type="spellStart"/>
-            <w:r>
-              <w:rPr>
-                <w:rFonts w:eastAsia="Times New Roman" w:cs="Times New Roman"/>
-                <w:color w:val="000000"/>
-                <w:kern w:val="0"/>
-                <w:lang w:eastAsia="en-IN"/>
-                <w14:ligatures w14:val="none"/>
-              </w:rPr>
-              <w:t>clickLoginButton</w:t>
-            </w:r>
-            <w:proofErr w:type="spellEnd"/>
-            <w:r>
-              <w:rPr>
-                <w:rFonts w:eastAsia="Times New Roman" w:cs="Times New Roman"/>
-                <w:color w:val="000000"/>
-                <w:kern w:val="0"/>
-                <w:lang w:eastAsia="en-IN"/>
-                <w14:ligatures w14:val="none"/>
-              </w:rPr>
-              <w:t xml:space="preserve">() and restrict the direct access to </w:t>
-            </w:r>
-            <w:proofErr w:type="spellStart"/>
-            <w:r>
-              <w:rPr>
-                <w:rFonts w:eastAsia="Times New Roman" w:cs="Times New Roman"/>
-                <w:color w:val="000000"/>
-                <w:kern w:val="0"/>
-                <w:lang w:eastAsia="en-IN"/>
-                <w14:ligatures w14:val="none"/>
-              </w:rPr>
-              <w:t>implemetaion</w:t>
-            </w:r>
-            <w:proofErr w:type="spellEnd"/>
           </w:p>
           <w:p>
             <w:pPr>
@@ -1452,29 +1355,7 @@
                 <w:lang w:eastAsia="en-IN"/>
                 <w14:ligatures w14:val="none"/>
               </w:rPr>
-              <w:t>: login(</w:t>
-            </w:r>
-            <w:proofErr w:type="spellStart"/>
-            <w:r>
-              <w:rPr>
-                <w:rFonts w:eastAsia="Times New Roman" w:cs="Times New Roman"/>
-                <w:color w:val="000000"/>
-                <w:kern w:val="0"/>
-                <w:lang w:eastAsia="en-IN"/>
-                <w14:ligatures w14:val="none"/>
-              </w:rPr>
-              <w:t>username,password</w:t>
-            </w:r>
-            <w:proofErr w:type="spellEnd"/>
-            <w:r>
-              <w:rPr>
-                <w:rFonts w:eastAsia="Times New Roman" w:cs="Times New Roman"/>
-                <w:color w:val="000000"/>
-                <w:kern w:val="0"/>
-                <w:lang w:eastAsia="en-IN"/>
-                <w14:ligatures w14:val="none"/>
-              </w:rPr>
-              <w:t>)</w:t>
+              <w:t>: login(username,password)</w:t>
             </w:r>
           </w:p>
         </w:tc>
@@ -1546,7 +1427,6 @@
                 <w14:ligatures w14:val="none"/>
               </w:rPr>
             </w:pPr>
-            <w:proofErr w:type="spellStart"/>
             <w:r>
               <w:rPr>
                 <w:rFonts w:eastAsia="Times New Roman" w:cs="Times New Roman"/>
@@ -1571,7 +1451,6 @@
               </w:rPr>
               <w:t>Test</w:t>
             </w:r>
-            <w:proofErr w:type="spellEnd"/>
             <w:r>
               <w:rPr>
                 <w:rFonts w:eastAsia="Times New Roman" w:cs="Times New Roman"/>
@@ -1645,51 +1524,7 @@
                 <w:lang w:eastAsia="en-IN"/>
                 <w14:ligatures w14:val="none"/>
               </w:rPr>
-              <w:t xml:space="preserve">: </w:t>
-            </w:r>
-            <w:proofErr w:type="spellStart"/>
-            <w:r>
-              <w:rPr>
-                <w:rFonts w:eastAsia="Times New Roman" w:cs="Times New Roman"/>
-                <w:color w:val="000000"/>
-                <w:kern w:val="0"/>
-                <w:lang w:eastAsia="en-IN"/>
-                <w14:ligatures w14:val="none"/>
-              </w:rPr>
-              <w:t>enterText</w:t>
-            </w:r>
-            <w:proofErr w:type="spellEnd"/>
-            <w:r>
-              <w:rPr>
-                <w:rFonts w:eastAsia="Times New Roman" w:cs="Times New Roman"/>
-                <w:color w:val="000000"/>
-                <w:kern w:val="0"/>
-                <w:lang w:eastAsia="en-IN"/>
-                <w14:ligatures w14:val="none"/>
-              </w:rPr>
-              <w:t xml:space="preserve">(), </w:t>
-            </w:r>
-            <w:proofErr w:type="spellStart"/>
-            <w:r>
-              <w:rPr>
-                <w:rFonts w:eastAsia="Times New Roman" w:cs="Times New Roman"/>
-                <w:color w:val="000000"/>
-                <w:kern w:val="0"/>
-                <w:lang w:eastAsia="en-IN"/>
-                <w14:ligatures w14:val="none"/>
-              </w:rPr>
-              <w:t>clickElement</w:t>
-            </w:r>
-            <w:proofErr w:type="spellEnd"/>
-            <w:r>
-              <w:rPr>
-                <w:rFonts w:eastAsia="Times New Roman" w:cs="Times New Roman"/>
-                <w:color w:val="000000"/>
-                <w:kern w:val="0"/>
-                <w:lang w:eastAsia="en-IN"/>
-                <w14:ligatures w14:val="none"/>
-              </w:rPr>
-              <w:t>()</w:t>
+              <w:t>: enterText(), clickElement()</w:t>
             </w:r>
           </w:p>
         </w:tc>
@@ -1769,51 +1604,7 @@
                 <w:lang w:eastAsia="en-IN"/>
                 <w14:ligatures w14:val="none"/>
               </w:rPr>
-              <w:t xml:space="preserve">Extending </w:t>
-            </w:r>
-            <w:proofErr w:type="spellStart"/>
-            <w:r>
-              <w:rPr>
-                <w:rFonts w:eastAsia="Times New Roman" w:cs="Times New Roman"/>
-                <w:color w:val="000000"/>
-                <w:kern w:val="0"/>
-                <w:lang w:eastAsia="en-IN"/>
-                <w14:ligatures w14:val="none"/>
-              </w:rPr>
-              <w:t>BaseTest</w:t>
-            </w:r>
-            <w:proofErr w:type="spellEnd"/>
-            <w:r>
-              <w:rPr>
-                <w:rFonts w:eastAsia="Times New Roman" w:cs="Times New Roman"/>
-                <w:color w:val="000000"/>
-                <w:kern w:val="0"/>
-                <w:lang w:eastAsia="en-IN"/>
-                <w14:ligatures w14:val="none"/>
-              </w:rPr>
-              <w:t xml:space="preserve"> class to </w:t>
-            </w:r>
-            <w:proofErr w:type="spellStart"/>
-            <w:r>
-              <w:rPr>
-                <w:rFonts w:eastAsia="Times New Roman" w:cs="Times New Roman"/>
-                <w:color w:val="000000"/>
-                <w:kern w:val="0"/>
-                <w:lang w:eastAsia="en-IN"/>
-                <w14:ligatures w14:val="none"/>
-              </w:rPr>
-              <w:t>LoginTest</w:t>
-            </w:r>
-            <w:proofErr w:type="spellEnd"/>
-            <w:r>
-              <w:rPr>
-                <w:rFonts w:eastAsia="Times New Roman" w:cs="Times New Roman"/>
-                <w:color w:val="000000"/>
-                <w:kern w:val="0"/>
-                <w:lang w:eastAsia="en-IN"/>
-                <w14:ligatures w14:val="none"/>
-              </w:rPr>
-              <w:t xml:space="preserve"> class for setup &amp; utilities.</w:t>
+              <w:t>Extending BaseTest class to LoginTest class for setup &amp; utilities.</w:t>
             </w:r>
           </w:p>
           <w:p>
@@ -1991,42 +1782,8 @@
                 <w:lang w:eastAsia="en-IN"/>
                 <w14:ligatures w14:val="none"/>
               </w:rPr>
-              <w:t xml:space="preserve">Overriding </w:t>
+              <w:t>Overriding launchBrowser() method for different browsers like Chrome, Firefox, Webkit</w:t>
             </w:r>
-            <w:proofErr w:type="spellStart"/>
-            <w:r>
-              <w:rPr>
-                <w:rFonts w:eastAsia="Times New Roman" w:cs="Times New Roman"/>
-                <w:color w:val="000000"/>
-                <w:kern w:val="0"/>
-                <w:lang w:eastAsia="en-IN"/>
-                <w14:ligatures w14:val="none"/>
-              </w:rPr>
-              <w:t>launchBrowser</w:t>
-            </w:r>
-            <w:proofErr w:type="spellEnd"/>
-            <w:r>
-              <w:rPr>
-                <w:rFonts w:eastAsia="Times New Roman" w:cs="Times New Roman"/>
-                <w:color w:val="000000"/>
-                <w:kern w:val="0"/>
-                <w:lang w:eastAsia="en-IN"/>
-                <w14:ligatures w14:val="none"/>
-              </w:rPr>
-              <w:t xml:space="preserve">() method for different browsers like Chrome, Firefox, </w:t>
-            </w:r>
-            <w:proofErr w:type="spellStart"/>
-            <w:r>
-              <w:rPr>
-                <w:rFonts w:eastAsia="Times New Roman" w:cs="Times New Roman"/>
-                <w:color w:val="000000"/>
-                <w:kern w:val="0"/>
-                <w:lang w:eastAsia="en-IN"/>
-                <w14:ligatures w14:val="none"/>
-              </w:rPr>
-              <w:t>Webkit</w:t>
-            </w:r>
-            <w:proofErr w:type="spellEnd"/>
           </w:p>
         </w:tc>
       </w:tr>
@@ -2064,13 +1821,8 @@
         </w:numPr>
       </w:pPr>
       <w:r>
-        <w:t xml:space="preserve">Playwright script consist of playwright functions &amp; </w:t>
-      </w:r>
-      <w:proofErr w:type="spellStart"/>
-      <w:r>
-        <w:t>Testdata</w:t>
-      </w:r>
-      <w:proofErr w:type="spellEnd"/>
+        <w:t>Playwright script consist of playwright functions &amp; Testdata</w:t>
+      </w:r>
     </w:p>
     <w:p>
       <w:pPr>
@@ -2110,24 +1862,11 @@
           <w:numId w:val="56"/>
         </w:numPr>
       </w:pPr>
-      <w:proofErr w:type="spellStart"/>
-      <w:r>
-        <w:t>Testdata</w:t>
-      </w:r>
-      <w:proofErr w:type="spellEnd"/>
-      <w:r>
-        <w:t xml:space="preserve"> is </w:t>
-      </w:r>
-      <w:r>
-        <w:t>used to fetch Test Data from external files like Excel, .csv, .</w:t>
-      </w:r>
-      <w:proofErr w:type="spellStart"/>
-      <w:r>
-        <w:t>json</w:t>
-      </w:r>
-      <w:proofErr w:type="spellEnd"/>
-      <w:r>
-        <w:t xml:space="preserve"> or some database tables.</w:t>
+      <w:r>
+        <w:t xml:space="preserve">Testdata is </w:t>
+      </w:r>
+      <w:r>
+        <w:t>used to fetch Test Data from external files like Excel, .csv, .json or some database tables.</w:t>
       </w:r>
     </w:p>
     <w:p>
@@ -2249,7 +1988,10 @@
         </w:numPr>
       </w:pPr>
       <w:r>
-        <w:t>Data member should be declared globally with access level private using locator</w:t>
+        <w:t xml:space="preserve">Locators </w:t>
+      </w:r>
+      <w:r>
+        <w:t>should be declared globally with access level private</w:t>
       </w:r>
     </w:p>
     <w:p>
@@ -2261,7 +2003,7 @@
         </w:numPr>
       </w:pPr>
       <w:r>
-        <w:t>Initialize within a constructor with access level public</w:t>
+        <w:t>Initialize within a constructor</w:t>
       </w:r>
     </w:p>
     <w:p>
@@ -3043,13 +2785,8 @@
           <w:numId w:val="70"/>
         </w:numPr>
       </w:pPr>
-      <w:proofErr w:type="spellStart"/>
-      <w:r>
-        <w:t>BasePage</w:t>
-      </w:r>
-      <w:proofErr w:type="spellEnd"/>
-      <w:r>
-        <w:t xml:space="preserve"> utilities</w:t>
+      <w:r>
+        <w:t>BasePage utilities</w:t>
       </w:r>
     </w:p>
     <w:p>
@@ -3265,11 +3002,9 @@
       <w:r>
         <w:t xml:space="preserve">, </w:t>
       </w:r>
-      <w:proofErr w:type="spellStart"/>
       <w:r>
         <w:t>iFrames</w:t>
       </w:r>
-      <w:proofErr w:type="spellEnd"/>
     </w:p>
     <w:p>
       <w:pPr>
@@ -3323,11 +3058,9 @@
           <w:numId w:val="70"/>
         </w:numPr>
       </w:pPr>
-      <w:proofErr w:type="spellStart"/>
       <w:r>
         <w:t>frameLocator</w:t>
       </w:r>
-      <w:proofErr w:type="spellEnd"/>
     </w:p>
     <w:p>
       <w:pPr>
@@ -3423,13 +3156,8 @@
           <w:numId w:val="70"/>
         </w:numPr>
       </w:pPr>
-      <w:proofErr w:type="spellStart"/>
-      <w:r>
-        <w:t>ESLint</w:t>
-      </w:r>
-      <w:proofErr w:type="spellEnd"/>
-      <w:r>
-        <w:t xml:space="preserve"> rules</w:t>
+      <w:r>
+        <w:t>ESLint rules</w:t>
       </w:r>
     </w:p>
     <w:p>
@@ -4000,15 +3728,7 @@
         <w:ind w:left="1800"/>
       </w:pPr>
       <w:r>
-        <w:t xml:space="preserve">Examples: </w:t>
-      </w:r>
-      <w:proofErr w:type="spellStart"/>
-      <w:r>
-        <w:t>setTimeout</w:t>
-      </w:r>
-      <w:proofErr w:type="spellEnd"/>
-      <w:r>
-        <w:t>, DOM events, HTTP requests</w:t>
+        <w:t>Examples: setTimeout, DOM events, HTTP requests</w:t>
       </w:r>
     </w:p>
     <w:p>
@@ -4049,27 +3769,9 @@
         </w:rPr>
         <w:t xml:space="preserve">Microtask Queue: </w:t>
       </w:r>
-      <w:proofErr w:type="spellStart"/>
-      <w:r>
-        <w:t>Promise.then</w:t>
-      </w:r>
-      <w:proofErr w:type="spellEnd"/>
-      <w:r>
-        <w:t xml:space="preserve">, </w:t>
-      </w:r>
-      <w:proofErr w:type="spellStart"/>
-      <w:r>
-        <w:t>queueMicrotask</w:t>
-      </w:r>
-      <w:proofErr w:type="spellEnd"/>
-      <w:r>
-        <w:t xml:space="preserve">, </w:t>
-      </w:r>
-      <w:proofErr w:type="spellStart"/>
-      <w:r>
-        <w:t>MutationObserver</w:t>
-      </w:r>
-      <w:proofErr w:type="spellEnd"/>
+      <w:r>
+        <w:t>Promise.then, queueMicrotask, MutationObserver</w:t>
+      </w:r>
     </w:p>
     <w:p>
       <w:pPr>
@@ -4081,37 +3783,15 @@
         <w:spacing w:before="240"/>
         <w:ind w:left="1800"/>
       </w:pPr>
-      <w:proofErr w:type="spellStart"/>
-      <w:r>
-        <w:rPr>
-          <w:b/>
-          <w:bCs/>
-        </w:rPr>
-        <w:t>Macrotask</w:t>
-      </w:r>
-      <w:proofErr w:type="spellEnd"/>
-      <w:r>
-        <w:rPr>
-          <w:b/>
-          <w:bCs/>
-        </w:rPr>
-        <w:t xml:space="preserve"> (Callback) Queue: </w:t>
-      </w:r>
-      <w:proofErr w:type="spellStart"/>
-      <w:r>
-        <w:t>setTimeout</w:t>
-      </w:r>
-      <w:proofErr w:type="spellEnd"/>
-      <w:r>
-        <w:t xml:space="preserve">, </w:t>
-      </w:r>
-      <w:proofErr w:type="spellStart"/>
-      <w:r>
-        <w:t>setInterval</w:t>
-      </w:r>
-      <w:proofErr w:type="spellEnd"/>
-      <w:r>
-        <w:t>, I/O, UI event</w:t>
+      <w:r>
+        <w:rPr>
+          <w:b/>
+          <w:bCs/>
+        </w:rPr>
+        <w:t xml:space="preserve">Macrotask (Callback) Queue: </w:t>
+      </w:r>
+      <w:r>
+        <w:t>setTimeout, setInterval, I/O, UI event</w:t>
       </w:r>
     </w:p>
     <w:p>
@@ -4414,15 +4094,7 @@
         <w:t xml:space="preserve">: </w:t>
       </w:r>
       <w:r>
-        <w:t xml:space="preserve">Callbacks were the initial way to handle async </w:t>
-      </w:r>
-      <w:proofErr w:type="spellStart"/>
-      <w:r>
-        <w:t>behavior</w:t>
-      </w:r>
-      <w:proofErr w:type="spellEnd"/>
-      <w:r>
-        <w:t xml:space="preserve"> in JavaScript but caused callback hell</w:t>
+        <w:t>Callbacks were the initial way to handle async behavior in JavaScript but caused callback hell</w:t>
       </w:r>
       <w:r>
         <w:t xml:space="preserve">. </w:t>
@@ -4439,23 +4111,7 @@
           <w:b/>
           <w:bCs/>
         </w:rPr>
-        <w:t>Event handling (</w:t>
-      </w:r>
-      <w:proofErr w:type="spellStart"/>
-      <w:r>
-        <w:rPr>
-          <w:b/>
-          <w:bCs/>
-        </w:rPr>
-        <w:t>page.on</w:t>
-      </w:r>
-      <w:proofErr w:type="spellEnd"/>
-      <w:r>
-        <w:rPr>
-          <w:b/>
-          <w:bCs/>
-        </w:rPr>
-        <w:t>)</w:t>
+        <w:t>Event handling (page.on)</w:t>
       </w:r>
     </w:p>
     <w:p>
@@ -4577,7 +4233,6 @@
                 <w14:ligatures w14:val="none"/>
               </w:rPr>
             </w:pPr>
-            <w:proofErr w:type="spellStart"/>
             <w:r>
               <w:rPr>
                 <w:rFonts w:eastAsia="Times New Roman" w:cs="Times New Roman"/>
@@ -4592,7 +4247,6 @@
               </w:rPr>
               <w:t>SrNo</w:t>
             </w:r>
-            <w:proofErr w:type="spellEnd"/>
           </w:p>
         </w:tc>
         <w:tc>
@@ -5862,59 +5516,7 @@
                 <w:lang w:eastAsia="en-IN"/>
                 <w14:ligatures w14:val="none"/>
               </w:rPr>
-              <w:t>splice(</w:t>
-            </w:r>
-            <w:proofErr w:type="spellStart"/>
-            <w:r>
-              <w:rPr>
-                <w:rFonts w:eastAsia="Times New Roman" w:cs="Times New Roman"/>
-                <w:color w:val="000000"/>
-                <w:kern w:val="0"/>
-                <w:sz w:val="22"/>
-                <w:szCs w:val="22"/>
-                <w:lang w:eastAsia="en-IN"/>
-                <w14:ligatures w14:val="none"/>
-              </w:rPr>
-              <w:t>startIndex</w:t>
-            </w:r>
-            <w:proofErr w:type="spellEnd"/>
-            <w:r>
-              <w:rPr>
-                <w:rFonts w:eastAsia="Times New Roman" w:cs="Times New Roman"/>
-                <w:color w:val="000000"/>
-                <w:kern w:val="0"/>
-                <w:sz w:val="22"/>
-                <w:szCs w:val="22"/>
-                <w:lang w:eastAsia="en-IN"/>
-                <w14:ligatures w14:val="none"/>
-              </w:rPr>
-              <w:t xml:space="preserve">, </w:t>
-            </w:r>
-            <w:proofErr w:type="spellStart"/>
-            <w:r>
-              <w:rPr>
-                <w:rFonts w:eastAsia="Times New Roman" w:cs="Times New Roman"/>
-                <w:color w:val="000000"/>
-                <w:kern w:val="0"/>
-                <w:sz w:val="22"/>
-                <w:szCs w:val="22"/>
-                <w:lang w:eastAsia="en-IN"/>
-                <w14:ligatures w14:val="none"/>
-              </w:rPr>
-              <w:t>deleteCount</w:t>
-            </w:r>
-            <w:proofErr w:type="spellEnd"/>
-            <w:r>
-              <w:rPr>
-                <w:rFonts w:eastAsia="Times New Roman" w:cs="Times New Roman"/>
-                <w:color w:val="000000"/>
-                <w:kern w:val="0"/>
-                <w:sz w:val="22"/>
-                <w:szCs w:val="22"/>
-                <w:lang w:eastAsia="en-IN"/>
-                <w14:ligatures w14:val="none"/>
-              </w:rPr>
-              <w:t>)</w:t>
+              <w:t>splice(startIndex, deleteCount)</w:t>
             </w:r>
           </w:p>
         </w:tc>
@@ -6106,7 +5708,6 @@
                 <w14:ligatures w14:val="none"/>
               </w:rPr>
             </w:pPr>
-            <w:proofErr w:type="spellStart"/>
             <w:r>
               <w:rPr>
                 <w:rFonts w:eastAsia="Times New Roman" w:cs="Times New Roman"/>
@@ -6117,20 +5718,7 @@
                 <w:lang w:eastAsia="en-IN"/>
                 <w14:ligatures w14:val="none"/>
               </w:rPr>
-              <w:t>concat</w:t>
-            </w:r>
-            <w:proofErr w:type="spellEnd"/>
-            <w:r>
-              <w:rPr>
-                <w:rFonts w:eastAsia="Times New Roman" w:cs="Times New Roman"/>
-                <w:color w:val="000000"/>
-                <w:kern w:val="0"/>
-                <w:sz w:val="22"/>
-                <w:szCs w:val="22"/>
-                <w:lang w:eastAsia="en-IN"/>
-                <w14:ligatures w14:val="none"/>
-              </w:rPr>
-              <w:t>()</w:t>
+              <w:t>concat()</w:t>
             </w:r>
           </w:p>
         </w:tc>
@@ -6332,33 +5920,7 @@
                 <w:lang w:eastAsia="en-IN"/>
                 <w14:ligatures w14:val="none"/>
               </w:rPr>
-              <w:t>slice(</w:t>
-            </w:r>
-            <w:proofErr w:type="spellStart"/>
-            <w:r>
-              <w:rPr>
-                <w:rFonts w:eastAsia="Times New Roman" w:cs="Times New Roman"/>
-                <w:color w:val="000000"/>
-                <w:kern w:val="0"/>
-                <w:sz w:val="22"/>
-                <w:szCs w:val="22"/>
-                <w:lang w:eastAsia="en-IN"/>
-                <w14:ligatures w14:val="none"/>
-              </w:rPr>
-              <w:t>start,notEnclusiveEnd</w:t>
-            </w:r>
-            <w:proofErr w:type="spellEnd"/>
-            <w:r>
-              <w:rPr>
-                <w:rFonts w:eastAsia="Times New Roman" w:cs="Times New Roman"/>
-                <w:color w:val="000000"/>
-                <w:kern w:val="0"/>
-                <w:sz w:val="22"/>
-                <w:szCs w:val="22"/>
-                <w:lang w:eastAsia="en-IN"/>
-                <w14:ligatures w14:val="none"/>
-              </w:rPr>
-              <w:t>)</w:t>
+              <w:t>slice(start,notEnclusiveEnd)</w:t>
             </w:r>
           </w:p>
         </w:tc>
@@ -7122,13 +6684,8 @@
           <w:numId w:val="8"/>
         </w:numPr>
       </w:pPr>
-      <w:proofErr w:type="spellStart"/>
-      <w:r>
-        <w:t>object.key</w:t>
-      </w:r>
-      <w:proofErr w:type="spellEnd"/>
-      <w:r>
-        <w:t xml:space="preserve"> = value</w:t>
+      <w:r>
+        <w:t>object.key = value</w:t>
       </w:r>
     </w:p>
     <w:p>
@@ -7161,15 +6718,7 @@
         <w:ind w:left="1440"/>
       </w:pPr>
       <w:r>
-        <w:t xml:space="preserve">let </w:t>
-      </w:r>
-      <w:proofErr w:type="spellStart"/>
-      <w:r>
-        <w:t>testResult</w:t>
-      </w:r>
-      <w:proofErr w:type="spellEnd"/>
-      <w:r>
-        <w:t xml:space="preserve"> = {};</w:t>
+        <w:t>let testResult = {};</w:t>
       </w:r>
     </w:p>
     <w:p>
@@ -7177,13 +6726,8 @@
         <w:pStyle w:val="ListParagraph"/>
         <w:ind w:left="1440"/>
       </w:pPr>
-      <w:proofErr w:type="spellStart"/>
-      <w:r>
-        <w:t>testResult.testName</w:t>
-      </w:r>
-      <w:proofErr w:type="spellEnd"/>
-      <w:r>
-        <w:t xml:space="preserve"> = "Login Test";</w:t>
+      <w:r>
+        <w:t>testResult.testName = "Login Test";</w:t>
       </w:r>
     </w:p>
     <w:p>
@@ -7191,13 +6735,8 @@
         <w:pStyle w:val="ListParagraph"/>
         <w:ind w:left="1440"/>
       </w:pPr>
-      <w:proofErr w:type="spellStart"/>
-      <w:r>
-        <w:t>testResult.status</w:t>
-      </w:r>
-      <w:proofErr w:type="spellEnd"/>
-      <w:r>
-        <w:t xml:space="preserve"> = "Passed";</w:t>
+      <w:r>
+        <w:t>testResult.status = "Passed";</w:t>
       </w:r>
     </w:p>
     <w:p>
@@ -7206,15 +6745,7 @@
         <w:ind w:left="1440"/>
       </w:pPr>
       <w:r>
-        <w:t>console.log(</w:t>
-      </w:r>
-      <w:proofErr w:type="spellStart"/>
-      <w:r>
-        <w:t>testResult</w:t>
-      </w:r>
-      <w:proofErr w:type="spellEnd"/>
-      <w:r>
-        <w:t xml:space="preserve">); </w:t>
+        <w:t xml:space="preserve">console.log(testResult); </w:t>
       </w:r>
     </w:p>
     <w:p>
@@ -7223,15 +6754,7 @@
         <w:ind w:left="1440"/>
       </w:pPr>
       <w:r>
-        <w:t xml:space="preserve">// { </w:t>
-      </w:r>
-      <w:proofErr w:type="spellStart"/>
-      <w:r>
-        <w:t>testName</w:t>
-      </w:r>
-      <w:proofErr w:type="spellEnd"/>
-      <w:r>
-        <w:t>: "Login Test", status: "Passed" }</w:t>
+        <w:t>// { testName: "Login Test", status: "Passed" }</w:t>
       </w:r>
     </w:p>
     <w:p>
@@ -7251,23 +6774,7 @@
           <w:b/>
           <w:bCs/>
         </w:rPr>
-        <w:t xml:space="preserve">What are the differences between var, let and </w:t>
-      </w:r>
-      <w:proofErr w:type="spellStart"/>
-      <w:r>
-        <w:rPr>
-          <w:b/>
-          <w:bCs/>
-        </w:rPr>
-        <w:t>const</w:t>
-      </w:r>
-      <w:proofErr w:type="spellEnd"/>
-      <w:r>
-        <w:rPr>
-          <w:b/>
-          <w:bCs/>
-        </w:rPr>
-        <w:t xml:space="preserve"> variables? Provide examples demonstrating proper usage in test scripts.</w:t>
+        <w:t>What are the differences between var, let and const variables? Provide examples demonstrating proper usage in test scripts.</w:t>
       </w:r>
     </w:p>
     <w:p>
@@ -7287,7 +6794,6 @@
       <w:r>
         <w:t xml:space="preserve"> Use </w:t>
       </w:r>
-      <w:proofErr w:type="spellStart"/>
       <w:r>
         <w:rPr>
           <w:b/>
@@ -7295,7 +6801,6 @@
         </w:rPr>
         <w:t>const</w:t>
       </w:r>
-      <w:proofErr w:type="spellEnd"/>
       <w:r>
         <w:t xml:space="preserve"> for test data that </w:t>
       </w:r>
@@ -7373,15 +6878,7 @@
         <w:t>Avoid var</w:t>
       </w:r>
       <w:r>
-        <w:t xml:space="preserve"> due to its function-scoping and hoisting </w:t>
-      </w:r>
-      <w:proofErr w:type="spellStart"/>
-      <w:r>
-        <w:t>behavior</w:t>
-      </w:r>
-      <w:proofErr w:type="spellEnd"/>
-      <w:r>
-        <w:t>.</w:t>
+        <w:t xml:space="preserve"> due to its function-scoping and hoisting behavior.</w:t>
       </w:r>
     </w:p>
     <w:p>
@@ -7737,7 +7234,6 @@
                 <w14:ligatures w14:val="none"/>
               </w:rPr>
             </w:pPr>
-            <w:proofErr w:type="spellStart"/>
             <w:r>
               <w:rPr>
                 <w:rFonts w:eastAsia="Times New Roman" w:cs="Times New Roman"/>
@@ -7752,7 +7248,6 @@
               </w:rPr>
               <w:t>WebdriverIO</w:t>
             </w:r>
-            <w:proofErr w:type="spellEnd"/>
           </w:p>
         </w:tc>
       </w:tr>
@@ -8045,33 +7540,7 @@
                 <w:lang w:eastAsia="en-IN"/>
                 <w14:ligatures w14:val="none"/>
               </w:rPr>
-              <w:t xml:space="preserve">JavaScript (via </w:t>
-            </w:r>
-            <w:proofErr w:type="spellStart"/>
-            <w:r>
-              <w:rPr>
-                <w:rFonts w:eastAsia="Times New Roman" w:cs="Times New Roman"/>
-                <w:color w:val="000000"/>
-                <w:kern w:val="0"/>
-                <w:sz w:val="22"/>
-                <w:szCs w:val="22"/>
-                <w:lang w:eastAsia="en-IN"/>
-                <w14:ligatures w14:val="none"/>
-              </w:rPr>
-              <w:t>WebDriverJS</w:t>
-            </w:r>
-            <w:proofErr w:type="spellEnd"/>
-            <w:r>
-              <w:rPr>
-                <w:rFonts w:eastAsia="Times New Roman" w:cs="Times New Roman"/>
-                <w:color w:val="000000"/>
-                <w:kern w:val="0"/>
-                <w:sz w:val="22"/>
-                <w:szCs w:val="22"/>
-                <w:lang w:eastAsia="en-IN"/>
-                <w14:ligatures w14:val="none"/>
-              </w:rPr>
-              <w:t>)</w:t>
+              <w:t>JavaScript (via WebDriverJS)</w:t>
             </w:r>
           </w:p>
         </w:tc>
@@ -9697,33 +9166,7 @@
                 <w:lang w:eastAsia="en-IN"/>
                 <w14:ligatures w14:val="none"/>
               </w:rPr>
-              <w:t xml:space="preserve"> (using </w:t>
-            </w:r>
-            <w:proofErr w:type="spellStart"/>
-            <w:r>
-              <w:rPr>
-                <w:rFonts w:eastAsia="Times New Roman" w:cs="Times New Roman"/>
-                <w:color w:val="000000"/>
-                <w:kern w:val="0"/>
-                <w:sz w:val="22"/>
-                <w:szCs w:val="22"/>
-                <w:lang w:eastAsia="en-IN"/>
-                <w14:ligatures w14:val="none"/>
-              </w:rPr>
-              <w:t>cy.request</w:t>
-            </w:r>
-            <w:proofErr w:type="spellEnd"/>
-            <w:r>
-              <w:rPr>
-                <w:rFonts w:eastAsia="Times New Roman" w:cs="Times New Roman"/>
-                <w:color w:val="000000"/>
-                <w:kern w:val="0"/>
-                <w:sz w:val="22"/>
-                <w:szCs w:val="22"/>
-                <w:lang w:eastAsia="en-IN"/>
-                <w14:ligatures w14:val="none"/>
-              </w:rPr>
-              <w:t>)</w:t>
+              <w:t xml:space="preserve"> (using cy.request)</w:t>
             </w:r>
           </w:p>
         </w:tc>
@@ -9774,33 +9217,7 @@
                 <w:lang w:eastAsia="en-IN"/>
                 <w14:ligatures w14:val="none"/>
               </w:rPr>
-              <w:t xml:space="preserve"> (via fetch/</w:t>
-            </w:r>
-            <w:proofErr w:type="spellStart"/>
-            <w:r>
-              <w:rPr>
-                <w:rFonts w:eastAsia="Times New Roman" w:cs="Times New Roman"/>
-                <w:color w:val="000000"/>
-                <w:kern w:val="0"/>
-                <w:sz w:val="22"/>
-                <w:szCs w:val="22"/>
-                <w:lang w:eastAsia="en-IN"/>
-                <w14:ligatures w14:val="none"/>
-              </w:rPr>
-              <w:t>axios</w:t>
-            </w:r>
-            <w:proofErr w:type="spellEnd"/>
-            <w:r>
-              <w:rPr>
-                <w:rFonts w:eastAsia="Times New Roman" w:cs="Times New Roman"/>
-                <w:color w:val="000000"/>
-                <w:kern w:val="0"/>
-                <w:sz w:val="22"/>
-                <w:szCs w:val="22"/>
-                <w:lang w:eastAsia="en-IN"/>
-                <w14:ligatures w14:val="none"/>
-              </w:rPr>
-              <w:t>)</w:t>
+              <w:t xml:space="preserve"> (via fetch/axios)</w:t>
             </w:r>
           </w:p>
         </w:tc>
@@ -10431,23 +9848,7 @@
           <w:b/>
           <w:bCs/>
         </w:rPr>
-        <w:t>Attribute Selector ([</w:t>
-      </w:r>
-      <w:proofErr w:type="spellStart"/>
-      <w:r>
-        <w:rPr>
-          <w:b/>
-          <w:bCs/>
-        </w:rPr>
-        <w:t>attr</w:t>
-      </w:r>
-      <w:proofErr w:type="spellEnd"/>
-      <w:r>
-        <w:rPr>
-          <w:b/>
-          <w:bCs/>
-        </w:rPr>
-        <w:t>=value])</w:t>
+        <w:t>Attribute Selector ([attr=value])</w:t>
       </w:r>
     </w:p>
     <w:p>
@@ -10536,15 +9937,7 @@
         </w:numPr>
       </w:pPr>
       <w:r>
-        <w:t xml:space="preserve">Manually test different screen sizes using Chrome </w:t>
-      </w:r>
-      <w:proofErr w:type="spellStart"/>
-      <w:r>
-        <w:t>DevTools</w:t>
-      </w:r>
-      <w:proofErr w:type="spellEnd"/>
-      <w:r>
-        <w:t xml:space="preserve"> (Toggle Device Toolbar).</w:t>
+        <w:t>Manually test different screen sizes using Chrome DevTools (Toggle Device Toolbar).</w:t>
       </w:r>
     </w:p>
     <w:p>
@@ -10556,15 +9949,7 @@
         </w:numPr>
       </w:pPr>
       <w:r>
-        <w:t xml:space="preserve">Emulate different viewport sizes in Cypress using </w:t>
-      </w:r>
-      <w:proofErr w:type="spellStart"/>
-      <w:r>
-        <w:t>cy.viewport</w:t>
-      </w:r>
-      <w:proofErr w:type="spellEnd"/>
-      <w:r>
-        <w:t>():</w:t>
+        <w:t>Emulate different viewport sizes in Cypress using cy.viewport():</w:t>
       </w:r>
     </w:p>
     <w:p>
@@ -10590,23 +9975,7 @@
           <w:bCs/>
         </w:rPr>
         <w:lastRenderedPageBreak/>
-        <w:t xml:space="preserve">How you handle </w:t>
-      </w:r>
-      <w:proofErr w:type="spellStart"/>
-      <w:r>
-        <w:rPr>
-          <w:b/>
-          <w:bCs/>
-        </w:rPr>
-        <w:t>iFrames</w:t>
-      </w:r>
-      <w:proofErr w:type="spellEnd"/>
-      <w:r>
-        <w:rPr>
-          <w:b/>
-          <w:bCs/>
-        </w:rPr>
-        <w:t xml:space="preserve"> in </w:t>
+        <w:t xml:space="preserve">How you handle iFrames in </w:t>
       </w:r>
       <w:r>
         <w:rPr>
@@ -10624,29 +9993,8 @@
           <w:numId w:val="24"/>
         </w:numPr>
       </w:pPr>
-      <w:proofErr w:type="spellStart"/>
-      <w:r>
-        <w:t>iFrames</w:t>
-      </w:r>
-      <w:proofErr w:type="spellEnd"/>
-      <w:r>
-        <w:t xml:space="preserve"> are handled using </w:t>
-      </w:r>
-      <w:proofErr w:type="spellStart"/>
-      <w:r>
-        <w:t>frameLocator</w:t>
-      </w:r>
-      <w:proofErr w:type="spellEnd"/>
-      <w:r>
-        <w:t xml:space="preserve">() or </w:t>
-      </w:r>
-      <w:proofErr w:type="spellStart"/>
-      <w:r>
-        <w:t>page.frame</w:t>
-      </w:r>
-      <w:proofErr w:type="spellEnd"/>
-      <w:r>
-        <w:t xml:space="preserve">(). </w:t>
+      <w:r>
+        <w:t xml:space="preserve">iFrames are handled using frameLocator() or page.frame(). </w:t>
       </w:r>
     </w:p>
     <w:p>
@@ -10657,13 +10005,8 @@
           <w:numId w:val="24"/>
         </w:numPr>
       </w:pPr>
-      <w:proofErr w:type="spellStart"/>
-      <w:r>
-        <w:t>Iframe</w:t>
-      </w:r>
-      <w:proofErr w:type="spellEnd"/>
-      <w:r>
-        <w:t xml:space="preserve"> means inline frame, which represents the window inside the webpage </w:t>
+      <w:r>
+        <w:t xml:space="preserve">Iframe means inline frame, which represents the window inside the webpage </w:t>
       </w:r>
       <w:r>
         <w:t>to display independent content</w:t>
@@ -10681,15 +10024,7 @@
         </w:numPr>
       </w:pPr>
       <w:r>
-        <w:t xml:space="preserve">Since elements inside an </w:t>
-      </w:r>
-      <w:proofErr w:type="spellStart"/>
-      <w:r>
-        <w:t>iframe</w:t>
-      </w:r>
-      <w:proofErr w:type="spellEnd"/>
-      <w:r>
-        <w:t xml:space="preserve"> belong to a different DOM context, we must first switch to that frame before interacting with elements inside it.</w:t>
+        <w:t>Since elements inside an iframe belong to a different DOM context, we must first switch to that frame before interacting with elements inside it.</w:t>
       </w:r>
     </w:p>
     <w:p>
@@ -10701,29 +10036,8 @@
         </w:numPr>
       </w:pPr>
       <w:r>
-        <w:t xml:space="preserve">In my framework, I encapsulate </w:t>
-      </w:r>
-      <w:proofErr w:type="spellStart"/>
-      <w:r>
-        <w:t>iframe</w:t>
-      </w:r>
-      <w:proofErr w:type="spellEnd"/>
-      <w:r>
-        <w:t xml:space="preserve"> handling inside Page Object Model. If a page contains </w:t>
-      </w:r>
-      <w:proofErr w:type="spellStart"/>
-      <w:r>
-        <w:t>iframe</w:t>
-      </w:r>
-      <w:proofErr w:type="spellEnd"/>
-      <w:r>
-        <w:t xml:space="preserve"> elements, I define a </w:t>
-      </w:r>
-      <w:proofErr w:type="spellStart"/>
-      <w:r>
-        <w:t>frameLocator</w:t>
-      </w:r>
-      <w:proofErr w:type="spellEnd"/>
+        <w:t>In my framework, I encapsulate iframe handling inside Page Object Model. If a page contains iframe elements, I define a frameLocator</w:t>
+      </w:r>
       <w:r>
         <w:t>()</w:t>
       </w:r>
@@ -10762,23 +10076,7 @@
         </w:numPr>
       </w:pPr>
       <w:r>
-        <w:t xml:space="preserve">“In Playwright, multiple tabs are handled using the </w:t>
-      </w:r>
-      <w:proofErr w:type="spellStart"/>
-      <w:r>
-        <w:t>BrowserContext</w:t>
-      </w:r>
-      <w:proofErr w:type="spellEnd"/>
-      <w:r>
-        <w:t xml:space="preserve"> object. Whenever a new tab opens, we listen for the ‘page’ event on the context and capture the new Page instance. Since each tab is represented as a Page inside a </w:t>
-      </w:r>
-      <w:proofErr w:type="spellStart"/>
-      <w:r>
-        <w:t>BrowserContext</w:t>
-      </w:r>
-      <w:proofErr w:type="spellEnd"/>
-      <w:r>
-        <w:t>, we can control and switch between them easily.”</w:t>
+        <w:t>“In Playwright, multiple tabs are handled using the BrowserContext object. Whenever a new tab opens, we listen for the ‘page’ event on the context and capture the new Page instance. Since each tab is represented as a Page inside a BrowserContext, we can control and switch between them easily.”</w:t>
       </w:r>
     </w:p>
     <w:p/>
@@ -12050,15 +11348,7 @@
         </w:numPr>
       </w:pPr>
       <w:r>
-        <w:t>Environment Variables (</w:t>
-      </w:r>
-      <w:proofErr w:type="spellStart"/>
-      <w:r>
-        <w:t>cypress.env.json</w:t>
-      </w:r>
-      <w:proofErr w:type="spellEnd"/>
-      <w:r>
-        <w:t>)</w:t>
+        <w:t>Environment Variables (cypress.env.json)</w:t>
       </w:r>
     </w:p>
     <w:p>
@@ -12082,15 +11372,7 @@
         </w:numPr>
       </w:pPr>
       <w:r>
-        <w:t xml:space="preserve">Random Data Generation using faker.js, </w:t>
-      </w:r>
-      <w:proofErr w:type="spellStart"/>
-      <w:r>
-        <w:t>uuid</w:t>
-      </w:r>
-      <w:proofErr w:type="spellEnd"/>
-      <w:r>
-        <w:t xml:space="preserve"> type</w:t>
+        <w:t>Random Data Generation using faker.js, uuid type</w:t>
       </w:r>
     </w:p>
     <w:p>
@@ -12293,11 +11575,9 @@
           <w:numId w:val="25"/>
         </w:numPr>
       </w:pPr>
-      <w:proofErr w:type="spellStart"/>
       <w:r>
         <w:t>Mochawesome</w:t>
       </w:r>
-      <w:proofErr w:type="spellEnd"/>
     </w:p>
     <w:p>
       <w:pPr>
@@ -12585,15 +11865,7 @@
         </w:numPr>
       </w:pPr>
       <w:r>
-        <w:t xml:space="preserve">Integrate tools like Allure, </w:t>
-      </w:r>
-      <w:proofErr w:type="spellStart"/>
-      <w:r>
-        <w:t>Mochawesome</w:t>
-      </w:r>
-      <w:proofErr w:type="spellEnd"/>
-      <w:r>
-        <w:t xml:space="preserve"> for insights.</w:t>
+        <w:t>Integrate tools like Allure, Mochawesome for insights.</w:t>
       </w:r>
     </w:p>
     <w:p>
@@ -12678,15 +11950,7 @@
         </w:numPr>
       </w:pPr>
       <w:r>
-        <w:t xml:space="preserve">Prefer implicit or smart waits (like </w:t>
-      </w:r>
-      <w:proofErr w:type="spellStart"/>
-      <w:r>
-        <w:t>cy.intercept</w:t>
-      </w:r>
-      <w:proofErr w:type="spellEnd"/>
-      <w:r>
-        <w:t>) over static waits.</w:t>
+        <w:t>Prefer implicit or smart waits (like cy.intercept) over static waits.</w:t>
       </w:r>
     </w:p>
     <w:p>
@@ -13257,23 +12521,7 @@
           <w:b/>
           <w:bCs/>
         </w:rPr>
-        <w:t xml:space="preserve">What is </w:t>
-      </w:r>
-      <w:proofErr w:type="spellStart"/>
-      <w:r>
-        <w:rPr>
-          <w:b/>
-          <w:bCs/>
-        </w:rPr>
-        <w:t>playwright.config.ts</w:t>
-      </w:r>
-      <w:proofErr w:type="spellEnd"/>
-      <w:r>
-        <w:rPr>
-          <w:b/>
-          <w:bCs/>
-        </w:rPr>
-        <w:t>?</w:t>
+        <w:t>What is playwright.config.ts?</w:t>
       </w:r>
     </w:p>
     <w:p>
@@ -13289,27 +12537,10 @@
           <w:b/>
           <w:bCs/>
         </w:rPr>
-        <w:t>“</w:t>
-      </w:r>
-      <w:proofErr w:type="spellStart"/>
-      <w:r>
-        <w:rPr>
-          <w:b/>
-          <w:bCs/>
-        </w:rPr>
-        <w:t>playwright.config.ts</w:t>
-      </w:r>
-      <w:proofErr w:type="spellEnd"/>
-      <w:r>
-        <w:t xml:space="preserve"> is the central configuration file that controls global test </w:t>
-      </w:r>
-      <w:proofErr w:type="spellStart"/>
-      <w:r>
-        <w:t>behavior</w:t>
-      </w:r>
-      <w:proofErr w:type="spellEnd"/>
-      <w:r>
-        <w:t>.</w:t>
+        <w:t>“playwright.config.ts</w:t>
+      </w:r>
+      <w:r>
+        <w:t xml:space="preserve"> is the central configuration file that controls global test behavior.</w:t>
       </w:r>
     </w:p>
     <w:p>
@@ -13443,17 +12674,8 @@
           <w:b/>
           <w:bCs/>
         </w:rPr>
-        <w:t xml:space="preserve">Chromium, Firefox, </w:t>
-      </w:r>
-      <w:proofErr w:type="spellStart"/>
-      <w:r>
-        <w:rPr>
-          <w:b/>
-          <w:bCs/>
-        </w:rPr>
-        <w:t>Webkit</w:t>
-      </w:r>
-      <w:proofErr w:type="spellEnd"/>
+        <w:t>Chromium, Firefox, Webkit</w:t>
+      </w:r>
     </w:p>
     <w:p>
       <w:pPr>
@@ -13547,23 +12769,7 @@
           <w:b/>
           <w:bCs/>
         </w:rPr>
-        <w:t xml:space="preserve">request, </w:t>
-      </w:r>
-      <w:proofErr w:type="spellStart"/>
-      <w:r>
-        <w:rPr>
-          <w:b/>
-          <w:bCs/>
-        </w:rPr>
-        <w:t>testInfo</w:t>
-      </w:r>
-      <w:proofErr w:type="spellEnd"/>
-      <w:r>
-        <w:rPr>
-          <w:b/>
-          <w:bCs/>
-        </w:rPr>
-        <w:t xml:space="preserve"> </w:t>
+        <w:t xml:space="preserve">request, testInfo </w:t>
       </w:r>
       <w:r>
         <w:rPr>
@@ -13660,7 +12866,6 @@
           <w:numId w:val="63"/>
         </w:numPr>
       </w:pPr>
-      <w:proofErr w:type="spellStart"/>
       <w:r>
         <w:rPr>
           <w:b/>
@@ -13668,25 +12873,8 @@
         </w:rPr>
         <w:t>browserName</w:t>
       </w:r>
-      <w:proofErr w:type="spellEnd"/>
-      <w:r>
-        <w:t>: A string (e.g., 'chromium', '</w:t>
-      </w:r>
-      <w:proofErr w:type="spellStart"/>
-      <w:r>
-        <w:t>firefox</w:t>
-      </w:r>
-      <w:proofErr w:type="spellEnd"/>
-      <w:r>
-        <w:t>', or '</w:t>
-      </w:r>
-      <w:proofErr w:type="spellStart"/>
-      <w:r>
-        <w:t>webkit</w:t>
-      </w:r>
-      <w:proofErr w:type="spellEnd"/>
-      <w:r>
-        <w:t>') indicating which browser is currently running the test.</w:t>
+      <w:r>
+        <w:t>: A string (e.g., 'chromium', 'firefox', or 'webkit') indicating which browser is currently running the test.</w:t>
       </w:r>
     </w:p>
     <w:p>
@@ -13705,15 +12893,7 @@
         <w:t>context</w:t>
       </w:r>
       <w:r>
-        <w:t xml:space="preserve">: Provides an isolated </w:t>
-      </w:r>
-      <w:proofErr w:type="spellStart"/>
-      <w:r>
-        <w:t>BrowserContext</w:t>
-      </w:r>
-      <w:proofErr w:type="spellEnd"/>
-      <w:r>
-        <w:t xml:space="preserve"> (like an incognito session) for each test. The page fixture belongs to this context. This is useful for managing cookies, local storage, and permissions for a set of pages.</w:t>
+        <w:t>: Provides an isolated BrowserContext (like an incognito session) for each test. The page fixture belongs to this context. This is useful for managing cookies, local storage, and permissions for a set of pages.</w:t>
       </w:r>
     </w:p>
     <w:p>
@@ -13751,15 +12931,7 @@
         <w:t>request</w:t>
       </w:r>
       <w:r>
-        <w:t xml:space="preserve">: Provides an </w:t>
-      </w:r>
-      <w:proofErr w:type="spellStart"/>
-      <w:r>
-        <w:t>APIRequestContext</w:t>
-      </w:r>
-      <w:proofErr w:type="spellEnd"/>
-      <w:r>
-        <w:t xml:space="preserve"> instance to make HTTP requests directly, useful for API testing or setting up backend data without using the UI.</w:t>
+        <w:t>: Provides an APIRequestContext instance to make HTTP requests directly, useful for API testing or setting up backend data without using the UI.</w:t>
       </w:r>
     </w:p>
     <w:p>
@@ -13770,7 +12942,6 @@
           <w:numId w:val="63"/>
         </w:numPr>
       </w:pPr>
-      <w:proofErr w:type="spellStart"/>
       <w:r>
         <w:rPr>
           <w:b/>
@@ -13778,7 +12949,6 @@
         </w:rPr>
         <w:t>testInfo</w:t>
       </w:r>
-      <w:proofErr w:type="spellEnd"/>
       <w:r>
         <w:t>: An object with information about the currently running test, such as its title, status, and associated files.</w:t>
       </w:r>
@@ -13844,49 +13014,15 @@
           <w:b/>
           <w:bCs/>
         </w:rPr>
-        <w:t xml:space="preserve">Difference between page and </w:t>
-      </w:r>
-      <w:proofErr w:type="spellStart"/>
-      <w:r>
-        <w:rPr>
-          <w:b/>
-          <w:bCs/>
-        </w:rPr>
-        <w:t>browserContext</w:t>
-      </w:r>
-      <w:proofErr w:type="spellEnd"/>
-      <w:r>
-        <w:rPr>
-          <w:b/>
-          <w:bCs/>
-        </w:rPr>
-        <w:t xml:space="preserve">, </w:t>
-      </w:r>
-      <w:proofErr w:type="spellStart"/>
-      <w:r>
-        <w:rPr>
-          <w:b/>
-          <w:bCs/>
-        </w:rPr>
-        <w:t>newContext</w:t>
-      </w:r>
-      <w:proofErr w:type="spellEnd"/>
-      <w:r>
-        <w:rPr>
-          <w:b/>
-          <w:bCs/>
-        </w:rPr>
-        <w:t xml:space="preserve">, </w:t>
-      </w:r>
-      <w:proofErr w:type="spellStart"/>
-      <w:r>
-        <w:rPr>
-          <w:b/>
-          <w:bCs/>
-        </w:rPr>
-        <w:t>newPage</w:t>
-      </w:r>
-      <w:proofErr w:type="spellEnd"/>
+        <w:t>Difference between page and browserContext</w:t>
+      </w:r>
+      <w:r>
+        <w:rPr>
+          <w:b/>
+          <w:bCs/>
+        </w:rPr>
+        <w:t>, newContext, newPage</w:t>
+      </w:r>
       <w:r>
         <w:rPr>
           <w:b/>
@@ -14124,23 +13260,7 @@
           <w:b/>
           <w:bCs/>
         </w:rPr>
-        <w:t xml:space="preserve">Difference between </w:t>
-      </w:r>
-      <w:proofErr w:type="spellStart"/>
-      <w:r>
-        <w:rPr>
-          <w:b/>
-          <w:bCs/>
-        </w:rPr>
-        <w:t>getByRole</w:t>
-      </w:r>
-      <w:proofErr w:type="spellEnd"/>
-      <w:r>
-        <w:rPr>
-          <w:b/>
-          <w:bCs/>
-        </w:rPr>
-        <w:t>() and locator()?</w:t>
+        <w:t>Difference between getByRole() and locator()?</w:t>
       </w:r>
     </w:p>
     <w:p>
@@ -14151,13 +13271,8 @@
         </w:numPr>
         <w:spacing w:after="0"/>
       </w:pPr>
-      <w:proofErr w:type="spellStart"/>
-      <w:r>
-        <w:t>getByRole</w:t>
-      </w:r>
-      <w:proofErr w:type="spellEnd"/>
-      <w:r>
-        <w:t>() → Accessibility-based selector (recommended, stable)</w:t>
+      <w:r>
+        <w:t>getByRole() → Accessibility-based selector (recommended, stable)</w:t>
       </w:r>
     </w:p>
     <w:p>
@@ -14202,13 +13317,8 @@
         </w:numPr>
         <w:spacing w:after="0"/>
       </w:pPr>
-      <w:proofErr w:type="spellStart"/>
-      <w:r>
-        <w:t>page.on</w:t>
-      </w:r>
-      <w:proofErr w:type="spellEnd"/>
-      <w:r>
-        <w:t>('dialog', async dialog =&gt; {</w:t>
+      <w:r>
+        <w:t>page.on('dialog', async dialog =&gt; {</w:t>
       </w:r>
     </w:p>
     <w:p>
@@ -14221,15 +13331,7 @@
         <w:spacing w:after="0"/>
       </w:pPr>
       <w:r>
-        <w:t xml:space="preserve">  await </w:t>
-      </w:r>
-      <w:proofErr w:type="spellStart"/>
-      <w:r>
-        <w:t>dialog.accept</w:t>
-      </w:r>
-      <w:proofErr w:type="spellEnd"/>
-      <w:r>
-        <w:t>();</w:t>
+        <w:t xml:space="preserve">  await dialog.accept();</w:t>
       </w:r>
     </w:p>
     <w:p>
@@ -14309,13 +13411,8 @@
         </w:numPr>
         <w:spacing w:after="0"/>
       </w:pPr>
-      <w:proofErr w:type="spellStart"/>
-      <w:r>
-        <w:t>npx</w:t>
-      </w:r>
-      <w:proofErr w:type="spellEnd"/>
-      <w:r>
-        <w:t xml:space="preserve"> playwright test –headed</w:t>
+      <w:r>
+        <w:t>npx playwright test –headed</w:t>
       </w:r>
     </w:p>
     <w:p>
@@ -14348,11 +13445,9 @@
         </w:numPr>
         <w:spacing w:after="0"/>
       </w:pPr>
-      <w:proofErr w:type="spellStart"/>
       <w:r>
         <w:t>getByRole</w:t>
       </w:r>
-      <w:proofErr w:type="spellEnd"/>
     </w:p>
     <w:p>
       <w:pPr>
@@ -14363,11 +13458,9 @@
         </w:numPr>
         <w:spacing w:after="0"/>
       </w:pPr>
-      <w:proofErr w:type="spellStart"/>
       <w:r>
         <w:t>getByText</w:t>
       </w:r>
-      <w:proofErr w:type="spellEnd"/>
     </w:p>
     <w:p>
       <w:pPr>
@@ -14378,11 +13471,9 @@
         </w:numPr>
         <w:spacing w:after="0"/>
       </w:pPr>
-      <w:proofErr w:type="spellStart"/>
       <w:r>
         <w:t>getByLabel</w:t>
       </w:r>
-      <w:proofErr w:type="spellEnd"/>
     </w:p>
     <w:p>
       <w:pPr>
@@ -14393,11 +13484,9 @@
         </w:numPr>
         <w:spacing w:after="0"/>
       </w:pPr>
-      <w:proofErr w:type="spellStart"/>
       <w:r>
         <w:t>getByPlaceholder</w:t>
       </w:r>
-      <w:proofErr w:type="spellEnd"/>
     </w:p>
     <w:p>
       <w:pPr>
@@ -14408,14 +13497,12 @@
         </w:numPr>
         <w:spacing w:after="0"/>
       </w:pPr>
-      <w:proofErr w:type="spellStart"/>
       <w:r>
         <w:t>getByTe</w:t>
       </w:r>
       <w:r>
         <w:t>xt</w:t>
       </w:r>
-      <w:proofErr w:type="spellEnd"/>
     </w:p>
     <w:p>
       <w:pPr>
@@ -14426,7 +13513,6 @@
         </w:numPr>
         <w:spacing w:after="0"/>
       </w:pPr>
-      <w:proofErr w:type="spellStart"/>
       <w:r>
         <w:t>getBy</w:t>
       </w:r>
@@ -14439,7 +13525,6 @@
       <w:r>
         <w:t>ext</w:t>
       </w:r>
-      <w:proofErr w:type="spellEnd"/>
     </w:p>
     <w:p>
       <w:pPr>
@@ -14450,11 +13535,9 @@
         </w:numPr>
         <w:spacing w:after="0"/>
       </w:pPr>
-      <w:proofErr w:type="spellStart"/>
       <w:r>
         <w:t>getByTestId</w:t>
       </w:r>
-      <w:proofErr w:type="spellEnd"/>
     </w:p>
     <w:p>
       <w:pPr>
@@ -14479,13 +13562,8 @@
         <w:spacing w:after="0"/>
       </w:pPr>
       <w:r>
-        <w:t>XPath/</w:t>
-      </w:r>
-      <w:proofErr w:type="spellStart"/>
-      <w:r>
-        <w:t>XpathAxes</w:t>
-      </w:r>
-      <w:proofErr w:type="spellEnd"/>
+        <w:t>XPath/XpathAxes</w:t>
+      </w:r>
     </w:p>
     <w:p>
       <w:pPr>
@@ -14579,23 +13657,7 @@
           <w:b/>
           <w:bCs/>
         </w:rPr>
-        <w:t xml:space="preserve">What is </w:t>
-      </w:r>
-      <w:proofErr w:type="spellStart"/>
-      <w:r>
-        <w:rPr>
-          <w:b/>
-          <w:bCs/>
-        </w:rPr>
-        <w:t>test.describe</w:t>
-      </w:r>
-      <w:proofErr w:type="spellEnd"/>
-      <w:r>
-        <w:rPr>
-          <w:b/>
-          <w:bCs/>
-        </w:rPr>
-        <w:t>()?</w:t>
+        <w:t>What is test.describe()?</w:t>
       </w:r>
     </w:p>
     <w:p>
@@ -14629,39 +13691,7 @@
           <w:b/>
           <w:bCs/>
         </w:rPr>
-        <w:t xml:space="preserve">What is </w:t>
-      </w:r>
-      <w:proofErr w:type="spellStart"/>
-      <w:r>
-        <w:rPr>
-          <w:b/>
-          <w:bCs/>
-        </w:rPr>
-        <w:t>beforeEach</w:t>
-      </w:r>
-      <w:proofErr w:type="spellEnd"/>
-      <w:r>
-        <w:rPr>
-          <w:b/>
-          <w:bCs/>
-        </w:rPr>
-        <w:t xml:space="preserve"> vs </w:t>
-      </w:r>
-      <w:proofErr w:type="spellStart"/>
-      <w:r>
-        <w:rPr>
-          <w:b/>
-          <w:bCs/>
-        </w:rPr>
-        <w:t>beforeAll</w:t>
-      </w:r>
-      <w:proofErr w:type="spellEnd"/>
-      <w:r>
-        <w:rPr>
-          <w:b/>
-          <w:bCs/>
-        </w:rPr>
-        <w:t>?</w:t>
+        <w:t>What is beforeEach vs beforeAll?</w:t>
       </w:r>
     </w:p>
     <w:p>
@@ -14673,13 +13703,8 @@
         </w:numPr>
         <w:spacing w:after="0"/>
       </w:pPr>
-      <w:proofErr w:type="spellStart"/>
-      <w:r>
-        <w:t>beforeEach</w:t>
-      </w:r>
-      <w:proofErr w:type="spellEnd"/>
-      <w:r>
-        <w:t>() → runs before every test</w:t>
+      <w:r>
+        <w:t>beforeEach() → runs before every test</w:t>
       </w:r>
     </w:p>
     <w:p>
@@ -14691,13 +13716,8 @@
         </w:numPr>
         <w:spacing w:after="0"/>
       </w:pPr>
-      <w:proofErr w:type="spellStart"/>
-      <w:r>
-        <w:t>beforeAll</w:t>
-      </w:r>
-      <w:proofErr w:type="spellEnd"/>
-      <w:r>
-        <w:t>() → runs once per suite</w:t>
+      <w:r>
+        <w:t>beforeAll() → runs once per suite</w:t>
       </w:r>
     </w:p>
     <w:p>
@@ -14764,29 +13784,8 @@
         </w:numPr>
         <w:spacing w:after="0"/>
       </w:pPr>
-      <w:proofErr w:type="spellStart"/>
-      <w:r>
-        <w:t>const</w:t>
-      </w:r>
-      <w:proofErr w:type="spellEnd"/>
-      <w:r>
-        <w:t xml:space="preserve"> [</w:t>
-      </w:r>
-      <w:proofErr w:type="spellStart"/>
-      <w:r>
-        <w:t>newPage</w:t>
-      </w:r>
-      <w:proofErr w:type="spellEnd"/>
-      <w:r>
-        <w:t xml:space="preserve">] = await </w:t>
-      </w:r>
-      <w:proofErr w:type="spellStart"/>
-      <w:r>
-        <w:t>Promise.all</w:t>
-      </w:r>
-      <w:proofErr w:type="spellEnd"/>
-      <w:r>
-        <w:t>([</w:t>
+      <w:r>
+        <w:t>const [newPage] = await Promise.all([</w:t>
       </w:r>
     </w:p>
     <w:p>
@@ -14799,15 +13798,7 @@
         <w:spacing w:after="0"/>
       </w:pPr>
       <w:r>
-        <w:t xml:space="preserve">  </w:t>
-      </w:r>
-      <w:proofErr w:type="spellStart"/>
-      <w:r>
-        <w:t>context.waitForEvent</w:t>
-      </w:r>
-      <w:proofErr w:type="spellEnd"/>
-      <w:r>
-        <w:t>('page'),</w:t>
+        <w:t xml:space="preserve">  context.waitForEvent('page'),</w:t>
       </w:r>
     </w:p>
     <w:p>
@@ -14820,15 +13811,7 @@
         <w:spacing w:after="0"/>
       </w:pPr>
       <w:r>
-        <w:t xml:space="preserve">  </w:t>
-      </w:r>
-      <w:proofErr w:type="spellStart"/>
-      <w:r>
-        <w:t>page.click</w:t>
-      </w:r>
-      <w:proofErr w:type="spellEnd"/>
-      <w:r>
-        <w:t>('selector')</w:t>
+        <w:t xml:space="preserve">  page.click('selector')</w:t>
       </w:r>
     </w:p>
     <w:p>
@@ -14875,15 +13858,7 @@
         <w:spacing w:after="0"/>
       </w:pPr>
       <w:r>
-        <w:t xml:space="preserve">await </w:t>
-      </w:r>
-      <w:proofErr w:type="spellStart"/>
-      <w:r>
-        <w:t>page.setInputFiles</w:t>
-      </w:r>
-      <w:proofErr w:type="spellEnd"/>
-      <w:r>
-        <w:t>('input[type="file"]', 'file.pdf')</w:t>
+        <w:t>await page.setInputFiles('input[type="file"]', 'file.pdf')</w:t>
       </w:r>
     </w:p>
     <w:p>
@@ -14916,21 +13891,8 @@
         </w:numPr>
         <w:spacing w:after="0"/>
       </w:pPr>
-      <w:proofErr w:type="spellStart"/>
-      <w:r>
-        <w:t>const</w:t>
-      </w:r>
-      <w:proofErr w:type="spellEnd"/>
-      <w:r>
-        <w:t xml:space="preserve"> download = await </w:t>
-      </w:r>
-      <w:proofErr w:type="spellStart"/>
-      <w:r>
-        <w:t>page.waitForEvent</w:t>
-      </w:r>
-      <w:proofErr w:type="spellEnd"/>
-      <w:r>
-        <w:t>('download');</w:t>
+      <w:r>
+        <w:t>const download = await page.waitForEvent('download');</w:t>
       </w:r>
     </w:p>
     <w:p>
@@ -15336,23 +14298,7 @@
           <w:b/>
           <w:bCs/>
         </w:rPr>
-        <w:t xml:space="preserve">What is </w:t>
-      </w:r>
-      <w:proofErr w:type="spellStart"/>
-      <w:r>
-        <w:rPr>
-          <w:b/>
-          <w:bCs/>
-        </w:rPr>
-        <w:t>waitForSelector</w:t>
-      </w:r>
-      <w:proofErr w:type="spellEnd"/>
-      <w:r>
-        <w:rPr>
-          <w:b/>
-          <w:bCs/>
-        </w:rPr>
-        <w:t xml:space="preserve"> vs Locator auto-wait?</w:t>
+        <w:t>What is waitForSelector vs Locator auto-wait?</w:t>
       </w:r>
     </w:p>
     <w:p>
@@ -15364,13 +14310,8 @@
         </w:numPr>
         <w:spacing w:after="0"/>
       </w:pPr>
-      <w:proofErr w:type="spellStart"/>
-      <w:r>
-        <w:t>waitForSelector</w:t>
-      </w:r>
-      <w:proofErr w:type="spellEnd"/>
-      <w:r>
-        <w:t>() → manual wait</w:t>
+      <w:r>
+        <w:t>waitForSelector() → manual wait</w:t>
       </w:r>
     </w:p>
     <w:p>
@@ -15475,13 +14416,8 @@
         <w:spacing w:after="0"/>
       </w:pPr>
       <w:r>
-        <w:t xml:space="preserve">retries:2, which Configured in </w:t>
-      </w:r>
-      <w:proofErr w:type="spellStart"/>
-      <w:r>
-        <w:t>playwright.config.ts</w:t>
-      </w:r>
-      <w:proofErr w:type="spellEnd"/>
+        <w:t>retries:2, which Configured in playwright.config.ts</w:t>
+      </w:r>
     </w:p>
     <w:p>
       <w:pPr>
@@ -15746,13 +14682,8 @@
         </w:numPr>
         <w:spacing w:after="0"/>
       </w:pPr>
-      <w:proofErr w:type="spellStart"/>
-      <w:r>
-        <w:t>waitForTimeout</w:t>
-      </w:r>
-      <w:proofErr w:type="spellEnd"/>
-      <w:r>
-        <w:t>()</w:t>
+      <w:r>
+        <w:t>waitForTimeout()</w:t>
       </w:r>
     </w:p>
     <w:p>
@@ -15835,23 +14766,7 @@
         <w:spacing w:after="0"/>
       </w:pPr>
       <w:r>
-        <w:t xml:space="preserve">Use </w:t>
-      </w:r>
-      <w:proofErr w:type="spellStart"/>
-      <w:r>
-        <w:t>page.route</w:t>
-      </w:r>
-      <w:proofErr w:type="spellEnd"/>
-      <w:r>
-        <w:t xml:space="preserve">() and </w:t>
-      </w:r>
-      <w:proofErr w:type="spellStart"/>
-      <w:r>
-        <w:t>fulfill</w:t>
-      </w:r>
-      <w:proofErr w:type="spellEnd"/>
-      <w:r>
-        <w:t xml:space="preserve"> with 500 response.</w:t>
+        <w:t>Use page.route() and fulfill with 500 response.</w:t>
       </w:r>
     </w:p>
     <w:p>
@@ -16377,15 +15292,7 @@
         <w:spacing w:after="0"/>
       </w:pPr>
       <w:r>
-        <w:t xml:space="preserve">Use .env files and </w:t>
-      </w:r>
-      <w:proofErr w:type="spellStart"/>
-      <w:r>
-        <w:t>process.env</w:t>
-      </w:r>
-      <w:proofErr w:type="spellEnd"/>
-      <w:r>
-        <w:t>.</w:t>
+        <w:t>Use .env files and process.env.</w:t>
       </w:r>
     </w:p>
     <w:p>
@@ -16484,13 +15391,8 @@
         <w:spacing w:after="0"/>
       </w:pPr>
       <w:r>
-        <w:t>playwright + cucumber-</w:t>
-      </w:r>
-      <w:proofErr w:type="spellStart"/>
-      <w:r>
-        <w:t>js</w:t>
-      </w:r>
-      <w:proofErr w:type="spellEnd"/>
+        <w:t>playwright + cucumber-js</w:t>
+      </w:r>
     </w:p>
     <w:p>
       <w:pPr>
@@ -16669,13 +15571,8 @@
         </w:numPr>
         <w:spacing w:after="0"/>
       </w:pPr>
-      <w:proofErr w:type="spellStart"/>
-      <w:r>
-        <w:t>StorageState</w:t>
-      </w:r>
-      <w:proofErr w:type="spellEnd"/>
-      <w:r>
-        <w:t xml:space="preserve"> reuse</w:t>
+      <w:r>
+        <w:t>StorageState reuse</w:t>
       </w:r>
     </w:p>
     <w:p>
@@ -16829,15 +15726,7 @@
         <w:spacing w:after="0"/>
       </w:pPr>
       <w:r>
-        <w:t xml:space="preserve">But you can reuse </w:t>
-      </w:r>
-      <w:proofErr w:type="spellStart"/>
-      <w:r>
-        <w:t>storageState</w:t>
-      </w:r>
-      <w:proofErr w:type="spellEnd"/>
-      <w:r>
-        <w:t xml:space="preserve"> intentionally</w:t>
+        <w:t>But you can reuse storageState intentionally</w:t>
       </w:r>
       <w:r>
         <w:t xml:space="preserve">: </w:t>
@@ -16863,7 +15752,6 @@
         </w:rPr>
         <w:t xml:space="preserve">What is the </w:t>
       </w:r>
-      <w:proofErr w:type="spellStart"/>
       <w:r>
         <w:rPr>
           <w:b/>
@@ -16871,7 +15759,6 @@
         </w:rPr>
         <w:t>storageState</w:t>
       </w:r>
-      <w:proofErr w:type="spellEnd"/>
       <w:r>
         <w:rPr>
           <w:b/>
@@ -16889,32 +15776,14 @@
         </w:numPr>
         <w:spacing w:after="0"/>
       </w:pPr>
-      <w:proofErr w:type="spellStart"/>
       <w:r>
         <w:t>storageState</w:t>
       </w:r>
-      <w:proofErr w:type="spellEnd"/>
       <w:r>
         <w:t xml:space="preserve">  </w:t>
       </w:r>
       <w:r>
-        <w:t xml:space="preserve">Playwright feature that captures the browser's authenticated state—including cookies, </w:t>
-      </w:r>
-      <w:proofErr w:type="spellStart"/>
-      <w:r>
-        <w:t>localStorage</w:t>
-      </w:r>
-      <w:proofErr w:type="spellEnd"/>
-      <w:r>
-        <w:t xml:space="preserve">, and </w:t>
-      </w:r>
-      <w:proofErr w:type="spellStart"/>
-      <w:r>
-        <w:t>sessionStorage</w:t>
-      </w:r>
-      <w:proofErr w:type="spellEnd"/>
-      <w:r>
-        <w:t xml:space="preserve">—and saves it to a JSON file. </w:t>
+        <w:t xml:space="preserve">Playwright feature that captures the browser's authenticated state—including cookies, localStorage, and sessionStorage—and saves it to a JSON file. </w:t>
       </w:r>
     </w:p>
     <w:p>
@@ -17055,23 +15924,7 @@
           <w:b/>
           <w:bCs/>
         </w:rPr>
-        <w:t xml:space="preserve">When should you use </w:t>
-      </w:r>
-      <w:proofErr w:type="spellStart"/>
-      <w:r>
-        <w:rPr>
-          <w:b/>
-          <w:bCs/>
-        </w:rPr>
-        <w:t>fullyParallel</w:t>
-      </w:r>
-      <w:proofErr w:type="spellEnd"/>
-      <w:r>
-        <w:rPr>
-          <w:b/>
-          <w:bCs/>
-        </w:rPr>
-        <w:t>: true?</w:t>
+        <w:t>When should you use fullyParallel: true?</w:t>
       </w:r>
     </w:p>
     <w:p>
@@ -17213,23 +16066,7 @@
           <w:b/>
           <w:bCs/>
         </w:rPr>
-        <w:t xml:space="preserve">How to Handle </w:t>
-      </w:r>
-      <w:proofErr w:type="spellStart"/>
-      <w:r>
-        <w:rPr>
-          <w:b/>
-          <w:bCs/>
-        </w:rPr>
-        <w:t>iframe</w:t>
-      </w:r>
-      <w:proofErr w:type="spellEnd"/>
-      <w:r>
-        <w:rPr>
-          <w:b/>
-          <w:bCs/>
-        </w:rPr>
-        <w:t>?</w:t>
+        <w:t>How to Handle iframe?</w:t>
       </w:r>
     </w:p>
     <w:p>
@@ -17241,29 +16078,8 @@
         </w:numPr>
         <w:spacing w:after="0"/>
       </w:pPr>
-      <w:proofErr w:type="spellStart"/>
-      <w:r>
-        <w:t>const</w:t>
-      </w:r>
-      <w:proofErr w:type="spellEnd"/>
-      <w:r>
-        <w:t xml:space="preserve"> frame = </w:t>
-      </w:r>
-      <w:proofErr w:type="spellStart"/>
-      <w:r>
-        <w:t>page.frameLocator</w:t>
-      </w:r>
-      <w:proofErr w:type="spellEnd"/>
-      <w:r>
-        <w:t>('#</w:t>
-      </w:r>
-      <w:proofErr w:type="spellStart"/>
-      <w:r>
-        <w:t>iframe</w:t>
-      </w:r>
-      <w:proofErr w:type="spellEnd"/>
-      <w:r>
-        <w:t>');</w:t>
+      <w:r>
+        <w:t>const frame = page.frameLocator('#iframe');</w:t>
       </w:r>
     </w:p>
     <w:p>
@@ -17276,23 +16092,7 @@
         <w:spacing w:after="0"/>
       </w:pPr>
       <w:r>
-        <w:t xml:space="preserve">await </w:t>
-      </w:r>
-      <w:proofErr w:type="spellStart"/>
-      <w:r>
-        <w:t>frame.locator</w:t>
-      </w:r>
-      <w:proofErr w:type="spellEnd"/>
-      <w:r>
-        <w:t>('#</w:t>
-      </w:r>
-      <w:proofErr w:type="spellStart"/>
-      <w:r>
-        <w:t>btn</w:t>
-      </w:r>
-      <w:proofErr w:type="spellEnd"/>
-      <w:r>
-        <w:t>').click();</w:t>
+        <w:t>await frame.locator('#btn').click();</w:t>
       </w:r>
     </w:p>
     <w:p>
@@ -18365,29 +17165,8 @@
         <w:spacing w:after="0" w:line="276" w:lineRule="auto"/>
       </w:pPr>
       <w:r>
-        <w:t xml:space="preserve">Step 2: Playwright Installation: </w:t>
-      </w:r>
-      <w:proofErr w:type="spellStart"/>
-      <w:r>
-        <w:t>npm</w:t>
-      </w:r>
-      <w:proofErr w:type="spellEnd"/>
-      <w:r>
-        <w:t xml:space="preserve"> </w:t>
-      </w:r>
-      <w:proofErr w:type="spellStart"/>
-      <w:r>
-        <w:t>init</w:t>
-      </w:r>
-      <w:proofErr w:type="spellEnd"/>
-      <w:r>
-        <w:t xml:space="preserve"> </w:t>
-      </w:r>
-      <w:proofErr w:type="spellStart"/>
-      <w:r>
-        <w:t>playwright@latest</w:t>
-      </w:r>
-      <w:proofErr w:type="spellEnd"/>
+        <w:t>Step 2: Playwright Installation: npm init playwright@latest</w:t>
+      </w:r>
     </w:p>
     <w:p>
       <w:pPr>
@@ -18424,15 +17203,7 @@
         <w:spacing w:after="0" w:line="276" w:lineRule="auto"/>
       </w:pPr>
       <w:r>
-        <w:t>Search for playwright-</w:t>
-      </w:r>
-      <w:proofErr w:type="spellStart"/>
-      <w:r>
-        <w:t>mcp</w:t>
-      </w:r>
-      <w:proofErr w:type="spellEnd"/>
-      <w:r>
-        <w:t xml:space="preserve"> by Microsoft</w:t>
+        <w:t>Search for playwright-mcp by Microsoft</w:t>
       </w:r>
     </w:p>
     <w:p>
@@ -18492,13 +17263,8 @@
         <w:spacing w:after="0" w:line="276" w:lineRule="auto"/>
       </w:pPr>
       <w:r>
-        <w:t xml:space="preserve">MCP config is auto generated in </w:t>
-      </w:r>
-      <w:proofErr w:type="spellStart"/>
-      <w:r>
-        <w:t>settings.json</w:t>
-      </w:r>
-      <w:proofErr w:type="spellEnd"/>
+        <w:t>MCP config is auto generated in settings.json</w:t>
+      </w:r>
     </w:p>
     <w:p>
       <w:pPr>

--- a/JS-Playwright Interview Question.docx
+++ b/JS-Playwright Interview Question.docx
@@ -96,7 +96,15 @@
         <w:t>I have hands-on experience</w:t>
       </w:r>
       <w:r>
-        <w:t xml:space="preserve"> performing various types of testing including functional, regression, smoke, sanity, integration, and API testing. This early experience helped me develop a mindset and a strong understanding of application behavior from a user and business perspective.</w:t>
+        <w:t xml:space="preserve"> performing various types of testing including functional, regression, smoke, sanity, integration, and API testing. This early experience helped me develop a mindset and a strong understanding of application </w:t>
+      </w:r>
+      <w:proofErr w:type="spellStart"/>
+      <w:r>
+        <w:t>behavior</w:t>
+      </w:r>
+      <w:proofErr w:type="spellEnd"/>
+      <w:r>
+        <w:t xml:space="preserve"> from a user and business perspective.</w:t>
       </w:r>
     </w:p>
     <w:p>
@@ -115,10 +123,18 @@
         <w:t>As opportunities evolved</w:t>
       </w:r>
       <w:r>
-        <w:t>, I transitioned into automation testing, where I worked on building and maintaining BDD and TDD-based automation frameworks using Java, Selenium, and</w:t>
-      </w:r>
-      <w:r>
-        <w:t xml:space="preserve">, </w:t>
+        <w:t xml:space="preserve">, I transitioned into automation testing, where I worked on building and maintaining BDD and TDD-based automation frameworks using Java, Selenium, </w:t>
+      </w:r>
+      <w:proofErr w:type="gramStart"/>
+      <w:r>
+        <w:t>and</w:t>
+      </w:r>
+      <w:r>
+        <w:t>,</w:t>
+      </w:r>
+      <w:proofErr w:type="gramEnd"/>
+      <w:r>
+        <w:t xml:space="preserve"> </w:t>
       </w:r>
       <w:r>
         <w:t>JavaScript</w:t>
@@ -232,8 +248,13 @@
           <w:numId w:val="57"/>
         </w:numPr>
       </w:pPr>
-      <w:r>
-        <w:t>Analyze business requirements and participate in user story writing and grooming sessions.</w:t>
+      <w:proofErr w:type="spellStart"/>
+      <w:r>
+        <w:t>Analyze</w:t>
+      </w:r>
+      <w:proofErr w:type="spellEnd"/>
+      <w:r>
+        <w:t xml:space="preserve"> business requirements and participate in user story writing and grooming sessions.</w:t>
       </w:r>
     </w:p>
     <w:p>
@@ -702,9 +723,11 @@
           <w:numId w:val="56"/>
         </w:numPr>
       </w:pPr>
+      <w:proofErr w:type="spellStart"/>
       <w:r>
         <w:t>playwright.config.ts</w:t>
       </w:r>
+      <w:proofErr w:type="spellEnd"/>
     </w:p>
     <w:p>
       <w:pPr>
@@ -753,8 +776,13 @@
           <w:numId w:val="56"/>
         </w:numPr>
       </w:pPr>
-      <w:r>
-        <w:t>BasePage (Inheritance)</w:t>
+      <w:proofErr w:type="spellStart"/>
+      <w:r>
+        <w:t>BasePage</w:t>
+      </w:r>
+      <w:proofErr w:type="spellEnd"/>
+      <w:r>
+        <w:t xml:space="preserve"> (Inheritance)</w:t>
       </w:r>
     </w:p>
     <w:p>
@@ -766,7 +794,15 @@
         </w:numPr>
       </w:pPr>
       <w:r>
-        <w:t>We use a BasePage class to implement common reusable methods like click, wait, navigation</w:t>
+        <w:t xml:space="preserve">We use a </w:t>
+      </w:r>
+      <w:proofErr w:type="spellStart"/>
+      <w:r>
+        <w:t>BasePage</w:t>
+      </w:r>
+      <w:proofErr w:type="spellEnd"/>
+      <w:r>
+        <w:t xml:space="preserve"> class to implement common reusable methods like click, wait, navigation</w:t>
       </w:r>
     </w:p>
     <w:p>
@@ -813,8 +849,21 @@
           <w:numId w:val="56"/>
         </w:numPr>
       </w:pPr>
-      <w:r>
-        <w:t>playwright.config.ts controls global settings like retries, workers, reporter, browser projects, baseURL, and timeouts.</w:t>
+      <w:proofErr w:type="spellStart"/>
+      <w:r>
+        <w:t>playwright.config.ts</w:t>
+      </w:r>
+      <w:proofErr w:type="spellEnd"/>
+      <w:r>
+        <w:t xml:space="preserve"> controls global settings like retries, workers, reporter, browser projects, </w:t>
+      </w:r>
+      <w:proofErr w:type="spellStart"/>
+      <w:r>
+        <w:t>baseURL</w:t>
+      </w:r>
+      <w:proofErr w:type="spellEnd"/>
+      <w:r>
+        <w:t>, and timeouts.</w:t>
       </w:r>
     </w:p>
     <w:p>
@@ -838,7 +887,15 @@
         </w:numPr>
       </w:pPr>
       <w:r>
-        <w:t>We use Playwright projects to run tests across Chromium, Firefox, and WebKit. Full regression runs on primary browser, smoke runs on all browsers.</w:t>
+        <w:t xml:space="preserve">We use Playwright projects to run tests across Chromium, Firefox, and WebKit. Full regression runs on primary </w:t>
+      </w:r>
+      <w:proofErr w:type="gramStart"/>
+      <w:r>
+        <w:t>browser,</w:t>
+      </w:r>
+      <w:proofErr w:type="gramEnd"/>
+      <w:r>
+        <w:t xml:space="preserve"> smoke runs on all browsers.</w:t>
       </w:r>
     </w:p>
     <w:p>
@@ -1024,7 +1081,15 @@
         <w:t>Abstraction</w:t>
       </w:r>
       <w:r>
-        <w:t>: Hiding the implementation details, Showing only essential functionality to end user</w:t>
+        <w:t xml:space="preserve">: Hiding the implementation details, </w:t>
+      </w:r>
+      <w:proofErr w:type="gramStart"/>
+      <w:r>
+        <w:t>Showing</w:t>
+      </w:r>
+      <w:proofErr w:type="gramEnd"/>
+      <w:r>
+        <w:t xml:space="preserve"> only essential functionality to end user</w:t>
       </w:r>
     </w:p>
     <w:p>
@@ -1237,7 +1302,20 @@
                 <w:lang w:eastAsia="en-IN"/>
                 <w14:ligatures w14:val="none"/>
               </w:rPr>
-              <w:t>Page Object Model (POM)</w:t>
+              <w:t>Page Object Model (</w:t>
+            </w:r>
+            <w:proofErr w:type="gramStart"/>
+            <w:r>
+              <w:rPr>
+                <w:rFonts w:eastAsia="Times New Roman" w:cs="Times New Roman"/>
+                <w:b/>
+                <w:bCs/>
+                <w:color w:val="000000"/>
+                <w:kern w:val="0"/>
+                <w:lang w:eastAsia="en-IN"/>
+                <w14:ligatures w14:val="none"/>
+              </w:rPr>
+              <w:t>POM)</w:t>
             </w:r>
             <w:r>
               <w:rPr>
@@ -1257,7 +1335,18 @@
                 <w:lang w:eastAsia="en-IN"/>
                 <w14:ligatures w14:val="none"/>
               </w:rPr>
-              <w:t xml:space="preserve"> follows strict encapsulation</w:t>
+              <w:t xml:space="preserve"> follows</w:t>
+            </w:r>
+            <w:proofErr w:type="gramEnd"/>
+            <w:r>
+              <w:rPr>
+                <w:rFonts w:eastAsia="Times New Roman" w:cs="Times New Roman"/>
+                <w:color w:val="000000"/>
+                <w:kern w:val="0"/>
+                <w:lang w:eastAsia="en-IN"/>
+                <w14:ligatures w14:val="none"/>
+              </w:rPr>
+              <w:t xml:space="preserve"> strict encapsulation</w:t>
             </w:r>
             <w:r>
               <w:rPr>
@@ -1321,8 +1410,88 @@
                 <w:lang w:eastAsia="en-IN"/>
                 <w14:ligatures w14:val="none"/>
               </w:rPr>
-              <w:t>Test scripts only interact with public methods like enterUsername() or clickLoginButton() and restrict the direct access to implemetaion</w:t>
+              <w:t xml:space="preserve">Test scripts only interact with public methods like </w:t>
             </w:r>
+            <w:proofErr w:type="spellStart"/>
+            <w:proofErr w:type="gramStart"/>
+            <w:r>
+              <w:rPr>
+                <w:rFonts w:eastAsia="Times New Roman" w:cs="Times New Roman"/>
+                <w:color w:val="000000"/>
+                <w:kern w:val="0"/>
+                <w:lang w:eastAsia="en-IN"/>
+                <w14:ligatures w14:val="none"/>
+              </w:rPr>
+              <w:t>enterUsername</w:t>
+            </w:r>
+            <w:proofErr w:type="spellEnd"/>
+            <w:r>
+              <w:rPr>
+                <w:rFonts w:eastAsia="Times New Roman" w:cs="Times New Roman"/>
+                <w:color w:val="000000"/>
+                <w:kern w:val="0"/>
+                <w:lang w:eastAsia="en-IN"/>
+                <w14:ligatures w14:val="none"/>
+              </w:rPr>
+              <w:t>(</w:t>
+            </w:r>
+            <w:proofErr w:type="gramEnd"/>
+            <w:r>
+              <w:rPr>
+                <w:rFonts w:eastAsia="Times New Roman" w:cs="Times New Roman"/>
+                <w:color w:val="000000"/>
+                <w:kern w:val="0"/>
+                <w:lang w:eastAsia="en-IN"/>
+                <w14:ligatures w14:val="none"/>
+              </w:rPr>
+              <w:t xml:space="preserve">) or </w:t>
+            </w:r>
+            <w:proofErr w:type="spellStart"/>
+            <w:proofErr w:type="gramStart"/>
+            <w:r>
+              <w:rPr>
+                <w:rFonts w:eastAsia="Times New Roman" w:cs="Times New Roman"/>
+                <w:color w:val="000000"/>
+                <w:kern w:val="0"/>
+                <w:lang w:eastAsia="en-IN"/>
+                <w14:ligatures w14:val="none"/>
+              </w:rPr>
+              <w:t>clickLoginButton</w:t>
+            </w:r>
+            <w:proofErr w:type="spellEnd"/>
+            <w:r>
+              <w:rPr>
+                <w:rFonts w:eastAsia="Times New Roman" w:cs="Times New Roman"/>
+                <w:color w:val="000000"/>
+                <w:kern w:val="0"/>
+                <w:lang w:eastAsia="en-IN"/>
+                <w14:ligatures w14:val="none"/>
+              </w:rPr>
+              <w:t>(</w:t>
+            </w:r>
+            <w:proofErr w:type="gramEnd"/>
+            <w:r>
+              <w:rPr>
+                <w:rFonts w:eastAsia="Times New Roman" w:cs="Times New Roman"/>
+                <w:color w:val="000000"/>
+                <w:kern w:val="0"/>
+                <w:lang w:eastAsia="en-IN"/>
+                <w14:ligatures w14:val="none"/>
+              </w:rPr>
+              <w:t xml:space="preserve">) and restrict the direct access to </w:t>
+            </w:r>
+            <w:proofErr w:type="spellStart"/>
+            <w:r>
+              <w:rPr>
+                <w:rFonts w:eastAsia="Times New Roman" w:cs="Times New Roman"/>
+                <w:color w:val="000000"/>
+                <w:kern w:val="0"/>
+                <w:lang w:eastAsia="en-IN"/>
+                <w14:ligatures w14:val="none"/>
+              </w:rPr>
+              <w:t>implemetaion</w:t>
+            </w:r>
+            <w:proofErr w:type="spellEnd"/>
           </w:p>
           <w:p>
             <w:pPr>
@@ -1355,7 +1524,31 @@
                 <w:lang w:eastAsia="en-IN"/>
                 <w14:ligatures w14:val="none"/>
               </w:rPr>
-              <w:t>: login(username,password)</w:t>
+              <w:t>: login(</w:t>
+            </w:r>
+            <w:proofErr w:type="spellStart"/>
+            <w:proofErr w:type="gramStart"/>
+            <w:r>
+              <w:rPr>
+                <w:rFonts w:eastAsia="Times New Roman" w:cs="Times New Roman"/>
+                <w:color w:val="000000"/>
+                <w:kern w:val="0"/>
+                <w:lang w:eastAsia="en-IN"/>
+                <w14:ligatures w14:val="none"/>
+              </w:rPr>
+              <w:t>username,password</w:t>
+            </w:r>
+            <w:proofErr w:type="spellEnd"/>
+            <w:proofErr w:type="gramEnd"/>
+            <w:r>
+              <w:rPr>
+                <w:rFonts w:eastAsia="Times New Roman" w:cs="Times New Roman"/>
+                <w:color w:val="000000"/>
+                <w:kern w:val="0"/>
+                <w:lang w:eastAsia="en-IN"/>
+                <w14:ligatures w14:val="none"/>
+              </w:rPr>
+              <w:t>)</w:t>
             </w:r>
           </w:p>
         </w:tc>
@@ -1427,6 +1620,7 @@
                 <w14:ligatures w14:val="none"/>
               </w:rPr>
             </w:pPr>
+            <w:proofErr w:type="spellStart"/>
             <w:r>
               <w:rPr>
                 <w:rFonts w:eastAsia="Times New Roman" w:cs="Times New Roman"/>
@@ -1451,6 +1645,7 @@
               </w:rPr>
               <w:t>Test</w:t>
             </w:r>
+            <w:proofErr w:type="spellEnd"/>
             <w:r>
               <w:rPr>
                 <w:rFonts w:eastAsia="Times New Roman" w:cs="Times New Roman"/>
@@ -1459,7 +1654,29 @@
                 <w:lang w:eastAsia="en-IN"/>
                 <w14:ligatures w14:val="none"/>
               </w:rPr>
-              <w:t xml:space="preserve"> class is having actual implementation logic , but Test class doesn’t know its actual implementation like</w:t>
+              <w:t xml:space="preserve"> class is having actual implementation </w:t>
+            </w:r>
+            <w:proofErr w:type="gramStart"/>
+            <w:r>
+              <w:rPr>
+                <w:rFonts w:eastAsia="Times New Roman" w:cs="Times New Roman"/>
+                <w:color w:val="000000"/>
+                <w:kern w:val="0"/>
+                <w:lang w:eastAsia="en-IN"/>
+                <w14:ligatures w14:val="none"/>
+              </w:rPr>
+              <w:t>logic ,</w:t>
+            </w:r>
+            <w:proofErr w:type="gramEnd"/>
+            <w:r>
+              <w:rPr>
+                <w:rFonts w:eastAsia="Times New Roman" w:cs="Times New Roman"/>
+                <w:color w:val="000000"/>
+                <w:kern w:val="0"/>
+                <w:lang w:eastAsia="en-IN"/>
+                <w14:ligatures w14:val="none"/>
+              </w:rPr>
+              <w:t xml:space="preserve"> but Test class doesn’t know its actual implementation like</w:t>
             </w:r>
             <w:r>
               <w:rPr>
@@ -1470,7 +1687,29 @@
                 <w14:ligatures w14:val="none"/>
               </w:rPr>
               <w:br/>
-              <w:t>1. How elements are located?</w:t>
+              <w:t xml:space="preserve">1. How </w:t>
+            </w:r>
+            <w:proofErr w:type="gramStart"/>
+            <w:r>
+              <w:rPr>
+                <w:rFonts w:eastAsia="Times New Roman" w:cs="Times New Roman"/>
+                <w:color w:val="000000"/>
+                <w:kern w:val="0"/>
+                <w:lang w:eastAsia="en-IN"/>
+                <w14:ligatures w14:val="none"/>
+              </w:rPr>
+              <w:t>elements are</w:t>
+            </w:r>
+            <w:proofErr w:type="gramEnd"/>
+            <w:r>
+              <w:rPr>
+                <w:rFonts w:eastAsia="Times New Roman" w:cs="Times New Roman"/>
+                <w:color w:val="000000"/>
+                <w:kern w:val="0"/>
+                <w:lang w:eastAsia="en-IN"/>
+                <w14:ligatures w14:val="none"/>
+              </w:rPr>
+              <w:t xml:space="preserve"> located?</w:t>
             </w:r>
             <w:r>
               <w:rPr>
@@ -1481,7 +1720,29 @@
                 <w14:ligatures w14:val="none"/>
               </w:rPr>
               <w:br/>
-              <w:t>2. How waits are handled?</w:t>
+              <w:t xml:space="preserve">2. How </w:t>
+            </w:r>
+            <w:proofErr w:type="gramStart"/>
+            <w:r>
+              <w:rPr>
+                <w:rFonts w:eastAsia="Times New Roman" w:cs="Times New Roman"/>
+                <w:color w:val="000000"/>
+                <w:kern w:val="0"/>
+                <w:lang w:eastAsia="en-IN"/>
+                <w14:ligatures w14:val="none"/>
+              </w:rPr>
+              <w:t>waits are</w:t>
+            </w:r>
+            <w:proofErr w:type="gramEnd"/>
+            <w:r>
+              <w:rPr>
+                <w:rFonts w:eastAsia="Times New Roman" w:cs="Times New Roman"/>
+                <w:color w:val="000000"/>
+                <w:kern w:val="0"/>
+                <w:lang w:eastAsia="en-IN"/>
+                <w14:ligatures w14:val="none"/>
+              </w:rPr>
+              <w:t xml:space="preserve"> handled?</w:t>
             </w:r>
             <w:r>
               <w:rPr>
@@ -1524,7 +1785,75 @@
                 <w:lang w:eastAsia="en-IN"/>
                 <w14:ligatures w14:val="none"/>
               </w:rPr>
-              <w:t>: enterText(), clickElement()</w:t>
+              <w:t xml:space="preserve">: </w:t>
+            </w:r>
+            <w:proofErr w:type="spellStart"/>
+            <w:proofErr w:type="gramStart"/>
+            <w:r>
+              <w:rPr>
+                <w:rFonts w:eastAsia="Times New Roman" w:cs="Times New Roman"/>
+                <w:color w:val="000000"/>
+                <w:kern w:val="0"/>
+                <w:lang w:eastAsia="en-IN"/>
+                <w14:ligatures w14:val="none"/>
+              </w:rPr>
+              <w:t>enterText</w:t>
+            </w:r>
+            <w:proofErr w:type="spellEnd"/>
+            <w:r>
+              <w:rPr>
+                <w:rFonts w:eastAsia="Times New Roman" w:cs="Times New Roman"/>
+                <w:color w:val="000000"/>
+                <w:kern w:val="0"/>
+                <w:lang w:eastAsia="en-IN"/>
+                <w14:ligatures w14:val="none"/>
+              </w:rPr>
+              <w:t>(</w:t>
+            </w:r>
+            <w:proofErr w:type="gramEnd"/>
+            <w:r>
+              <w:rPr>
+                <w:rFonts w:eastAsia="Times New Roman" w:cs="Times New Roman"/>
+                <w:color w:val="000000"/>
+                <w:kern w:val="0"/>
+                <w:lang w:eastAsia="en-IN"/>
+                <w14:ligatures w14:val="none"/>
+              </w:rPr>
+              <w:t xml:space="preserve">), </w:t>
+            </w:r>
+            <w:proofErr w:type="spellStart"/>
+            <w:proofErr w:type="gramStart"/>
+            <w:r>
+              <w:rPr>
+                <w:rFonts w:eastAsia="Times New Roman" w:cs="Times New Roman"/>
+                <w:color w:val="000000"/>
+                <w:kern w:val="0"/>
+                <w:lang w:eastAsia="en-IN"/>
+                <w14:ligatures w14:val="none"/>
+              </w:rPr>
+              <w:t>clickElement</w:t>
+            </w:r>
+            <w:proofErr w:type="spellEnd"/>
+            <w:r>
+              <w:rPr>
+                <w:rFonts w:eastAsia="Times New Roman" w:cs="Times New Roman"/>
+                <w:color w:val="000000"/>
+                <w:kern w:val="0"/>
+                <w:lang w:eastAsia="en-IN"/>
+                <w14:ligatures w14:val="none"/>
+              </w:rPr>
+              <w:t>(</w:t>
+            </w:r>
+            <w:proofErr w:type="gramEnd"/>
+            <w:r>
+              <w:rPr>
+                <w:rFonts w:eastAsia="Times New Roman" w:cs="Times New Roman"/>
+                <w:color w:val="000000"/>
+                <w:kern w:val="0"/>
+                <w:lang w:eastAsia="en-IN"/>
+                <w14:ligatures w14:val="none"/>
+              </w:rPr>
+              <w:t>)</w:t>
             </w:r>
           </w:p>
         </w:tc>
@@ -1604,7 +1933,51 @@
                 <w:lang w:eastAsia="en-IN"/>
                 <w14:ligatures w14:val="none"/>
               </w:rPr>
-              <w:t>Extending BaseTest class to LoginTest class for setup &amp; utilities.</w:t>
+              <w:t xml:space="preserve">Extending </w:t>
+            </w:r>
+            <w:proofErr w:type="spellStart"/>
+            <w:r>
+              <w:rPr>
+                <w:rFonts w:eastAsia="Times New Roman" w:cs="Times New Roman"/>
+                <w:color w:val="000000"/>
+                <w:kern w:val="0"/>
+                <w:lang w:eastAsia="en-IN"/>
+                <w14:ligatures w14:val="none"/>
+              </w:rPr>
+              <w:t>BaseTest</w:t>
+            </w:r>
+            <w:proofErr w:type="spellEnd"/>
+            <w:r>
+              <w:rPr>
+                <w:rFonts w:eastAsia="Times New Roman" w:cs="Times New Roman"/>
+                <w:color w:val="000000"/>
+                <w:kern w:val="0"/>
+                <w:lang w:eastAsia="en-IN"/>
+                <w14:ligatures w14:val="none"/>
+              </w:rPr>
+              <w:t xml:space="preserve"> class to </w:t>
+            </w:r>
+            <w:proofErr w:type="spellStart"/>
+            <w:r>
+              <w:rPr>
+                <w:rFonts w:eastAsia="Times New Roman" w:cs="Times New Roman"/>
+                <w:color w:val="000000"/>
+                <w:kern w:val="0"/>
+                <w:lang w:eastAsia="en-IN"/>
+                <w14:ligatures w14:val="none"/>
+              </w:rPr>
+              <w:t>LoginTest</w:t>
+            </w:r>
+            <w:proofErr w:type="spellEnd"/>
+            <w:r>
+              <w:rPr>
+                <w:rFonts w:eastAsia="Times New Roman" w:cs="Times New Roman"/>
+                <w:color w:val="000000"/>
+                <w:kern w:val="0"/>
+                <w:lang w:eastAsia="en-IN"/>
+                <w14:ligatures w14:val="none"/>
+              </w:rPr>
+              <w:t xml:space="preserve"> class for setup &amp; utilities.</w:t>
             </w:r>
           </w:p>
           <w:p>
@@ -1755,7 +2128,29 @@
                 <w:lang w:eastAsia="en-IN"/>
                 <w14:ligatures w14:val="none"/>
               </w:rPr>
-              <w:t>Overriding visit() method for different pages like login, home, dashboard pages</w:t>
+              <w:t xml:space="preserve">Overriding </w:t>
+            </w:r>
+            <w:proofErr w:type="gramStart"/>
+            <w:r>
+              <w:rPr>
+                <w:rFonts w:eastAsia="Times New Roman" w:cs="Times New Roman"/>
+                <w:color w:val="000000"/>
+                <w:kern w:val="0"/>
+                <w:lang w:eastAsia="en-IN"/>
+                <w14:ligatures w14:val="none"/>
+              </w:rPr>
+              <w:t>visit(</w:t>
+            </w:r>
+            <w:proofErr w:type="gramEnd"/>
+            <w:r>
+              <w:rPr>
+                <w:rFonts w:eastAsia="Times New Roman" w:cs="Times New Roman"/>
+                <w:color w:val="000000"/>
+                <w:kern w:val="0"/>
+                <w:lang w:eastAsia="en-IN"/>
+                <w14:ligatures w14:val="none"/>
+              </w:rPr>
+              <w:t>) method for different pages like login, home, dashboard pages</w:t>
             </w:r>
           </w:p>
           <w:p>
@@ -1782,8 +2177,54 @@
                 <w:lang w:eastAsia="en-IN"/>
                 <w14:ligatures w14:val="none"/>
               </w:rPr>
-              <w:t>Overriding launchBrowser() method for different browsers like Chrome, Firefox, Webkit</w:t>
+              <w:t xml:space="preserve">Overriding </w:t>
             </w:r>
+            <w:proofErr w:type="spellStart"/>
+            <w:proofErr w:type="gramStart"/>
+            <w:r>
+              <w:rPr>
+                <w:rFonts w:eastAsia="Times New Roman" w:cs="Times New Roman"/>
+                <w:color w:val="000000"/>
+                <w:kern w:val="0"/>
+                <w:lang w:eastAsia="en-IN"/>
+                <w14:ligatures w14:val="none"/>
+              </w:rPr>
+              <w:t>launchBrowser</w:t>
+            </w:r>
+            <w:proofErr w:type="spellEnd"/>
+            <w:r>
+              <w:rPr>
+                <w:rFonts w:eastAsia="Times New Roman" w:cs="Times New Roman"/>
+                <w:color w:val="000000"/>
+                <w:kern w:val="0"/>
+                <w:lang w:eastAsia="en-IN"/>
+                <w14:ligatures w14:val="none"/>
+              </w:rPr>
+              <w:t>(</w:t>
+            </w:r>
+            <w:proofErr w:type="gramEnd"/>
+            <w:r>
+              <w:rPr>
+                <w:rFonts w:eastAsia="Times New Roman" w:cs="Times New Roman"/>
+                <w:color w:val="000000"/>
+                <w:kern w:val="0"/>
+                <w:lang w:eastAsia="en-IN"/>
+                <w14:ligatures w14:val="none"/>
+              </w:rPr>
+              <w:t xml:space="preserve">) method for different browsers like Chrome, Firefox, </w:t>
+            </w:r>
+            <w:proofErr w:type="spellStart"/>
+            <w:r>
+              <w:rPr>
+                <w:rFonts w:eastAsia="Times New Roman" w:cs="Times New Roman"/>
+                <w:color w:val="000000"/>
+                <w:kern w:val="0"/>
+                <w:lang w:eastAsia="en-IN"/>
+                <w14:ligatures w14:val="none"/>
+              </w:rPr>
+              <w:t>Webkit</w:t>
+            </w:r>
+            <w:proofErr w:type="spellEnd"/>
           </w:p>
         </w:tc>
       </w:tr>
@@ -1821,8 +2262,21 @@
         </w:numPr>
       </w:pPr>
       <w:r>
-        <w:t>Playwright script consist of playwright functions &amp; Testdata</w:t>
-      </w:r>
+        <w:t xml:space="preserve">Playwright script </w:t>
+      </w:r>
+      <w:proofErr w:type="gramStart"/>
+      <w:r>
+        <w:t>consist</w:t>
+      </w:r>
+      <w:proofErr w:type="gramEnd"/>
+      <w:r>
+        <w:t xml:space="preserve"> of playwright functions &amp; </w:t>
+      </w:r>
+      <w:proofErr w:type="spellStart"/>
+      <w:r>
+        <w:t>Testdata</w:t>
+      </w:r>
+      <w:proofErr w:type="spellEnd"/>
     </w:p>
     <w:p>
       <w:pPr>
@@ -1862,11 +2316,29 @@
           <w:numId w:val="56"/>
         </w:numPr>
       </w:pPr>
-      <w:r>
-        <w:t xml:space="preserve">Testdata is </w:t>
-      </w:r>
-      <w:r>
-        <w:t>used to fetch Test Data from external files like Excel, .csv, .json or some database tables.</w:t>
+      <w:proofErr w:type="spellStart"/>
+      <w:r>
+        <w:t>Testdata</w:t>
+      </w:r>
+      <w:proofErr w:type="spellEnd"/>
+      <w:r>
+        <w:t xml:space="preserve"> is </w:t>
+      </w:r>
+      <w:r>
+        <w:t>used to fetch Test Data from external files like Excel, .csv</w:t>
+      </w:r>
+      <w:proofErr w:type="gramStart"/>
+      <w:r>
+        <w:t>, .</w:t>
+      </w:r>
+      <w:proofErr w:type="spellStart"/>
+      <w:r>
+        <w:t>json</w:t>
+      </w:r>
+      <w:proofErr w:type="spellEnd"/>
+      <w:proofErr w:type="gramEnd"/>
+      <w:r>
+        <w:t xml:space="preserve"> or some database tables.</w:t>
       </w:r>
     </w:p>
     <w:p>
@@ -1898,8 +2370,13 @@
         </w:numPr>
       </w:pPr>
       <w:r>
-        <w:t>Page Object model is an object design pattern in playwright, where</w:t>
-      </w:r>
+        <w:t xml:space="preserve">Page Object model is an object design pattern in playwright, </w:t>
+      </w:r>
+      <w:proofErr w:type="gramStart"/>
+      <w:r>
+        <w:t>where</w:t>
+      </w:r>
+      <w:proofErr w:type="gramEnd"/>
     </w:p>
     <w:p>
       <w:pPr>
@@ -2260,7 +2737,7 @@
           <w:b/>
           <w:bCs/>
         </w:rPr>
-        <w:t xml:space="preserve">synchronization issues </w:t>
+        <w:t>test data management</w:t>
       </w:r>
     </w:p>
     <w:p>
@@ -2284,7 +2761,7 @@
         </w:numPr>
       </w:pPr>
       <w:r>
-        <w:t>Elements not ready</w:t>
+        <w:t>Parallel execution causing data collision</w:t>
       </w:r>
     </w:p>
     <w:p>
@@ -2308,7 +2785,7 @@
         </w:numPr>
       </w:pPr>
       <w:r>
-        <w:t>Use locator-based auto-wait</w:t>
+        <w:t>Dynamic test data generation</w:t>
       </w:r>
     </w:p>
     <w:p>
@@ -2320,7 +2797,10 @@
         </w:numPr>
       </w:pPr>
       <w:r>
-        <w:t>Wait for network idle</w:t>
+        <w:t>API-based data setup</w:t>
+      </w:r>
+      <w:r>
+        <w:t xml:space="preserve"> for UI based testcases</w:t>
       </w:r>
     </w:p>
     <w:p>
@@ -2332,7 +2812,19 @@
         </w:numPr>
       </w:pPr>
       <w:r>
-        <w:t>Use API validation instead of UI polling</w:t>
+        <w:t>Role-based fixtures</w:t>
+      </w:r>
+    </w:p>
+    <w:p>
+      <w:pPr>
+        <w:pStyle w:val="ListParagraph"/>
+        <w:numPr>
+          <w:ilvl w:val="2"/>
+          <w:numId w:val="70"/>
+        </w:numPr>
+      </w:pPr>
+      <w:r>
+        <w:t>Isolated browser contexts</w:t>
       </w:r>
     </w:p>
     <w:p>
@@ -2352,7 +2844,14 @@
           <w:b/>
           <w:bCs/>
         </w:rPr>
-        <w:t>test data management</w:t>
+        <w:t>E</w:t>
+      </w:r>
+      <w:r>
+        <w:rPr>
+          <w:b/>
+          <w:bCs/>
+        </w:rPr>
+        <w:t xml:space="preserve">xecution time optimization </w:t>
       </w:r>
     </w:p>
     <w:p>
@@ -2376,7 +2875,22 @@
         </w:numPr>
       </w:pPr>
       <w:r>
-        <w:t>Parallel execution causing data collision</w:t>
+        <w:t>3</w:t>
+      </w:r>
+      <w:r>
+        <w:t xml:space="preserve">00+ test cases taking </w:t>
+      </w:r>
+      <w:r>
+        <w:t>2</w:t>
+      </w:r>
+      <w:r>
+        <w:t>–</w:t>
+      </w:r>
+      <w:r>
+        <w:t>3</w:t>
+      </w:r>
+      <w:r>
+        <w:t xml:space="preserve"> hours</w:t>
       </w:r>
     </w:p>
     <w:p>
@@ -2400,7 +2914,7 @@
         </w:numPr>
       </w:pPr>
       <w:r>
-        <w:t>Dynamic test data generation</w:t>
+        <w:t>Parallel workers</w:t>
       </w:r>
     </w:p>
     <w:p>
@@ -2412,10 +2926,7 @@
         </w:numPr>
       </w:pPr>
       <w:r>
-        <w:t>API-based data setup</w:t>
-      </w:r>
-      <w:r>
-        <w:t xml:space="preserve"> for UI based testcases</w:t>
+        <w:t>Sharding</w:t>
       </w:r>
     </w:p>
     <w:p>
@@ -2427,7 +2938,7 @@
         </w:numPr>
       </w:pPr>
       <w:r>
-        <w:t>Role-based fixtures</w:t>
+        <w:t>Smoke vs regression split</w:t>
       </w:r>
     </w:p>
     <w:p>
@@ -2439,7 +2950,24 @@
         </w:numPr>
       </w:pPr>
       <w:r>
-        <w:t>Isolated browser contexts</w:t>
+        <w:t>API-heavy testing instead of UI-only</w:t>
+      </w:r>
+    </w:p>
+    <w:p>
+      <w:pPr>
+        <w:pStyle w:val="ListParagraph"/>
+        <w:numPr>
+          <w:ilvl w:val="2"/>
+          <w:numId w:val="70"/>
+        </w:numPr>
+      </w:pPr>
+      <w:r>
+        <w:t>Run full cross-browser only nightly</w:t>
+      </w:r>
+    </w:p>
+    <w:p>
+      <w:r>
+        <w:br w:type="page"/>
       </w:r>
     </w:p>
     <w:p>
@@ -2459,6 +2987,7 @@
           <w:b/>
           <w:bCs/>
         </w:rPr>
+        <w:lastRenderedPageBreak/>
         <w:t>E</w:t>
       </w:r>
       <w:r>
@@ -2466,7 +2995,7 @@
           <w:b/>
           <w:bCs/>
         </w:rPr>
-        <w:t xml:space="preserve">xecution time optimization </w:t>
+        <w:t>nvironment handling</w:t>
       </w:r>
     </w:p>
     <w:p>
@@ -2490,22 +3019,19 @@
         </w:numPr>
       </w:pPr>
       <w:r>
-        <w:t>3</w:t>
-      </w:r>
-      <w:r>
-        <w:t xml:space="preserve">00+ test cases taking </w:t>
-      </w:r>
-      <w:r>
-        <w:t>2</w:t>
-      </w:r>
-      <w:r>
-        <w:t>–</w:t>
-      </w:r>
-      <w:r>
-        <w:t>3</w:t>
-      </w:r>
-      <w:r>
-        <w:t xml:space="preserve"> hours</w:t>
+        <w:t xml:space="preserve">Dev / QA / Staging </w:t>
+      </w:r>
+      <w:r>
+        <w:t xml:space="preserve">build </w:t>
+      </w:r>
+      <w:r>
+        <w:t>differences</w:t>
+      </w:r>
+      <w:r>
+        <w:t xml:space="preserve">, </w:t>
+      </w:r>
+      <w:r>
+        <w:t>Hardcoded URLs</w:t>
       </w:r>
     </w:p>
     <w:p>
@@ -2529,7 +3055,7 @@
         </w:numPr>
       </w:pPr>
       <w:r>
-        <w:t>Parallel workers</w:t>
+        <w:t>Environment-based config files</w:t>
       </w:r>
     </w:p>
     <w:p>
@@ -2540,8 +3066,13 @@
           <w:numId w:val="70"/>
         </w:numPr>
       </w:pPr>
-      <w:r>
-        <w:t>Sharding</w:t>
+      <w:proofErr w:type="gramStart"/>
+      <w:r>
+        <w:t>Use .env</w:t>
+      </w:r>
+      <w:proofErr w:type="gramEnd"/>
+      <w:r>
+        <w:t xml:space="preserve"> variables</w:t>
       </w:r>
     </w:p>
     <w:p>
@@ -2553,7 +3084,39 @@
         </w:numPr>
       </w:pPr>
       <w:r>
-        <w:t>Smoke vs regression split</w:t>
+        <w:t>Centralized configuration</w:t>
+      </w:r>
+    </w:p>
+    <w:p>
+      <w:pPr>
+        <w:pStyle w:val="ListParagraph"/>
+        <w:numPr>
+          <w:ilvl w:val="0"/>
+          <w:numId w:val="70"/>
+        </w:numPr>
+        <w:rPr>
+          <w:b/>
+          <w:bCs/>
+        </w:rPr>
+      </w:pPr>
+      <w:r>
+        <w:rPr>
+          <w:b/>
+          <w:bCs/>
+        </w:rPr>
+        <w:t>Poor Framework Design</w:t>
+      </w:r>
+    </w:p>
+    <w:p>
+      <w:pPr>
+        <w:pStyle w:val="ListParagraph"/>
+        <w:numPr>
+          <w:ilvl w:val="1"/>
+          <w:numId w:val="70"/>
+        </w:numPr>
+      </w:pPr>
+      <w:r>
+        <w:t>Problem:</w:t>
       </w:r>
     </w:p>
     <w:p>
@@ -2565,7 +3128,31 @@
         </w:numPr>
       </w:pPr>
       <w:r>
-        <w:t>API-heavy testing instead of UI-only</w:t>
+        <w:t>Duplicate code</w:t>
+      </w:r>
+      <w:r>
+        <w:t xml:space="preserve">, </w:t>
+      </w:r>
+      <w:r>
+        <w:t>Direct locator usage in tests</w:t>
+      </w:r>
+      <w:r>
+        <w:t xml:space="preserve">, </w:t>
+      </w:r>
+      <w:r>
+        <w:t>No abstraction</w:t>
+      </w:r>
+    </w:p>
+    <w:p>
+      <w:pPr>
+        <w:pStyle w:val="ListParagraph"/>
+        <w:numPr>
+          <w:ilvl w:val="1"/>
+          <w:numId w:val="70"/>
+        </w:numPr>
+      </w:pPr>
+      <w:r>
+        <w:t>Solution:</w:t>
       </w:r>
     </w:p>
     <w:p>
@@ -2577,12 +3164,54 @@
         </w:numPr>
       </w:pPr>
       <w:r>
-        <w:t>Run full cross-browser only nightly</w:t>
-      </w:r>
-    </w:p>
-    <w:p>
-      <w:r>
-        <w:br w:type="page"/>
+        <w:t>Strict POM enforcement</w:t>
+      </w:r>
+    </w:p>
+    <w:p>
+      <w:pPr>
+        <w:pStyle w:val="ListParagraph"/>
+        <w:numPr>
+          <w:ilvl w:val="2"/>
+          <w:numId w:val="70"/>
+        </w:numPr>
+      </w:pPr>
+      <w:proofErr w:type="spellStart"/>
+      <w:r>
+        <w:t>BasePage</w:t>
+      </w:r>
+      <w:proofErr w:type="spellEnd"/>
+      <w:r>
+        <w:t xml:space="preserve"> utilities</w:t>
+      </w:r>
+    </w:p>
+    <w:p>
+      <w:pPr>
+        <w:pStyle w:val="ListParagraph"/>
+        <w:numPr>
+          <w:ilvl w:val="2"/>
+          <w:numId w:val="70"/>
+        </w:numPr>
+      </w:pPr>
+      <w:r>
+        <w:t>Code review guidelines</w:t>
+      </w:r>
+    </w:p>
+    <w:p>
+      <w:pPr>
+        <w:pStyle w:val="ListParagraph"/>
+        <w:numPr>
+          <w:ilvl w:val="2"/>
+          <w:numId w:val="70"/>
+        </w:numPr>
+      </w:pPr>
+      <w:r>
+        <w:t>Modul</w:t>
+      </w:r>
+      <w:r>
+        <w:t>e based</w:t>
+      </w:r>
+      <w:r>
+        <w:t xml:space="preserve"> structure</w:t>
       </w:r>
     </w:p>
     <w:p>
@@ -2602,15 +3231,7 @@
           <w:b/>
           <w:bCs/>
         </w:rPr>
-        <w:lastRenderedPageBreak/>
-        <w:t>E</w:t>
-      </w:r>
-      <w:r>
-        <w:rPr>
-          <w:b/>
-          <w:bCs/>
-        </w:rPr>
-        <w:t>nvironment handling</w:t>
+        <w:t>Reporting &amp; Debugging</w:t>
       </w:r>
     </w:p>
     <w:p>
@@ -2634,19 +3255,7 @@
         </w:numPr>
       </w:pPr>
       <w:r>
-        <w:t xml:space="preserve">Dev / QA / Staging </w:t>
-      </w:r>
-      <w:r>
-        <w:t xml:space="preserve">build </w:t>
-      </w:r>
-      <w:r>
-        <w:t>differences</w:t>
-      </w:r>
-      <w:r>
-        <w:t xml:space="preserve">, </w:t>
-      </w:r>
-      <w:r>
-        <w:t>Hardcoded URLs</w:t>
+        <w:t>Hard to debug failures</w:t>
       </w:r>
     </w:p>
     <w:p>
@@ -2670,7 +3279,7 @@
         </w:numPr>
       </w:pPr>
       <w:r>
-        <w:t>Environment-based config files</w:t>
+        <w:t>Screenshot on failure</w:t>
       </w:r>
     </w:p>
     <w:p>
@@ -2682,7 +3291,7 @@
         </w:numPr>
       </w:pPr>
       <w:r>
-        <w:t>Use .env variables</w:t>
+        <w:t>Video recording</w:t>
       </w:r>
     </w:p>
     <w:p>
@@ -2694,7 +3303,31 @@
         </w:numPr>
       </w:pPr>
       <w:r>
-        <w:t>Centralized configuration</w:t>
+        <w:t>Trace viewer</w:t>
+      </w:r>
+    </w:p>
+    <w:p>
+      <w:pPr>
+        <w:pStyle w:val="ListParagraph"/>
+        <w:numPr>
+          <w:ilvl w:val="2"/>
+          <w:numId w:val="70"/>
+        </w:numPr>
+      </w:pPr>
+      <w:r>
+        <w:t>Custom logs</w:t>
+      </w:r>
+    </w:p>
+    <w:p>
+      <w:pPr>
+        <w:pStyle w:val="ListParagraph"/>
+        <w:numPr>
+          <w:ilvl w:val="2"/>
+          <w:numId w:val="70"/>
+        </w:numPr>
+      </w:pPr>
+      <w:r>
+        <w:t>HTML reports</w:t>
       </w:r>
     </w:p>
     <w:p>
@@ -2714,7 +3347,14 @@
           <w:b/>
           <w:bCs/>
         </w:rPr>
-        <w:t>Poor Framework Design</w:t>
+        <w:t xml:space="preserve">Handling Dynamic </w:t>
+      </w:r>
+      <w:r>
+        <w:rPr>
+          <w:b/>
+          <w:bCs/>
+        </w:rPr>
+        <w:t>Elements</w:t>
       </w:r>
     </w:p>
     <w:p>
@@ -2724,8 +3364,16 @@
           <w:ilvl w:val="1"/>
           <w:numId w:val="70"/>
         </w:numPr>
-      </w:pPr>
-      <w:r>
+        <w:rPr>
+          <w:b/>
+          <w:bCs/>
+        </w:rPr>
+      </w:pPr>
+      <w:r>
+        <w:rPr>
+          <w:b/>
+          <w:bCs/>
+        </w:rPr>
         <w:t>Problem:</w:t>
       </w:r>
     </w:p>
@@ -2738,20 +3386,22 @@
         </w:numPr>
       </w:pPr>
       <w:r>
-        <w:t>Duplicate code</w:t>
+        <w:t>Dynamic IDs</w:t>
       </w:r>
       <w:r>
         <w:t xml:space="preserve">, </w:t>
       </w:r>
       <w:r>
-        <w:t>Direct locator usage in tests</w:t>
+        <w:t>Shadow DOM</w:t>
       </w:r>
       <w:r>
         <w:t xml:space="preserve">, </w:t>
       </w:r>
-      <w:r>
-        <w:t>No abstraction</w:t>
-      </w:r>
+      <w:proofErr w:type="spellStart"/>
+      <w:r>
+        <w:t>iFrames</w:t>
+      </w:r>
+      <w:proofErr w:type="spellEnd"/>
     </w:p>
     <w:p>
       <w:pPr>
@@ -2760,8 +3410,16 @@
           <w:ilvl w:val="1"/>
           <w:numId w:val="70"/>
         </w:numPr>
-      </w:pPr>
-      <w:r>
+        <w:rPr>
+          <w:b/>
+          <w:bCs/>
+        </w:rPr>
+      </w:pPr>
+      <w:r>
+        <w:rPr>
+          <w:b/>
+          <w:bCs/>
+        </w:rPr>
         <w:t>Solution:</w:t>
       </w:r>
     </w:p>
@@ -2774,7 +3432,7 @@
         </w:numPr>
       </w:pPr>
       <w:r>
-        <w:t>Strict POM enforcement</w:t>
+        <w:t>Relative locators</w:t>
       </w:r>
     </w:p>
     <w:p>
@@ -2786,7 +3444,7 @@
         </w:numPr>
       </w:pPr>
       <w:r>
-        <w:t>BasePage utilities</w:t>
+        <w:t>role-based selectors</w:t>
       </w:r>
     </w:p>
     <w:p>
@@ -2797,9 +3455,11 @@
           <w:numId w:val="70"/>
         </w:numPr>
       </w:pPr>
-      <w:r>
-        <w:t>Code review guidelines</w:t>
-      </w:r>
+      <w:proofErr w:type="spellStart"/>
+      <w:r>
+        <w:t>frameLocator</w:t>
+      </w:r>
+      <w:proofErr w:type="spellEnd"/>
     </w:p>
     <w:p>
       <w:pPr>
@@ -2810,13 +3470,7 @@
         </w:numPr>
       </w:pPr>
       <w:r>
-        <w:t>Modul</w:t>
-      </w:r>
-      <w:r>
-        <w:t>e based</w:t>
-      </w:r>
-      <w:r>
-        <w:t xml:space="preserve"> structure</w:t>
+        <w:t>API validation</w:t>
       </w:r>
     </w:p>
     <w:p>
@@ -2836,7 +3490,7 @@
           <w:b/>
           <w:bCs/>
         </w:rPr>
-        <w:t>Reporting &amp; Debugging</w:t>
+        <w:t>Scalability &amp; Team Adoption</w:t>
       </w:r>
     </w:p>
     <w:p>
@@ -2860,7 +3514,13 @@
         </w:numPr>
       </w:pPr>
       <w:r>
-        <w:t>Hard to debug failures</w:t>
+        <w:t>New team members break structure</w:t>
+      </w:r>
+      <w:r>
+        <w:t xml:space="preserve">, </w:t>
+      </w:r>
+      <w:r>
+        <w:t>No coding standards</w:t>
       </w:r>
     </w:p>
     <w:p>
@@ -2884,7 +3544,7 @@
         </w:numPr>
       </w:pPr>
       <w:r>
-        <w:t>Screenshot on failure</w:t>
+        <w:t>Coding guidelines</w:t>
       </w:r>
     </w:p>
     <w:p>
@@ -2895,8 +3555,13 @@
           <w:numId w:val="70"/>
         </w:numPr>
       </w:pPr>
-      <w:r>
-        <w:t>Video recording</w:t>
+      <w:proofErr w:type="spellStart"/>
+      <w:r>
+        <w:t>ESLint</w:t>
+      </w:r>
+      <w:proofErr w:type="spellEnd"/>
+      <w:r>
+        <w:t xml:space="preserve"> rules</w:t>
       </w:r>
     </w:p>
     <w:p>
@@ -2908,7 +3573,7 @@
         </w:numPr>
       </w:pPr>
       <w:r>
-        <w:t>Trace viewer</w:t>
+        <w:t>Clear documentation</w:t>
       </w:r>
     </w:p>
     <w:p>
@@ -2920,7 +3585,50 @@
         </w:numPr>
       </w:pPr>
       <w:r>
-        <w:t>Custom logs</w:t>
+        <w:t>PR review process</w:t>
+      </w:r>
+    </w:p>
+    <w:p>
+      <w:pPr>
+        <w:pStyle w:val="ListParagraph"/>
+        <w:ind w:left="360"/>
+        <w:rPr>
+          <w:b/>
+          <w:bCs/>
+        </w:rPr>
+      </w:pPr>
+    </w:p>
+    <w:p>
+      <w:pPr>
+        <w:pStyle w:val="ListParagraph"/>
+        <w:numPr>
+          <w:ilvl w:val="0"/>
+          <w:numId w:val="70"/>
+        </w:numPr>
+        <w:rPr>
+          <w:b/>
+          <w:bCs/>
+        </w:rPr>
+      </w:pPr>
+      <w:r>
+        <w:rPr>
+          <w:b/>
+          <w:bCs/>
+        </w:rPr>
+        <w:lastRenderedPageBreak/>
+        <w:t xml:space="preserve">synchronization issues </w:t>
+      </w:r>
+    </w:p>
+    <w:p>
+      <w:pPr>
+        <w:pStyle w:val="ListParagraph"/>
+        <w:numPr>
+          <w:ilvl w:val="1"/>
+          <w:numId w:val="70"/>
+        </w:numPr>
+      </w:pPr>
+      <w:r>
+        <w:t>Problem:</w:t>
       </w:r>
     </w:p>
     <w:p>
@@ -2932,7 +3640,55 @@
         </w:numPr>
       </w:pPr>
       <w:r>
-        <w:t>HTML reports</w:t>
+        <w:t>Elements not ready</w:t>
+      </w:r>
+    </w:p>
+    <w:p>
+      <w:pPr>
+        <w:pStyle w:val="ListParagraph"/>
+        <w:numPr>
+          <w:ilvl w:val="1"/>
+          <w:numId w:val="70"/>
+        </w:numPr>
+      </w:pPr>
+      <w:r>
+        <w:t>Solution:</w:t>
+      </w:r>
+    </w:p>
+    <w:p>
+      <w:pPr>
+        <w:pStyle w:val="ListParagraph"/>
+        <w:numPr>
+          <w:ilvl w:val="2"/>
+          <w:numId w:val="70"/>
+        </w:numPr>
+      </w:pPr>
+      <w:r>
+        <w:t>Use locator-based auto-wait</w:t>
+      </w:r>
+    </w:p>
+    <w:p>
+      <w:pPr>
+        <w:pStyle w:val="ListParagraph"/>
+        <w:numPr>
+          <w:ilvl w:val="2"/>
+          <w:numId w:val="70"/>
+        </w:numPr>
+      </w:pPr>
+      <w:r>
+        <w:t>Wait for network idle</w:t>
+      </w:r>
+    </w:p>
+    <w:p>
+      <w:pPr>
+        <w:pStyle w:val="ListParagraph"/>
+        <w:numPr>
+          <w:ilvl w:val="2"/>
+          <w:numId w:val="70"/>
+        </w:numPr>
+      </w:pPr>
+      <w:r>
+        <w:t>Use API validation instead of UI polling</w:t>
       </w:r>
     </w:p>
     <w:p>
@@ -2942,24 +3698,16 @@
           <w:ilvl w:val="0"/>
           <w:numId w:val="70"/>
         </w:numPr>
-        <w:rPr>
-          <w:b/>
-          <w:bCs/>
-        </w:rPr>
-      </w:pPr>
-      <w:r>
-        <w:rPr>
-          <w:b/>
-          <w:bCs/>
-        </w:rPr>
-        <w:t xml:space="preserve">Handling Dynamic </w:t>
-      </w:r>
-      <w:r>
-        <w:rPr>
-          <w:b/>
-          <w:bCs/>
-        </w:rPr>
-        <w:t>Elements</w:t>
+      </w:pPr>
+      <w:r>
+        <w:rPr>
+          <w:b/>
+          <w:bCs/>
+        </w:rPr>
+        <w:t>CI/CD stability</w:t>
+      </w:r>
+      <w:r>
+        <w:t xml:space="preserve"> </w:t>
       </w:r>
     </w:p>
     <w:p>
@@ -2969,16 +3717,8 @@
           <w:ilvl w:val="1"/>
           <w:numId w:val="70"/>
         </w:numPr>
-        <w:rPr>
-          <w:b/>
-          <w:bCs/>
-        </w:rPr>
-      </w:pPr>
-      <w:r>
-        <w:rPr>
-          <w:b/>
-          <w:bCs/>
-        </w:rPr>
+      </w:pPr>
+      <w:r>
         <w:t>Problem:</w:t>
       </w:r>
     </w:p>
@@ -2991,19 +3731,19 @@
         </w:numPr>
       </w:pPr>
       <w:r>
-        <w:t>Dynamic IDs</w:t>
-      </w:r>
-      <w:r>
-        <w:t xml:space="preserve">, </w:t>
-      </w:r>
-      <w:r>
-        <w:t>Shadow DOM</w:t>
-      </w:r>
-      <w:r>
-        <w:t xml:space="preserve">, </w:t>
-      </w:r>
-      <w:r>
-        <w:t>iFrames</w:t>
+        <w:t>Failing builds due to infra</w:t>
+      </w:r>
+    </w:p>
+    <w:p>
+      <w:pPr>
+        <w:pStyle w:val="ListParagraph"/>
+        <w:numPr>
+          <w:ilvl w:val="2"/>
+          <w:numId w:val="70"/>
+        </w:numPr>
+      </w:pPr>
+      <w:r>
+        <w:t>Browser dependency issues</w:t>
       </w:r>
     </w:p>
     <w:p>
@@ -3013,16 +3753,8 @@
           <w:ilvl w:val="1"/>
           <w:numId w:val="70"/>
         </w:numPr>
-        <w:rPr>
-          <w:b/>
-          <w:bCs/>
-        </w:rPr>
-      </w:pPr>
-      <w:r>
-        <w:rPr>
-          <w:b/>
-          <w:bCs/>
-        </w:rPr>
+      </w:pPr>
+      <w:r>
         <w:t>Solution:</w:t>
       </w:r>
     </w:p>
@@ -3035,7 +3767,7 @@
         </w:numPr>
       </w:pPr>
       <w:r>
-        <w:t>Relative locators</w:t>
+        <w:t>Docker container setup</w:t>
       </w:r>
     </w:p>
     <w:p>
@@ -3047,7 +3779,7 @@
         </w:numPr>
       </w:pPr>
       <w:r>
-        <w:t>role-based selectors</w:t>
+        <w:t>Fixed browser versions</w:t>
       </w:r>
     </w:p>
     <w:p>
@@ -3059,7 +3791,7 @@
         </w:numPr>
       </w:pPr>
       <w:r>
-        <w:t>frameLocator</w:t>
+        <w:t>Retry logic at pipeline level</w:t>
       </w:r>
     </w:p>
     <w:p>
@@ -3071,228 +3803,6 @@
         </w:numPr>
       </w:pPr>
       <w:r>
-        <w:t>API validation</w:t>
-      </w:r>
-    </w:p>
-    <w:p>
-      <w:pPr>
-        <w:pStyle w:val="ListParagraph"/>
-        <w:numPr>
-          <w:ilvl w:val="0"/>
-          <w:numId w:val="70"/>
-        </w:numPr>
-        <w:rPr>
-          <w:b/>
-          <w:bCs/>
-        </w:rPr>
-      </w:pPr>
-      <w:r>
-        <w:rPr>
-          <w:b/>
-          <w:bCs/>
-        </w:rPr>
-        <w:t>Scalability &amp; Team Adoption</w:t>
-      </w:r>
-    </w:p>
-    <w:p>
-      <w:pPr>
-        <w:pStyle w:val="ListParagraph"/>
-        <w:numPr>
-          <w:ilvl w:val="1"/>
-          <w:numId w:val="70"/>
-        </w:numPr>
-      </w:pPr>
-      <w:r>
-        <w:t>Problem:</w:t>
-      </w:r>
-    </w:p>
-    <w:p>
-      <w:pPr>
-        <w:pStyle w:val="ListParagraph"/>
-        <w:numPr>
-          <w:ilvl w:val="2"/>
-          <w:numId w:val="70"/>
-        </w:numPr>
-      </w:pPr>
-      <w:r>
-        <w:t>New team members break structure</w:t>
-      </w:r>
-      <w:r>
-        <w:t xml:space="preserve">, </w:t>
-      </w:r>
-      <w:r>
-        <w:t>No coding standards</w:t>
-      </w:r>
-    </w:p>
-    <w:p>
-      <w:pPr>
-        <w:pStyle w:val="ListParagraph"/>
-        <w:numPr>
-          <w:ilvl w:val="1"/>
-          <w:numId w:val="70"/>
-        </w:numPr>
-      </w:pPr>
-      <w:r>
-        <w:t>Solution:</w:t>
-      </w:r>
-    </w:p>
-    <w:p>
-      <w:pPr>
-        <w:pStyle w:val="ListParagraph"/>
-        <w:numPr>
-          <w:ilvl w:val="2"/>
-          <w:numId w:val="70"/>
-        </w:numPr>
-      </w:pPr>
-      <w:r>
-        <w:t>Coding guidelines</w:t>
-      </w:r>
-    </w:p>
-    <w:p>
-      <w:pPr>
-        <w:pStyle w:val="ListParagraph"/>
-        <w:numPr>
-          <w:ilvl w:val="2"/>
-          <w:numId w:val="70"/>
-        </w:numPr>
-      </w:pPr>
-      <w:r>
-        <w:t>ESLint rules</w:t>
-      </w:r>
-    </w:p>
-    <w:p>
-      <w:pPr>
-        <w:pStyle w:val="ListParagraph"/>
-        <w:numPr>
-          <w:ilvl w:val="2"/>
-          <w:numId w:val="70"/>
-        </w:numPr>
-      </w:pPr>
-      <w:r>
-        <w:t>Clear documentation</w:t>
-      </w:r>
-    </w:p>
-    <w:p>
-      <w:pPr>
-        <w:pStyle w:val="ListParagraph"/>
-        <w:numPr>
-          <w:ilvl w:val="2"/>
-          <w:numId w:val="70"/>
-        </w:numPr>
-      </w:pPr>
-      <w:r>
-        <w:t>PR review process</w:t>
-      </w:r>
-    </w:p>
-    <w:p>
-      <w:r>
-        <w:br w:type="page"/>
-      </w:r>
-      <w:r>
-        <w:rPr>
-          <w:b/>
-          <w:bCs/>
-        </w:rPr>
-        <w:lastRenderedPageBreak/>
-        <w:t>CI/CD stability</w:t>
-      </w:r>
-      <w:r>
-        <w:t xml:space="preserve"> </w:t>
-      </w:r>
-    </w:p>
-    <w:p>
-      <w:pPr>
-        <w:pStyle w:val="ListParagraph"/>
-        <w:numPr>
-          <w:ilvl w:val="1"/>
-          <w:numId w:val="70"/>
-        </w:numPr>
-      </w:pPr>
-      <w:r>
-        <w:t>Problem:</w:t>
-      </w:r>
-    </w:p>
-    <w:p>
-      <w:pPr>
-        <w:pStyle w:val="ListParagraph"/>
-        <w:numPr>
-          <w:ilvl w:val="2"/>
-          <w:numId w:val="70"/>
-        </w:numPr>
-      </w:pPr>
-      <w:r>
-        <w:t>Failing builds due to infra</w:t>
-      </w:r>
-    </w:p>
-    <w:p>
-      <w:pPr>
-        <w:pStyle w:val="ListParagraph"/>
-        <w:numPr>
-          <w:ilvl w:val="2"/>
-          <w:numId w:val="70"/>
-        </w:numPr>
-      </w:pPr>
-      <w:r>
-        <w:t>Browser dependency issues</w:t>
-      </w:r>
-    </w:p>
-    <w:p>
-      <w:pPr>
-        <w:pStyle w:val="ListParagraph"/>
-        <w:numPr>
-          <w:ilvl w:val="1"/>
-          <w:numId w:val="70"/>
-        </w:numPr>
-      </w:pPr>
-      <w:r>
-        <w:t>Solution:</w:t>
-      </w:r>
-    </w:p>
-    <w:p>
-      <w:pPr>
-        <w:pStyle w:val="ListParagraph"/>
-        <w:numPr>
-          <w:ilvl w:val="2"/>
-          <w:numId w:val="70"/>
-        </w:numPr>
-      </w:pPr>
-      <w:r>
-        <w:t>Docker container setup</w:t>
-      </w:r>
-    </w:p>
-    <w:p>
-      <w:pPr>
-        <w:pStyle w:val="ListParagraph"/>
-        <w:numPr>
-          <w:ilvl w:val="2"/>
-          <w:numId w:val="70"/>
-        </w:numPr>
-      </w:pPr>
-      <w:r>
-        <w:t>Fixed browser versions</w:t>
-      </w:r>
-    </w:p>
-    <w:p>
-      <w:pPr>
-        <w:pStyle w:val="ListParagraph"/>
-        <w:numPr>
-          <w:ilvl w:val="2"/>
-          <w:numId w:val="70"/>
-        </w:numPr>
-      </w:pPr>
-      <w:r>
-        <w:t>Retry logic at pipeline level</w:t>
-      </w:r>
-    </w:p>
-    <w:p>
-      <w:pPr>
-        <w:pStyle w:val="ListParagraph"/>
-        <w:numPr>
-          <w:ilvl w:val="2"/>
-          <w:numId w:val="70"/>
-        </w:numPr>
-      </w:pPr>
-      <w:r>
         <w:t>Separate smoke pipeline</w:t>
       </w:r>
     </w:p>
@@ -3402,7 +3912,15 @@
         </w:rPr>
       </w:pPr>
       <w:r>
-        <w:t>It is an issue that occurred during the runtime and it is possible to handle within the program</w:t>
+        <w:t xml:space="preserve">It is an issue that occurred during the </w:t>
+      </w:r>
+      <w:proofErr w:type="gramStart"/>
+      <w:r>
+        <w:t>runtime</w:t>
+      </w:r>
+      <w:proofErr w:type="gramEnd"/>
+      <w:r>
+        <w:t xml:space="preserve"> and it is possible to handle within the program</w:t>
       </w:r>
       <w:r>
         <w:t xml:space="preserve"> and can be handled using try catch block</w:t>
@@ -3532,12 +4050,6 @@
       </w:r>
     </w:p>
     <w:p>
-      <w:r>
-        <w:br w:type="page"/>
-      </w:r>
-    </w:p>
-    <w:p/>
-    <w:p>
       <w:pPr>
         <w:pStyle w:val="ListParagraph"/>
         <w:numPr>
@@ -3554,6 +4066,7 @@
           <w:b/>
           <w:bCs/>
         </w:rPr>
+        <w:lastRenderedPageBreak/>
         <w:t>Is JavaScript asynchronous or Synchronous by nature?</w:t>
       </w:r>
     </w:p>
@@ -3610,7 +4123,15 @@
         </w:numPr>
       </w:pPr>
       <w:r>
-        <w:t xml:space="preserve">This can be done using: </w:t>
+        <w:t xml:space="preserve">This can be done </w:t>
+      </w:r>
+      <w:proofErr w:type="gramStart"/>
+      <w:r>
+        <w:t>using:</w:t>
+      </w:r>
+      <w:proofErr w:type="gramEnd"/>
+      <w:r>
+        <w:t xml:space="preserve"> </w:t>
       </w:r>
       <w:r>
         <w:rPr>
@@ -3728,7 +4249,15 @@
         <w:ind w:left="1800"/>
       </w:pPr>
       <w:r>
-        <w:t>Examples: setTimeout, DOM events, HTTP requests</w:t>
+        <w:t xml:space="preserve">Examples: </w:t>
+      </w:r>
+      <w:proofErr w:type="spellStart"/>
+      <w:r>
+        <w:t>setTimeout</w:t>
+      </w:r>
+      <w:proofErr w:type="spellEnd"/>
+      <w:r>
+        <w:t>, DOM events, HTTP requests</w:t>
       </w:r>
     </w:p>
     <w:p>
@@ -3769,9 +4298,27 @@
         </w:rPr>
         <w:t xml:space="preserve">Microtask Queue: </w:t>
       </w:r>
-      <w:r>
-        <w:t>Promise.then, queueMicrotask, MutationObserver</w:t>
-      </w:r>
+      <w:proofErr w:type="spellStart"/>
+      <w:r>
+        <w:t>Promise.then</w:t>
+      </w:r>
+      <w:proofErr w:type="spellEnd"/>
+      <w:r>
+        <w:t xml:space="preserve">, </w:t>
+      </w:r>
+      <w:proofErr w:type="spellStart"/>
+      <w:r>
+        <w:t>queueMicrotask</w:t>
+      </w:r>
+      <w:proofErr w:type="spellEnd"/>
+      <w:r>
+        <w:t xml:space="preserve">, </w:t>
+      </w:r>
+      <w:proofErr w:type="spellStart"/>
+      <w:r>
+        <w:t>MutationObserver</w:t>
+      </w:r>
+      <w:proofErr w:type="spellEnd"/>
     </w:p>
     <w:p>
       <w:pPr>
@@ -3783,15 +4330,37 @@
         <w:spacing w:before="240"/>
         <w:ind w:left="1800"/>
       </w:pPr>
-      <w:r>
-        <w:rPr>
-          <w:b/>
-          <w:bCs/>
-        </w:rPr>
-        <w:t xml:space="preserve">Macrotask (Callback) Queue: </w:t>
-      </w:r>
-      <w:r>
-        <w:t>setTimeout, setInterval, I/O, UI event</w:t>
+      <w:proofErr w:type="spellStart"/>
+      <w:r>
+        <w:rPr>
+          <w:b/>
+          <w:bCs/>
+        </w:rPr>
+        <w:t>Macrotask</w:t>
+      </w:r>
+      <w:proofErr w:type="spellEnd"/>
+      <w:r>
+        <w:rPr>
+          <w:b/>
+          <w:bCs/>
+        </w:rPr>
+        <w:t xml:space="preserve"> (Callback) Queue: </w:t>
+      </w:r>
+      <w:proofErr w:type="spellStart"/>
+      <w:r>
+        <w:t>setTimeout</w:t>
+      </w:r>
+      <w:proofErr w:type="spellEnd"/>
+      <w:r>
+        <w:t xml:space="preserve">, </w:t>
+      </w:r>
+      <w:proofErr w:type="spellStart"/>
+      <w:r>
+        <w:t>setInterval</w:t>
+      </w:r>
+      <w:proofErr w:type="spellEnd"/>
+      <w:r>
+        <w:t>, I/O, UI event</w:t>
       </w:r>
     </w:p>
     <w:p>
@@ -3925,7 +4494,15 @@
         </w:numPr>
       </w:pPr>
       <w:r>
-        <w:t>Then it run all microtasks</w:t>
+        <w:t xml:space="preserve">Then it </w:t>
+      </w:r>
+      <w:proofErr w:type="gramStart"/>
+      <w:r>
+        <w:t>run</w:t>
+      </w:r>
+      <w:proofErr w:type="gramEnd"/>
+      <w:r>
+        <w:t xml:space="preserve"> all microtasks</w:t>
       </w:r>
     </w:p>
     <w:p>
@@ -3942,8 +4519,13 @@
       <w:r>
         <w:t xml:space="preserve">it </w:t>
       </w:r>
-      <w:r>
-        <w:t xml:space="preserve">run one microtask </w:t>
+      <w:proofErr w:type="gramStart"/>
+      <w:r>
+        <w:t>run</w:t>
+      </w:r>
+      <w:proofErr w:type="gramEnd"/>
+      <w:r>
+        <w:t xml:space="preserve"> one microtask </w:t>
       </w:r>
     </w:p>
     <w:p>
@@ -4094,7 +4676,15 @@
         <w:t xml:space="preserve">: </w:t>
       </w:r>
       <w:r>
-        <w:t>Callbacks were the initial way to handle async behavior in JavaScript but caused callback hell</w:t>
+        <w:t xml:space="preserve">Callbacks were the initial way to handle async </w:t>
+      </w:r>
+      <w:proofErr w:type="spellStart"/>
+      <w:r>
+        <w:t>behavior</w:t>
+      </w:r>
+      <w:proofErr w:type="spellEnd"/>
+      <w:r>
+        <w:t xml:space="preserve"> in JavaScript but caused callback hell</w:t>
       </w:r>
       <w:r>
         <w:t xml:space="preserve">. </w:t>
@@ -4111,7 +4701,25 @@
           <w:b/>
           <w:bCs/>
         </w:rPr>
-        <w:t>Event handling (page.on)</w:t>
+        <w:t>Event handling (</w:t>
+      </w:r>
+      <w:proofErr w:type="spellStart"/>
+      <w:proofErr w:type="gramStart"/>
+      <w:r>
+        <w:rPr>
+          <w:b/>
+          <w:bCs/>
+        </w:rPr>
+        <w:t>page.on</w:t>
+      </w:r>
+      <w:proofErr w:type="spellEnd"/>
+      <w:proofErr w:type="gramEnd"/>
+      <w:r>
+        <w:rPr>
+          <w:b/>
+          <w:bCs/>
+        </w:rPr>
+        <w:t>)</w:t>
       </w:r>
     </w:p>
     <w:p>
@@ -4233,6 +4841,7 @@
                 <w14:ligatures w14:val="none"/>
               </w:rPr>
             </w:pPr>
+            <w:proofErr w:type="spellStart"/>
             <w:r>
               <w:rPr>
                 <w:rFonts w:eastAsia="Times New Roman" w:cs="Times New Roman"/>
@@ -4247,6 +4856,7 @@
               </w:rPr>
               <w:t>SrNo</w:t>
             </w:r>
+            <w:proofErr w:type="spellEnd"/>
           </w:p>
         </w:tc>
         <w:tc>
@@ -4698,6 +5308,7 @@
                 <w14:ligatures w14:val="none"/>
               </w:rPr>
             </w:pPr>
+            <w:proofErr w:type="gramStart"/>
             <w:r>
               <w:rPr>
                 <w:rFonts w:eastAsia="Times New Roman" w:cs="Times New Roman"/>
@@ -4708,7 +5319,20 @@
                 <w:lang w:eastAsia="en-IN"/>
                 <w14:ligatures w14:val="none"/>
               </w:rPr>
-              <w:t>push()</w:t>
+              <w:t>push(</w:t>
+            </w:r>
+            <w:proofErr w:type="gramEnd"/>
+            <w:r>
+              <w:rPr>
+                <w:rFonts w:eastAsia="Times New Roman" w:cs="Times New Roman"/>
+                <w:color w:val="000000"/>
+                <w:kern w:val="0"/>
+                <w:sz w:val="22"/>
+                <w:szCs w:val="22"/>
+                <w:lang w:eastAsia="en-IN"/>
+                <w14:ligatures w14:val="none"/>
+              </w:rPr>
+              <w:t>)</w:t>
             </w:r>
           </w:p>
         </w:tc>
@@ -4900,6 +5524,7 @@
                 <w14:ligatures w14:val="none"/>
               </w:rPr>
             </w:pPr>
+            <w:proofErr w:type="gramStart"/>
             <w:r>
               <w:rPr>
                 <w:rFonts w:eastAsia="Times New Roman" w:cs="Times New Roman"/>
@@ -4910,7 +5535,20 @@
                 <w:lang w:eastAsia="en-IN"/>
                 <w14:ligatures w14:val="none"/>
               </w:rPr>
-              <w:t>unshift()</w:t>
+              <w:t>unshift(</w:t>
+            </w:r>
+            <w:proofErr w:type="gramEnd"/>
+            <w:r>
+              <w:rPr>
+                <w:rFonts w:eastAsia="Times New Roman" w:cs="Times New Roman"/>
+                <w:color w:val="000000"/>
+                <w:kern w:val="0"/>
+                <w:sz w:val="22"/>
+                <w:szCs w:val="22"/>
+                <w:lang w:eastAsia="en-IN"/>
+                <w14:ligatures w14:val="none"/>
+              </w:rPr>
+              <w:t>)</w:t>
             </w:r>
           </w:p>
         </w:tc>
@@ -5102,6 +5740,7 @@
                 <w14:ligatures w14:val="none"/>
               </w:rPr>
             </w:pPr>
+            <w:proofErr w:type="gramStart"/>
             <w:r>
               <w:rPr>
                 <w:rFonts w:eastAsia="Times New Roman" w:cs="Times New Roman"/>
@@ -5112,7 +5751,20 @@
                 <w:lang w:eastAsia="en-IN"/>
                 <w14:ligatures w14:val="none"/>
               </w:rPr>
-              <w:t>pop()</w:t>
+              <w:t>pop(</w:t>
+            </w:r>
+            <w:proofErr w:type="gramEnd"/>
+            <w:r>
+              <w:rPr>
+                <w:rFonts w:eastAsia="Times New Roman" w:cs="Times New Roman"/>
+                <w:color w:val="000000"/>
+                <w:kern w:val="0"/>
+                <w:sz w:val="22"/>
+                <w:szCs w:val="22"/>
+                <w:lang w:eastAsia="en-IN"/>
+                <w14:ligatures w14:val="none"/>
+              </w:rPr>
+              <w:t>)</w:t>
             </w:r>
           </w:p>
         </w:tc>
@@ -5304,6 +5956,7 @@
                 <w14:ligatures w14:val="none"/>
               </w:rPr>
             </w:pPr>
+            <w:proofErr w:type="gramStart"/>
             <w:r>
               <w:rPr>
                 <w:rFonts w:eastAsia="Times New Roman" w:cs="Times New Roman"/>
@@ -5314,7 +5967,20 @@
                 <w:lang w:eastAsia="en-IN"/>
                 <w14:ligatures w14:val="none"/>
               </w:rPr>
-              <w:t>shift()</w:t>
+              <w:t>shift(</w:t>
+            </w:r>
+            <w:proofErr w:type="gramEnd"/>
+            <w:r>
+              <w:rPr>
+                <w:rFonts w:eastAsia="Times New Roman" w:cs="Times New Roman"/>
+                <w:color w:val="000000"/>
+                <w:kern w:val="0"/>
+                <w:sz w:val="22"/>
+                <w:szCs w:val="22"/>
+                <w:lang w:eastAsia="en-IN"/>
+                <w14:ligatures w14:val="none"/>
+              </w:rPr>
+              <w:t>)</w:t>
             </w:r>
           </w:p>
         </w:tc>
@@ -5506,6 +6172,7 @@
                 <w14:ligatures w14:val="none"/>
               </w:rPr>
             </w:pPr>
+            <w:proofErr w:type="gramStart"/>
             <w:r>
               <w:rPr>
                 <w:rFonts w:eastAsia="Times New Roman" w:cs="Times New Roman"/>
@@ -5516,7 +6183,60 @@
                 <w:lang w:eastAsia="en-IN"/>
                 <w14:ligatures w14:val="none"/>
               </w:rPr>
-              <w:t>splice(startIndex, deleteCount)</w:t>
+              <w:t>splice(</w:t>
+            </w:r>
+            <w:proofErr w:type="spellStart"/>
+            <w:proofErr w:type="gramEnd"/>
+            <w:r>
+              <w:rPr>
+                <w:rFonts w:eastAsia="Times New Roman" w:cs="Times New Roman"/>
+                <w:color w:val="000000"/>
+                <w:kern w:val="0"/>
+                <w:sz w:val="22"/>
+                <w:szCs w:val="22"/>
+                <w:lang w:eastAsia="en-IN"/>
+                <w14:ligatures w14:val="none"/>
+              </w:rPr>
+              <w:t>startIndex</w:t>
+            </w:r>
+            <w:proofErr w:type="spellEnd"/>
+            <w:r>
+              <w:rPr>
+                <w:rFonts w:eastAsia="Times New Roman" w:cs="Times New Roman"/>
+                <w:color w:val="000000"/>
+                <w:kern w:val="0"/>
+                <w:sz w:val="22"/>
+                <w:szCs w:val="22"/>
+                <w:lang w:eastAsia="en-IN"/>
+                <w14:ligatures w14:val="none"/>
+              </w:rPr>
+              <w:t xml:space="preserve">, </w:t>
+            </w:r>
+            <w:proofErr w:type="spellStart"/>
+            <w:r>
+              <w:rPr>
+                <w:rFonts w:eastAsia="Times New Roman" w:cs="Times New Roman"/>
+                <w:color w:val="000000"/>
+                <w:kern w:val="0"/>
+                <w:sz w:val="22"/>
+                <w:szCs w:val="22"/>
+                <w:lang w:eastAsia="en-IN"/>
+                <w14:ligatures w14:val="none"/>
+              </w:rPr>
+              <w:t>deleteCount</w:t>
+            </w:r>
+            <w:proofErr w:type="spellEnd"/>
+            <w:r>
+              <w:rPr>
+                <w:rFonts w:eastAsia="Times New Roman" w:cs="Times New Roman"/>
+                <w:color w:val="000000"/>
+                <w:kern w:val="0"/>
+                <w:sz w:val="22"/>
+                <w:szCs w:val="22"/>
+                <w:lang w:eastAsia="en-IN"/>
+                <w14:ligatures w14:val="none"/>
+              </w:rPr>
+              <w:t>)</w:t>
             </w:r>
           </w:p>
         </w:tc>
@@ -5708,6 +6428,8 @@
                 <w14:ligatures w14:val="none"/>
               </w:rPr>
             </w:pPr>
+            <w:proofErr w:type="spellStart"/>
+            <w:proofErr w:type="gramStart"/>
             <w:r>
               <w:rPr>
                 <w:rFonts w:eastAsia="Times New Roman" w:cs="Times New Roman"/>
@@ -5718,7 +6440,33 @@
                 <w:lang w:eastAsia="en-IN"/>
                 <w14:ligatures w14:val="none"/>
               </w:rPr>
-              <w:t>concat()</w:t>
+              <w:t>concat</w:t>
+            </w:r>
+            <w:proofErr w:type="spellEnd"/>
+            <w:r>
+              <w:rPr>
+                <w:rFonts w:eastAsia="Times New Roman" w:cs="Times New Roman"/>
+                <w:color w:val="000000"/>
+                <w:kern w:val="0"/>
+                <w:sz w:val="22"/>
+                <w:szCs w:val="22"/>
+                <w:lang w:eastAsia="en-IN"/>
+                <w14:ligatures w14:val="none"/>
+              </w:rPr>
+              <w:t>(</w:t>
+            </w:r>
+            <w:proofErr w:type="gramEnd"/>
+            <w:r>
+              <w:rPr>
+                <w:rFonts w:eastAsia="Times New Roman" w:cs="Times New Roman"/>
+                <w:color w:val="000000"/>
+                <w:kern w:val="0"/>
+                <w:sz w:val="22"/>
+                <w:szCs w:val="22"/>
+                <w:lang w:eastAsia="en-IN"/>
+                <w14:ligatures w14:val="none"/>
+              </w:rPr>
+              <w:t>)</w:t>
             </w:r>
           </w:p>
         </w:tc>
@@ -5920,7 +6668,35 @@
                 <w:lang w:eastAsia="en-IN"/>
                 <w14:ligatures w14:val="none"/>
               </w:rPr>
-              <w:t>slice(start,notEnclusiveEnd)</w:t>
+              <w:t>slice(</w:t>
+            </w:r>
+            <w:proofErr w:type="spellStart"/>
+            <w:proofErr w:type="gramStart"/>
+            <w:r>
+              <w:rPr>
+                <w:rFonts w:eastAsia="Times New Roman" w:cs="Times New Roman"/>
+                <w:color w:val="000000"/>
+                <w:kern w:val="0"/>
+                <w:sz w:val="22"/>
+                <w:szCs w:val="22"/>
+                <w:lang w:eastAsia="en-IN"/>
+                <w14:ligatures w14:val="none"/>
+              </w:rPr>
+              <w:t>start,notEnclusiveEnd</w:t>
+            </w:r>
+            <w:proofErr w:type="spellEnd"/>
+            <w:proofErr w:type="gramEnd"/>
+            <w:r>
+              <w:rPr>
+                <w:rFonts w:eastAsia="Times New Roman" w:cs="Times New Roman"/>
+                <w:color w:val="000000"/>
+                <w:kern w:val="0"/>
+                <w:sz w:val="22"/>
+                <w:szCs w:val="22"/>
+                <w:lang w:eastAsia="en-IN"/>
+                <w14:ligatures w14:val="none"/>
+              </w:rPr>
+              <w:t>)</w:t>
             </w:r>
           </w:p>
         </w:tc>
@@ -6112,6 +6888,7 @@
                 <w14:ligatures w14:val="none"/>
               </w:rPr>
             </w:pPr>
+            <w:proofErr w:type="gramStart"/>
             <w:r>
               <w:rPr>
                 <w:rFonts w:eastAsia="Times New Roman" w:cs="Times New Roman"/>
@@ -6122,7 +6899,20 @@
                 <w:lang w:eastAsia="en-IN"/>
                 <w14:ligatures w14:val="none"/>
               </w:rPr>
-              <w:t>join()</w:t>
+              <w:t>join(</w:t>
+            </w:r>
+            <w:proofErr w:type="gramEnd"/>
+            <w:r>
+              <w:rPr>
+                <w:rFonts w:eastAsia="Times New Roman" w:cs="Times New Roman"/>
+                <w:color w:val="000000"/>
+                <w:kern w:val="0"/>
+                <w:sz w:val="22"/>
+                <w:szCs w:val="22"/>
+                <w:lang w:eastAsia="en-IN"/>
+                <w14:ligatures w14:val="none"/>
+              </w:rPr>
+              <w:t>)</w:t>
             </w:r>
           </w:p>
         </w:tc>
@@ -6314,6 +7104,7 @@
                 <w14:ligatures w14:val="none"/>
               </w:rPr>
             </w:pPr>
+            <w:proofErr w:type="gramStart"/>
             <w:r>
               <w:rPr>
                 <w:rFonts w:eastAsia="Times New Roman" w:cs="Times New Roman"/>
@@ -6324,7 +7115,20 @@
                 <w:lang w:eastAsia="en-IN"/>
                 <w14:ligatures w14:val="none"/>
               </w:rPr>
-              <w:t>sort()</w:t>
+              <w:t>sort(</w:t>
+            </w:r>
+            <w:proofErr w:type="gramEnd"/>
+            <w:r>
+              <w:rPr>
+                <w:rFonts w:eastAsia="Times New Roman" w:cs="Times New Roman"/>
+                <w:color w:val="000000"/>
+                <w:kern w:val="0"/>
+                <w:sz w:val="22"/>
+                <w:szCs w:val="22"/>
+                <w:lang w:eastAsia="en-IN"/>
+                <w14:ligatures w14:val="none"/>
+              </w:rPr>
+              <w:t>)</w:t>
             </w:r>
           </w:p>
         </w:tc>
@@ -6516,6 +7320,7 @@
                 <w14:ligatures w14:val="none"/>
               </w:rPr>
             </w:pPr>
+            <w:proofErr w:type="gramStart"/>
             <w:r>
               <w:rPr>
                 <w:rFonts w:eastAsia="Times New Roman" w:cs="Times New Roman"/>
@@ -6526,7 +7331,20 @@
                 <w:lang w:eastAsia="en-IN"/>
                 <w14:ligatures w14:val="none"/>
               </w:rPr>
-              <w:t>reverse()</w:t>
+              <w:t>reverse(</w:t>
+            </w:r>
+            <w:proofErr w:type="gramEnd"/>
+            <w:r>
+              <w:rPr>
+                <w:rFonts w:eastAsia="Times New Roman" w:cs="Times New Roman"/>
+                <w:color w:val="000000"/>
+                <w:kern w:val="0"/>
+                <w:sz w:val="22"/>
+                <w:szCs w:val="22"/>
+                <w:lang w:eastAsia="en-IN"/>
+                <w14:ligatures w14:val="none"/>
+              </w:rPr>
+              <w:t>)</w:t>
             </w:r>
           </w:p>
         </w:tc>
@@ -6684,8 +7502,13 @@
           <w:numId w:val="8"/>
         </w:numPr>
       </w:pPr>
-      <w:r>
-        <w:t>object.key = value</w:t>
+      <w:proofErr w:type="spellStart"/>
+      <w:r>
+        <w:t>object.key</w:t>
+      </w:r>
+      <w:proofErr w:type="spellEnd"/>
+      <w:r>
+        <w:t xml:space="preserve"> = value</w:t>
       </w:r>
     </w:p>
     <w:p>
@@ -6718,26 +7541,59 @@
         <w:ind w:left="1440"/>
       </w:pPr>
       <w:r>
-        <w:t>let testResult = {};</w:t>
-      </w:r>
+        <w:t xml:space="preserve">let </w:t>
+      </w:r>
+      <w:proofErr w:type="spellStart"/>
+      <w:r>
+        <w:t>testResult</w:t>
+      </w:r>
+      <w:proofErr w:type="spellEnd"/>
+      <w:r>
+        <w:t xml:space="preserve"> = {</w:t>
+      </w:r>
+      <w:proofErr w:type="gramStart"/>
+      <w:r>
+        <w:t>};</w:t>
+      </w:r>
+      <w:proofErr w:type="gramEnd"/>
     </w:p>
     <w:p>
       <w:pPr>
         <w:pStyle w:val="ListParagraph"/>
         <w:ind w:left="1440"/>
       </w:pPr>
-      <w:r>
-        <w:t>testResult.testName = "Login Test";</w:t>
-      </w:r>
+      <w:proofErr w:type="spellStart"/>
+      <w:r>
+        <w:t>testResult.testName</w:t>
+      </w:r>
+      <w:proofErr w:type="spellEnd"/>
+      <w:r>
+        <w:t xml:space="preserve"> = "Login Test</w:t>
+      </w:r>
+      <w:proofErr w:type="gramStart"/>
+      <w:r>
+        <w:t>";</w:t>
+      </w:r>
+      <w:proofErr w:type="gramEnd"/>
     </w:p>
     <w:p>
       <w:pPr>
         <w:pStyle w:val="ListParagraph"/>
         <w:ind w:left="1440"/>
       </w:pPr>
-      <w:r>
-        <w:t>testResult.status = "Passed";</w:t>
-      </w:r>
+      <w:proofErr w:type="spellStart"/>
+      <w:r>
+        <w:t>testResult.status</w:t>
+      </w:r>
+      <w:proofErr w:type="spellEnd"/>
+      <w:r>
+        <w:t xml:space="preserve"> = "Passed</w:t>
+      </w:r>
+      <w:proofErr w:type="gramStart"/>
+      <w:r>
+        <w:t>";</w:t>
+      </w:r>
+      <w:proofErr w:type="gramEnd"/>
     </w:p>
     <w:p>
       <w:pPr>
@@ -6745,7 +7601,20 @@
         <w:ind w:left="1440"/>
       </w:pPr>
       <w:r>
-        <w:t xml:space="preserve">console.log(testResult); </w:t>
+        <w:t>console.log(</w:t>
+      </w:r>
+      <w:proofErr w:type="spellStart"/>
+      <w:r>
+        <w:t>testResult</w:t>
+      </w:r>
+      <w:proofErr w:type="spellEnd"/>
+      <w:proofErr w:type="gramStart"/>
+      <w:r>
+        <w:t>);</w:t>
+      </w:r>
+      <w:proofErr w:type="gramEnd"/>
+      <w:r>
+        <w:t xml:space="preserve"> </w:t>
       </w:r>
     </w:p>
     <w:p>
@@ -6754,8 +7623,26 @@
         <w:ind w:left="1440"/>
       </w:pPr>
       <w:r>
-        <w:t>// { testName: "Login Test", status: "Passed" }</w:t>
-      </w:r>
+        <w:t xml:space="preserve">// </w:t>
+      </w:r>
+      <w:proofErr w:type="gramStart"/>
+      <w:r>
+        <w:t xml:space="preserve">{ </w:t>
+      </w:r>
+      <w:proofErr w:type="spellStart"/>
+      <w:r>
+        <w:t>testName</w:t>
+      </w:r>
+      <w:proofErr w:type="spellEnd"/>
+      <w:proofErr w:type="gramEnd"/>
+      <w:r>
+        <w:t>: "Login Test", status: "Passed</w:t>
+      </w:r>
+      <w:proofErr w:type="gramStart"/>
+      <w:r>
+        <w:t>" }</w:t>
+      </w:r>
+      <w:proofErr w:type="gramEnd"/>
     </w:p>
     <w:p>
       <w:pPr>
@@ -6774,7 +7661,23 @@
           <w:b/>
           <w:bCs/>
         </w:rPr>
-        <w:t>What are the differences between var, let and const variables? Provide examples demonstrating proper usage in test scripts.</w:t>
+        <w:t xml:space="preserve">What are the differences between var, let and </w:t>
+      </w:r>
+      <w:proofErr w:type="spellStart"/>
+      <w:r>
+        <w:rPr>
+          <w:b/>
+          <w:bCs/>
+        </w:rPr>
+        <w:t>const</w:t>
+      </w:r>
+      <w:proofErr w:type="spellEnd"/>
+      <w:r>
+        <w:rPr>
+          <w:b/>
+          <w:bCs/>
+        </w:rPr>
+        <w:t xml:space="preserve"> variables? Provide examples demonstrating proper usage in test scripts.</w:t>
       </w:r>
     </w:p>
     <w:p>
@@ -6794,6 +7697,7 @@
       <w:r>
         <w:t xml:space="preserve"> Use </w:t>
       </w:r>
+      <w:proofErr w:type="spellStart"/>
       <w:r>
         <w:rPr>
           <w:b/>
@@ -6801,6 +7705,7 @@
         </w:rPr>
         <w:t>const</w:t>
       </w:r>
+      <w:proofErr w:type="spellEnd"/>
       <w:r>
         <w:t xml:space="preserve"> for test data that </w:t>
       </w:r>
@@ -6878,7 +7783,15 @@
         <w:t>Avoid var</w:t>
       </w:r>
       <w:r>
-        <w:t xml:space="preserve"> due to its function-scoping and hoisting behavior.</w:t>
+        <w:t xml:space="preserve"> due to its function-scoping and hoisting </w:t>
+      </w:r>
+      <w:proofErr w:type="spellStart"/>
+      <w:r>
+        <w:t>behavior</w:t>
+      </w:r>
+      <w:proofErr w:type="spellEnd"/>
+      <w:r>
+        <w:t>.</w:t>
       </w:r>
     </w:p>
     <w:p>
@@ -7234,6 +8147,7 @@
                 <w14:ligatures w14:val="none"/>
               </w:rPr>
             </w:pPr>
+            <w:proofErr w:type="spellStart"/>
             <w:r>
               <w:rPr>
                 <w:rFonts w:eastAsia="Times New Roman" w:cs="Times New Roman"/>
@@ -7248,6 +8162,7 @@
               </w:rPr>
               <w:t>WebdriverIO</w:t>
             </w:r>
+            <w:proofErr w:type="spellEnd"/>
           </w:p>
         </w:tc>
       </w:tr>
@@ -7540,7 +8455,33 @@
                 <w:lang w:eastAsia="en-IN"/>
                 <w14:ligatures w14:val="none"/>
               </w:rPr>
-              <w:t>JavaScript (via WebDriverJS)</w:t>
+              <w:t xml:space="preserve">JavaScript (via </w:t>
+            </w:r>
+            <w:proofErr w:type="spellStart"/>
+            <w:r>
+              <w:rPr>
+                <w:rFonts w:eastAsia="Times New Roman" w:cs="Times New Roman"/>
+                <w:color w:val="000000"/>
+                <w:kern w:val="0"/>
+                <w:sz w:val="22"/>
+                <w:szCs w:val="22"/>
+                <w:lang w:eastAsia="en-IN"/>
+                <w14:ligatures w14:val="none"/>
+              </w:rPr>
+              <w:t>WebDriverJS</w:t>
+            </w:r>
+            <w:proofErr w:type="spellEnd"/>
+            <w:r>
+              <w:rPr>
+                <w:rFonts w:eastAsia="Times New Roman" w:cs="Times New Roman"/>
+                <w:color w:val="000000"/>
+                <w:kern w:val="0"/>
+                <w:sz w:val="22"/>
+                <w:szCs w:val="22"/>
+                <w:lang w:eastAsia="en-IN"/>
+                <w14:ligatures w14:val="none"/>
+              </w:rPr>
+              <w:t>)</w:t>
             </w:r>
           </w:p>
         </w:tc>
@@ -9166,7 +10107,35 @@
                 <w:lang w:eastAsia="en-IN"/>
                 <w14:ligatures w14:val="none"/>
               </w:rPr>
-              <w:t xml:space="preserve"> (using cy.request)</w:t>
+              <w:t xml:space="preserve"> (using </w:t>
+            </w:r>
+            <w:proofErr w:type="spellStart"/>
+            <w:proofErr w:type="gramStart"/>
+            <w:r>
+              <w:rPr>
+                <w:rFonts w:eastAsia="Times New Roman" w:cs="Times New Roman"/>
+                <w:color w:val="000000"/>
+                <w:kern w:val="0"/>
+                <w:sz w:val="22"/>
+                <w:szCs w:val="22"/>
+                <w:lang w:eastAsia="en-IN"/>
+                <w14:ligatures w14:val="none"/>
+              </w:rPr>
+              <w:t>cy.request</w:t>
+            </w:r>
+            <w:proofErr w:type="spellEnd"/>
+            <w:proofErr w:type="gramEnd"/>
+            <w:r>
+              <w:rPr>
+                <w:rFonts w:eastAsia="Times New Roman" w:cs="Times New Roman"/>
+                <w:color w:val="000000"/>
+                <w:kern w:val="0"/>
+                <w:sz w:val="22"/>
+                <w:szCs w:val="22"/>
+                <w:lang w:eastAsia="en-IN"/>
+                <w14:ligatures w14:val="none"/>
+              </w:rPr>
+              <w:t>)</w:t>
             </w:r>
           </w:p>
         </w:tc>
@@ -9217,7 +10186,33 @@
                 <w:lang w:eastAsia="en-IN"/>
                 <w14:ligatures w14:val="none"/>
               </w:rPr>
-              <w:t xml:space="preserve"> (via fetch/axios)</w:t>
+              <w:t xml:space="preserve"> (via fetch/</w:t>
+            </w:r>
+            <w:proofErr w:type="spellStart"/>
+            <w:r>
+              <w:rPr>
+                <w:rFonts w:eastAsia="Times New Roman" w:cs="Times New Roman"/>
+                <w:color w:val="000000"/>
+                <w:kern w:val="0"/>
+                <w:sz w:val="22"/>
+                <w:szCs w:val="22"/>
+                <w:lang w:eastAsia="en-IN"/>
+                <w14:ligatures w14:val="none"/>
+              </w:rPr>
+              <w:t>axios</w:t>
+            </w:r>
+            <w:proofErr w:type="spellEnd"/>
+            <w:r>
+              <w:rPr>
+                <w:rFonts w:eastAsia="Times New Roman" w:cs="Times New Roman"/>
+                <w:color w:val="000000"/>
+                <w:kern w:val="0"/>
+                <w:sz w:val="22"/>
+                <w:szCs w:val="22"/>
+                <w:lang w:eastAsia="en-IN"/>
+                <w14:ligatures w14:val="none"/>
+              </w:rPr>
+              <w:t>)</w:t>
             </w:r>
           </w:p>
         </w:tc>
@@ -9728,7 +10723,23 @@
           <w:b/>
           <w:bCs/>
         </w:rPr>
-        <w:t>Describe how you achieve cross browser testing ?Provide examples based on the tools you have used</w:t>
+        <w:t xml:space="preserve">Describe how you achieve cross browser </w:t>
+      </w:r>
+      <w:proofErr w:type="gramStart"/>
+      <w:r>
+        <w:rPr>
+          <w:b/>
+          <w:bCs/>
+        </w:rPr>
+        <w:t>testing ?Provide</w:t>
+      </w:r>
+      <w:proofErr w:type="gramEnd"/>
+      <w:r>
+        <w:rPr>
+          <w:b/>
+          <w:bCs/>
+        </w:rPr>
+        <w:t xml:space="preserve"> examples based on the tools you have used</w:t>
       </w:r>
     </w:p>
     <w:p>
@@ -9740,7 +10751,15 @@
         </w:numPr>
       </w:pPr>
       <w:r>
-        <w:t>Used Cypress As Test Automation Tool</w:t>
+        <w:t xml:space="preserve">Used Cypress </w:t>
+      </w:r>
+      <w:proofErr w:type="gramStart"/>
+      <w:r>
+        <w:t>As</w:t>
+      </w:r>
+      <w:proofErr w:type="gramEnd"/>
+      <w:r>
+        <w:t xml:space="preserve"> Test Automation Tool</w:t>
       </w:r>
     </w:p>
     <w:p>
@@ -9752,7 +10771,23 @@
         </w:numPr>
       </w:pPr>
       <w:r>
-        <w:t>To achieve cross browser testing, We used chromium based browser like Chrome, Edge, Firefox, Firefox Nightly</w:t>
+        <w:t xml:space="preserve">To achieve cross browser testing, </w:t>
+      </w:r>
+      <w:proofErr w:type="gramStart"/>
+      <w:r>
+        <w:t>We</w:t>
+      </w:r>
+      <w:proofErr w:type="gramEnd"/>
+      <w:r>
+        <w:t xml:space="preserve"> used </w:t>
+      </w:r>
+      <w:proofErr w:type="gramStart"/>
+      <w:r>
+        <w:t>chromium based</w:t>
+      </w:r>
+      <w:proofErr w:type="gramEnd"/>
+      <w:r>
+        <w:t xml:space="preserve"> browser like Chrome, Edge, Firefox, Firefox Nightly</w:t>
       </w:r>
     </w:p>
     <w:p>
@@ -9783,6 +10818,7 @@
           <w:numId w:val="15"/>
         </w:numPr>
       </w:pPr>
+      <w:proofErr w:type="gramStart"/>
       <w:r>
         <w:t xml:space="preserve">  </w:t>
       </w:r>
@@ -9791,7 +10827,15 @@
           <w:b/>
           <w:bCs/>
         </w:rPr>
-        <w:t>ID Selector (#id)</w:t>
+        <w:t>ID</w:t>
+      </w:r>
+      <w:proofErr w:type="gramEnd"/>
+      <w:r>
+        <w:rPr>
+          <w:b/>
+          <w:bCs/>
+        </w:rPr>
+        <w:t xml:space="preserve"> Selector (#id)</w:t>
       </w:r>
     </w:p>
     <w:p>
@@ -9802,6 +10846,7 @@
           <w:numId w:val="15"/>
         </w:numPr>
       </w:pPr>
+      <w:proofErr w:type="gramStart"/>
       <w:r>
         <w:t xml:space="preserve">  </w:t>
       </w:r>
@@ -9810,7 +10855,15 @@
           <w:b/>
           <w:bCs/>
         </w:rPr>
-        <w:t>Class Selector (.class)</w:t>
+        <w:t>Class</w:t>
+      </w:r>
+      <w:proofErr w:type="gramEnd"/>
+      <w:r>
+        <w:rPr>
+          <w:b/>
+          <w:bCs/>
+        </w:rPr>
+        <w:t xml:space="preserve"> Selector (.class)</w:t>
       </w:r>
     </w:p>
     <w:p>
@@ -9821,6 +10874,7 @@
           <w:numId w:val="15"/>
         </w:numPr>
       </w:pPr>
+      <w:proofErr w:type="gramStart"/>
       <w:r>
         <w:t xml:space="preserve">  </w:t>
       </w:r>
@@ -9829,7 +10883,15 @@
           <w:b/>
           <w:bCs/>
         </w:rPr>
-        <w:t>Tag Name Selector (element)</w:t>
+        <w:t>Tag</w:t>
+      </w:r>
+      <w:proofErr w:type="gramEnd"/>
+      <w:r>
+        <w:rPr>
+          <w:b/>
+          <w:bCs/>
+        </w:rPr>
+        <w:t xml:space="preserve"> Name Selector (element)</w:t>
       </w:r>
     </w:p>
     <w:p>
@@ -9840,6 +10902,7 @@
           <w:numId w:val="15"/>
         </w:numPr>
       </w:pPr>
+      <w:proofErr w:type="gramStart"/>
       <w:r>
         <w:t xml:space="preserve">  </w:t>
       </w:r>
@@ -9848,7 +10911,31 @@
           <w:b/>
           <w:bCs/>
         </w:rPr>
-        <w:t>Attribute Selector ([attr=value])</w:t>
+        <w:t>Attribute</w:t>
+      </w:r>
+      <w:proofErr w:type="gramEnd"/>
+      <w:r>
+        <w:rPr>
+          <w:b/>
+          <w:bCs/>
+        </w:rPr>
+        <w:t xml:space="preserve"> Selector ([</w:t>
+      </w:r>
+      <w:proofErr w:type="spellStart"/>
+      <w:r>
+        <w:rPr>
+          <w:b/>
+          <w:bCs/>
+        </w:rPr>
+        <w:t>attr</w:t>
+      </w:r>
+      <w:proofErr w:type="spellEnd"/>
+      <w:r>
+        <w:rPr>
+          <w:b/>
+          <w:bCs/>
+        </w:rPr>
+        <w:t>=value])</w:t>
       </w:r>
     </w:p>
     <w:p>
@@ -9859,6 +10946,7 @@
           <w:numId w:val="15"/>
         </w:numPr>
       </w:pPr>
+      <w:proofErr w:type="gramStart"/>
       <w:r>
         <w:t xml:space="preserve">  </w:t>
       </w:r>
@@ -9867,7 +10955,15 @@
           <w:b/>
           <w:bCs/>
         </w:rPr>
-        <w:t>Combination Selectors</w:t>
+        <w:t>Combination</w:t>
+      </w:r>
+      <w:proofErr w:type="gramEnd"/>
+      <w:r>
+        <w:rPr>
+          <w:b/>
+          <w:bCs/>
+        </w:rPr>
+        <w:t xml:space="preserve"> Selectors</w:t>
       </w:r>
     </w:p>
     <w:p>
@@ -9878,6 +10974,7 @@
           <w:numId w:val="15"/>
         </w:numPr>
       </w:pPr>
+      <w:proofErr w:type="gramStart"/>
       <w:r>
         <w:t xml:space="preserve">  </w:t>
       </w:r>
@@ -9886,7 +10983,15 @@
           <w:b/>
           <w:bCs/>
         </w:rPr>
-        <w:t>Text Selector</w:t>
+        <w:t>Text</w:t>
+      </w:r>
+      <w:proofErr w:type="gramEnd"/>
+      <w:r>
+        <w:rPr>
+          <w:b/>
+          <w:bCs/>
+        </w:rPr>
+        <w:t xml:space="preserve"> Selector</w:t>
       </w:r>
     </w:p>
     <w:p>
@@ -9897,6 +11002,7 @@
           <w:numId w:val="15"/>
         </w:numPr>
       </w:pPr>
+      <w:proofErr w:type="gramStart"/>
       <w:r>
         <w:t xml:space="preserve">  </w:t>
       </w:r>
@@ -9905,7 +11011,15 @@
           <w:b/>
           <w:bCs/>
         </w:rPr>
-        <w:t>XPath (via plugin)</w:t>
+        <w:t>XPath</w:t>
+      </w:r>
+      <w:proofErr w:type="gramEnd"/>
+      <w:r>
+        <w:rPr>
+          <w:b/>
+          <w:bCs/>
+        </w:rPr>
+        <w:t xml:space="preserve"> (via plugin)</w:t>
       </w:r>
     </w:p>
     <w:p>
@@ -9937,7 +11051,15 @@
         </w:numPr>
       </w:pPr>
       <w:r>
-        <w:t>Manually test different screen sizes using Chrome DevTools (Toggle Device Toolbar).</w:t>
+        <w:t xml:space="preserve">Manually test different screen sizes using Chrome </w:t>
+      </w:r>
+      <w:proofErr w:type="spellStart"/>
+      <w:r>
+        <w:t>DevTools</w:t>
+      </w:r>
+      <w:proofErr w:type="spellEnd"/>
+      <w:r>
+        <w:t xml:space="preserve"> (Toggle Device Toolbar).</w:t>
       </w:r>
     </w:p>
     <w:p>
@@ -9949,7 +11071,17 @@
         </w:numPr>
       </w:pPr>
       <w:r>
-        <w:t>Emulate different viewport sizes in Cypress using cy.viewport():</w:t>
+        <w:t xml:space="preserve">Emulate different viewport sizes in Cypress using </w:t>
+      </w:r>
+      <w:proofErr w:type="spellStart"/>
+      <w:proofErr w:type="gramStart"/>
+      <w:r>
+        <w:t>cy.viewport</w:t>
+      </w:r>
+      <w:proofErr w:type="spellEnd"/>
+      <w:proofErr w:type="gramEnd"/>
+      <w:r>
+        <w:t>():</w:t>
       </w:r>
     </w:p>
     <w:p>
@@ -9975,7 +11107,23 @@
           <w:bCs/>
         </w:rPr>
         <w:lastRenderedPageBreak/>
-        <w:t xml:space="preserve">How you handle iFrames in </w:t>
+        <w:t xml:space="preserve">How you handle </w:t>
+      </w:r>
+      <w:proofErr w:type="spellStart"/>
+      <w:r>
+        <w:rPr>
+          <w:b/>
+          <w:bCs/>
+        </w:rPr>
+        <w:t>iFrames</w:t>
+      </w:r>
+      <w:proofErr w:type="spellEnd"/>
+      <w:r>
+        <w:rPr>
+          <w:b/>
+          <w:bCs/>
+        </w:rPr>
+        <w:t xml:space="preserve"> in </w:t>
       </w:r>
       <w:r>
         <w:rPr>
@@ -9993,8 +11141,36 @@
           <w:numId w:val="24"/>
         </w:numPr>
       </w:pPr>
-      <w:r>
-        <w:t xml:space="preserve">iFrames are handled using frameLocator() or page.frame(). </w:t>
+      <w:proofErr w:type="spellStart"/>
+      <w:r>
+        <w:t>iFrames</w:t>
+      </w:r>
+      <w:proofErr w:type="spellEnd"/>
+      <w:r>
+        <w:t xml:space="preserve"> are handled using </w:t>
+      </w:r>
+      <w:proofErr w:type="spellStart"/>
+      <w:proofErr w:type="gramStart"/>
+      <w:r>
+        <w:t>frameLocator</w:t>
+      </w:r>
+      <w:proofErr w:type="spellEnd"/>
+      <w:r>
+        <w:t>(</w:t>
+      </w:r>
+      <w:proofErr w:type="gramEnd"/>
+      <w:r>
+        <w:t xml:space="preserve">) or </w:t>
+      </w:r>
+      <w:proofErr w:type="spellStart"/>
+      <w:proofErr w:type="gramStart"/>
+      <w:r>
+        <w:t>page.frame</w:t>
+      </w:r>
+      <w:proofErr w:type="spellEnd"/>
+      <w:proofErr w:type="gramEnd"/>
+      <w:r>
+        <w:t xml:space="preserve">(). </w:t>
       </w:r>
     </w:p>
     <w:p>
@@ -10005,8 +11181,13 @@
           <w:numId w:val="24"/>
         </w:numPr>
       </w:pPr>
-      <w:r>
-        <w:t xml:space="preserve">Iframe means inline frame, which represents the window inside the webpage </w:t>
+      <w:proofErr w:type="spellStart"/>
+      <w:r>
+        <w:t>Iframe</w:t>
+      </w:r>
+      <w:proofErr w:type="spellEnd"/>
+      <w:r>
+        <w:t xml:space="preserve"> means inline frame, which represents the window inside the webpage </w:t>
       </w:r>
       <w:r>
         <w:t>to display independent content</w:t>
@@ -10024,7 +11205,15 @@
         </w:numPr>
       </w:pPr>
       <w:r>
-        <w:t>Since elements inside an iframe belong to a different DOM context, we must first switch to that frame before interacting with elements inside it.</w:t>
+        <w:t xml:space="preserve">Since elements inside an </w:t>
+      </w:r>
+      <w:proofErr w:type="spellStart"/>
+      <w:r>
+        <w:t>iframe</w:t>
+      </w:r>
+      <w:proofErr w:type="spellEnd"/>
+      <w:r>
+        <w:t xml:space="preserve"> belong to a different DOM context, we must first switch to that frame before interacting with elements inside it.</w:t>
       </w:r>
     </w:p>
     <w:p>
@@ -10036,10 +11225,36 @@
         </w:numPr>
       </w:pPr>
       <w:r>
-        <w:t>In my framework, I encapsulate iframe handling inside Page Object Model. If a page contains iframe elements, I define a frameLocator</w:t>
-      </w:r>
-      <w:r>
-        <w:t>()</w:t>
+        <w:t xml:space="preserve">In my framework, I encapsulate </w:t>
+      </w:r>
+      <w:proofErr w:type="spellStart"/>
+      <w:r>
+        <w:t>iframe</w:t>
+      </w:r>
+      <w:proofErr w:type="spellEnd"/>
+      <w:r>
+        <w:t xml:space="preserve"> handling inside Page Object Model. If a page contains </w:t>
+      </w:r>
+      <w:proofErr w:type="spellStart"/>
+      <w:r>
+        <w:t>iframe</w:t>
+      </w:r>
+      <w:proofErr w:type="spellEnd"/>
+      <w:r>
+        <w:t xml:space="preserve"> elements, I define a </w:t>
+      </w:r>
+      <w:proofErr w:type="spellStart"/>
+      <w:proofErr w:type="gramStart"/>
+      <w:r>
+        <w:t>frameLocator</w:t>
+      </w:r>
+      <w:proofErr w:type="spellEnd"/>
+      <w:r>
+        <w:t>(</w:t>
+      </w:r>
+      <w:proofErr w:type="gramEnd"/>
+      <w:r>
+        <w:t>)</w:t>
       </w:r>
       <w:r>
         <w:t xml:space="preserve"> property inside the page class and reuse it. This avoids duplication and keeps test files clean</w:t>
@@ -10076,7 +11291,23 @@
         </w:numPr>
       </w:pPr>
       <w:r>
-        <w:t>“In Playwright, multiple tabs are handled using the BrowserContext object. Whenever a new tab opens, we listen for the ‘page’ event on the context and capture the new Page instance. Since each tab is represented as a Page inside a BrowserContext, we can control and switch between them easily.”</w:t>
+        <w:t xml:space="preserve">“In Playwright, multiple tabs are handled using the </w:t>
+      </w:r>
+      <w:proofErr w:type="spellStart"/>
+      <w:r>
+        <w:t>BrowserContext</w:t>
+      </w:r>
+      <w:proofErr w:type="spellEnd"/>
+      <w:r>
+        <w:t xml:space="preserve"> object. Whenever a new tab opens, we listen for the ‘page’ event on the context and capture the new Page instance. Since each tab is represented as a Page inside a </w:t>
+      </w:r>
+      <w:proofErr w:type="spellStart"/>
+      <w:r>
+        <w:t>BrowserContext</w:t>
+      </w:r>
+      <w:proofErr w:type="spellEnd"/>
+      <w:r>
+        <w:t>, we can control and switch between them easily.”</w:t>
       </w:r>
     </w:p>
     <w:p/>
@@ -11231,6 +12462,7 @@
         <w:t>Hooks are blocks of code that run before or after scenarios.</w:t>
       </w:r>
     </w:p>
+    <w:p/>
     <w:p>
       <w:pPr>
         <w:pStyle w:val="ListParagraph"/>
@@ -11248,7 +12480,455 @@
           <w:b/>
           <w:bCs/>
         </w:rPr>
-        <w:t>Explain Page Object Model(POM) and provide a sample code snippet demonstrating the same</w:t>
+        <w:t>Hooks in the Playwrights</w:t>
+      </w:r>
+    </w:p>
+    <w:tbl>
+      <w:tblPr>
+        <w:tblW w:w="8021" w:type="dxa"/>
+        <w:tblLook w:val="04A0" w:firstRow="1" w:lastRow="0" w:firstColumn="1" w:lastColumn="0" w:noHBand="0" w:noVBand="1"/>
+      </w:tblPr>
+      <w:tblGrid>
+        <w:gridCol w:w="2630"/>
+        <w:gridCol w:w="5391"/>
+      </w:tblGrid>
+      <w:tr>
+        <w:trPr>
+          <w:trHeight w:val="374"/>
+        </w:trPr>
+        <w:tc>
+          <w:tcPr>
+            <w:tcW w:w="2630" w:type="dxa"/>
+            <w:tcBorders>
+              <w:top w:val="single" w:sz="4" w:space="0" w:color="auto"/>
+              <w:left w:val="single" w:sz="4" w:space="0" w:color="auto"/>
+              <w:bottom w:val="single" w:sz="4" w:space="0" w:color="auto"/>
+              <w:right w:val="single" w:sz="4" w:space="0" w:color="auto"/>
+            </w:tcBorders>
+            <w:noWrap/>
+            <w:vAlign w:val="center"/>
+            <w:hideMark/>
+          </w:tcPr>
+          <w:p>
+            <w:pPr>
+              <w:spacing w:after="0" w:line="240" w:lineRule="auto"/>
+              <w:rPr>
+                <w:rFonts w:eastAsia="Times New Roman" w:cs="Times New Roman"/>
+                <w:b/>
+                <w:bCs/>
+                <w:color w:val="000000"/>
+                <w:kern w:val="0"/>
+                <w:lang w:eastAsia="en-IN"/>
+                <w14:ligatures w14:val="none"/>
+              </w:rPr>
+            </w:pPr>
+            <w:r>
+              <w:rPr>
+                <w:rFonts w:eastAsia="Times New Roman" w:cs="Times New Roman"/>
+                <w:b/>
+                <w:bCs/>
+                <w:color w:val="000000"/>
+                <w:kern w:val="0"/>
+                <w:lang w:eastAsia="en-IN"/>
+                <w14:ligatures w14:val="none"/>
+              </w:rPr>
+              <w:t>Hook</w:t>
+            </w:r>
+          </w:p>
+        </w:tc>
+        <w:tc>
+          <w:tcPr>
+            <w:tcW w:w="5391" w:type="dxa"/>
+            <w:tcBorders>
+              <w:top w:val="single" w:sz="4" w:space="0" w:color="auto"/>
+              <w:left w:val="nil"/>
+              <w:bottom w:val="single" w:sz="4" w:space="0" w:color="auto"/>
+              <w:right w:val="single" w:sz="4" w:space="0" w:color="auto"/>
+            </w:tcBorders>
+            <w:noWrap/>
+            <w:vAlign w:val="center"/>
+            <w:hideMark/>
+          </w:tcPr>
+          <w:p>
+            <w:pPr>
+              <w:spacing w:after="0" w:line="240" w:lineRule="auto"/>
+              <w:rPr>
+                <w:rFonts w:eastAsia="Times New Roman" w:cs="Times New Roman"/>
+                <w:b/>
+                <w:bCs/>
+                <w:color w:val="000000"/>
+                <w:kern w:val="0"/>
+                <w:lang w:eastAsia="en-IN"/>
+                <w14:ligatures w14:val="none"/>
+              </w:rPr>
+            </w:pPr>
+            <w:r>
+              <w:rPr>
+                <w:rFonts w:eastAsia="Times New Roman" w:cs="Times New Roman"/>
+                <w:b/>
+                <w:bCs/>
+                <w:color w:val="000000"/>
+                <w:kern w:val="0"/>
+                <w:lang w:eastAsia="en-IN"/>
+                <w14:ligatures w14:val="none"/>
+              </w:rPr>
+              <w:t>When It Runs</w:t>
+            </w:r>
+          </w:p>
+        </w:tc>
+      </w:tr>
+      <w:tr>
+        <w:trPr>
+          <w:trHeight w:val="374"/>
+        </w:trPr>
+        <w:tc>
+          <w:tcPr>
+            <w:tcW w:w="2630" w:type="dxa"/>
+            <w:tcBorders>
+              <w:top w:val="nil"/>
+              <w:left w:val="single" w:sz="4" w:space="0" w:color="auto"/>
+              <w:bottom w:val="single" w:sz="4" w:space="0" w:color="auto"/>
+              <w:right w:val="single" w:sz="4" w:space="0" w:color="auto"/>
+            </w:tcBorders>
+            <w:noWrap/>
+            <w:vAlign w:val="center"/>
+            <w:hideMark/>
+          </w:tcPr>
+          <w:p>
+            <w:pPr>
+              <w:spacing w:after="0" w:line="240" w:lineRule="auto"/>
+              <w:rPr>
+                <w:rFonts w:eastAsia="Times New Roman" w:cs="Times New Roman"/>
+                <w:color w:val="000000"/>
+                <w:kern w:val="0"/>
+                <w:lang w:eastAsia="en-IN"/>
+                <w14:ligatures w14:val="none"/>
+              </w:rPr>
+            </w:pPr>
+            <w:proofErr w:type="spellStart"/>
+            <w:r>
+              <w:rPr>
+                <w:rFonts w:eastAsia="Times New Roman" w:cs="Times New Roman"/>
+                <w:color w:val="000000"/>
+                <w:kern w:val="0"/>
+                <w:lang w:eastAsia="en-IN"/>
+                <w14:ligatures w14:val="none"/>
+              </w:rPr>
+              <w:t>beforeAll</w:t>
+            </w:r>
+            <w:proofErr w:type="spellEnd"/>
+          </w:p>
+        </w:tc>
+        <w:tc>
+          <w:tcPr>
+            <w:tcW w:w="5391" w:type="dxa"/>
+            <w:tcBorders>
+              <w:top w:val="nil"/>
+              <w:left w:val="nil"/>
+              <w:bottom w:val="single" w:sz="4" w:space="0" w:color="auto"/>
+              <w:right w:val="single" w:sz="4" w:space="0" w:color="auto"/>
+            </w:tcBorders>
+            <w:noWrap/>
+            <w:vAlign w:val="center"/>
+            <w:hideMark/>
+          </w:tcPr>
+          <w:p>
+            <w:pPr>
+              <w:spacing w:after="0" w:line="240" w:lineRule="auto"/>
+              <w:rPr>
+                <w:rFonts w:eastAsia="Times New Roman" w:cs="Times New Roman"/>
+                <w:color w:val="000000"/>
+                <w:kern w:val="0"/>
+                <w:lang w:eastAsia="en-IN"/>
+                <w14:ligatures w14:val="none"/>
+              </w:rPr>
+            </w:pPr>
+            <w:r>
+              <w:rPr>
+                <w:rFonts w:eastAsia="Times New Roman" w:cs="Times New Roman"/>
+                <w:color w:val="000000"/>
+                <w:kern w:val="0"/>
+                <w:lang w:eastAsia="en-IN"/>
+                <w14:ligatures w14:val="none"/>
+              </w:rPr>
+              <w:t>Once before all tests in a file</w:t>
+            </w:r>
+          </w:p>
+        </w:tc>
+      </w:tr>
+      <w:tr>
+        <w:trPr>
+          <w:trHeight w:val="374"/>
+        </w:trPr>
+        <w:tc>
+          <w:tcPr>
+            <w:tcW w:w="2630" w:type="dxa"/>
+            <w:tcBorders>
+              <w:top w:val="nil"/>
+              <w:left w:val="single" w:sz="4" w:space="0" w:color="auto"/>
+              <w:bottom w:val="single" w:sz="4" w:space="0" w:color="auto"/>
+              <w:right w:val="single" w:sz="4" w:space="0" w:color="auto"/>
+            </w:tcBorders>
+            <w:noWrap/>
+            <w:vAlign w:val="center"/>
+            <w:hideMark/>
+          </w:tcPr>
+          <w:p>
+            <w:pPr>
+              <w:spacing w:after="0" w:line="240" w:lineRule="auto"/>
+              <w:rPr>
+                <w:rFonts w:eastAsia="Times New Roman" w:cs="Times New Roman"/>
+                <w:color w:val="000000"/>
+                <w:kern w:val="0"/>
+                <w:lang w:eastAsia="en-IN"/>
+                <w14:ligatures w14:val="none"/>
+              </w:rPr>
+            </w:pPr>
+            <w:proofErr w:type="spellStart"/>
+            <w:r>
+              <w:rPr>
+                <w:rFonts w:eastAsia="Times New Roman" w:cs="Times New Roman"/>
+                <w:color w:val="000000"/>
+                <w:kern w:val="0"/>
+                <w:lang w:eastAsia="en-IN"/>
+                <w14:ligatures w14:val="none"/>
+              </w:rPr>
+              <w:t>afterAll</w:t>
+            </w:r>
+            <w:proofErr w:type="spellEnd"/>
+          </w:p>
+        </w:tc>
+        <w:tc>
+          <w:tcPr>
+            <w:tcW w:w="5391" w:type="dxa"/>
+            <w:tcBorders>
+              <w:top w:val="nil"/>
+              <w:left w:val="nil"/>
+              <w:bottom w:val="single" w:sz="4" w:space="0" w:color="auto"/>
+              <w:right w:val="single" w:sz="4" w:space="0" w:color="auto"/>
+            </w:tcBorders>
+            <w:noWrap/>
+            <w:vAlign w:val="center"/>
+            <w:hideMark/>
+          </w:tcPr>
+          <w:p>
+            <w:pPr>
+              <w:spacing w:after="0" w:line="240" w:lineRule="auto"/>
+              <w:rPr>
+                <w:rFonts w:eastAsia="Times New Roman" w:cs="Times New Roman"/>
+                <w:color w:val="000000"/>
+                <w:kern w:val="0"/>
+                <w:lang w:eastAsia="en-IN"/>
+                <w14:ligatures w14:val="none"/>
+              </w:rPr>
+            </w:pPr>
+            <w:r>
+              <w:rPr>
+                <w:rFonts w:eastAsia="Times New Roman" w:cs="Times New Roman"/>
+                <w:color w:val="000000"/>
+                <w:kern w:val="0"/>
+                <w:lang w:eastAsia="en-IN"/>
+                <w14:ligatures w14:val="none"/>
+              </w:rPr>
+              <w:t>Once after all tests in a file</w:t>
+            </w:r>
+          </w:p>
+        </w:tc>
+      </w:tr>
+      <w:tr>
+        <w:trPr>
+          <w:trHeight w:val="374"/>
+        </w:trPr>
+        <w:tc>
+          <w:tcPr>
+            <w:tcW w:w="2630" w:type="dxa"/>
+            <w:tcBorders>
+              <w:top w:val="nil"/>
+              <w:left w:val="single" w:sz="4" w:space="0" w:color="auto"/>
+              <w:bottom w:val="single" w:sz="4" w:space="0" w:color="auto"/>
+              <w:right w:val="single" w:sz="4" w:space="0" w:color="auto"/>
+            </w:tcBorders>
+            <w:noWrap/>
+            <w:vAlign w:val="center"/>
+            <w:hideMark/>
+          </w:tcPr>
+          <w:p>
+            <w:pPr>
+              <w:spacing w:after="0" w:line="240" w:lineRule="auto"/>
+              <w:rPr>
+                <w:rFonts w:eastAsia="Times New Roman" w:cs="Times New Roman"/>
+                <w:color w:val="000000"/>
+                <w:kern w:val="0"/>
+                <w:lang w:eastAsia="en-IN"/>
+                <w14:ligatures w14:val="none"/>
+              </w:rPr>
+            </w:pPr>
+            <w:proofErr w:type="spellStart"/>
+            <w:r>
+              <w:rPr>
+                <w:rFonts w:eastAsia="Times New Roman" w:cs="Times New Roman"/>
+                <w:color w:val="000000"/>
+                <w:kern w:val="0"/>
+                <w:lang w:eastAsia="en-IN"/>
+                <w14:ligatures w14:val="none"/>
+              </w:rPr>
+              <w:t>beforeEach</w:t>
+            </w:r>
+            <w:proofErr w:type="spellEnd"/>
+          </w:p>
+        </w:tc>
+        <w:tc>
+          <w:tcPr>
+            <w:tcW w:w="5391" w:type="dxa"/>
+            <w:tcBorders>
+              <w:top w:val="nil"/>
+              <w:left w:val="nil"/>
+              <w:bottom w:val="single" w:sz="4" w:space="0" w:color="auto"/>
+              <w:right w:val="single" w:sz="4" w:space="0" w:color="auto"/>
+            </w:tcBorders>
+            <w:noWrap/>
+            <w:vAlign w:val="center"/>
+            <w:hideMark/>
+          </w:tcPr>
+          <w:p>
+            <w:pPr>
+              <w:spacing w:after="0" w:line="240" w:lineRule="auto"/>
+              <w:rPr>
+                <w:rFonts w:eastAsia="Times New Roman" w:cs="Times New Roman"/>
+                <w:color w:val="000000"/>
+                <w:kern w:val="0"/>
+                <w:lang w:eastAsia="en-IN"/>
+                <w14:ligatures w14:val="none"/>
+              </w:rPr>
+            </w:pPr>
+            <w:r>
+              <w:rPr>
+                <w:rFonts w:eastAsia="Times New Roman" w:cs="Times New Roman"/>
+                <w:color w:val="000000"/>
+                <w:kern w:val="0"/>
+                <w:lang w:eastAsia="en-IN"/>
+                <w14:ligatures w14:val="none"/>
+              </w:rPr>
+              <w:t>Before every test</w:t>
+            </w:r>
+          </w:p>
+        </w:tc>
+      </w:tr>
+      <w:tr>
+        <w:trPr>
+          <w:trHeight w:val="374"/>
+        </w:trPr>
+        <w:tc>
+          <w:tcPr>
+            <w:tcW w:w="2630" w:type="dxa"/>
+            <w:tcBorders>
+              <w:top w:val="nil"/>
+              <w:left w:val="single" w:sz="4" w:space="0" w:color="auto"/>
+              <w:bottom w:val="single" w:sz="4" w:space="0" w:color="auto"/>
+              <w:right w:val="single" w:sz="4" w:space="0" w:color="auto"/>
+            </w:tcBorders>
+            <w:noWrap/>
+            <w:vAlign w:val="center"/>
+            <w:hideMark/>
+          </w:tcPr>
+          <w:p>
+            <w:pPr>
+              <w:spacing w:after="0" w:line="240" w:lineRule="auto"/>
+              <w:rPr>
+                <w:rFonts w:eastAsia="Times New Roman" w:cs="Times New Roman"/>
+                <w:color w:val="000000"/>
+                <w:kern w:val="0"/>
+                <w:lang w:eastAsia="en-IN"/>
+                <w14:ligatures w14:val="none"/>
+              </w:rPr>
+            </w:pPr>
+            <w:proofErr w:type="spellStart"/>
+            <w:r>
+              <w:rPr>
+                <w:rFonts w:eastAsia="Times New Roman" w:cs="Times New Roman"/>
+                <w:color w:val="000000"/>
+                <w:kern w:val="0"/>
+                <w:lang w:eastAsia="en-IN"/>
+                <w14:ligatures w14:val="none"/>
+              </w:rPr>
+              <w:t>afterEach</w:t>
+            </w:r>
+            <w:proofErr w:type="spellEnd"/>
+          </w:p>
+        </w:tc>
+        <w:tc>
+          <w:tcPr>
+            <w:tcW w:w="5391" w:type="dxa"/>
+            <w:tcBorders>
+              <w:top w:val="nil"/>
+              <w:left w:val="nil"/>
+              <w:bottom w:val="single" w:sz="4" w:space="0" w:color="auto"/>
+              <w:right w:val="single" w:sz="4" w:space="0" w:color="auto"/>
+            </w:tcBorders>
+            <w:noWrap/>
+            <w:vAlign w:val="center"/>
+            <w:hideMark/>
+          </w:tcPr>
+          <w:p>
+            <w:pPr>
+              <w:spacing w:after="0" w:line="240" w:lineRule="auto"/>
+              <w:rPr>
+                <w:rFonts w:eastAsia="Times New Roman" w:cs="Times New Roman"/>
+                <w:color w:val="000000"/>
+                <w:kern w:val="0"/>
+                <w:lang w:eastAsia="en-IN"/>
+                <w14:ligatures w14:val="none"/>
+              </w:rPr>
+            </w:pPr>
+            <w:r>
+              <w:rPr>
+                <w:rFonts w:eastAsia="Times New Roman" w:cs="Times New Roman"/>
+                <w:color w:val="000000"/>
+                <w:kern w:val="0"/>
+                <w:lang w:eastAsia="en-IN"/>
+                <w14:ligatures w14:val="none"/>
+              </w:rPr>
+              <w:t>After every test</w:t>
+            </w:r>
+          </w:p>
+        </w:tc>
+      </w:tr>
+    </w:tbl>
+    <w:p/>
+    <w:p>
+      <w:pPr>
+        <w:pStyle w:val="ListParagraph"/>
+        <w:numPr>
+          <w:ilvl w:val="0"/>
+          <w:numId w:val="25"/>
+        </w:numPr>
+        <w:rPr>
+          <w:b/>
+          <w:bCs/>
+        </w:rPr>
+      </w:pPr>
+      <w:r>
+        <w:rPr>
+          <w:b/>
+          <w:bCs/>
+        </w:rPr>
+        <w:t xml:space="preserve">Explain Page Object </w:t>
+      </w:r>
+      <w:proofErr w:type="gramStart"/>
+      <w:r>
+        <w:rPr>
+          <w:b/>
+          <w:bCs/>
+        </w:rPr>
+        <w:t>Model(</w:t>
+      </w:r>
+      <w:proofErr w:type="gramEnd"/>
+      <w:r>
+        <w:rPr>
+          <w:b/>
+          <w:bCs/>
+        </w:rPr>
+        <w:t>POM) and provide a sample code snippet demonstrating the same</w:t>
       </w:r>
     </w:p>
     <w:p>
@@ -11348,7 +13028,17 @@
         </w:numPr>
       </w:pPr>
       <w:r>
-        <w:t>Environment Variables (cypress.env.json)</w:t>
+        <w:t>Environment Variables (</w:t>
+      </w:r>
+      <w:proofErr w:type="spellStart"/>
+      <w:proofErr w:type="gramStart"/>
+      <w:r>
+        <w:t>cypress.env.json</w:t>
+      </w:r>
+      <w:proofErr w:type="spellEnd"/>
+      <w:proofErr w:type="gramEnd"/>
+      <w:r>
+        <w:t>)</w:t>
       </w:r>
     </w:p>
     <w:p>
@@ -11372,7 +13062,15 @@
         </w:numPr>
       </w:pPr>
       <w:r>
-        <w:t>Random Data Generation using faker.js, uuid type</w:t>
+        <w:t xml:space="preserve">Random Data Generation using faker.js, </w:t>
+      </w:r>
+      <w:proofErr w:type="spellStart"/>
+      <w:r>
+        <w:t>uuid</w:t>
+      </w:r>
+      <w:proofErr w:type="spellEnd"/>
+      <w:r>
+        <w:t xml:space="preserve"> type</w:t>
       </w:r>
     </w:p>
     <w:p>
@@ -11576,7 +13274,7 @@
         </w:numPr>
       </w:pPr>
       <w:r>
-        <w:t>Mochawesome</w:t>
+        <w:t>HTML</w:t>
       </w:r>
     </w:p>
     <w:p>
@@ -11865,7 +13563,15 @@
         </w:numPr>
       </w:pPr>
       <w:r>
-        <w:t>Integrate tools like Allure, Mochawesome for insights.</w:t>
+        <w:t xml:space="preserve">Integrate tools like Allure, </w:t>
+      </w:r>
+      <w:proofErr w:type="spellStart"/>
+      <w:r>
+        <w:t>Mochawesome</w:t>
+      </w:r>
+      <w:proofErr w:type="spellEnd"/>
+      <w:r>
+        <w:t xml:space="preserve"> for insights.</w:t>
       </w:r>
     </w:p>
     <w:p>
@@ -11950,7 +13656,17 @@
         </w:numPr>
       </w:pPr>
       <w:r>
-        <w:t>Prefer implicit or smart waits (like cy.intercept) over static waits.</w:t>
+        <w:t xml:space="preserve">Prefer implicit or smart waits (like </w:t>
+      </w:r>
+      <w:proofErr w:type="spellStart"/>
+      <w:proofErr w:type="gramStart"/>
+      <w:r>
+        <w:t>cy.intercept</w:t>
+      </w:r>
+      <w:proofErr w:type="spellEnd"/>
+      <w:proofErr w:type="gramEnd"/>
+      <w:r>
+        <w:t>) over static waits.</w:t>
       </w:r>
     </w:p>
     <w:p>
@@ -11981,6 +13697,7 @@
         <w:t>Use hooks and exception handlers to manage flaky scenarios.</w:t>
       </w:r>
     </w:p>
+    <w:p/>
     <w:p>
       <w:pPr>
         <w:pStyle w:val="ListParagraph"/>
@@ -12168,6 +13885,15 @@
       <w:pPr>
         <w:pStyle w:val="ListParagraph"/>
         <w:numPr>
+          <w:ilvl w:val="1"/>
+          <w:numId w:val="25"/>
+        </w:numPr>
+      </w:pPr>
+    </w:p>
+    <w:p>
+      <w:pPr>
+        <w:pStyle w:val="ListParagraph"/>
+        <w:numPr>
           <w:ilvl w:val="0"/>
           <w:numId w:val="25"/>
         </w:numPr>
@@ -12521,7 +14247,23 @@
           <w:b/>
           <w:bCs/>
         </w:rPr>
-        <w:t>What is playwright.config.ts?</w:t>
+        <w:t xml:space="preserve">What is </w:t>
+      </w:r>
+      <w:proofErr w:type="spellStart"/>
+      <w:r>
+        <w:rPr>
+          <w:b/>
+          <w:bCs/>
+        </w:rPr>
+        <w:t>playwright.config.ts</w:t>
+      </w:r>
+      <w:proofErr w:type="spellEnd"/>
+      <w:r>
+        <w:rPr>
+          <w:b/>
+          <w:bCs/>
+        </w:rPr>
+        <w:t>?</w:t>
       </w:r>
     </w:p>
     <w:p>
@@ -12537,10 +14279,36 @@
           <w:b/>
           <w:bCs/>
         </w:rPr>
-        <w:t>“playwright.config.ts</w:t>
-      </w:r>
-      <w:r>
-        <w:t xml:space="preserve"> is the central configuration file that controls global test behavior.</w:t>
+        <w:t>“</w:t>
+      </w:r>
+      <w:proofErr w:type="spellStart"/>
+      <w:proofErr w:type="gramStart"/>
+      <w:r>
+        <w:rPr>
+          <w:b/>
+          <w:bCs/>
+        </w:rPr>
+        <w:t>playwright</w:t>
+      </w:r>
+      <w:proofErr w:type="gramEnd"/>
+      <w:r>
+        <w:rPr>
+          <w:b/>
+          <w:bCs/>
+        </w:rPr>
+        <w:t>.config.ts</w:t>
+      </w:r>
+      <w:proofErr w:type="spellEnd"/>
+      <w:r>
+        <w:t xml:space="preserve"> is the central configuration file that controls global test </w:t>
+      </w:r>
+      <w:proofErr w:type="spellStart"/>
+      <w:r>
+        <w:t>behavior</w:t>
+      </w:r>
+      <w:proofErr w:type="spellEnd"/>
+      <w:r>
+        <w:t>.</w:t>
       </w:r>
     </w:p>
     <w:p>
@@ -12644,7 +14412,23 @@
           <w:b/>
           <w:bCs/>
         </w:rPr>
-        <w:t>What is Projects in Playwright?</w:t>
+        <w:t xml:space="preserve">What </w:t>
+      </w:r>
+      <w:proofErr w:type="gramStart"/>
+      <w:r>
+        <w:rPr>
+          <w:b/>
+          <w:bCs/>
+        </w:rPr>
+        <w:t>is</w:t>
+      </w:r>
+      <w:proofErr w:type="gramEnd"/>
+      <w:r>
+        <w:rPr>
+          <w:b/>
+          <w:bCs/>
+        </w:rPr>
+        <w:t xml:space="preserve"> Projects in Playwright?</w:t>
       </w:r>
     </w:p>
     <w:p>
@@ -12667,15 +14451,30 @@
         <w:t>Projects</w:t>
       </w:r>
       <w:r>
-        <w:t xml:space="preserve"> in Playwright allow us to run the same test suite across multiple configurations like browsers or environments like </w:t>
-      </w:r>
-      <w:r>
-        <w:rPr>
-          <w:b/>
-          <w:bCs/>
-        </w:rPr>
-        <w:t>Chromium, Firefox, Webkit</w:t>
-      </w:r>
+        <w:t xml:space="preserve"> in </w:t>
+      </w:r>
+      <w:r>
+        <w:t>p</w:t>
+      </w:r>
+      <w:r>
+        <w:t xml:space="preserve">laywright allow us to run the same test suite across multiple configurations like browsers or environments like </w:t>
+      </w:r>
+      <w:r>
+        <w:rPr>
+          <w:b/>
+          <w:bCs/>
+        </w:rPr>
+        <w:t xml:space="preserve">Chromium, Firefox, </w:t>
+      </w:r>
+      <w:proofErr w:type="spellStart"/>
+      <w:r>
+        <w:rPr>
+          <w:b/>
+          <w:bCs/>
+        </w:rPr>
+        <w:t>Webkit</w:t>
+      </w:r>
+      <w:proofErr w:type="spellEnd"/>
     </w:p>
     <w:p>
       <w:pPr>
@@ -12769,7 +14568,23 @@
           <w:b/>
           <w:bCs/>
         </w:rPr>
-        <w:t xml:space="preserve">request, testInfo </w:t>
+        <w:t xml:space="preserve">request, </w:t>
+      </w:r>
+      <w:proofErr w:type="spellStart"/>
+      <w:r>
+        <w:rPr>
+          <w:b/>
+          <w:bCs/>
+        </w:rPr>
+        <w:t>testInfo</w:t>
+      </w:r>
+      <w:proofErr w:type="spellEnd"/>
+      <w:r>
+        <w:rPr>
+          <w:b/>
+          <w:bCs/>
+        </w:rPr>
+        <w:t xml:space="preserve"> </w:t>
       </w:r>
       <w:r>
         <w:rPr>
@@ -12855,7 +14670,15 @@
         <w:t>browser</w:t>
       </w:r>
       <w:r>
-        <w:t>: Provides a Browser instance that is shared across all tests within a single worker process to optimize resources. You would use this if you need to manually create multiple pages or new contexts within a test.</w:t>
+        <w:t xml:space="preserve">: Provides a Browser instance that is shared across all tests within a single worker process to optimize resources. You </w:t>
+      </w:r>
+      <w:proofErr w:type="gramStart"/>
+      <w:r>
+        <w:t>would</w:t>
+      </w:r>
+      <w:proofErr w:type="gramEnd"/>
+      <w:r>
+        <w:t xml:space="preserve"> use this if you need to manually create multiple pages or new contexts within a test.</w:t>
       </w:r>
     </w:p>
     <w:p>
@@ -12866,6 +14689,7 @@
           <w:numId w:val="63"/>
         </w:numPr>
       </w:pPr>
+      <w:proofErr w:type="spellStart"/>
       <w:r>
         <w:rPr>
           <w:b/>
@@ -12873,8 +14697,25 @@
         </w:rPr>
         <w:t>browserName</w:t>
       </w:r>
-      <w:r>
-        <w:t>: A string (e.g., 'chromium', 'firefox', or 'webkit') indicating which browser is currently running the test.</w:t>
+      <w:proofErr w:type="spellEnd"/>
+      <w:r>
+        <w:t>: A string (e.g., 'chromium', '</w:t>
+      </w:r>
+      <w:proofErr w:type="spellStart"/>
+      <w:r>
+        <w:t>firefox</w:t>
+      </w:r>
+      <w:proofErr w:type="spellEnd"/>
+      <w:r>
+        <w:t>', or '</w:t>
+      </w:r>
+      <w:proofErr w:type="spellStart"/>
+      <w:r>
+        <w:t>webkit</w:t>
+      </w:r>
+      <w:proofErr w:type="spellEnd"/>
+      <w:r>
+        <w:t>') indicating which browser is currently running the test.</w:t>
       </w:r>
     </w:p>
     <w:p>
@@ -12893,7 +14734,15 @@
         <w:t>context</w:t>
       </w:r>
       <w:r>
-        <w:t>: Provides an isolated BrowserContext (like an incognito session) for each test. The page fixture belongs to this context. This is useful for managing cookies, local storage, and permissions for a set of pages.</w:t>
+        <w:t xml:space="preserve">: Provides an isolated </w:t>
+      </w:r>
+      <w:proofErr w:type="spellStart"/>
+      <w:r>
+        <w:t>BrowserContext</w:t>
+      </w:r>
+      <w:proofErr w:type="spellEnd"/>
+      <w:r>
+        <w:t xml:space="preserve"> (like an incognito session) for each test. The page fixture belongs to this context. This is useful for managing cookies, local storage, and permissions for a set of pages.</w:t>
       </w:r>
     </w:p>
     <w:p>
@@ -12931,7 +14780,15 @@
         <w:t>request</w:t>
       </w:r>
       <w:r>
-        <w:t>: Provides an APIRequestContext instance to make HTTP requests directly, useful for API testing or setting up backend data without using the UI.</w:t>
+        <w:t xml:space="preserve">: Provides an </w:t>
+      </w:r>
+      <w:proofErr w:type="spellStart"/>
+      <w:r>
+        <w:t>APIRequestContext</w:t>
+      </w:r>
+      <w:proofErr w:type="spellEnd"/>
+      <w:r>
+        <w:t xml:space="preserve"> instance to make HTTP requests directly, useful for API testing or setting up backend data without using the UI.</w:t>
       </w:r>
     </w:p>
     <w:p>
@@ -12942,6 +14799,7 @@
           <w:numId w:val="63"/>
         </w:numPr>
       </w:pPr>
+      <w:proofErr w:type="spellStart"/>
       <w:r>
         <w:rPr>
           <w:b/>
@@ -12949,6 +14807,7 @@
         </w:rPr>
         <w:t>testInfo</w:t>
       </w:r>
+      <w:proofErr w:type="spellEnd"/>
       <w:r>
         <w:t>: An object with information about the currently running test, such as its title, status, and associated files.</w:t>
       </w:r>
@@ -13014,15 +14873,49 @@
           <w:b/>
           <w:bCs/>
         </w:rPr>
-        <w:t>Difference between page and browserContext</w:t>
-      </w:r>
-      <w:r>
-        <w:rPr>
-          <w:b/>
-          <w:bCs/>
-        </w:rPr>
-        <w:t>, newContext, newPage</w:t>
-      </w:r>
+        <w:t xml:space="preserve">Difference between page and </w:t>
+      </w:r>
+      <w:proofErr w:type="spellStart"/>
+      <w:r>
+        <w:rPr>
+          <w:b/>
+          <w:bCs/>
+        </w:rPr>
+        <w:t>browserContext</w:t>
+      </w:r>
+      <w:proofErr w:type="spellEnd"/>
+      <w:r>
+        <w:rPr>
+          <w:b/>
+          <w:bCs/>
+        </w:rPr>
+        <w:t xml:space="preserve">, </w:t>
+      </w:r>
+      <w:proofErr w:type="spellStart"/>
+      <w:r>
+        <w:rPr>
+          <w:b/>
+          <w:bCs/>
+        </w:rPr>
+        <w:t>newContext</w:t>
+      </w:r>
+      <w:proofErr w:type="spellEnd"/>
+      <w:r>
+        <w:rPr>
+          <w:b/>
+          <w:bCs/>
+        </w:rPr>
+        <w:t xml:space="preserve">, </w:t>
+      </w:r>
+      <w:proofErr w:type="spellStart"/>
+      <w:r>
+        <w:rPr>
+          <w:b/>
+          <w:bCs/>
+        </w:rPr>
+        <w:t>newPage</w:t>
+      </w:r>
+      <w:proofErr w:type="spellEnd"/>
       <w:r>
         <w:rPr>
           <w:b/>
@@ -13260,7 +15153,48 @@
           <w:b/>
           <w:bCs/>
         </w:rPr>
-        <w:t>Difference between getByRole() and locator()?</w:t>
+        <w:t xml:space="preserve">Difference between </w:t>
+      </w:r>
+      <w:proofErr w:type="spellStart"/>
+      <w:proofErr w:type="gramStart"/>
+      <w:r>
+        <w:rPr>
+          <w:b/>
+          <w:bCs/>
+        </w:rPr>
+        <w:t>getByRole</w:t>
+      </w:r>
+      <w:proofErr w:type="spellEnd"/>
+      <w:r>
+        <w:rPr>
+          <w:b/>
+          <w:bCs/>
+        </w:rPr>
+        <w:t>(</w:t>
+      </w:r>
+      <w:proofErr w:type="gramEnd"/>
+      <w:r>
+        <w:rPr>
+          <w:b/>
+          <w:bCs/>
+        </w:rPr>
+        <w:t xml:space="preserve">) and </w:t>
+      </w:r>
+      <w:proofErr w:type="gramStart"/>
+      <w:r>
+        <w:rPr>
+          <w:b/>
+          <w:bCs/>
+        </w:rPr>
+        <w:t>locator(</w:t>
+      </w:r>
+      <w:proofErr w:type="gramEnd"/>
+      <w:r>
+        <w:rPr>
+          <w:b/>
+          <w:bCs/>
+        </w:rPr>
+        <w:t>)?</w:t>
       </w:r>
     </w:p>
     <w:p>
@@ -13271,8 +15205,18 @@
         </w:numPr>
         <w:spacing w:after="0"/>
       </w:pPr>
-      <w:r>
-        <w:t>getByRole() → Accessibility-based selector (recommended, stable)</w:t>
+      <w:proofErr w:type="spellStart"/>
+      <w:proofErr w:type="gramStart"/>
+      <w:r>
+        <w:t>getByRole</w:t>
+      </w:r>
+      <w:proofErr w:type="spellEnd"/>
+      <w:r>
+        <w:t>(</w:t>
+      </w:r>
+      <w:proofErr w:type="gramEnd"/>
+      <w:r>
+        <w:t>) → Accessibility-based selector (recommended, stable)</w:t>
       </w:r>
     </w:p>
     <w:p>
@@ -13283,8 +15227,13 @@
         </w:numPr>
         <w:spacing w:after="0"/>
       </w:pPr>
-      <w:r>
-        <w:t>locator() → Generic selector (CSS/XPath/custom)</w:t>
+      <w:proofErr w:type="gramStart"/>
+      <w:r>
+        <w:t>locator(</w:t>
+      </w:r>
+      <w:proofErr w:type="gramEnd"/>
+      <w:r>
+        <w:t>) → Generic selector (CSS/XPath/custom)</w:t>
       </w:r>
     </w:p>
     <w:p>
@@ -13317,8 +15266,15 @@
         </w:numPr>
         <w:spacing w:after="0"/>
       </w:pPr>
-      <w:r>
-        <w:t>page.on('dialog', async dialog =&gt; {</w:t>
+      <w:proofErr w:type="spellStart"/>
+      <w:proofErr w:type="gramStart"/>
+      <w:r>
+        <w:t>page.on</w:t>
+      </w:r>
+      <w:proofErr w:type="spellEnd"/>
+      <w:proofErr w:type="gramEnd"/>
+      <w:r>
+        <w:t>('dialog', async dialog =&gt; {</w:t>
       </w:r>
     </w:p>
     <w:p>
@@ -13331,8 +15287,23 @@
         <w:spacing w:after="0"/>
       </w:pPr>
       <w:r>
-        <w:t xml:space="preserve">  await dialog.accept();</w:t>
-      </w:r>
+        <w:t xml:space="preserve">  await </w:t>
+      </w:r>
+      <w:proofErr w:type="spellStart"/>
+      <w:proofErr w:type="gramStart"/>
+      <w:r>
+        <w:t>dialog.accept</w:t>
+      </w:r>
+      <w:proofErr w:type="spellEnd"/>
+      <w:proofErr w:type="gramEnd"/>
+      <w:r>
+        <w:t>(</w:t>
+      </w:r>
+      <w:proofErr w:type="gramStart"/>
+      <w:r>
+        <w:t>);</w:t>
+      </w:r>
+      <w:proofErr w:type="gramEnd"/>
     </w:p>
     <w:p>
       <w:pPr>
@@ -13344,8 +15315,13 @@
         <w:spacing w:after="0"/>
       </w:pPr>
       <w:r>
-        <w:t>});</w:t>
-      </w:r>
+        <w:t>}</w:t>
+      </w:r>
+      <w:proofErr w:type="gramStart"/>
+      <w:r>
+        <w:t>);</w:t>
+      </w:r>
+      <w:proofErr w:type="gramEnd"/>
     </w:p>
     <w:p>
       <w:pPr>
@@ -13411,8 +15387,13 @@
         </w:numPr>
         <w:spacing w:after="0"/>
       </w:pPr>
-      <w:r>
-        <w:t>npx playwright test –headed</w:t>
+      <w:proofErr w:type="spellStart"/>
+      <w:r>
+        <w:t>npx</w:t>
+      </w:r>
+      <w:proofErr w:type="spellEnd"/>
+      <w:r>
+        <w:t xml:space="preserve"> playwright test –headed</w:t>
       </w:r>
     </w:p>
     <w:p>
@@ -13433,7 +15414,23 @@
           <w:b/>
           <w:bCs/>
         </w:rPr>
-        <w:t>What is different Locator strategies?</w:t>
+        <w:t xml:space="preserve">What </w:t>
+      </w:r>
+      <w:proofErr w:type="gramStart"/>
+      <w:r>
+        <w:rPr>
+          <w:b/>
+          <w:bCs/>
+        </w:rPr>
+        <w:t>is</w:t>
+      </w:r>
+      <w:proofErr w:type="gramEnd"/>
+      <w:r>
+        <w:rPr>
+          <w:b/>
+          <w:bCs/>
+        </w:rPr>
+        <w:t xml:space="preserve"> different Locator strategies?</w:t>
       </w:r>
     </w:p>
     <w:p>
@@ -13445,9 +15442,11 @@
         </w:numPr>
         <w:spacing w:after="0"/>
       </w:pPr>
+      <w:proofErr w:type="spellStart"/>
       <w:r>
         <w:t>getByRole</w:t>
       </w:r>
+      <w:proofErr w:type="spellEnd"/>
     </w:p>
     <w:p>
       <w:pPr>
@@ -13458,9 +15457,11 @@
         </w:numPr>
         <w:spacing w:after="0"/>
       </w:pPr>
+      <w:proofErr w:type="spellStart"/>
       <w:r>
         <w:t>getByText</w:t>
       </w:r>
+      <w:proofErr w:type="spellEnd"/>
     </w:p>
     <w:p>
       <w:pPr>
@@ -13471,9 +15472,11 @@
         </w:numPr>
         <w:spacing w:after="0"/>
       </w:pPr>
+      <w:proofErr w:type="spellStart"/>
       <w:r>
         <w:t>getByLabel</w:t>
       </w:r>
+      <w:proofErr w:type="spellEnd"/>
     </w:p>
     <w:p>
       <w:pPr>
@@ -13484,9 +15487,11 @@
         </w:numPr>
         <w:spacing w:after="0"/>
       </w:pPr>
+      <w:proofErr w:type="spellStart"/>
       <w:r>
         <w:t>getByPlaceholder</w:t>
       </w:r>
+      <w:proofErr w:type="spellEnd"/>
     </w:p>
     <w:p>
       <w:pPr>
@@ -13497,12 +15502,14 @@
         </w:numPr>
         <w:spacing w:after="0"/>
       </w:pPr>
+      <w:proofErr w:type="spellStart"/>
       <w:r>
         <w:t>getByTe</w:t>
       </w:r>
       <w:r>
         <w:t>xt</w:t>
       </w:r>
+      <w:proofErr w:type="spellEnd"/>
     </w:p>
     <w:p>
       <w:pPr>
@@ -13513,6 +15520,7 @@
         </w:numPr>
         <w:spacing w:after="0"/>
       </w:pPr>
+      <w:proofErr w:type="spellStart"/>
       <w:r>
         <w:t>getBy</w:t>
       </w:r>
@@ -13525,6 +15533,7 @@
       <w:r>
         <w:t>ext</w:t>
       </w:r>
+      <w:proofErr w:type="spellEnd"/>
     </w:p>
     <w:p>
       <w:pPr>
@@ -13535,9 +15544,11 @@
         </w:numPr>
         <w:spacing w:after="0"/>
       </w:pPr>
+      <w:proofErr w:type="spellStart"/>
       <w:r>
         <w:t>getByTestId</w:t>
       </w:r>
+      <w:proofErr w:type="spellEnd"/>
     </w:p>
     <w:p>
       <w:pPr>
@@ -13562,8 +15573,13 @@
         <w:spacing w:after="0"/>
       </w:pPr>
       <w:r>
-        <w:t>XPath/XpathAxes</w:t>
-      </w:r>
+        <w:t>XPath/</w:t>
+      </w:r>
+      <w:proofErr w:type="spellStart"/>
+      <w:r>
+        <w:t>XpathAxes</w:t>
+      </w:r>
+      <w:proofErr w:type="spellEnd"/>
     </w:p>
     <w:p>
       <w:pPr>
@@ -13657,7 +15673,25 @@
           <w:b/>
           <w:bCs/>
         </w:rPr>
-        <w:t>What is test.describe()?</w:t>
+        <w:t xml:space="preserve">What is </w:t>
+      </w:r>
+      <w:proofErr w:type="spellStart"/>
+      <w:proofErr w:type="gramStart"/>
+      <w:r>
+        <w:rPr>
+          <w:b/>
+          <w:bCs/>
+        </w:rPr>
+        <w:t>test.describe</w:t>
+      </w:r>
+      <w:proofErr w:type="spellEnd"/>
+      <w:proofErr w:type="gramEnd"/>
+      <w:r>
+        <w:rPr>
+          <w:b/>
+          <w:bCs/>
+        </w:rPr>
+        <w:t>()?</w:t>
       </w:r>
     </w:p>
     <w:p>
@@ -13691,7 +15725,39 @@
           <w:b/>
           <w:bCs/>
         </w:rPr>
-        <w:t>What is beforeEach vs beforeAll?</w:t>
+        <w:t xml:space="preserve">What is </w:t>
+      </w:r>
+      <w:proofErr w:type="spellStart"/>
+      <w:r>
+        <w:rPr>
+          <w:b/>
+          <w:bCs/>
+        </w:rPr>
+        <w:t>beforeEach</w:t>
+      </w:r>
+      <w:proofErr w:type="spellEnd"/>
+      <w:r>
+        <w:rPr>
+          <w:b/>
+          <w:bCs/>
+        </w:rPr>
+        <w:t xml:space="preserve"> vs </w:t>
+      </w:r>
+      <w:proofErr w:type="spellStart"/>
+      <w:r>
+        <w:rPr>
+          <w:b/>
+          <w:bCs/>
+        </w:rPr>
+        <w:t>beforeAll</w:t>
+      </w:r>
+      <w:proofErr w:type="spellEnd"/>
+      <w:r>
+        <w:rPr>
+          <w:b/>
+          <w:bCs/>
+        </w:rPr>
+        <w:t>?</w:t>
       </w:r>
     </w:p>
     <w:p>
@@ -13703,8 +15769,18 @@
         </w:numPr>
         <w:spacing w:after="0"/>
       </w:pPr>
-      <w:r>
-        <w:t>beforeEach() → runs before every test</w:t>
+      <w:proofErr w:type="spellStart"/>
+      <w:proofErr w:type="gramStart"/>
+      <w:r>
+        <w:t>beforeEach</w:t>
+      </w:r>
+      <w:proofErr w:type="spellEnd"/>
+      <w:r>
+        <w:t>(</w:t>
+      </w:r>
+      <w:proofErr w:type="gramEnd"/>
+      <w:r>
+        <w:t>) → runs before every test</w:t>
       </w:r>
     </w:p>
     <w:p>
@@ -13716,8 +15792,18 @@
         </w:numPr>
         <w:spacing w:after="0"/>
       </w:pPr>
-      <w:r>
-        <w:t>beforeAll() → runs once per suite</w:t>
+      <w:proofErr w:type="spellStart"/>
+      <w:proofErr w:type="gramStart"/>
+      <w:r>
+        <w:t>beforeAll</w:t>
+      </w:r>
+      <w:proofErr w:type="spellEnd"/>
+      <w:r>
+        <w:t>(</w:t>
+      </w:r>
+      <w:proofErr w:type="gramEnd"/>
+      <w:r>
+        <w:t>) → runs once per suite</w:t>
       </w:r>
     </w:p>
     <w:p>
@@ -13751,7 +15837,15 @@
         <w:spacing w:after="0"/>
       </w:pPr>
       <w:r>
-        <w:t>This is Enabled by default,  Control via workers: 4</w:t>
+        <w:t xml:space="preserve">This is Enabled by </w:t>
+      </w:r>
+      <w:proofErr w:type="gramStart"/>
+      <w:r>
+        <w:t>default,  Control</w:t>
+      </w:r>
+      <w:proofErr w:type="gramEnd"/>
+      <w:r>
+        <w:t xml:space="preserve"> via workers: 4</w:t>
       </w:r>
     </w:p>
     <w:p>
@@ -13772,7 +15866,23 @@
           <w:b/>
           <w:bCs/>
         </w:rPr>
-        <w:t>What is Multiple tabs?</w:t>
+        <w:t xml:space="preserve">What </w:t>
+      </w:r>
+      <w:proofErr w:type="gramStart"/>
+      <w:r>
+        <w:rPr>
+          <w:b/>
+          <w:bCs/>
+        </w:rPr>
+        <w:t>is</w:t>
+      </w:r>
+      <w:proofErr w:type="gramEnd"/>
+      <w:r>
+        <w:rPr>
+          <w:b/>
+          <w:bCs/>
+        </w:rPr>
+        <w:t xml:space="preserve"> Multiple tabs?</w:t>
       </w:r>
     </w:p>
     <w:p>
@@ -13784,8 +15894,34 @@
         </w:numPr>
         <w:spacing w:after="0"/>
       </w:pPr>
-      <w:r>
-        <w:t>const [newPage] = await Promise.all([</w:t>
+      <w:proofErr w:type="spellStart"/>
+      <w:r>
+        <w:t>const</w:t>
+      </w:r>
+      <w:proofErr w:type="spellEnd"/>
+      <w:r>
+        <w:t xml:space="preserve"> [</w:t>
+      </w:r>
+      <w:proofErr w:type="spellStart"/>
+      <w:r>
+        <w:t>newPage</w:t>
+      </w:r>
+      <w:proofErr w:type="spellEnd"/>
+      <w:r>
+        <w:t xml:space="preserve">] = await </w:t>
+      </w:r>
+      <w:proofErr w:type="spellStart"/>
+      <w:proofErr w:type="gramStart"/>
+      <w:r>
+        <w:t>Promise.all</w:t>
+      </w:r>
+      <w:proofErr w:type="spellEnd"/>
+      <w:r>
+        <w:t>(</w:t>
+      </w:r>
+      <w:proofErr w:type="gramEnd"/>
+      <w:r>
+        <w:t>[</w:t>
       </w:r>
     </w:p>
     <w:p>
@@ -13798,7 +15934,17 @@
         <w:spacing w:after="0"/>
       </w:pPr>
       <w:r>
-        <w:t xml:space="preserve">  context.waitForEvent('page'),</w:t>
+        <w:t xml:space="preserve">  </w:t>
+      </w:r>
+      <w:proofErr w:type="spellStart"/>
+      <w:proofErr w:type="gramStart"/>
+      <w:r>
+        <w:t>context.waitForEvent</w:t>
+      </w:r>
+      <w:proofErr w:type="spellEnd"/>
+      <w:proofErr w:type="gramEnd"/>
+      <w:r>
+        <w:t>('page'),</w:t>
       </w:r>
     </w:p>
     <w:p>
@@ -13811,7 +15957,17 @@
         <w:spacing w:after="0"/>
       </w:pPr>
       <w:r>
-        <w:t xml:space="preserve">  page.click('selector')</w:t>
+        <w:t xml:space="preserve">  </w:t>
+      </w:r>
+      <w:proofErr w:type="spellStart"/>
+      <w:proofErr w:type="gramStart"/>
+      <w:r>
+        <w:t>page.click</w:t>
+      </w:r>
+      <w:proofErr w:type="spellEnd"/>
+      <w:proofErr w:type="gramEnd"/>
+      <w:r>
+        <w:t>('selector')</w:t>
       </w:r>
     </w:p>
     <w:p>
@@ -13824,8 +15980,13 @@
         <w:spacing w:after="0"/>
       </w:pPr>
       <w:r>
-        <w:t>]);</w:t>
-      </w:r>
+        <w:t>]</w:t>
+      </w:r>
+      <w:proofErr w:type="gramStart"/>
+      <w:r>
+        <w:t>);</w:t>
+      </w:r>
+      <w:proofErr w:type="gramEnd"/>
     </w:p>
     <w:p>
       <w:pPr>
@@ -13858,7 +16019,17 @@
         <w:spacing w:after="0"/>
       </w:pPr>
       <w:r>
-        <w:t>await page.setInputFiles('input[type="file"]', 'file.pdf')</w:t>
+        <w:t xml:space="preserve">await </w:t>
+      </w:r>
+      <w:proofErr w:type="spellStart"/>
+      <w:proofErr w:type="gramStart"/>
+      <w:r>
+        <w:t>page.setInputFiles</w:t>
+      </w:r>
+      <w:proofErr w:type="spellEnd"/>
+      <w:proofErr w:type="gramEnd"/>
+      <w:r>
+        <w:t>('input[type="file"]', 'file.pdf')</w:t>
       </w:r>
     </w:p>
     <w:p>
@@ -13891,9 +16062,29 @@
         </w:numPr>
         <w:spacing w:after="0"/>
       </w:pPr>
-      <w:r>
-        <w:t>const download = await page.waitForEvent('download');</w:t>
-      </w:r>
+      <w:proofErr w:type="spellStart"/>
+      <w:r>
+        <w:t>const</w:t>
+      </w:r>
+      <w:proofErr w:type="spellEnd"/>
+      <w:r>
+        <w:t xml:space="preserve"> download = await </w:t>
+      </w:r>
+      <w:proofErr w:type="spellStart"/>
+      <w:proofErr w:type="gramStart"/>
+      <w:r>
+        <w:t>page.waitForEvent</w:t>
+      </w:r>
+      <w:proofErr w:type="spellEnd"/>
+      <w:proofErr w:type="gramEnd"/>
+      <w:r>
+        <w:t>('download'</w:t>
+      </w:r>
+      <w:proofErr w:type="gramStart"/>
+      <w:r>
+        <w:t>);</w:t>
+      </w:r>
+      <w:proofErr w:type="gramEnd"/>
     </w:p>
     <w:p>
       <w:pPr>
@@ -14298,7 +16489,23 @@
           <w:b/>
           <w:bCs/>
         </w:rPr>
-        <w:t>What is waitForSelector vs Locator auto-wait?</w:t>
+        <w:t xml:space="preserve">What is </w:t>
+      </w:r>
+      <w:proofErr w:type="spellStart"/>
+      <w:r>
+        <w:rPr>
+          <w:b/>
+          <w:bCs/>
+        </w:rPr>
+        <w:t>waitForSelector</w:t>
+      </w:r>
+      <w:proofErr w:type="spellEnd"/>
+      <w:r>
+        <w:rPr>
+          <w:b/>
+          <w:bCs/>
+        </w:rPr>
+        <w:t xml:space="preserve"> vs Locator auto-wait?</w:t>
       </w:r>
     </w:p>
     <w:p>
@@ -14310,8 +16517,18 @@
         </w:numPr>
         <w:spacing w:after="0"/>
       </w:pPr>
-      <w:r>
-        <w:t>waitForSelector() → manual wait</w:t>
+      <w:proofErr w:type="spellStart"/>
+      <w:proofErr w:type="gramStart"/>
+      <w:r>
+        <w:t>waitForSelector</w:t>
+      </w:r>
+      <w:proofErr w:type="spellEnd"/>
+      <w:r>
+        <w:t>(</w:t>
+      </w:r>
+      <w:proofErr w:type="gramEnd"/>
+      <w:r>
+        <w:t>) → manual wait</w:t>
       </w:r>
     </w:p>
     <w:p>
@@ -14416,8 +16633,13 @@
         <w:spacing w:after="0"/>
       </w:pPr>
       <w:r>
-        <w:t>retries:2, which Configured in playwright.config.ts</w:t>
-      </w:r>
+        <w:t xml:space="preserve">retries:2, which Configured in </w:t>
+      </w:r>
+      <w:proofErr w:type="spellStart"/>
+      <w:r>
+        <w:t>playwright.config.ts</w:t>
+      </w:r>
+      <w:proofErr w:type="spellEnd"/>
     </w:p>
     <w:p>
       <w:pPr>
@@ -14682,8 +16904,18 @@
         </w:numPr>
         <w:spacing w:after="0"/>
       </w:pPr>
-      <w:r>
-        <w:t>waitForTimeout()</w:t>
+      <w:proofErr w:type="spellStart"/>
+      <w:proofErr w:type="gramStart"/>
+      <w:r>
+        <w:t>waitForTimeout</w:t>
+      </w:r>
+      <w:proofErr w:type="spellEnd"/>
+      <w:r>
+        <w:t>(</w:t>
+      </w:r>
+      <w:proofErr w:type="gramEnd"/>
+      <w:r>
+        <w:t>)</w:t>
       </w:r>
     </w:p>
     <w:p>
@@ -14766,7 +16998,25 @@
         <w:spacing w:after="0"/>
       </w:pPr>
       <w:r>
-        <w:t>Use page.route() and fulfill with 500 response.</w:t>
+        <w:t xml:space="preserve">Use </w:t>
+      </w:r>
+      <w:proofErr w:type="spellStart"/>
+      <w:proofErr w:type="gramStart"/>
+      <w:r>
+        <w:t>page.route</w:t>
+      </w:r>
+      <w:proofErr w:type="spellEnd"/>
+      <w:proofErr w:type="gramEnd"/>
+      <w:r>
+        <w:t xml:space="preserve">() and </w:t>
+      </w:r>
+      <w:proofErr w:type="spellStart"/>
+      <w:r>
+        <w:t>fulfill</w:t>
+      </w:r>
+      <w:proofErr w:type="spellEnd"/>
+      <w:r>
+        <w:t xml:space="preserve"> with 500 response.</w:t>
       </w:r>
     </w:p>
     <w:p>
@@ -15133,8 +17383,17 @@
           <w:b/>
           <w:bCs/>
         </w:rPr>
-        <w:t>Test data management?</w:t>
-      </w:r>
+        <w:t xml:space="preserve">Test data </w:t>
+      </w:r>
+      <w:proofErr w:type="gramStart"/>
+      <w:r>
+        <w:rPr>
+          <w:b/>
+          <w:bCs/>
+        </w:rPr>
+        <w:t>management?</w:t>
+      </w:r>
+      <w:proofErr w:type="gramEnd"/>
     </w:p>
     <w:p>
       <w:pPr>
@@ -15279,7 +17538,23 @@
           <w:b/>
           <w:bCs/>
         </w:rPr>
-        <w:t>What is Environment configs?</w:t>
+        <w:t xml:space="preserve">What </w:t>
+      </w:r>
+      <w:proofErr w:type="gramStart"/>
+      <w:r>
+        <w:rPr>
+          <w:b/>
+          <w:bCs/>
+        </w:rPr>
+        <w:t>is</w:t>
+      </w:r>
+      <w:proofErr w:type="gramEnd"/>
+      <w:r>
+        <w:rPr>
+          <w:b/>
+          <w:bCs/>
+        </w:rPr>
+        <w:t xml:space="preserve"> Environment configs?</w:t>
       </w:r>
     </w:p>
     <w:p>
@@ -15292,7 +17567,15 @@
         <w:spacing w:after="0"/>
       </w:pPr>
       <w:r>
-        <w:t>Use .env files and process.env.</w:t>
+        <w:t xml:space="preserve">Use .env files and </w:t>
+      </w:r>
+      <w:proofErr w:type="spellStart"/>
+      <w:r>
+        <w:t>process.env</w:t>
+      </w:r>
+      <w:proofErr w:type="spellEnd"/>
+      <w:r>
+        <w:t>.</w:t>
       </w:r>
     </w:p>
     <w:p>
@@ -15391,8 +17674,13 @@
         <w:spacing w:after="0"/>
       </w:pPr>
       <w:r>
-        <w:t>playwright + cucumber-js</w:t>
-      </w:r>
+        <w:t>playwright + cucumber-</w:t>
+      </w:r>
+      <w:proofErr w:type="spellStart"/>
+      <w:r>
+        <w:t>js</w:t>
+      </w:r>
+      <w:proofErr w:type="spellEnd"/>
     </w:p>
     <w:p>
       <w:pPr>
@@ -15571,8 +17859,13 @@
         </w:numPr>
         <w:spacing w:after="0"/>
       </w:pPr>
-      <w:r>
-        <w:t>StorageState reuse</w:t>
+      <w:proofErr w:type="spellStart"/>
+      <w:r>
+        <w:t>StorageState</w:t>
+      </w:r>
+      <w:proofErr w:type="spellEnd"/>
+      <w:r>
+        <w:t xml:space="preserve"> reuse</w:t>
       </w:r>
     </w:p>
     <w:p>
@@ -15726,7 +18019,15 @@
         <w:spacing w:after="0"/>
       </w:pPr>
       <w:r>
-        <w:t>But you can reuse storageState intentionally</w:t>
+        <w:t xml:space="preserve">But you can reuse </w:t>
+      </w:r>
+      <w:proofErr w:type="spellStart"/>
+      <w:r>
+        <w:t>storageState</w:t>
+      </w:r>
+      <w:proofErr w:type="spellEnd"/>
+      <w:r>
+        <w:t xml:space="preserve"> intentionally</w:t>
       </w:r>
       <w:r>
         <w:t xml:space="preserve">: </w:t>
@@ -15752,6 +18053,7 @@
         </w:rPr>
         <w:t xml:space="preserve">What is the </w:t>
       </w:r>
+      <w:proofErr w:type="spellStart"/>
       <w:r>
         <w:rPr>
           <w:b/>
@@ -15759,6 +18061,7 @@
         </w:rPr>
         <w:t>storageState</w:t>
       </w:r>
+      <w:proofErr w:type="spellEnd"/>
       <w:r>
         <w:rPr>
           <w:b/>
@@ -15776,14 +18079,37 @@
         </w:numPr>
         <w:spacing w:after="0"/>
       </w:pPr>
+      <w:proofErr w:type="spellStart"/>
+      <w:proofErr w:type="gramStart"/>
       <w:r>
         <w:t>storageState</w:t>
       </w:r>
+      <w:proofErr w:type="spellEnd"/>
       <w:r>
         <w:t xml:space="preserve">  </w:t>
       </w:r>
       <w:r>
-        <w:t xml:space="preserve">Playwright feature that captures the browser's authenticated state—including cookies, localStorage, and sessionStorage—and saves it to a JSON file. </w:t>
+        <w:t>Playwright</w:t>
+      </w:r>
+      <w:proofErr w:type="gramEnd"/>
+      <w:r>
+        <w:t xml:space="preserve"> feature that captures the browser's authenticated state—including cookies, </w:t>
+      </w:r>
+      <w:proofErr w:type="spellStart"/>
+      <w:r>
+        <w:t>localStorage</w:t>
+      </w:r>
+      <w:proofErr w:type="spellEnd"/>
+      <w:r>
+        <w:t xml:space="preserve">, and </w:t>
+      </w:r>
+      <w:proofErr w:type="spellStart"/>
+      <w:r>
+        <w:t>sessionStorage</w:t>
+      </w:r>
+      <w:proofErr w:type="spellEnd"/>
+      <w:r>
+        <w:t xml:space="preserve">—and saves it to a JSON file. </w:t>
       </w:r>
     </w:p>
     <w:p>
@@ -15924,7 +18250,23 @@
           <w:b/>
           <w:bCs/>
         </w:rPr>
-        <w:t>When should you use fullyParallel: true?</w:t>
+        <w:t xml:space="preserve">When should you use </w:t>
+      </w:r>
+      <w:proofErr w:type="spellStart"/>
+      <w:r>
+        <w:rPr>
+          <w:b/>
+          <w:bCs/>
+        </w:rPr>
+        <w:t>fullyParallel</w:t>
+      </w:r>
+      <w:proofErr w:type="spellEnd"/>
+      <w:r>
+        <w:rPr>
+          <w:b/>
+          <w:bCs/>
+        </w:rPr>
+        <w:t>: true?</w:t>
       </w:r>
     </w:p>
     <w:p>
@@ -15937,7 +18279,15 @@
         <w:spacing w:after="0"/>
       </w:pPr>
       <w:r>
-        <w:t>Only when tests are completely independent and data-isolated.</w:t>
+        <w:t xml:space="preserve">Only when tests are completely independent and </w:t>
+      </w:r>
+      <w:proofErr w:type="gramStart"/>
+      <w:r>
+        <w:t>data-isolated</w:t>
+      </w:r>
+      <w:proofErr w:type="gramEnd"/>
+      <w:r>
+        <w:t>.</w:t>
       </w:r>
     </w:p>
     <w:p>
@@ -16066,7 +18416,23 @@
           <w:b/>
           <w:bCs/>
         </w:rPr>
-        <w:t>How to Handle iframe?</w:t>
+        <w:t xml:space="preserve">How to Handle </w:t>
+      </w:r>
+      <w:proofErr w:type="spellStart"/>
+      <w:r>
+        <w:rPr>
+          <w:b/>
+          <w:bCs/>
+        </w:rPr>
+        <w:t>iframe</w:t>
+      </w:r>
+      <w:proofErr w:type="spellEnd"/>
+      <w:r>
+        <w:rPr>
+          <w:b/>
+          <w:bCs/>
+        </w:rPr>
+        <w:t>?</w:t>
       </w:r>
     </w:p>
     <w:p>
@@ -16078,9 +18444,37 @@
         </w:numPr>
         <w:spacing w:after="0"/>
       </w:pPr>
-      <w:r>
-        <w:t>const frame = page.frameLocator('#iframe');</w:t>
-      </w:r>
+      <w:proofErr w:type="spellStart"/>
+      <w:r>
+        <w:t>const</w:t>
+      </w:r>
+      <w:proofErr w:type="spellEnd"/>
+      <w:r>
+        <w:t xml:space="preserve"> frame = </w:t>
+      </w:r>
+      <w:proofErr w:type="spellStart"/>
+      <w:proofErr w:type="gramStart"/>
+      <w:r>
+        <w:t>page.frameLocator</w:t>
+      </w:r>
+      <w:proofErr w:type="spellEnd"/>
+      <w:proofErr w:type="gramEnd"/>
+      <w:r>
+        <w:t>('#</w:t>
+      </w:r>
+      <w:proofErr w:type="spellStart"/>
+      <w:r>
+        <w:t>iframe</w:t>
+      </w:r>
+      <w:proofErr w:type="spellEnd"/>
+      <w:r>
+        <w:t>'</w:t>
+      </w:r>
+      <w:proofErr w:type="gramStart"/>
+      <w:r>
+        <w:t>);</w:t>
+      </w:r>
+      <w:proofErr w:type="gramEnd"/>
     </w:p>
     <w:p>
       <w:pPr>
@@ -16092,7 +18486,163 @@
         <w:spacing w:after="0"/>
       </w:pPr>
       <w:r>
-        <w:t>await frame.locator('#btn').click();</w:t>
+        <w:t xml:space="preserve">await </w:t>
+      </w:r>
+      <w:proofErr w:type="spellStart"/>
+      <w:proofErr w:type="gramStart"/>
+      <w:r>
+        <w:t>frame.locator</w:t>
+      </w:r>
+      <w:proofErr w:type="spellEnd"/>
+      <w:proofErr w:type="gramEnd"/>
+      <w:r>
+        <w:t>('#</w:t>
+      </w:r>
+      <w:proofErr w:type="spellStart"/>
+      <w:r>
+        <w:t>btn</w:t>
+      </w:r>
+      <w:proofErr w:type="spellEnd"/>
+      <w:r>
+        <w:t>'</w:t>
+      </w:r>
+      <w:proofErr w:type="gramStart"/>
+      <w:r>
+        <w:t>).click</w:t>
+      </w:r>
+      <w:proofErr w:type="gramEnd"/>
+      <w:r>
+        <w:t>(</w:t>
+      </w:r>
+      <w:proofErr w:type="gramStart"/>
+      <w:r>
+        <w:t>);</w:t>
+      </w:r>
+      <w:proofErr w:type="gramEnd"/>
+    </w:p>
+    <w:p>
+      <w:pPr>
+        <w:pStyle w:val="ListParagraph"/>
+        <w:numPr>
+          <w:ilvl w:val="0"/>
+          <w:numId w:val="40"/>
+        </w:numPr>
+        <w:spacing w:after="0"/>
+        <w:rPr>
+          <w:b/>
+          <w:bCs/>
+        </w:rPr>
+      </w:pPr>
+      <w:r>
+        <w:rPr>
+          <w:b/>
+          <w:bCs/>
+        </w:rPr>
+        <w:t>How do you identify the test cases for automation?</w:t>
+      </w:r>
+    </w:p>
+    <w:p>
+      <w:pPr>
+        <w:pStyle w:val="ListParagraph"/>
+        <w:numPr>
+          <w:ilvl w:val="1"/>
+          <w:numId w:val="40"/>
+        </w:numPr>
+        <w:spacing w:after="0"/>
+      </w:pPr>
+      <w:r>
+        <w:t xml:space="preserve">I don’t automate all test cases. I follow a strategic approach based on business impact, stability, repeatability, and ROI. </w:t>
+      </w:r>
+    </w:p>
+    <w:p>
+      <w:pPr>
+        <w:pStyle w:val="ListParagraph"/>
+        <w:numPr>
+          <w:ilvl w:val="1"/>
+          <w:numId w:val="40"/>
+        </w:numPr>
+        <w:spacing w:after="0"/>
+      </w:pPr>
+      <w:r>
+        <w:t>Automation should add value, not increase maintenance.</w:t>
+      </w:r>
+    </w:p>
+    <w:p>
+      <w:pPr>
+        <w:pStyle w:val="ListParagraph"/>
+        <w:numPr>
+          <w:ilvl w:val="2"/>
+          <w:numId w:val="40"/>
+        </w:numPr>
+        <w:spacing w:after="0"/>
+      </w:pPr>
+      <w:r>
+        <w:t>Identify High Business Impact Areas</w:t>
+      </w:r>
+    </w:p>
+    <w:p>
+      <w:pPr>
+        <w:pStyle w:val="ListParagraph"/>
+        <w:numPr>
+          <w:ilvl w:val="2"/>
+          <w:numId w:val="40"/>
+        </w:numPr>
+        <w:spacing w:after="0"/>
+      </w:pPr>
+      <w:r>
+        <w:t>High Repetition Test Cases</w:t>
+      </w:r>
+    </w:p>
+    <w:p>
+      <w:pPr>
+        <w:pStyle w:val="ListParagraph"/>
+        <w:numPr>
+          <w:ilvl w:val="2"/>
+          <w:numId w:val="40"/>
+        </w:numPr>
+        <w:spacing w:after="0"/>
+      </w:pPr>
+      <w:r>
+        <w:t>Stable &amp; Mature Features</w:t>
+      </w:r>
+    </w:p>
+    <w:p>
+      <w:pPr>
+        <w:pStyle w:val="ListParagraph"/>
+        <w:numPr>
+          <w:ilvl w:val="2"/>
+          <w:numId w:val="40"/>
+        </w:numPr>
+        <w:spacing w:after="0"/>
+      </w:pPr>
+      <w:r>
+        <w:t>Data-Driven Scenarios</w:t>
+      </w:r>
+    </w:p>
+    <w:p>
+      <w:pPr>
+        <w:pStyle w:val="ListParagraph"/>
+        <w:numPr>
+          <w:ilvl w:val="2"/>
+          <w:numId w:val="40"/>
+        </w:numPr>
+        <w:spacing w:after="0"/>
+      </w:pPr>
+      <w:r>
+        <w:t>Time-Consuming Manual Tests</w:t>
+      </w:r>
+    </w:p>
+    <w:p>
+      <w:pPr>
+        <w:pStyle w:val="ListParagraph"/>
+        <w:numPr>
+          <w:ilvl w:val="2"/>
+          <w:numId w:val="40"/>
+        </w:numPr>
+        <w:spacing w:after="0"/>
+      </w:pPr>
+      <w:r>
+        <w:t>API + Backend Validation</w:t>
       </w:r>
     </w:p>
     <w:p>
@@ -16525,7 +19075,15 @@
         <w:spacing w:after="0" w:line="276" w:lineRule="auto"/>
       </w:pPr>
       <w:r>
-        <w:t>To perform tasks and actions, we need LLM , Agent, MCP</w:t>
+        <w:t xml:space="preserve">To perform tasks and actions, we need </w:t>
+      </w:r>
+      <w:proofErr w:type="gramStart"/>
+      <w:r>
+        <w:t>LLM ,</w:t>
+      </w:r>
+      <w:proofErr w:type="gramEnd"/>
+      <w:r>
+        <w:t xml:space="preserve"> Agent, MCP</w:t>
       </w:r>
     </w:p>
     <w:p>
@@ -16758,7 +19316,23 @@
         <w:spacing w:after="0" w:line="276" w:lineRule="auto"/>
       </w:pPr>
       <w:r>
-        <w:t>MCP can used for Browser Automation such as Open websites, Fill forms, Click buttons (using Selenium MCP or Playwright MCP)</w:t>
+        <w:t xml:space="preserve">MCP can used for Browser Automation such as Open websites, </w:t>
+      </w:r>
+      <w:proofErr w:type="gramStart"/>
+      <w:r>
+        <w:t>Fill</w:t>
+      </w:r>
+      <w:proofErr w:type="gramEnd"/>
+      <w:r>
+        <w:t xml:space="preserve"> forms, </w:t>
+      </w:r>
+      <w:proofErr w:type="gramStart"/>
+      <w:r>
+        <w:t>Click</w:t>
+      </w:r>
+      <w:proofErr w:type="gramEnd"/>
+      <w:r>
+        <w:t xml:space="preserve"> buttons (using Selenium MCP or Playwright MCP)</w:t>
       </w:r>
     </w:p>
     <w:p>
@@ -16771,7 +19345,15 @@
         <w:spacing w:after="0" w:line="276" w:lineRule="auto"/>
       </w:pPr>
       <w:r>
-        <w:t>MCP can used for Database Operations Connect to MySQL / PostgreSQL, Run queries using MySQL MCP / PostgreSQL MCP</w:t>
+        <w:t xml:space="preserve">MCP can used for Database Operations Connect to MySQL / PostgreSQL, </w:t>
+      </w:r>
+      <w:proofErr w:type="gramStart"/>
+      <w:r>
+        <w:t>Run</w:t>
+      </w:r>
+      <w:proofErr w:type="gramEnd"/>
+      <w:r>
+        <w:t xml:space="preserve"> queries using MySQL MCP / PostgreSQL MCP</w:t>
       </w:r>
     </w:p>
     <w:p>
@@ -17165,8 +19747,29 @@
         <w:spacing w:after="0" w:line="276" w:lineRule="auto"/>
       </w:pPr>
       <w:r>
-        <w:t>Step 2: Playwright Installation: npm init playwright@latest</w:t>
-      </w:r>
+        <w:t xml:space="preserve">Step 2: Playwright Installation: </w:t>
+      </w:r>
+      <w:proofErr w:type="spellStart"/>
+      <w:r>
+        <w:t>npm</w:t>
+      </w:r>
+      <w:proofErr w:type="spellEnd"/>
+      <w:r>
+        <w:t xml:space="preserve"> </w:t>
+      </w:r>
+      <w:proofErr w:type="spellStart"/>
+      <w:r>
+        <w:t>init</w:t>
+      </w:r>
+      <w:proofErr w:type="spellEnd"/>
+      <w:r>
+        <w:t xml:space="preserve"> </w:t>
+      </w:r>
+      <w:proofErr w:type="spellStart"/>
+      <w:r>
+        <w:t>playwright@latest</w:t>
+      </w:r>
+      <w:proofErr w:type="spellEnd"/>
     </w:p>
     <w:p>
       <w:pPr>
@@ -17203,7 +19806,15 @@
         <w:spacing w:after="0" w:line="276" w:lineRule="auto"/>
       </w:pPr>
       <w:r>
-        <w:t>Search for playwright-mcp by Microsoft</w:t>
+        <w:t>Search for playwright-</w:t>
+      </w:r>
+      <w:proofErr w:type="spellStart"/>
+      <w:r>
+        <w:t>mcp</w:t>
+      </w:r>
+      <w:proofErr w:type="spellEnd"/>
+      <w:r>
+        <w:t xml:space="preserve"> by Microsoft</w:t>
       </w:r>
     </w:p>
     <w:p>
@@ -17263,8 +19874,15 @@
         <w:spacing w:after="0" w:line="276" w:lineRule="auto"/>
       </w:pPr>
       <w:r>
-        <w:t>MCP config is auto generated in settings.json</w:t>
-      </w:r>
+        <w:t xml:space="preserve">MCP config is auto generated in </w:t>
+      </w:r>
+      <w:proofErr w:type="spellStart"/>
+      <w:proofErr w:type="gramStart"/>
+      <w:r>
+        <w:t>settings.json</w:t>
+      </w:r>
+      <w:proofErr w:type="spellEnd"/>
+      <w:proofErr w:type="gramEnd"/>
     </w:p>
     <w:p>
       <w:pPr>
@@ -17433,30 +20051,25 @@
           <w:iCs/>
           <w:color w:val="E97132" w:themeColor="accent2"/>
         </w:rPr>
-        <w:t>You are given a scenario and you need to generate a Playwright test for it.</w:t>
-      </w:r>
-    </w:p>
-    <w:p>
-      <w:pPr>
-        <w:pStyle w:val="ListParagraph"/>
-        <w:numPr>
-          <w:ilvl w:val="0"/>
-          <w:numId w:val="115"/>
-        </w:numPr>
-        <w:spacing w:after="0" w:line="276" w:lineRule="auto"/>
+        <w:t xml:space="preserve">You are given a </w:t>
+      </w:r>
+      <w:proofErr w:type="gramStart"/>
+      <w:r>
         <w:rPr>
           <w:i/>
           <w:iCs/>
           <w:color w:val="E97132" w:themeColor="accent2"/>
         </w:rPr>
-      </w:pPr>
+        <w:t>scenario</w:t>
+      </w:r>
+      <w:proofErr w:type="gramEnd"/>
       <w:r>
         <w:rPr>
           <w:i/>
           <w:iCs/>
           <w:color w:val="E97132" w:themeColor="accent2"/>
         </w:rPr>
-        <w:t>DO NOT generate test code based on the scenario alone.</w:t>
+        <w:t xml:space="preserve"> and you need to generate a Playwright test for it.</w:t>
       </w:r>
     </w:p>
     <w:p>
@@ -17479,7 +20092,7 @@
           <w:iCs/>
           <w:color w:val="E97132" w:themeColor="accent2"/>
         </w:rPr>
-        <w:t>DO run steps one by one using the tools provided by the Playwright MCP.</w:t>
+        <w:t>DO NOT generate test code based on the scenario alone.</w:t>
       </w:r>
     </w:p>
     <w:p>
@@ -17502,7 +20115,7 @@
           <w:iCs/>
           <w:color w:val="E97132" w:themeColor="accent2"/>
         </w:rPr>
-        <w:t>Only after all steps are completed, emit a Playwright TypeScript test</w:t>
+        <w:t>DO run steps one by one using the tools provided by the Playwright MCP.</w:t>
       </w:r>
     </w:p>
     <w:p>
@@ -17525,8 +20138,7 @@
           <w:iCs/>
           <w:color w:val="E97132" w:themeColor="accent2"/>
         </w:rPr>
-        <w:lastRenderedPageBreak/>
-        <w:t>that uses @playwright/test based on message history.</w:t>
+        <w:t>Only after all steps are completed, emit a Playwright TypeScript test</w:t>
       </w:r>
     </w:p>
     <w:p>
@@ -17549,7 +20161,49 @@
           <w:iCs/>
           <w:color w:val="E97132" w:themeColor="accent2"/>
         </w:rPr>
-        <w:t>Save generated test file in the tests directory.</w:t>
+        <w:lastRenderedPageBreak/>
+        <w:t>that uses @playwright/test based on message history.</w:t>
+      </w:r>
+    </w:p>
+    <w:p>
+      <w:pPr>
+        <w:pStyle w:val="ListParagraph"/>
+        <w:numPr>
+          <w:ilvl w:val="0"/>
+          <w:numId w:val="115"/>
+        </w:numPr>
+        <w:spacing w:after="0" w:line="276" w:lineRule="auto"/>
+        <w:rPr>
+          <w:i/>
+          <w:iCs/>
+          <w:color w:val="E97132" w:themeColor="accent2"/>
+        </w:rPr>
+      </w:pPr>
+      <w:r>
+        <w:rPr>
+          <w:i/>
+          <w:iCs/>
+          <w:color w:val="E97132" w:themeColor="accent2"/>
+        </w:rPr>
+        <w:t xml:space="preserve">Save generated test file in the </w:t>
+      </w:r>
+      <w:proofErr w:type="gramStart"/>
+      <w:r>
+        <w:rPr>
+          <w:i/>
+          <w:iCs/>
+          <w:color w:val="E97132" w:themeColor="accent2"/>
+        </w:rPr>
+        <w:t>tests</w:t>
+      </w:r>
+      <w:proofErr w:type="gramEnd"/>
+      <w:r>
+        <w:rPr>
+          <w:i/>
+          <w:iCs/>
+          <w:color w:val="E97132" w:themeColor="accent2"/>
+        </w:rPr>
+        <w:t xml:space="preserve"> directory.</w:t>
       </w:r>
     </w:p>
     <w:p>

--- a/JS-Playwright Interview Question.docx
+++ b/JS-Playwright Interview Question.docx
@@ -123,18 +123,10 @@
         <w:t>As opportunities evolved</w:t>
       </w:r>
       <w:r>
-        <w:t xml:space="preserve">, I transitioned into automation testing, where I worked on building and maintaining BDD and TDD-based automation frameworks using Java, Selenium, </w:t>
-      </w:r>
-      <w:proofErr w:type="gramStart"/>
-      <w:r>
-        <w:t>and</w:t>
-      </w:r>
-      <w:r>
-        <w:t>,</w:t>
-      </w:r>
-      <w:proofErr w:type="gramEnd"/>
-      <w:r>
-        <w:t xml:space="preserve"> </w:t>
+        <w:t>, I transitioned into automation testing, where I worked on building and maintaining BDD and TDD-based automation frameworks using Java, Selenium, and</w:t>
+      </w:r>
+      <w:r>
+        <w:t xml:space="preserve">, </w:t>
       </w:r>
       <w:r>
         <w:t>JavaScript</w:t>
@@ -887,15 +879,7 @@
         </w:numPr>
       </w:pPr>
       <w:r>
-        <w:t xml:space="preserve">We use Playwright projects to run tests across Chromium, Firefox, and WebKit. Full regression runs on primary </w:t>
-      </w:r>
-      <w:proofErr w:type="gramStart"/>
-      <w:r>
-        <w:t>browser,</w:t>
-      </w:r>
-      <w:proofErr w:type="gramEnd"/>
-      <w:r>
-        <w:t xml:space="preserve"> smoke runs on all browsers.</w:t>
+        <w:t>We use Playwright projects to run tests across Chromium, Firefox, and WebKit. Full regression runs on primary browser, smoke runs on all browsers.</w:t>
       </w:r>
     </w:p>
     <w:p>
@@ -1081,15 +1065,7 @@
         <w:t>Abstraction</w:t>
       </w:r>
       <w:r>
-        <w:t xml:space="preserve">: Hiding the implementation details, </w:t>
-      </w:r>
-      <w:proofErr w:type="gramStart"/>
-      <w:r>
-        <w:t>Showing</w:t>
-      </w:r>
-      <w:proofErr w:type="gramEnd"/>
-      <w:r>
-        <w:t xml:space="preserve"> only essential functionality to end user</w:t>
+        <w:t>: Hiding the implementation details, Showing only essential functionality to end user</w:t>
       </w:r>
     </w:p>
     <w:p>
@@ -1302,20 +1278,7 @@
                 <w:lang w:eastAsia="en-IN"/>
                 <w14:ligatures w14:val="none"/>
               </w:rPr>
-              <w:t>Page Object Model (</w:t>
-            </w:r>
-            <w:proofErr w:type="gramStart"/>
-            <w:r>
-              <w:rPr>
-                <w:rFonts w:eastAsia="Times New Roman" w:cs="Times New Roman"/>
-                <w:b/>
-                <w:bCs/>
-                <w:color w:val="000000"/>
-                <w:kern w:val="0"/>
-                <w:lang w:eastAsia="en-IN"/>
-                <w14:ligatures w14:val="none"/>
-              </w:rPr>
-              <w:t>POM)</w:t>
+              <w:t>Page Object Model (POM)</w:t>
             </w:r>
             <w:r>
               <w:rPr>
@@ -1335,18 +1298,7 @@
                 <w:lang w:eastAsia="en-IN"/>
                 <w14:ligatures w14:val="none"/>
               </w:rPr>
-              <w:t xml:space="preserve"> follows</w:t>
-            </w:r>
-            <w:proofErr w:type="gramEnd"/>
-            <w:r>
-              <w:rPr>
-                <w:rFonts w:eastAsia="Times New Roman" w:cs="Times New Roman"/>
-                <w:color w:val="000000"/>
-                <w:kern w:val="0"/>
-                <w:lang w:eastAsia="en-IN"/>
-                <w14:ligatures w14:val="none"/>
-              </w:rPr>
-              <w:t xml:space="preserve"> strict encapsulation</w:t>
+              <w:t xml:space="preserve"> follows strict encapsulation</w:t>
             </w:r>
             <w:r>
               <w:rPr>
@@ -1413,7 +1365,6 @@
               <w:t xml:space="preserve">Test scripts only interact with public methods like </w:t>
             </w:r>
             <w:proofErr w:type="spellStart"/>
-            <w:proofErr w:type="gramStart"/>
             <w:r>
               <w:rPr>
                 <w:rFonts w:eastAsia="Times New Roman" w:cs="Times New Roman"/>
@@ -1433,21 +1384,9 @@
                 <w:lang w:eastAsia="en-IN"/>
                 <w14:ligatures w14:val="none"/>
               </w:rPr>
-              <w:t>(</w:t>
-            </w:r>
-            <w:proofErr w:type="gramEnd"/>
-            <w:r>
-              <w:rPr>
-                <w:rFonts w:eastAsia="Times New Roman" w:cs="Times New Roman"/>
-                <w:color w:val="000000"/>
-                <w:kern w:val="0"/>
-                <w:lang w:eastAsia="en-IN"/>
-                <w14:ligatures w14:val="none"/>
-              </w:rPr>
-              <w:t xml:space="preserve">) or </w:t>
+              <w:t xml:space="preserve">() or </w:t>
             </w:r>
             <w:proofErr w:type="spellStart"/>
-            <w:proofErr w:type="gramStart"/>
             <w:r>
               <w:rPr>
                 <w:rFonts w:eastAsia="Times New Roman" w:cs="Times New Roman"/>
@@ -1467,18 +1406,7 @@
                 <w:lang w:eastAsia="en-IN"/>
                 <w14:ligatures w14:val="none"/>
               </w:rPr>
-              <w:t>(</w:t>
-            </w:r>
-            <w:proofErr w:type="gramEnd"/>
-            <w:r>
-              <w:rPr>
-                <w:rFonts w:eastAsia="Times New Roman" w:cs="Times New Roman"/>
-                <w:color w:val="000000"/>
-                <w:kern w:val="0"/>
-                <w:lang w:eastAsia="en-IN"/>
-                <w14:ligatures w14:val="none"/>
-              </w:rPr>
-              <w:t xml:space="preserve">) and restrict the direct access to </w:t>
+              <w:t xml:space="preserve">() and restrict the direct access to </w:t>
             </w:r>
             <w:proofErr w:type="spellStart"/>
             <w:r>
@@ -1527,7 +1455,6 @@
               <w:t>: login(</w:t>
             </w:r>
             <w:proofErr w:type="spellStart"/>
-            <w:proofErr w:type="gramStart"/>
             <w:r>
               <w:rPr>
                 <w:rFonts w:eastAsia="Times New Roman" w:cs="Times New Roman"/>
@@ -1539,7 +1466,6 @@
               <w:t>username,password</w:t>
             </w:r>
             <w:proofErr w:type="spellEnd"/>
-            <w:proofErr w:type="gramEnd"/>
             <w:r>
               <w:rPr>
                 <w:rFonts w:eastAsia="Times New Roman" w:cs="Times New Roman"/>
@@ -1654,29 +1580,7 @@
                 <w:lang w:eastAsia="en-IN"/>
                 <w14:ligatures w14:val="none"/>
               </w:rPr>
-              <w:t xml:space="preserve"> class is having actual implementation </w:t>
-            </w:r>
-            <w:proofErr w:type="gramStart"/>
-            <w:r>
-              <w:rPr>
-                <w:rFonts w:eastAsia="Times New Roman" w:cs="Times New Roman"/>
-                <w:color w:val="000000"/>
-                <w:kern w:val="0"/>
-                <w:lang w:eastAsia="en-IN"/>
-                <w14:ligatures w14:val="none"/>
-              </w:rPr>
-              <w:t>logic ,</w:t>
-            </w:r>
-            <w:proofErr w:type="gramEnd"/>
-            <w:r>
-              <w:rPr>
-                <w:rFonts w:eastAsia="Times New Roman" w:cs="Times New Roman"/>
-                <w:color w:val="000000"/>
-                <w:kern w:val="0"/>
-                <w:lang w:eastAsia="en-IN"/>
-                <w14:ligatures w14:val="none"/>
-              </w:rPr>
-              <w:t xml:space="preserve"> but Test class doesn’t know its actual implementation like</w:t>
+              <w:t xml:space="preserve"> class is having actual implementation logic , but Test class doesn’t know its actual implementation like</w:t>
             </w:r>
             <w:r>
               <w:rPr>
@@ -1687,29 +1591,7 @@
                 <w14:ligatures w14:val="none"/>
               </w:rPr>
               <w:br/>
-              <w:t xml:space="preserve">1. How </w:t>
-            </w:r>
-            <w:proofErr w:type="gramStart"/>
-            <w:r>
-              <w:rPr>
-                <w:rFonts w:eastAsia="Times New Roman" w:cs="Times New Roman"/>
-                <w:color w:val="000000"/>
-                <w:kern w:val="0"/>
-                <w:lang w:eastAsia="en-IN"/>
-                <w14:ligatures w14:val="none"/>
-              </w:rPr>
-              <w:t>elements are</w:t>
-            </w:r>
-            <w:proofErr w:type="gramEnd"/>
-            <w:r>
-              <w:rPr>
-                <w:rFonts w:eastAsia="Times New Roman" w:cs="Times New Roman"/>
-                <w:color w:val="000000"/>
-                <w:kern w:val="0"/>
-                <w:lang w:eastAsia="en-IN"/>
-                <w14:ligatures w14:val="none"/>
-              </w:rPr>
-              <w:t xml:space="preserve"> located?</w:t>
+              <w:t>1. How elements are located?</w:t>
             </w:r>
             <w:r>
               <w:rPr>
@@ -1720,29 +1602,7 @@
                 <w14:ligatures w14:val="none"/>
               </w:rPr>
               <w:br/>
-              <w:t xml:space="preserve">2. How </w:t>
-            </w:r>
-            <w:proofErr w:type="gramStart"/>
-            <w:r>
-              <w:rPr>
-                <w:rFonts w:eastAsia="Times New Roman" w:cs="Times New Roman"/>
-                <w:color w:val="000000"/>
-                <w:kern w:val="0"/>
-                <w:lang w:eastAsia="en-IN"/>
-                <w14:ligatures w14:val="none"/>
-              </w:rPr>
-              <w:t>waits are</w:t>
-            </w:r>
-            <w:proofErr w:type="gramEnd"/>
-            <w:r>
-              <w:rPr>
-                <w:rFonts w:eastAsia="Times New Roman" w:cs="Times New Roman"/>
-                <w:color w:val="000000"/>
-                <w:kern w:val="0"/>
-                <w:lang w:eastAsia="en-IN"/>
-                <w14:ligatures w14:val="none"/>
-              </w:rPr>
-              <w:t xml:space="preserve"> handled?</w:t>
+              <w:t>2. How waits are handled?</w:t>
             </w:r>
             <w:r>
               <w:rPr>
@@ -1788,7 +1648,6 @@
               <w:t xml:space="preserve">: </w:t>
             </w:r>
             <w:proofErr w:type="spellStart"/>
-            <w:proofErr w:type="gramStart"/>
             <w:r>
               <w:rPr>
                 <w:rFonts w:eastAsia="Times New Roman" w:cs="Times New Roman"/>
@@ -1808,21 +1667,9 @@
                 <w:lang w:eastAsia="en-IN"/>
                 <w14:ligatures w14:val="none"/>
               </w:rPr>
-              <w:t>(</w:t>
-            </w:r>
-            <w:proofErr w:type="gramEnd"/>
-            <w:r>
-              <w:rPr>
-                <w:rFonts w:eastAsia="Times New Roman" w:cs="Times New Roman"/>
-                <w:color w:val="000000"/>
-                <w:kern w:val="0"/>
-                <w:lang w:eastAsia="en-IN"/>
-                <w14:ligatures w14:val="none"/>
-              </w:rPr>
-              <w:t xml:space="preserve">), </w:t>
+              <w:t xml:space="preserve">(), </w:t>
             </w:r>
             <w:proofErr w:type="spellStart"/>
-            <w:proofErr w:type="gramStart"/>
             <w:r>
               <w:rPr>
                 <w:rFonts w:eastAsia="Times New Roman" w:cs="Times New Roman"/>
@@ -1842,18 +1689,7 @@
                 <w:lang w:eastAsia="en-IN"/>
                 <w14:ligatures w14:val="none"/>
               </w:rPr>
-              <w:t>(</w:t>
-            </w:r>
-            <w:proofErr w:type="gramEnd"/>
-            <w:r>
-              <w:rPr>
-                <w:rFonts w:eastAsia="Times New Roman" w:cs="Times New Roman"/>
-                <w:color w:val="000000"/>
-                <w:kern w:val="0"/>
-                <w:lang w:eastAsia="en-IN"/>
-                <w14:ligatures w14:val="none"/>
-              </w:rPr>
-              <w:t>)</w:t>
+              <w:t>()</w:t>
             </w:r>
           </w:p>
         </w:tc>
@@ -2128,29 +1964,7 @@
                 <w:lang w:eastAsia="en-IN"/>
                 <w14:ligatures w14:val="none"/>
               </w:rPr>
-              <w:t xml:space="preserve">Overriding </w:t>
-            </w:r>
-            <w:proofErr w:type="gramStart"/>
-            <w:r>
-              <w:rPr>
-                <w:rFonts w:eastAsia="Times New Roman" w:cs="Times New Roman"/>
-                <w:color w:val="000000"/>
-                <w:kern w:val="0"/>
-                <w:lang w:eastAsia="en-IN"/>
-                <w14:ligatures w14:val="none"/>
-              </w:rPr>
-              <w:t>visit(</w:t>
-            </w:r>
-            <w:proofErr w:type="gramEnd"/>
-            <w:r>
-              <w:rPr>
-                <w:rFonts w:eastAsia="Times New Roman" w:cs="Times New Roman"/>
-                <w:color w:val="000000"/>
-                <w:kern w:val="0"/>
-                <w:lang w:eastAsia="en-IN"/>
-                <w14:ligatures w14:val="none"/>
-              </w:rPr>
-              <w:t>) method for different pages like login, home, dashboard pages</w:t>
+              <w:t>Overriding visit() method for different pages like login, home, dashboard pages</w:t>
             </w:r>
           </w:p>
           <w:p>
@@ -2180,7 +1994,6 @@
               <w:t xml:space="preserve">Overriding </w:t>
             </w:r>
             <w:proofErr w:type="spellStart"/>
-            <w:proofErr w:type="gramStart"/>
             <w:r>
               <w:rPr>
                 <w:rFonts w:eastAsia="Times New Roman" w:cs="Times New Roman"/>
@@ -2200,18 +2013,7 @@
                 <w:lang w:eastAsia="en-IN"/>
                 <w14:ligatures w14:val="none"/>
               </w:rPr>
-              <w:t>(</w:t>
-            </w:r>
-            <w:proofErr w:type="gramEnd"/>
-            <w:r>
-              <w:rPr>
-                <w:rFonts w:eastAsia="Times New Roman" w:cs="Times New Roman"/>
-                <w:color w:val="000000"/>
-                <w:kern w:val="0"/>
-                <w:lang w:eastAsia="en-IN"/>
-                <w14:ligatures w14:val="none"/>
-              </w:rPr>
-              <w:t xml:space="preserve">) method for different browsers like Chrome, Firefox, </w:t>
+              <w:t xml:space="preserve">() method for different browsers like Chrome, Firefox, </w:t>
             </w:r>
             <w:proofErr w:type="spellStart"/>
             <w:r>
@@ -2262,15 +2064,7 @@
         </w:numPr>
       </w:pPr>
       <w:r>
-        <w:t xml:space="preserve">Playwright script </w:t>
-      </w:r>
-      <w:proofErr w:type="gramStart"/>
-      <w:r>
-        <w:t>consist</w:t>
-      </w:r>
-      <w:proofErr w:type="gramEnd"/>
-      <w:r>
-        <w:t xml:space="preserve"> of playwright functions &amp; </w:t>
+        <w:t xml:space="preserve">Playwright script consist of playwright functions &amp; </w:t>
       </w:r>
       <w:proofErr w:type="spellStart"/>
       <w:r>
@@ -2325,18 +2119,13 @@
         <w:t xml:space="preserve"> is </w:t>
       </w:r>
       <w:r>
-        <w:t>used to fetch Test Data from external files like Excel, .csv</w:t>
-      </w:r>
-      <w:proofErr w:type="gramStart"/>
-      <w:r>
-        <w:t>, .</w:t>
+        <w:t>used to fetch Test Data from external files like Excel, .csv, .</w:t>
       </w:r>
       <w:proofErr w:type="spellStart"/>
       <w:r>
         <w:t>json</w:t>
       </w:r>
       <w:proofErr w:type="spellEnd"/>
-      <w:proofErr w:type="gramEnd"/>
       <w:r>
         <w:t xml:space="preserve"> or some database tables.</w:t>
       </w:r>
@@ -2370,13 +2159,8 @@
         </w:numPr>
       </w:pPr>
       <w:r>
-        <w:t xml:space="preserve">Page Object model is an object design pattern in playwright, </w:t>
-      </w:r>
-      <w:proofErr w:type="gramStart"/>
-      <w:r>
-        <w:t>where</w:t>
-      </w:r>
-      <w:proofErr w:type="gramEnd"/>
+        <w:t>Page Object model is an object design pattern in playwright, where</w:t>
+      </w:r>
     </w:p>
     <w:p>
       <w:pPr>
@@ -3066,13 +2850,8 @@
           <w:numId w:val="70"/>
         </w:numPr>
       </w:pPr>
-      <w:proofErr w:type="gramStart"/>
-      <w:r>
-        <w:t>Use .env</w:t>
-      </w:r>
-      <w:proofErr w:type="gramEnd"/>
-      <w:r>
-        <w:t xml:space="preserve"> variables</w:t>
+      <w:r>
+        <w:t>Use .env variables</w:t>
       </w:r>
     </w:p>
     <w:p>
@@ -3912,15 +3691,7 @@
         </w:rPr>
       </w:pPr>
       <w:r>
-        <w:t xml:space="preserve">It is an issue that occurred during the </w:t>
-      </w:r>
-      <w:proofErr w:type="gramStart"/>
-      <w:r>
-        <w:t>runtime</w:t>
-      </w:r>
-      <w:proofErr w:type="gramEnd"/>
-      <w:r>
-        <w:t xml:space="preserve"> and it is possible to handle within the program</w:t>
+        <w:t>It is an issue that occurred during the runtime and it is possible to handle within the program</w:t>
       </w:r>
       <w:r>
         <w:t xml:space="preserve"> and can be handled using try catch block</w:t>
@@ -4123,15 +3894,7 @@
         </w:numPr>
       </w:pPr>
       <w:r>
-        <w:t xml:space="preserve">This can be done </w:t>
-      </w:r>
-      <w:proofErr w:type="gramStart"/>
-      <w:r>
-        <w:t>using:</w:t>
-      </w:r>
-      <w:proofErr w:type="gramEnd"/>
-      <w:r>
-        <w:t xml:space="preserve"> </w:t>
+        <w:t xml:space="preserve">This can be done using: </w:t>
       </w:r>
       <w:r>
         <w:rPr>
@@ -4494,15 +4257,7 @@
         </w:numPr>
       </w:pPr>
       <w:r>
-        <w:t xml:space="preserve">Then it </w:t>
-      </w:r>
-      <w:proofErr w:type="gramStart"/>
-      <w:r>
-        <w:t>run</w:t>
-      </w:r>
-      <w:proofErr w:type="gramEnd"/>
-      <w:r>
-        <w:t xml:space="preserve"> all microtasks</w:t>
+        <w:t>Then it run all microtasks</w:t>
       </w:r>
     </w:p>
     <w:p>
@@ -4519,13 +4274,8 @@
       <w:r>
         <w:t xml:space="preserve">it </w:t>
       </w:r>
-      <w:proofErr w:type="gramStart"/>
-      <w:r>
-        <w:t>run</w:t>
-      </w:r>
-      <w:proofErr w:type="gramEnd"/>
-      <w:r>
-        <w:t xml:space="preserve"> one microtask </w:t>
+      <w:r>
+        <w:t xml:space="preserve">run one microtask </w:t>
       </w:r>
     </w:p>
     <w:p>
@@ -4704,7 +4454,6 @@
         <w:t>Event handling (</w:t>
       </w:r>
       <w:proofErr w:type="spellStart"/>
-      <w:proofErr w:type="gramStart"/>
       <w:r>
         <w:rPr>
           <w:b/>
@@ -4713,7 +4462,6 @@
         <w:t>page.on</w:t>
       </w:r>
       <w:proofErr w:type="spellEnd"/>
-      <w:proofErr w:type="gramEnd"/>
       <w:r>
         <w:rPr>
           <w:b/>
@@ -5308,7 +5056,6 @@
                 <w14:ligatures w14:val="none"/>
               </w:rPr>
             </w:pPr>
-            <w:proofErr w:type="gramStart"/>
             <w:r>
               <w:rPr>
                 <w:rFonts w:eastAsia="Times New Roman" w:cs="Times New Roman"/>
@@ -5319,20 +5066,7 @@
                 <w:lang w:eastAsia="en-IN"/>
                 <w14:ligatures w14:val="none"/>
               </w:rPr>
-              <w:t>push(</w:t>
-            </w:r>
-            <w:proofErr w:type="gramEnd"/>
-            <w:r>
-              <w:rPr>
-                <w:rFonts w:eastAsia="Times New Roman" w:cs="Times New Roman"/>
-                <w:color w:val="000000"/>
-                <w:kern w:val="0"/>
-                <w:sz w:val="22"/>
-                <w:szCs w:val="22"/>
-                <w:lang w:eastAsia="en-IN"/>
-                <w14:ligatures w14:val="none"/>
-              </w:rPr>
-              <w:t>)</w:t>
+              <w:t>push()</w:t>
             </w:r>
           </w:p>
         </w:tc>
@@ -5524,7 +5258,6 @@
                 <w14:ligatures w14:val="none"/>
               </w:rPr>
             </w:pPr>
-            <w:proofErr w:type="gramStart"/>
             <w:r>
               <w:rPr>
                 <w:rFonts w:eastAsia="Times New Roman" w:cs="Times New Roman"/>
@@ -5535,20 +5268,7 @@
                 <w:lang w:eastAsia="en-IN"/>
                 <w14:ligatures w14:val="none"/>
               </w:rPr>
-              <w:t>unshift(</w:t>
-            </w:r>
-            <w:proofErr w:type="gramEnd"/>
-            <w:r>
-              <w:rPr>
-                <w:rFonts w:eastAsia="Times New Roman" w:cs="Times New Roman"/>
-                <w:color w:val="000000"/>
-                <w:kern w:val="0"/>
-                <w:sz w:val="22"/>
-                <w:szCs w:val="22"/>
-                <w:lang w:eastAsia="en-IN"/>
-                <w14:ligatures w14:val="none"/>
-              </w:rPr>
-              <w:t>)</w:t>
+              <w:t>unshift()</w:t>
             </w:r>
           </w:p>
         </w:tc>
@@ -5740,7 +5460,6 @@
                 <w14:ligatures w14:val="none"/>
               </w:rPr>
             </w:pPr>
-            <w:proofErr w:type="gramStart"/>
             <w:r>
               <w:rPr>
                 <w:rFonts w:eastAsia="Times New Roman" w:cs="Times New Roman"/>
@@ -5751,20 +5470,7 @@
                 <w:lang w:eastAsia="en-IN"/>
                 <w14:ligatures w14:val="none"/>
               </w:rPr>
-              <w:t>pop(</w:t>
-            </w:r>
-            <w:proofErr w:type="gramEnd"/>
-            <w:r>
-              <w:rPr>
-                <w:rFonts w:eastAsia="Times New Roman" w:cs="Times New Roman"/>
-                <w:color w:val="000000"/>
-                <w:kern w:val="0"/>
-                <w:sz w:val="22"/>
-                <w:szCs w:val="22"/>
-                <w:lang w:eastAsia="en-IN"/>
-                <w14:ligatures w14:val="none"/>
-              </w:rPr>
-              <w:t>)</w:t>
+              <w:t>pop()</w:t>
             </w:r>
           </w:p>
         </w:tc>
@@ -5956,7 +5662,6 @@
                 <w14:ligatures w14:val="none"/>
               </w:rPr>
             </w:pPr>
-            <w:proofErr w:type="gramStart"/>
             <w:r>
               <w:rPr>
                 <w:rFonts w:eastAsia="Times New Roman" w:cs="Times New Roman"/>
@@ -5967,20 +5672,7 @@
                 <w:lang w:eastAsia="en-IN"/>
                 <w14:ligatures w14:val="none"/>
               </w:rPr>
-              <w:t>shift(</w:t>
-            </w:r>
-            <w:proofErr w:type="gramEnd"/>
-            <w:r>
-              <w:rPr>
-                <w:rFonts w:eastAsia="Times New Roman" w:cs="Times New Roman"/>
-                <w:color w:val="000000"/>
-                <w:kern w:val="0"/>
-                <w:sz w:val="22"/>
-                <w:szCs w:val="22"/>
-                <w:lang w:eastAsia="en-IN"/>
-                <w14:ligatures w14:val="none"/>
-              </w:rPr>
-              <w:t>)</w:t>
+              <w:t>shift()</w:t>
             </w:r>
           </w:p>
         </w:tc>
@@ -6172,7 +5864,6 @@
                 <w14:ligatures w14:val="none"/>
               </w:rPr>
             </w:pPr>
-            <w:proofErr w:type="gramStart"/>
             <w:r>
               <w:rPr>
                 <w:rFonts w:eastAsia="Times New Roman" w:cs="Times New Roman"/>
@@ -6186,7 +5877,6 @@
               <w:t>splice(</w:t>
             </w:r>
             <w:proofErr w:type="spellStart"/>
-            <w:proofErr w:type="gramEnd"/>
             <w:r>
               <w:rPr>
                 <w:rFonts w:eastAsia="Times New Roman" w:cs="Times New Roman"/>
@@ -6429,7 +6119,6 @@
               </w:rPr>
             </w:pPr>
             <w:proofErr w:type="spellStart"/>
-            <w:proofErr w:type="gramStart"/>
             <w:r>
               <w:rPr>
                 <w:rFonts w:eastAsia="Times New Roman" w:cs="Times New Roman"/>
@@ -6453,20 +6142,7 @@
                 <w:lang w:eastAsia="en-IN"/>
                 <w14:ligatures w14:val="none"/>
               </w:rPr>
-              <w:t>(</w:t>
-            </w:r>
-            <w:proofErr w:type="gramEnd"/>
-            <w:r>
-              <w:rPr>
-                <w:rFonts w:eastAsia="Times New Roman" w:cs="Times New Roman"/>
-                <w:color w:val="000000"/>
-                <w:kern w:val="0"/>
-                <w:sz w:val="22"/>
-                <w:szCs w:val="22"/>
-                <w:lang w:eastAsia="en-IN"/>
-                <w14:ligatures w14:val="none"/>
-              </w:rPr>
-              <w:t>)</w:t>
+              <w:t>()</w:t>
             </w:r>
           </w:p>
         </w:tc>
@@ -6671,7 +6347,6 @@
               <w:t>slice(</w:t>
             </w:r>
             <w:proofErr w:type="spellStart"/>
-            <w:proofErr w:type="gramStart"/>
             <w:r>
               <w:rPr>
                 <w:rFonts w:eastAsia="Times New Roman" w:cs="Times New Roman"/>
@@ -6685,7 +6360,6 @@
               <w:t>start,notEnclusiveEnd</w:t>
             </w:r>
             <w:proofErr w:type="spellEnd"/>
-            <w:proofErr w:type="gramEnd"/>
             <w:r>
               <w:rPr>
                 <w:rFonts w:eastAsia="Times New Roman" w:cs="Times New Roman"/>
@@ -6888,7 +6562,6 @@
                 <w14:ligatures w14:val="none"/>
               </w:rPr>
             </w:pPr>
-            <w:proofErr w:type="gramStart"/>
             <w:r>
               <w:rPr>
                 <w:rFonts w:eastAsia="Times New Roman" w:cs="Times New Roman"/>
@@ -6899,20 +6572,7 @@
                 <w:lang w:eastAsia="en-IN"/>
                 <w14:ligatures w14:val="none"/>
               </w:rPr>
-              <w:t>join(</w:t>
-            </w:r>
-            <w:proofErr w:type="gramEnd"/>
-            <w:r>
-              <w:rPr>
-                <w:rFonts w:eastAsia="Times New Roman" w:cs="Times New Roman"/>
-                <w:color w:val="000000"/>
-                <w:kern w:val="0"/>
-                <w:sz w:val="22"/>
-                <w:szCs w:val="22"/>
-                <w:lang w:eastAsia="en-IN"/>
-                <w14:ligatures w14:val="none"/>
-              </w:rPr>
-              <w:t>)</w:t>
+              <w:t>join()</w:t>
             </w:r>
           </w:p>
         </w:tc>
@@ -7104,7 +6764,6 @@
                 <w14:ligatures w14:val="none"/>
               </w:rPr>
             </w:pPr>
-            <w:proofErr w:type="gramStart"/>
             <w:r>
               <w:rPr>
                 <w:rFonts w:eastAsia="Times New Roman" w:cs="Times New Roman"/>
@@ -7115,20 +6774,7 @@
                 <w:lang w:eastAsia="en-IN"/>
                 <w14:ligatures w14:val="none"/>
               </w:rPr>
-              <w:t>sort(</w:t>
-            </w:r>
-            <w:proofErr w:type="gramEnd"/>
-            <w:r>
-              <w:rPr>
-                <w:rFonts w:eastAsia="Times New Roman" w:cs="Times New Roman"/>
-                <w:color w:val="000000"/>
-                <w:kern w:val="0"/>
-                <w:sz w:val="22"/>
-                <w:szCs w:val="22"/>
-                <w:lang w:eastAsia="en-IN"/>
-                <w14:ligatures w14:val="none"/>
-              </w:rPr>
-              <w:t>)</w:t>
+              <w:t>sort()</w:t>
             </w:r>
           </w:p>
         </w:tc>
@@ -7320,7 +6966,6 @@
                 <w14:ligatures w14:val="none"/>
               </w:rPr>
             </w:pPr>
-            <w:proofErr w:type="gramStart"/>
             <w:r>
               <w:rPr>
                 <w:rFonts w:eastAsia="Times New Roman" w:cs="Times New Roman"/>
@@ -7331,20 +6976,7 @@
                 <w:lang w:eastAsia="en-IN"/>
                 <w14:ligatures w14:val="none"/>
               </w:rPr>
-              <w:t>reverse(</w:t>
-            </w:r>
-            <w:proofErr w:type="gramEnd"/>
-            <w:r>
-              <w:rPr>
-                <w:rFonts w:eastAsia="Times New Roman" w:cs="Times New Roman"/>
-                <w:color w:val="000000"/>
-                <w:kern w:val="0"/>
-                <w:sz w:val="22"/>
-                <w:szCs w:val="22"/>
-                <w:lang w:eastAsia="en-IN"/>
-                <w14:ligatures w14:val="none"/>
-              </w:rPr>
-              <w:t>)</w:t>
+              <w:t>reverse()</w:t>
             </w:r>
           </w:p>
         </w:tc>
@@ -7549,13 +7181,8 @@
       </w:r>
       <w:proofErr w:type="spellEnd"/>
       <w:r>
-        <w:t xml:space="preserve"> = {</w:t>
-      </w:r>
-      <w:proofErr w:type="gramStart"/>
-      <w:r>
-        <w:t>};</w:t>
-      </w:r>
-      <w:proofErr w:type="gramEnd"/>
+        <w:t xml:space="preserve"> = {};</w:t>
+      </w:r>
     </w:p>
     <w:p>
       <w:pPr>
@@ -7568,13 +7195,8 @@
       </w:r>
       <w:proofErr w:type="spellEnd"/>
       <w:r>
-        <w:t xml:space="preserve"> = "Login Test</w:t>
-      </w:r>
-      <w:proofErr w:type="gramStart"/>
-      <w:r>
-        <w:t>";</w:t>
-      </w:r>
-      <w:proofErr w:type="gramEnd"/>
+        <w:t xml:space="preserve"> = "Login Test";</w:t>
+      </w:r>
     </w:p>
     <w:p>
       <w:pPr>
@@ -7587,13 +7209,8 @@
       </w:r>
       <w:proofErr w:type="spellEnd"/>
       <w:r>
-        <w:t xml:space="preserve"> = "Passed</w:t>
-      </w:r>
-      <w:proofErr w:type="gramStart"/>
-      <w:r>
-        <w:t>";</w:t>
-      </w:r>
-      <w:proofErr w:type="gramEnd"/>
+        <w:t xml:space="preserve"> = "Passed";</w:t>
+      </w:r>
     </w:p>
     <w:p>
       <w:pPr>
@@ -7608,13 +7225,8 @@
         <w:t>testResult</w:t>
       </w:r>
       <w:proofErr w:type="spellEnd"/>
-      <w:proofErr w:type="gramStart"/>
-      <w:r>
-        <w:t>);</w:t>
-      </w:r>
-      <w:proofErr w:type="gramEnd"/>
-      <w:r>
-        <w:t xml:space="preserve"> </w:t>
+      <w:r>
+        <w:t xml:space="preserve">); </w:t>
       </w:r>
     </w:p>
     <w:p>
@@ -7623,26 +7235,16 @@
         <w:ind w:left="1440"/>
       </w:pPr>
       <w:r>
-        <w:t xml:space="preserve">// </w:t>
-      </w:r>
-      <w:proofErr w:type="gramStart"/>
-      <w:r>
-        <w:t xml:space="preserve">{ </w:t>
+        <w:t xml:space="preserve">// { </w:t>
       </w:r>
       <w:proofErr w:type="spellStart"/>
       <w:r>
         <w:t>testName</w:t>
       </w:r>
       <w:proofErr w:type="spellEnd"/>
-      <w:proofErr w:type="gramEnd"/>
-      <w:r>
-        <w:t>: "Login Test", status: "Passed</w:t>
-      </w:r>
-      <w:proofErr w:type="gramStart"/>
-      <w:r>
-        <w:t>" }</w:t>
-      </w:r>
-      <w:proofErr w:type="gramEnd"/>
+      <w:r>
+        <w:t>: "Login Test", status: "Passed" }</w:t>
+      </w:r>
     </w:p>
     <w:p>
       <w:pPr>
@@ -10110,7 +9712,6 @@
               <w:t xml:space="preserve"> (using </w:t>
             </w:r>
             <w:proofErr w:type="spellStart"/>
-            <w:proofErr w:type="gramStart"/>
             <w:r>
               <w:rPr>
                 <w:rFonts w:eastAsia="Times New Roman" w:cs="Times New Roman"/>
@@ -10124,7 +9725,6 @@
               <w:t>cy.request</w:t>
             </w:r>
             <w:proofErr w:type="spellEnd"/>
-            <w:proofErr w:type="gramEnd"/>
             <w:r>
               <w:rPr>
                 <w:rFonts w:eastAsia="Times New Roman" w:cs="Times New Roman"/>
@@ -10723,23 +10323,7 @@
           <w:b/>
           <w:bCs/>
         </w:rPr>
-        <w:t xml:space="preserve">Describe how you achieve cross browser </w:t>
-      </w:r>
-      <w:proofErr w:type="gramStart"/>
-      <w:r>
-        <w:rPr>
-          <w:b/>
-          <w:bCs/>
-        </w:rPr>
-        <w:t>testing ?Provide</w:t>
-      </w:r>
-      <w:proofErr w:type="gramEnd"/>
-      <w:r>
-        <w:rPr>
-          <w:b/>
-          <w:bCs/>
-        </w:rPr>
-        <w:t xml:space="preserve"> examples based on the tools you have used</w:t>
+        <w:t>Describe how you achieve cross browser testing ?Provide examples based on the tools you have used</w:t>
       </w:r>
     </w:p>
     <w:p>
@@ -10751,15 +10335,7 @@
         </w:numPr>
       </w:pPr>
       <w:r>
-        <w:t xml:space="preserve">Used Cypress </w:t>
-      </w:r>
-      <w:proofErr w:type="gramStart"/>
-      <w:r>
-        <w:t>As</w:t>
-      </w:r>
-      <w:proofErr w:type="gramEnd"/>
-      <w:r>
-        <w:t xml:space="preserve"> Test Automation Tool</w:t>
+        <w:t>Used Cypress As Test Automation Tool</w:t>
       </w:r>
     </w:p>
     <w:p>
@@ -10771,23 +10347,7 @@
         </w:numPr>
       </w:pPr>
       <w:r>
-        <w:t xml:space="preserve">To achieve cross browser testing, </w:t>
-      </w:r>
-      <w:proofErr w:type="gramStart"/>
-      <w:r>
-        <w:t>We</w:t>
-      </w:r>
-      <w:proofErr w:type="gramEnd"/>
-      <w:r>
-        <w:t xml:space="preserve"> used </w:t>
-      </w:r>
-      <w:proofErr w:type="gramStart"/>
-      <w:r>
-        <w:t>chromium based</w:t>
-      </w:r>
-      <w:proofErr w:type="gramEnd"/>
-      <w:r>
-        <w:t xml:space="preserve"> browser like Chrome, Edge, Firefox, Firefox Nightly</w:t>
+        <w:t>To achieve cross browser testing, We used chromium based browser like Chrome, Edge, Firefox, Firefox Nightly</w:t>
       </w:r>
     </w:p>
     <w:p>
@@ -10818,7 +10378,6 @@
           <w:numId w:val="15"/>
         </w:numPr>
       </w:pPr>
-      <w:proofErr w:type="gramStart"/>
       <w:r>
         <w:t xml:space="preserve">  </w:t>
       </w:r>
@@ -10827,15 +10386,7 @@
           <w:b/>
           <w:bCs/>
         </w:rPr>
-        <w:t>ID</w:t>
-      </w:r>
-      <w:proofErr w:type="gramEnd"/>
-      <w:r>
-        <w:rPr>
-          <w:b/>
-          <w:bCs/>
-        </w:rPr>
-        <w:t xml:space="preserve"> Selector (#id)</w:t>
+        <w:t>ID Selector (#id)</w:t>
       </w:r>
     </w:p>
     <w:p>
@@ -10846,7 +10397,6 @@
           <w:numId w:val="15"/>
         </w:numPr>
       </w:pPr>
-      <w:proofErr w:type="gramStart"/>
       <w:r>
         <w:t xml:space="preserve">  </w:t>
       </w:r>
@@ -10855,15 +10405,7 @@
           <w:b/>
           <w:bCs/>
         </w:rPr>
-        <w:t>Class</w:t>
-      </w:r>
-      <w:proofErr w:type="gramEnd"/>
-      <w:r>
-        <w:rPr>
-          <w:b/>
-          <w:bCs/>
-        </w:rPr>
-        <w:t xml:space="preserve"> Selector (.class)</w:t>
+        <w:t>Class Selector (.class)</w:t>
       </w:r>
     </w:p>
     <w:p>
@@ -10874,7 +10416,6 @@
           <w:numId w:val="15"/>
         </w:numPr>
       </w:pPr>
-      <w:proofErr w:type="gramStart"/>
       <w:r>
         <w:t xml:space="preserve">  </w:t>
       </w:r>
@@ -10883,15 +10424,7 @@
           <w:b/>
           <w:bCs/>
         </w:rPr>
-        <w:t>Tag</w:t>
-      </w:r>
-      <w:proofErr w:type="gramEnd"/>
-      <w:r>
-        <w:rPr>
-          <w:b/>
-          <w:bCs/>
-        </w:rPr>
-        <w:t xml:space="preserve"> Name Selector (element)</w:t>
+        <w:t>Tag Name Selector (element)</w:t>
       </w:r>
     </w:p>
     <w:p>
@@ -10902,7 +10435,6 @@
           <w:numId w:val="15"/>
         </w:numPr>
       </w:pPr>
-      <w:proofErr w:type="gramStart"/>
       <w:r>
         <w:t xml:space="preserve">  </w:t>
       </w:r>
@@ -10911,15 +10443,7 @@
           <w:b/>
           <w:bCs/>
         </w:rPr>
-        <w:t>Attribute</w:t>
-      </w:r>
-      <w:proofErr w:type="gramEnd"/>
-      <w:r>
-        <w:rPr>
-          <w:b/>
-          <w:bCs/>
-        </w:rPr>
-        <w:t xml:space="preserve"> Selector ([</w:t>
+        <w:t>Attribute Selector ([</w:t>
       </w:r>
       <w:proofErr w:type="spellStart"/>
       <w:r>
@@ -10946,7 +10470,6 @@
           <w:numId w:val="15"/>
         </w:numPr>
       </w:pPr>
-      <w:proofErr w:type="gramStart"/>
       <w:r>
         <w:t xml:space="preserve">  </w:t>
       </w:r>
@@ -10955,15 +10478,7 @@
           <w:b/>
           <w:bCs/>
         </w:rPr>
-        <w:t>Combination</w:t>
-      </w:r>
-      <w:proofErr w:type="gramEnd"/>
-      <w:r>
-        <w:rPr>
-          <w:b/>
-          <w:bCs/>
-        </w:rPr>
-        <w:t xml:space="preserve"> Selectors</w:t>
+        <w:t>Combination Selectors</w:t>
       </w:r>
     </w:p>
     <w:p>
@@ -10974,7 +10489,6 @@
           <w:numId w:val="15"/>
         </w:numPr>
       </w:pPr>
-      <w:proofErr w:type="gramStart"/>
       <w:r>
         <w:t xml:space="preserve">  </w:t>
       </w:r>
@@ -10983,15 +10497,7 @@
           <w:b/>
           <w:bCs/>
         </w:rPr>
-        <w:t>Text</w:t>
-      </w:r>
-      <w:proofErr w:type="gramEnd"/>
-      <w:r>
-        <w:rPr>
-          <w:b/>
-          <w:bCs/>
-        </w:rPr>
-        <w:t xml:space="preserve"> Selector</w:t>
+        <w:t>Text Selector</w:t>
       </w:r>
     </w:p>
     <w:p>
@@ -11002,7 +10508,6 @@
           <w:numId w:val="15"/>
         </w:numPr>
       </w:pPr>
-      <w:proofErr w:type="gramStart"/>
       <w:r>
         <w:t xml:space="preserve">  </w:t>
       </w:r>
@@ -11011,15 +10516,7 @@
           <w:b/>
           <w:bCs/>
         </w:rPr>
-        <w:t>XPath</w:t>
-      </w:r>
-      <w:proofErr w:type="gramEnd"/>
-      <w:r>
-        <w:rPr>
-          <w:b/>
-          <w:bCs/>
-        </w:rPr>
-        <w:t xml:space="preserve"> (via plugin)</w:t>
+        <w:t>XPath (via plugin)</w:t>
       </w:r>
     </w:p>
     <w:p>
@@ -11074,12 +10571,10 @@
         <w:t xml:space="preserve">Emulate different viewport sizes in Cypress using </w:t>
       </w:r>
       <w:proofErr w:type="spellStart"/>
-      <w:proofErr w:type="gramStart"/>
       <w:r>
         <w:t>cy.viewport</w:t>
       </w:r>
       <w:proofErr w:type="spellEnd"/>
-      <w:proofErr w:type="gramEnd"/>
       <w:r>
         <w:t>():</w:t>
       </w:r>
@@ -11150,25 +10645,18 @@
         <w:t xml:space="preserve"> are handled using </w:t>
       </w:r>
       <w:proofErr w:type="spellStart"/>
-      <w:proofErr w:type="gramStart"/>
       <w:r>
         <w:t>frameLocator</w:t>
       </w:r>
       <w:proofErr w:type="spellEnd"/>
       <w:r>
-        <w:t>(</w:t>
-      </w:r>
-      <w:proofErr w:type="gramEnd"/>
-      <w:r>
-        <w:t xml:space="preserve">) or </w:t>
+        <w:t xml:space="preserve">() or </w:t>
       </w:r>
       <w:proofErr w:type="spellStart"/>
-      <w:proofErr w:type="gramStart"/>
       <w:r>
         <w:t>page.frame</w:t>
       </w:r>
       <w:proofErr w:type="spellEnd"/>
-      <w:proofErr w:type="gramEnd"/>
       <w:r>
         <w:t xml:space="preserve">(). </w:t>
       </w:r>
@@ -11244,17 +10732,12 @@
         <w:t xml:space="preserve"> elements, I define a </w:t>
       </w:r>
       <w:proofErr w:type="spellStart"/>
-      <w:proofErr w:type="gramStart"/>
       <w:r>
         <w:t>frameLocator</w:t>
       </w:r>
       <w:proofErr w:type="spellEnd"/>
       <w:r>
-        <w:t>(</w:t>
-      </w:r>
-      <w:proofErr w:type="gramEnd"/>
-      <w:r>
-        <w:t>)</w:t>
+        <w:t>()</w:t>
       </w:r>
       <w:r>
         <w:t xml:space="preserve"> property inside the page class and reuse it. This avoids duplication and keeps test files clean</w:t>
@@ -12912,23 +12395,7 @@
           <w:b/>
           <w:bCs/>
         </w:rPr>
-        <w:t xml:space="preserve">Explain Page Object </w:t>
-      </w:r>
-      <w:proofErr w:type="gramStart"/>
-      <w:r>
-        <w:rPr>
-          <w:b/>
-          <w:bCs/>
-        </w:rPr>
-        <w:t>Model(</w:t>
-      </w:r>
-      <w:proofErr w:type="gramEnd"/>
-      <w:r>
-        <w:rPr>
-          <w:b/>
-          <w:bCs/>
-        </w:rPr>
-        <w:t>POM) and provide a sample code snippet demonstrating the same</w:t>
+        <w:t>Explain Page Object Model(POM) and provide a sample code snippet demonstrating the same</w:t>
       </w:r>
     </w:p>
     <w:p>
@@ -13031,12 +12498,10 @@
         <w:t>Environment Variables (</w:t>
       </w:r>
       <w:proofErr w:type="spellStart"/>
-      <w:proofErr w:type="gramStart"/>
       <w:r>
         <w:t>cypress.env.json</w:t>
       </w:r>
       <w:proofErr w:type="spellEnd"/>
-      <w:proofErr w:type="gramEnd"/>
       <w:r>
         <w:t>)</w:t>
       </w:r>
@@ -13659,12 +13124,10 @@
         <w:t xml:space="preserve">Prefer implicit or smart waits (like </w:t>
       </w:r>
       <w:proofErr w:type="spellStart"/>
-      <w:proofErr w:type="gramStart"/>
       <w:r>
         <w:t>cy.intercept</w:t>
       </w:r>
       <w:proofErr w:type="spellEnd"/>
-      <w:proofErr w:type="gramEnd"/>
       <w:r>
         <w:t>) over static waits.</w:t>
       </w:r>
@@ -14282,21 +13745,12 @@
         <w:t>“</w:t>
       </w:r>
       <w:proofErr w:type="spellStart"/>
-      <w:proofErr w:type="gramStart"/>
-      <w:r>
-        <w:rPr>
-          <w:b/>
-          <w:bCs/>
-        </w:rPr>
-        <w:t>playwright</w:t>
-      </w:r>
-      <w:proofErr w:type="gramEnd"/>
-      <w:r>
-        <w:rPr>
-          <w:b/>
-          <w:bCs/>
-        </w:rPr>
-        <w:t>.config.ts</w:t>
+      <w:r>
+        <w:rPr>
+          <w:b/>
+          <w:bCs/>
+        </w:rPr>
+        <w:t>playwright.config.ts</w:t>
       </w:r>
       <w:proofErr w:type="spellEnd"/>
       <w:r>
@@ -14412,23 +13866,7 @@
           <w:b/>
           <w:bCs/>
         </w:rPr>
-        <w:t xml:space="preserve">What </w:t>
-      </w:r>
-      <w:proofErr w:type="gramStart"/>
-      <w:r>
-        <w:rPr>
-          <w:b/>
-          <w:bCs/>
-        </w:rPr>
-        <w:t>is</w:t>
-      </w:r>
-      <w:proofErr w:type="gramEnd"/>
-      <w:r>
-        <w:rPr>
-          <w:b/>
-          <w:bCs/>
-        </w:rPr>
-        <w:t xml:space="preserve"> Projects in Playwright?</w:t>
+        <w:t>What is Projects in Playwright?</w:t>
       </w:r>
     </w:p>
     <w:p>
@@ -14670,15 +14108,7 @@
         <w:t>browser</w:t>
       </w:r>
       <w:r>
-        <w:t xml:space="preserve">: Provides a Browser instance that is shared across all tests within a single worker process to optimize resources. You </w:t>
-      </w:r>
-      <w:proofErr w:type="gramStart"/>
-      <w:r>
-        <w:t>would</w:t>
-      </w:r>
-      <w:proofErr w:type="gramEnd"/>
-      <w:r>
-        <w:t xml:space="preserve"> use this if you need to manually create multiple pages or new contexts within a test.</w:t>
+        <w:t>: Provides a Browser instance that is shared across all tests within a single worker process to optimize resources. You would use this if you need to manually create multiple pages or new contexts within a test.</w:t>
       </w:r>
     </w:p>
     <w:p>
@@ -15156,7 +14586,6 @@
         <w:t xml:space="preserve">Difference between </w:t>
       </w:r>
       <w:proofErr w:type="spellStart"/>
-      <w:proofErr w:type="gramStart"/>
       <w:r>
         <w:rPr>
           <w:b/>
@@ -15170,31 +14599,7 @@
           <w:b/>
           <w:bCs/>
         </w:rPr>
-        <w:t>(</w:t>
-      </w:r>
-      <w:proofErr w:type="gramEnd"/>
-      <w:r>
-        <w:rPr>
-          <w:b/>
-          <w:bCs/>
-        </w:rPr>
-        <w:t xml:space="preserve">) and </w:t>
-      </w:r>
-      <w:proofErr w:type="gramStart"/>
-      <w:r>
-        <w:rPr>
-          <w:b/>
-          <w:bCs/>
-        </w:rPr>
-        <w:t>locator(</w:t>
-      </w:r>
-      <w:proofErr w:type="gramEnd"/>
-      <w:r>
-        <w:rPr>
-          <w:b/>
-          <w:bCs/>
-        </w:rPr>
-        <w:t>)?</w:t>
+        <w:t>() and locator()?</w:t>
       </w:r>
     </w:p>
     <w:p>
@@ -15206,17 +14611,12 @@
         <w:spacing w:after="0"/>
       </w:pPr>
       <w:proofErr w:type="spellStart"/>
-      <w:proofErr w:type="gramStart"/>
       <w:r>
         <w:t>getByRole</w:t>
       </w:r>
       <w:proofErr w:type="spellEnd"/>
       <w:r>
-        <w:t>(</w:t>
-      </w:r>
-      <w:proofErr w:type="gramEnd"/>
-      <w:r>
-        <w:t>) → Accessibility-based selector (recommended, stable)</w:t>
+        <w:t>() → Accessibility-based selector (recommended, stable)</w:t>
       </w:r>
     </w:p>
     <w:p>
@@ -15227,13 +14627,8 @@
         </w:numPr>
         <w:spacing w:after="0"/>
       </w:pPr>
-      <w:proofErr w:type="gramStart"/>
-      <w:r>
-        <w:t>locator(</w:t>
-      </w:r>
-      <w:proofErr w:type="gramEnd"/>
-      <w:r>
-        <w:t>) → Generic selector (CSS/XPath/custom)</w:t>
+      <w:r>
+        <w:t>locator() → Generic selector (CSS/XPath/custom)</w:t>
       </w:r>
     </w:p>
     <w:p>
@@ -15267,12 +14662,10 @@
         <w:spacing w:after="0"/>
       </w:pPr>
       <w:proofErr w:type="spellStart"/>
-      <w:proofErr w:type="gramStart"/>
       <w:r>
         <w:t>page.on</w:t>
       </w:r>
       <w:proofErr w:type="spellEnd"/>
-      <w:proofErr w:type="gramEnd"/>
       <w:r>
         <w:t>('dialog', async dialog =&gt; {</w:t>
       </w:r>
@@ -15290,20 +14683,13 @@
         <w:t xml:space="preserve">  await </w:t>
       </w:r>
       <w:proofErr w:type="spellStart"/>
-      <w:proofErr w:type="gramStart"/>
       <w:r>
         <w:t>dialog.accept</w:t>
       </w:r>
       <w:proofErr w:type="spellEnd"/>
-      <w:proofErr w:type="gramEnd"/>
-      <w:r>
-        <w:t>(</w:t>
-      </w:r>
-      <w:proofErr w:type="gramStart"/>
-      <w:r>
-        <w:t>);</w:t>
-      </w:r>
-      <w:proofErr w:type="gramEnd"/>
+      <w:r>
+        <w:t>();</w:t>
+      </w:r>
     </w:p>
     <w:p>
       <w:pPr>
@@ -15315,13 +14701,8 @@
         <w:spacing w:after="0"/>
       </w:pPr>
       <w:r>
-        <w:t>}</w:t>
-      </w:r>
-      <w:proofErr w:type="gramStart"/>
-      <w:r>
-        <w:t>);</w:t>
-      </w:r>
-      <w:proofErr w:type="gramEnd"/>
+        <w:t>});</w:t>
+      </w:r>
     </w:p>
     <w:p>
       <w:pPr>
@@ -15414,23 +14795,7 @@
           <w:b/>
           <w:bCs/>
         </w:rPr>
-        <w:t xml:space="preserve">What </w:t>
-      </w:r>
-      <w:proofErr w:type="gramStart"/>
-      <w:r>
-        <w:rPr>
-          <w:b/>
-          <w:bCs/>
-        </w:rPr>
-        <w:t>is</w:t>
-      </w:r>
-      <w:proofErr w:type="gramEnd"/>
-      <w:r>
-        <w:rPr>
-          <w:b/>
-          <w:bCs/>
-        </w:rPr>
-        <w:t xml:space="preserve"> different Locator strategies?</w:t>
+        <w:t>What is different Locator strategies?</w:t>
       </w:r>
     </w:p>
     <w:p>
@@ -15459,7 +14824,10 @@
       </w:pPr>
       <w:proofErr w:type="spellStart"/>
       <w:r>
-        <w:t>getByText</w:t>
+        <w:t>getByT</w:t>
+      </w:r>
+      <w:r>
+        <w:t>itle</w:t>
       </w:r>
       <w:proofErr w:type="spellEnd"/>
     </w:p>
@@ -15676,7 +15044,6 @@
         <w:t xml:space="preserve">What is </w:t>
       </w:r>
       <w:proofErr w:type="spellStart"/>
-      <w:proofErr w:type="gramStart"/>
       <w:r>
         <w:rPr>
           <w:b/>
@@ -15685,7 +15052,6 @@
         <w:t>test.describe</w:t>
       </w:r>
       <w:proofErr w:type="spellEnd"/>
-      <w:proofErr w:type="gramEnd"/>
       <w:r>
         <w:rPr>
           <w:b/>
@@ -15770,17 +15136,12 @@
         <w:spacing w:after="0"/>
       </w:pPr>
       <w:proofErr w:type="spellStart"/>
-      <w:proofErr w:type="gramStart"/>
       <w:r>
         <w:t>beforeEach</w:t>
       </w:r>
       <w:proofErr w:type="spellEnd"/>
       <w:r>
-        <w:t>(</w:t>
-      </w:r>
-      <w:proofErr w:type="gramEnd"/>
-      <w:r>
-        <w:t>) → runs before every test</w:t>
+        <w:t>() → runs before every test</w:t>
       </w:r>
     </w:p>
     <w:p>
@@ -15793,17 +15154,12 @@
         <w:spacing w:after="0"/>
       </w:pPr>
       <w:proofErr w:type="spellStart"/>
-      <w:proofErr w:type="gramStart"/>
       <w:r>
         <w:t>beforeAll</w:t>
       </w:r>
       <w:proofErr w:type="spellEnd"/>
       <w:r>
-        <w:t>(</w:t>
-      </w:r>
-      <w:proofErr w:type="gramEnd"/>
-      <w:r>
-        <w:t>) → runs once per suite</w:t>
+        <w:t>() → runs once per suite</w:t>
       </w:r>
     </w:p>
     <w:p>
@@ -15837,15 +15193,7 @@
         <w:spacing w:after="0"/>
       </w:pPr>
       <w:r>
-        <w:t xml:space="preserve">This is Enabled by </w:t>
-      </w:r>
-      <w:proofErr w:type="gramStart"/>
-      <w:r>
-        <w:t>default,  Control</w:t>
-      </w:r>
-      <w:proofErr w:type="gramEnd"/>
-      <w:r>
-        <w:t xml:space="preserve"> via workers: 4</w:t>
+        <w:t>This is Enabled by default,  Control via workers: 4</w:t>
       </w:r>
     </w:p>
     <w:p>
@@ -15866,23 +15214,7 @@
           <w:b/>
           <w:bCs/>
         </w:rPr>
-        <w:t xml:space="preserve">What </w:t>
-      </w:r>
-      <w:proofErr w:type="gramStart"/>
-      <w:r>
-        <w:rPr>
-          <w:b/>
-          <w:bCs/>
-        </w:rPr>
-        <w:t>is</w:t>
-      </w:r>
-      <w:proofErr w:type="gramEnd"/>
-      <w:r>
-        <w:rPr>
-          <w:b/>
-          <w:bCs/>
-        </w:rPr>
-        <w:t xml:space="preserve"> Multiple tabs?</w:t>
+        <w:t>What is Multiple tabs?</w:t>
       </w:r>
     </w:p>
     <w:p>
@@ -15911,17 +15243,12 @@
         <w:t xml:space="preserve">] = await </w:t>
       </w:r>
       <w:proofErr w:type="spellStart"/>
-      <w:proofErr w:type="gramStart"/>
       <w:r>
         <w:t>Promise.all</w:t>
       </w:r>
       <w:proofErr w:type="spellEnd"/>
       <w:r>
-        <w:t>(</w:t>
-      </w:r>
-      <w:proofErr w:type="gramEnd"/>
-      <w:r>
-        <w:t>[</w:t>
+        <w:t>([</w:t>
       </w:r>
     </w:p>
     <w:p>
@@ -15937,12 +15264,10 @@
         <w:t xml:space="preserve">  </w:t>
       </w:r>
       <w:proofErr w:type="spellStart"/>
-      <w:proofErr w:type="gramStart"/>
       <w:r>
         <w:t>context.waitForEvent</w:t>
       </w:r>
       <w:proofErr w:type="spellEnd"/>
-      <w:proofErr w:type="gramEnd"/>
       <w:r>
         <w:t>('page'),</w:t>
       </w:r>
@@ -15960,12 +15285,10 @@
         <w:t xml:space="preserve">  </w:t>
       </w:r>
       <w:proofErr w:type="spellStart"/>
-      <w:proofErr w:type="gramStart"/>
       <w:r>
         <w:t>page.click</w:t>
       </w:r>
       <w:proofErr w:type="spellEnd"/>
-      <w:proofErr w:type="gramEnd"/>
       <w:r>
         <w:t>('selector')</w:t>
       </w:r>
@@ -15980,13 +15303,8 @@
         <w:spacing w:after="0"/>
       </w:pPr>
       <w:r>
-        <w:t>]</w:t>
-      </w:r>
-      <w:proofErr w:type="gramStart"/>
-      <w:r>
-        <w:t>);</w:t>
-      </w:r>
-      <w:proofErr w:type="gramEnd"/>
+        <w:t>]);</w:t>
+      </w:r>
     </w:p>
     <w:p>
       <w:pPr>
@@ -16022,12 +15340,10 @@
         <w:t xml:space="preserve">await </w:t>
       </w:r>
       <w:proofErr w:type="spellStart"/>
-      <w:proofErr w:type="gramStart"/>
       <w:r>
         <w:t>page.setInputFiles</w:t>
       </w:r>
       <w:proofErr w:type="spellEnd"/>
-      <w:proofErr w:type="gramEnd"/>
       <w:r>
         <w:t>('input[type="file"]', 'file.pdf')</w:t>
       </w:r>
@@ -16071,20 +15387,13 @@
         <w:t xml:space="preserve"> download = await </w:t>
       </w:r>
       <w:proofErr w:type="spellStart"/>
-      <w:proofErr w:type="gramStart"/>
       <w:r>
         <w:t>page.waitForEvent</w:t>
       </w:r>
       <w:proofErr w:type="spellEnd"/>
-      <w:proofErr w:type="gramEnd"/>
-      <w:r>
-        <w:t>('download'</w:t>
-      </w:r>
-      <w:proofErr w:type="gramStart"/>
-      <w:r>
-        <w:t>);</w:t>
-      </w:r>
-      <w:proofErr w:type="gramEnd"/>
+      <w:r>
+        <w:t>('download');</w:t>
+      </w:r>
     </w:p>
     <w:p>
       <w:pPr>
@@ -16518,17 +15827,12 @@
         <w:spacing w:after="0"/>
       </w:pPr>
       <w:proofErr w:type="spellStart"/>
-      <w:proofErr w:type="gramStart"/>
       <w:r>
         <w:t>waitForSelector</w:t>
       </w:r>
       <w:proofErr w:type="spellEnd"/>
       <w:r>
-        <w:t>(</w:t>
-      </w:r>
-      <w:proofErr w:type="gramEnd"/>
-      <w:r>
-        <w:t>) → manual wait</w:t>
+        <w:t>() → manual wait</w:t>
       </w:r>
     </w:p>
     <w:p>
@@ -16905,17 +16209,12 @@
         <w:spacing w:after="0"/>
       </w:pPr>
       <w:proofErr w:type="spellStart"/>
-      <w:proofErr w:type="gramStart"/>
       <w:r>
         <w:t>waitForTimeout</w:t>
       </w:r>
       <w:proofErr w:type="spellEnd"/>
       <w:r>
-        <w:t>(</w:t>
-      </w:r>
-      <w:proofErr w:type="gramEnd"/>
-      <w:r>
-        <w:t>)</w:t>
+        <w:t>()</w:t>
       </w:r>
     </w:p>
     <w:p>
@@ -17001,12 +16300,10 @@
         <w:t xml:space="preserve">Use </w:t>
       </w:r>
       <w:proofErr w:type="spellStart"/>
-      <w:proofErr w:type="gramStart"/>
       <w:r>
         <w:t>page.route</w:t>
       </w:r>
       <w:proofErr w:type="spellEnd"/>
-      <w:proofErr w:type="gramEnd"/>
       <w:r>
         <w:t xml:space="preserve">() and </w:t>
       </w:r>
@@ -17383,17 +16680,8 @@
           <w:b/>
           <w:bCs/>
         </w:rPr>
-        <w:t xml:space="preserve">Test data </w:t>
-      </w:r>
-      <w:proofErr w:type="gramStart"/>
-      <w:r>
-        <w:rPr>
-          <w:b/>
-          <w:bCs/>
-        </w:rPr>
-        <w:t>management?</w:t>
-      </w:r>
-      <w:proofErr w:type="gramEnd"/>
+        <w:t>Test data management?</w:t>
+      </w:r>
     </w:p>
     <w:p>
       <w:pPr>
@@ -17538,23 +16826,7 @@
           <w:b/>
           <w:bCs/>
         </w:rPr>
-        <w:t xml:space="preserve">What </w:t>
-      </w:r>
-      <w:proofErr w:type="gramStart"/>
-      <w:r>
-        <w:rPr>
-          <w:b/>
-          <w:bCs/>
-        </w:rPr>
-        <w:t>is</w:t>
-      </w:r>
-      <w:proofErr w:type="gramEnd"/>
-      <w:r>
-        <w:rPr>
-          <w:b/>
-          <w:bCs/>
-        </w:rPr>
-        <w:t xml:space="preserve"> Environment configs?</w:t>
+        <w:t>What is Environment configs?</w:t>
       </w:r>
     </w:p>
     <w:p>
@@ -18080,7 +17352,6 @@
         <w:spacing w:after="0"/>
       </w:pPr>
       <w:proofErr w:type="spellStart"/>
-      <w:proofErr w:type="gramStart"/>
       <w:r>
         <w:t>storageState</w:t>
       </w:r>
@@ -18089,11 +17360,7 @@
         <w:t xml:space="preserve">  </w:t>
       </w:r>
       <w:r>
-        <w:t>Playwright</w:t>
-      </w:r>
-      <w:proofErr w:type="gramEnd"/>
-      <w:r>
-        <w:t xml:space="preserve"> feature that captures the browser's authenticated state—including cookies, </w:t>
+        <w:t xml:space="preserve">Playwright feature that captures the browser's authenticated state—including cookies, </w:t>
       </w:r>
       <w:proofErr w:type="spellStart"/>
       <w:r>
@@ -18279,15 +17546,7 @@
         <w:spacing w:after="0"/>
       </w:pPr>
       <w:r>
-        <w:t xml:space="preserve">Only when tests are completely independent and </w:t>
-      </w:r>
-      <w:proofErr w:type="gramStart"/>
-      <w:r>
-        <w:t>data-isolated</w:t>
-      </w:r>
-      <w:proofErr w:type="gramEnd"/>
-      <w:r>
-        <w:t>.</w:t>
+        <w:t>Only when tests are completely independent and data-isolated.</w:t>
       </w:r>
     </w:p>
     <w:p>
@@ -18453,12 +17712,10 @@
         <w:t xml:space="preserve"> frame = </w:t>
       </w:r>
       <w:proofErr w:type="spellStart"/>
-      <w:proofErr w:type="gramStart"/>
       <w:r>
         <w:t>page.frameLocator</w:t>
       </w:r>
       <w:proofErr w:type="spellEnd"/>
-      <w:proofErr w:type="gramEnd"/>
       <w:r>
         <w:t>('#</w:t>
       </w:r>
@@ -18468,13 +17725,8 @@
       </w:r>
       <w:proofErr w:type="spellEnd"/>
       <w:r>
-        <w:t>'</w:t>
-      </w:r>
-      <w:proofErr w:type="gramStart"/>
-      <w:r>
-        <w:t>);</w:t>
-      </w:r>
-      <w:proofErr w:type="gramEnd"/>
+        <w:t>');</w:t>
+      </w:r>
     </w:p>
     <w:p>
       <w:pPr>
@@ -18489,12 +17741,10 @@
         <w:t xml:space="preserve">await </w:t>
       </w:r>
       <w:proofErr w:type="spellStart"/>
-      <w:proofErr w:type="gramStart"/>
       <w:r>
         <w:t>frame.locator</w:t>
       </w:r>
       <w:proofErr w:type="spellEnd"/>
-      <w:proofErr w:type="gramEnd"/>
       <w:r>
         <w:t>('#</w:t>
       </w:r>
@@ -18504,21 +17754,8 @@
       </w:r>
       <w:proofErr w:type="spellEnd"/>
       <w:r>
-        <w:t>'</w:t>
-      </w:r>
-      <w:proofErr w:type="gramStart"/>
-      <w:r>
-        <w:t>).click</w:t>
-      </w:r>
-      <w:proofErr w:type="gramEnd"/>
-      <w:r>
-        <w:t>(</w:t>
-      </w:r>
-      <w:proofErr w:type="gramStart"/>
-      <w:r>
-        <w:t>);</w:t>
-      </w:r>
-      <w:proofErr w:type="gramEnd"/>
+        <w:t>').click();</w:t>
+      </w:r>
     </w:p>
     <w:p>
       <w:pPr>
@@ -19075,15 +18312,7 @@
         <w:spacing w:after="0" w:line="276" w:lineRule="auto"/>
       </w:pPr>
       <w:r>
-        <w:t xml:space="preserve">To perform tasks and actions, we need </w:t>
-      </w:r>
-      <w:proofErr w:type="gramStart"/>
-      <w:r>
-        <w:t>LLM ,</w:t>
-      </w:r>
-      <w:proofErr w:type="gramEnd"/>
-      <w:r>
-        <w:t xml:space="preserve"> Agent, MCP</w:t>
+        <w:t>To perform tasks and actions, we need LLM , Agent, MCP</w:t>
       </w:r>
     </w:p>
     <w:p>
@@ -19316,23 +18545,7 @@
         <w:spacing w:after="0" w:line="276" w:lineRule="auto"/>
       </w:pPr>
       <w:r>
-        <w:t xml:space="preserve">MCP can used for Browser Automation such as Open websites, </w:t>
-      </w:r>
-      <w:proofErr w:type="gramStart"/>
-      <w:r>
-        <w:t>Fill</w:t>
-      </w:r>
-      <w:proofErr w:type="gramEnd"/>
-      <w:r>
-        <w:t xml:space="preserve"> forms, </w:t>
-      </w:r>
-      <w:proofErr w:type="gramStart"/>
-      <w:r>
-        <w:t>Click</w:t>
-      </w:r>
-      <w:proofErr w:type="gramEnd"/>
-      <w:r>
-        <w:t xml:space="preserve"> buttons (using Selenium MCP or Playwright MCP)</w:t>
+        <w:t>MCP can used for Browser Automation such as Open websites, Fill forms, Click buttons (using Selenium MCP or Playwright MCP)</w:t>
       </w:r>
     </w:p>
     <w:p>
@@ -19345,15 +18558,7 @@
         <w:spacing w:after="0" w:line="276" w:lineRule="auto"/>
       </w:pPr>
       <w:r>
-        <w:t xml:space="preserve">MCP can used for Database Operations Connect to MySQL / PostgreSQL, </w:t>
-      </w:r>
-      <w:proofErr w:type="gramStart"/>
-      <w:r>
-        <w:t>Run</w:t>
-      </w:r>
-      <w:proofErr w:type="gramEnd"/>
-      <w:r>
-        <w:t xml:space="preserve"> queries using MySQL MCP / PostgreSQL MCP</w:t>
+        <w:t>MCP can used for Database Operations Connect to MySQL / PostgreSQL, Run queries using MySQL MCP / PostgreSQL MCP</w:t>
       </w:r>
     </w:p>
     <w:p>
@@ -19877,12 +19082,10 @@
         <w:t xml:space="preserve">MCP config is auto generated in </w:t>
       </w:r>
       <w:proofErr w:type="spellStart"/>
-      <w:proofErr w:type="gramStart"/>
       <w:r>
         <w:t>settings.json</w:t>
       </w:r>
       <w:proofErr w:type="spellEnd"/>
-      <w:proofErr w:type="gramEnd"/>
     </w:p>
     <w:p>
       <w:pPr>
@@ -20051,25 +19254,30 @@
           <w:iCs/>
           <w:color w:val="E97132" w:themeColor="accent2"/>
         </w:rPr>
-        <w:t xml:space="preserve">You are given a </w:t>
-      </w:r>
-      <w:proofErr w:type="gramStart"/>
-      <w:r>
+        <w:t>You are given a scenario and you need to generate a Playwright test for it.</w:t>
+      </w:r>
+    </w:p>
+    <w:p>
+      <w:pPr>
+        <w:pStyle w:val="ListParagraph"/>
+        <w:numPr>
+          <w:ilvl w:val="0"/>
+          <w:numId w:val="115"/>
+        </w:numPr>
+        <w:spacing w:after="0" w:line="276" w:lineRule="auto"/>
         <w:rPr>
           <w:i/>
           <w:iCs/>
           <w:color w:val="E97132" w:themeColor="accent2"/>
         </w:rPr>
-        <w:t>scenario</w:t>
-      </w:r>
-      <w:proofErr w:type="gramEnd"/>
+      </w:pPr>
       <w:r>
         <w:rPr>
           <w:i/>
           <w:iCs/>
           <w:color w:val="E97132" w:themeColor="accent2"/>
         </w:rPr>
-        <w:t xml:space="preserve"> and you need to generate a Playwright test for it.</w:t>
+        <w:t>DO NOT generate test code based on the scenario alone.</w:t>
       </w:r>
     </w:p>
     <w:p>
@@ -20092,7 +19300,7 @@
           <w:iCs/>
           <w:color w:val="E97132" w:themeColor="accent2"/>
         </w:rPr>
-        <w:t>DO NOT generate test code based on the scenario alone.</w:t>
+        <w:t>DO run steps one by one using the tools provided by the Playwright MCP.</w:t>
       </w:r>
     </w:p>
     <w:p>
@@ -20115,7 +19323,7 @@
           <w:iCs/>
           <w:color w:val="E97132" w:themeColor="accent2"/>
         </w:rPr>
-        <w:t>DO run steps one by one using the tools provided by the Playwright MCP.</w:t>
+        <w:t>Only after all steps are completed, emit a Playwright TypeScript test</w:t>
       </w:r>
     </w:p>
     <w:p>
@@ -20138,7 +19346,8 @@
           <w:iCs/>
           <w:color w:val="E97132" w:themeColor="accent2"/>
         </w:rPr>
-        <w:t>Only after all steps are completed, emit a Playwright TypeScript test</w:t>
+        <w:lastRenderedPageBreak/>
+        <w:t>that uses @playwright/test based on message history.</w:t>
       </w:r>
     </w:p>
     <w:p>
@@ -20161,49 +19370,7 @@
           <w:iCs/>
           <w:color w:val="E97132" w:themeColor="accent2"/>
         </w:rPr>
-        <w:lastRenderedPageBreak/>
-        <w:t>that uses @playwright/test based on message history.</w:t>
-      </w:r>
-    </w:p>
-    <w:p>
-      <w:pPr>
-        <w:pStyle w:val="ListParagraph"/>
-        <w:numPr>
-          <w:ilvl w:val="0"/>
-          <w:numId w:val="115"/>
-        </w:numPr>
-        <w:spacing w:after="0" w:line="276" w:lineRule="auto"/>
-        <w:rPr>
-          <w:i/>
-          <w:iCs/>
-          <w:color w:val="E97132" w:themeColor="accent2"/>
-        </w:rPr>
-      </w:pPr>
-      <w:r>
-        <w:rPr>
-          <w:i/>
-          <w:iCs/>
-          <w:color w:val="E97132" w:themeColor="accent2"/>
-        </w:rPr>
-        <w:t xml:space="preserve">Save generated test file in the </w:t>
-      </w:r>
-      <w:proofErr w:type="gramStart"/>
-      <w:r>
-        <w:rPr>
-          <w:i/>
-          <w:iCs/>
-          <w:color w:val="E97132" w:themeColor="accent2"/>
-        </w:rPr>
-        <w:t>tests</w:t>
-      </w:r>
-      <w:proofErr w:type="gramEnd"/>
-      <w:r>
-        <w:rPr>
-          <w:i/>
-          <w:iCs/>
-          <w:color w:val="E97132" w:themeColor="accent2"/>
-        </w:rPr>
-        <w:t xml:space="preserve"> directory.</w:t>
+        <w:t>Save generated test file in the tests directory.</w:t>
       </w:r>
     </w:p>
     <w:p>

--- a/JS-Playwright Interview Question.docx
+++ b/JS-Playwright Interview Question.docx
@@ -579,13 +579,12 @@
     </w:p>
     <w:p>
       <w:r>
-        <w:t xml:space="preserve">I designed a scalable, maintainable and enterprise-ready automation framework using Playwright with Cucumber BDD </w:t>
-      </w:r>
-      <w:r>
-        <w:t xml:space="preserve">&amp; TDD with </w:t>
-      </w:r>
-      <w:r>
-        <w:t>TypeScript. The goal was to ensure maintainability, scalability, multi-environment support, and seamless Pipeline integration.</w:t>
+        <w:t>I designed a scalable, maintainable and enterprise-ready automation framework using Playwright with Cucumber BDD and TypeScript. The goal was to ensure maintainability, scalability, multi-environment support, and seamless Bitbucket Pipeline integration.</w:t>
+      </w:r>
+    </w:p>
+    <w:p>
+      <w:r>
+        <w:t>1. The framework follows a modular and layered architecture with clear separation of concerns —</w:t>
       </w:r>
     </w:p>
     <w:p>
@@ -593,11 +592,11 @@
         <w:pStyle w:val="ListParagraph"/>
         <w:numPr>
           <w:ilvl w:val="0"/>
-          <w:numId w:val="121"/>
-        </w:numPr>
-      </w:pPr>
-      <w:r>
-        <w:t>The framework follows a modular and layered architecture with clear separation of concerns —</w:t>
+          <w:numId w:val="131"/>
+        </w:numPr>
+      </w:pPr>
+      <w:r>
+        <w:t>Feature layer for business-readable scenarios,</w:t>
       </w:r>
     </w:p>
     <w:p>
@@ -605,11 +604,11 @@
         <w:pStyle w:val="ListParagraph"/>
         <w:numPr>
           <w:ilvl w:val="0"/>
-          <w:numId w:val="119"/>
-        </w:numPr>
-      </w:pPr>
-      <w:r>
-        <w:t>Feature layer for business-readable scenarios,</w:t>
+          <w:numId w:val="131"/>
+        </w:numPr>
+      </w:pPr>
+      <w:r>
+        <w:t>Step Definition layer for glue logic,</w:t>
       </w:r>
     </w:p>
     <w:p>
@@ -617,19 +616,7 @@
         <w:pStyle w:val="ListParagraph"/>
         <w:numPr>
           <w:ilvl w:val="0"/>
-          <w:numId w:val="119"/>
-        </w:numPr>
-      </w:pPr>
-      <w:r>
-        <w:t>Step Definition layer for glue logic,</w:t>
-      </w:r>
-    </w:p>
-    <w:p>
-      <w:pPr>
-        <w:pStyle w:val="ListParagraph"/>
-        <w:numPr>
-          <w:ilvl w:val="0"/>
-          <w:numId w:val="119"/>
+          <w:numId w:val="131"/>
         </w:numPr>
       </w:pPr>
       <w:r>
@@ -643,7 +630,7 @@
     </w:p>
     <w:p>
       <w:r>
-        <w:t>3. The framework supports multi-environment execution using .env configuration management and integrates with CICD by converting test results into HTML and JUnit reports.</w:t>
+        <w:t>3. The framework supports multi-environment execution using .env configuration management and integrates with CI/CD by converting test results into HTML, JUnit, and Allure reports.</w:t>
       </w:r>
     </w:p>
     <w:p>
@@ -725,7 +712,7 @@
         <w:pStyle w:val="ListParagraph"/>
         <w:numPr>
           <w:ilvl w:val="0"/>
-          <w:numId w:val="124"/>
+          <w:numId w:val="132"/>
         </w:numPr>
       </w:pPr>
       <w:r>
@@ -737,7 +724,7 @@
         <w:pStyle w:val="ListParagraph"/>
         <w:numPr>
           <w:ilvl w:val="0"/>
-          <w:numId w:val="124"/>
+          <w:numId w:val="132"/>
         </w:numPr>
       </w:pPr>
       <w:r>
@@ -749,7 +736,7 @@
         <w:pStyle w:val="ListParagraph"/>
         <w:numPr>
           <w:ilvl w:val="0"/>
-          <w:numId w:val="124"/>
+          <w:numId w:val="132"/>
         </w:numPr>
       </w:pPr>
       <w:r>
@@ -775,7 +762,7 @@
         <w:pStyle w:val="ListParagraph"/>
         <w:numPr>
           <w:ilvl w:val="0"/>
-          <w:numId w:val="125"/>
+          <w:numId w:val="133"/>
         </w:numPr>
       </w:pPr>
       <w:r>
@@ -787,7 +774,7 @@
         <w:pStyle w:val="ListParagraph"/>
         <w:numPr>
           <w:ilvl w:val="0"/>
-          <w:numId w:val="125"/>
+          <w:numId w:val="133"/>
         </w:numPr>
       </w:pPr>
       <w:r>
@@ -799,7 +786,7 @@
         <w:pStyle w:val="ListParagraph"/>
         <w:numPr>
           <w:ilvl w:val="0"/>
-          <w:numId w:val="125"/>
+          <w:numId w:val="133"/>
         </w:numPr>
       </w:pPr>
       <w:r>
@@ -825,7 +812,7 @@
         <w:pStyle w:val="ListParagraph"/>
         <w:numPr>
           <w:ilvl w:val="0"/>
-          <w:numId w:val="126"/>
+          <w:numId w:val="134"/>
         </w:numPr>
       </w:pPr>
       <w:r>
@@ -837,7 +824,7 @@
         <w:pStyle w:val="ListParagraph"/>
         <w:numPr>
           <w:ilvl w:val="0"/>
-          <w:numId w:val="126"/>
+          <w:numId w:val="134"/>
         </w:numPr>
       </w:pPr>
       <w:r>
@@ -849,7 +836,7 @@
         <w:pStyle w:val="ListParagraph"/>
         <w:numPr>
           <w:ilvl w:val="0"/>
-          <w:numId w:val="126"/>
+          <w:numId w:val="134"/>
         </w:numPr>
       </w:pPr>
       <w:r>
@@ -861,7 +848,7 @@
         <w:pStyle w:val="ListParagraph"/>
         <w:numPr>
           <w:ilvl w:val="0"/>
-          <w:numId w:val="126"/>
+          <w:numId w:val="134"/>
         </w:numPr>
       </w:pPr>
       <w:r>
@@ -887,7 +874,7 @@
         <w:pStyle w:val="ListParagraph"/>
         <w:numPr>
           <w:ilvl w:val="0"/>
-          <w:numId w:val="127"/>
+          <w:numId w:val="135"/>
         </w:numPr>
       </w:pPr>
       <w:r>
@@ -899,7 +886,7 @@
         <w:pStyle w:val="ListParagraph"/>
         <w:numPr>
           <w:ilvl w:val="0"/>
-          <w:numId w:val="127"/>
+          <w:numId w:val="135"/>
         </w:numPr>
       </w:pPr>
       <w:r>
@@ -910,12 +897,86 @@
       <w:pPr>
         <w:pStyle w:val="ListParagraph"/>
         <w:numPr>
+          <w:ilvl w:val="1"/>
+          <w:numId w:val="135"/>
+        </w:numPr>
+      </w:pPr>
+      <w:r>
+        <w:t>API wrapper (GET, POST, PUT)</w:t>
+      </w:r>
+    </w:p>
+    <w:p>
+      <w:pPr>
+        <w:pStyle w:val="ListParagraph"/>
+        <w:numPr>
+          <w:ilvl w:val="1"/>
+          <w:numId w:val="135"/>
+        </w:numPr>
+      </w:pPr>
+      <w:r>
+        <w:t>Custom assertion library</w:t>
+      </w:r>
+    </w:p>
+    <w:p>
+      <w:pPr>
+        <w:pStyle w:val="ListParagraph"/>
+        <w:numPr>
+          <w:ilvl w:val="1"/>
+          <w:numId w:val="135"/>
+        </w:numPr>
+      </w:pPr>
+      <w:r>
+        <w:t>Date utilities (region-specific handling)</w:t>
+      </w:r>
+    </w:p>
+    <w:p>
+      <w:pPr>
+        <w:pStyle w:val="ListParagraph"/>
+        <w:numPr>
+          <w:ilvl w:val="1"/>
+          <w:numId w:val="135"/>
+        </w:numPr>
+      </w:pPr>
+      <w:r>
+        <w:t>Random data generator</w:t>
+      </w:r>
+    </w:p>
+    <w:p>
+      <w:pPr>
+        <w:pStyle w:val="ListParagraph"/>
+        <w:numPr>
+          <w:ilvl w:val="1"/>
+          <w:numId w:val="135"/>
+        </w:numPr>
+      </w:pPr>
+      <w:r>
+        <w:t>Logger for centralized failure tracking</w:t>
+      </w:r>
+    </w:p>
+    <w:p>
+      <w:r>
+        <w:t>5️</w:t>
+      </w:r>
+      <w:r>
+        <w:rPr>
+          <w:rFonts w:ascii="Segoe UI Symbol" w:hAnsi="Segoe UI Symbol" w:cs="Segoe UI Symbol"/>
+        </w:rPr>
+        <w:t>⃣</w:t>
+      </w:r>
+      <w:r>
+        <w:t xml:space="preserve"> Environment Layer</w:t>
+      </w:r>
+    </w:p>
+    <w:p>
+      <w:pPr>
+        <w:pStyle w:val="ListParagraph"/>
+        <w:numPr>
           <w:ilvl w:val="0"/>
-          <w:numId w:val="127"/>
-        </w:numPr>
-      </w:pPr>
-      <w:r>
-        <w:t>API wrapper (GET, POST, PUT)</w:t>
+          <w:numId w:val="136"/>
+        </w:numPr>
+      </w:pPr>
+      <w:r>
+        <w:t>"Framework supports multi-environment execution using .env files with centralized getEnv() configuration management."</w:t>
       </w:r>
     </w:p>
     <w:p>
@@ -923,11 +984,11 @@
         <w:pStyle w:val="ListParagraph"/>
         <w:numPr>
           <w:ilvl w:val="0"/>
-          <w:numId w:val="127"/>
-        </w:numPr>
-      </w:pPr>
-      <w:r>
-        <w:t>Custom assertion library</w:t>
+          <w:numId w:val="136"/>
+        </w:numPr>
+      </w:pPr>
+      <w:r>
+        <w:t>Folder:</w:t>
       </w:r>
     </w:p>
     <w:p>
@@ -935,11 +996,71 @@
         <w:pStyle w:val="ListParagraph"/>
         <w:numPr>
           <w:ilvl w:val="0"/>
-          <w:numId w:val="127"/>
-        </w:numPr>
-      </w:pPr>
-      <w:r>
-        <w:t>Date utilities (region-specific handling)</w:t>
+          <w:numId w:val="136"/>
+        </w:numPr>
+      </w:pPr>
+      <w:r>
+        <w:t>src/ui/helpers/env/</w:t>
+      </w:r>
+    </w:p>
+    <w:p>
+      <w:pPr>
+        <w:pStyle w:val="ListParagraph"/>
+        <w:numPr>
+          <w:ilvl w:val="1"/>
+          <w:numId w:val="136"/>
+        </w:numPr>
+      </w:pPr>
+      <w:r>
+        <w:rPr>
+          <w:rFonts w:ascii="MS Gothic" w:eastAsia="MS Gothic" w:hAnsi="MS Gothic" w:cs="MS Gothic" w:hint="eastAsia"/>
+        </w:rPr>
+        <w:t>├</w:t>
+      </w:r>
+      <w:r>
+        <w:rPr>
+          <w:rFonts w:ascii="Aptos" w:hAnsi="Aptos" w:cs="Aptos"/>
+        </w:rPr>
+        <w:t>──</w:t>
+      </w:r>
+      <w:r>
+        <w:t xml:space="preserve"> .env</w:t>
+      </w:r>
+    </w:p>
+    <w:p>
+      <w:pPr>
+        <w:pStyle w:val="ListParagraph"/>
+        <w:numPr>
+          <w:ilvl w:val="1"/>
+          <w:numId w:val="136"/>
+        </w:numPr>
+      </w:pPr>
+      <w:r>
+        <w:rPr>
+          <w:rFonts w:ascii="MS Gothic" w:eastAsia="MS Gothic" w:hAnsi="MS Gothic" w:cs="MS Gothic" w:hint="eastAsia"/>
+        </w:rPr>
+        <w:t>├</w:t>
+      </w:r>
+      <w:r>
+        <w:rPr>
+          <w:rFonts w:ascii="Aptos" w:hAnsi="Aptos" w:cs="Aptos"/>
+        </w:rPr>
+        <w:t>──</w:t>
+      </w:r>
+      <w:r>
+        <w:t xml:space="preserve"> env.ts</w:t>
+      </w:r>
+    </w:p>
+    <w:p>
+      <w:pPr>
+        <w:pStyle w:val="ListParagraph"/>
+        <w:numPr>
+          <w:ilvl w:val="1"/>
+          <w:numId w:val="136"/>
+        </w:numPr>
+      </w:pPr>
+      <w:r>
+        <w:t>└── getEnv.ts</w:t>
       </w:r>
     </w:p>
     <w:p>
@@ -947,11 +1068,62 @@
         <w:pStyle w:val="ListParagraph"/>
         <w:numPr>
           <w:ilvl w:val="0"/>
-          <w:numId w:val="127"/>
-        </w:numPr>
-      </w:pPr>
-      <w:r>
-        <w:t>Random data generator</w:t>
+          <w:numId w:val="136"/>
+        </w:numPr>
+      </w:pPr>
+      <w:r>
+        <w:t>Benefits:</w:t>
+      </w:r>
+    </w:p>
+    <w:p>
+      <w:pPr>
+        <w:pStyle w:val="ListParagraph"/>
+        <w:numPr>
+          <w:ilvl w:val="1"/>
+          <w:numId w:val="136"/>
+        </w:numPr>
+      </w:pPr>
+      <w:r>
+        <w:lastRenderedPageBreak/>
+        <w:t>Dev / QA / UAT switch</w:t>
+      </w:r>
+    </w:p>
+    <w:p>
+      <w:pPr>
+        <w:pStyle w:val="ListParagraph"/>
+        <w:numPr>
+          <w:ilvl w:val="1"/>
+          <w:numId w:val="136"/>
+        </w:numPr>
+      </w:pPr>
+      <w:r>
+        <w:t>No hardcoded values</w:t>
+      </w:r>
+    </w:p>
+    <w:p>
+      <w:pPr>
+        <w:pStyle w:val="ListParagraph"/>
+        <w:numPr>
+          <w:ilvl w:val="1"/>
+          <w:numId w:val="136"/>
+        </w:numPr>
+      </w:pPr>
+      <w:r>
+        <w:t>CI-friendly</w:t>
+      </w:r>
+    </w:p>
+    <w:p>
+      <w:r>
+        <w:t>6️</w:t>
+      </w:r>
+      <w:r>
+        <w:rPr>
+          <w:rFonts w:ascii="Segoe UI Symbol" w:hAnsi="Segoe UI Symbol" w:cs="Segoe UI Symbol"/>
+        </w:rPr>
+        <w:t>⃣</w:t>
+      </w:r>
+      <w:r>
+        <w:t xml:space="preserve"> Custom Hooks &amp; World (Cucumber Advanced)</w:t>
       </w:r>
     </w:p>
     <w:p>
@@ -959,16 +1131,16 @@
         <w:pStyle w:val="ListParagraph"/>
         <w:numPr>
           <w:ilvl w:val="0"/>
-          <w:numId w:val="127"/>
-        </w:numPr>
-      </w:pPr>
-      <w:r>
-        <w:t>Logger for centralized failure tracking</w:t>
-      </w:r>
-    </w:p>
-    <w:p>
-      <w:r>
-        <w:t>5️</w:t>
+          <w:numId w:val="137"/>
+        </w:numPr>
+      </w:pPr>
+      <w:r>
+        <w:t>"Implemented custom hooks and world constructor to manage object injection and test context sharing across steps."</w:t>
+      </w:r>
+    </w:p>
+    <w:p>
+      <w:r>
+        <w:t>7️</w:t>
       </w:r>
       <w:r>
         <w:rPr>
@@ -977,7 +1149,7 @@
         <w:t>⃣</w:t>
       </w:r>
       <w:r>
-        <w:t xml:space="preserve"> Environment Layer</w:t>
+        <w:t xml:space="preserve"> Reporting Layer</w:t>
       </w:r>
     </w:p>
     <w:p>
@@ -985,11 +1157,11 @@
         <w:pStyle w:val="ListParagraph"/>
         <w:numPr>
           <w:ilvl w:val="0"/>
-          <w:numId w:val="128"/>
-        </w:numPr>
-      </w:pPr>
-      <w:r>
-        <w:t>"Framework supports multi-environment execution using .env files with centralized getEnv() configuration management."</w:t>
+          <w:numId w:val="137"/>
+        </w:numPr>
+      </w:pPr>
+      <w:r>
+        <w:t>"Cucumber JSON output is converted to HTML and JUnit XML. Allure reports (BDD, TDD, API) provide unified dashboards. All integrate with CI pipelines."</w:t>
       </w:r>
     </w:p>
     <w:p>
@@ -997,11 +1169,11 @@
         <w:pStyle w:val="ListParagraph"/>
         <w:numPr>
           <w:ilvl w:val="0"/>
-          <w:numId w:val="128"/>
-        </w:numPr>
-      </w:pPr>
-      <w:r>
-        <w:t>Folder:</w:t>
+          <w:numId w:val="137"/>
+        </w:numPr>
+      </w:pPr>
+      <w:r>
+        <w:t>Highlights:</w:t>
       </w:r>
     </w:p>
     <w:p>
@@ -1009,11 +1181,11 @@
         <w:pStyle w:val="ListParagraph"/>
         <w:numPr>
           <w:ilvl w:val="1"/>
-          <w:numId w:val="128"/>
-        </w:numPr>
-      </w:pPr>
-      <w:r>
-        <w:t>helpers/env/</w:t>
+          <w:numId w:val="137"/>
+        </w:numPr>
+      </w:pPr>
+      <w:r>
+        <w:t>HTML for humans</w:t>
       </w:r>
     </w:p>
     <w:p>
@@ -1021,23 +1193,11 @@
         <w:pStyle w:val="ListParagraph"/>
         <w:numPr>
           <w:ilvl w:val="1"/>
-          <w:numId w:val="128"/>
-        </w:numPr>
-      </w:pPr>
-      <w:r>
-        <w:rPr>
-          <w:rFonts w:ascii="MS Gothic" w:eastAsia="MS Gothic" w:hAnsi="MS Gothic" w:cs="MS Gothic" w:hint="eastAsia"/>
-        </w:rPr>
-        <w:t>├</w:t>
-      </w:r>
-      <w:r>
-        <w:rPr>
-          <w:rFonts w:ascii="Aptos" w:hAnsi="Aptos" w:cs="Aptos"/>
-        </w:rPr>
-        <w:t>──</w:t>
-      </w:r>
-      <w:r>
-        <w:t xml:space="preserve"> .env</w:t>
+          <w:numId w:val="137"/>
+        </w:numPr>
+      </w:pPr>
+      <w:r>
+        <w:t>JUnit for CI</w:t>
       </w:r>
     </w:p>
     <w:p>
@@ -1045,35 +1205,25 @@
         <w:pStyle w:val="ListParagraph"/>
         <w:numPr>
           <w:ilvl w:val="1"/>
-          <w:numId w:val="128"/>
-        </w:numPr>
-      </w:pPr>
-      <w:r>
-        <w:rPr>
-          <w:rFonts w:ascii="MS Gothic" w:eastAsia="MS Gothic" w:hAnsi="MS Gothic" w:cs="MS Gothic" w:hint="eastAsia"/>
-        </w:rPr>
-        <w:t>├</w:t>
-      </w:r>
-      <w:r>
-        <w:rPr>
-          <w:rFonts w:ascii="Aptos" w:hAnsi="Aptos" w:cs="Aptos"/>
-        </w:rPr>
-        <w:t>──</w:t>
-      </w:r>
-      <w:r>
-        <w:t xml:space="preserve"> env.ts</w:t>
-      </w:r>
-    </w:p>
-    <w:p>
-      <w:pPr>
-        <w:pStyle w:val="ListParagraph"/>
-        <w:numPr>
-          <w:ilvl w:val="1"/>
-          <w:numId w:val="128"/>
-        </w:numPr>
-      </w:pPr>
-      <w:r>
-        <w:t>└── getEnv.ts</w:t>
+          <w:numId w:val="137"/>
+        </w:numPr>
+      </w:pPr>
+      <w:r>
+        <w:t>Allure for unified reporting</w:t>
+      </w:r>
+    </w:p>
+    <w:p>
+      <w:r>
+        <w:t>8️</w:t>
+      </w:r>
+      <w:r>
+        <w:rPr>
+          <w:rFonts w:ascii="Segoe UI Symbol" w:hAnsi="Segoe UI Symbol" w:cs="Segoe UI Symbol"/>
+        </w:rPr>
+        <w:t>⃣</w:t>
+      </w:r>
+      <w:r>
+        <w:t xml:space="preserve"> CI Integration</w:t>
       </w:r>
     </w:p>
     <w:p>
@@ -1081,59 +1231,16 @@
         <w:pStyle w:val="ListParagraph"/>
         <w:numPr>
           <w:ilvl w:val="0"/>
-          <w:numId w:val="128"/>
-        </w:numPr>
-      </w:pPr>
-      <w:r>
-        <w:t>Benefits:</w:t>
-      </w:r>
-    </w:p>
-    <w:p>
-      <w:pPr>
-        <w:pStyle w:val="ListParagraph"/>
-        <w:numPr>
-          <w:ilvl w:val="1"/>
-          <w:numId w:val="128"/>
-        </w:numPr>
-      </w:pPr>
-      <w:r>
-        <w:lastRenderedPageBreak/>
-        <w:t xml:space="preserve">Dev / QA / </w:t>
-      </w:r>
-      <w:r>
-        <w:t>STAGE</w:t>
-      </w:r>
-      <w:r>
-        <w:t xml:space="preserve"> switch</w:t>
-      </w:r>
-    </w:p>
-    <w:p>
-      <w:pPr>
-        <w:pStyle w:val="ListParagraph"/>
-        <w:numPr>
-          <w:ilvl w:val="1"/>
-          <w:numId w:val="128"/>
-        </w:numPr>
-      </w:pPr>
-      <w:r>
-        <w:t>No hardcoded values</w:t>
-      </w:r>
-    </w:p>
-    <w:p>
-      <w:pPr>
-        <w:pStyle w:val="ListParagraph"/>
-        <w:numPr>
-          <w:ilvl w:val="1"/>
-          <w:numId w:val="128"/>
-        </w:numPr>
-      </w:pPr>
-      <w:r>
-        <w:t>CI-friendly</w:t>
-      </w:r>
-    </w:p>
-    <w:p>
-      <w:r>
-        <w:t>6️</w:t>
+          <w:numId w:val="138"/>
+        </w:numPr>
+      </w:pPr>
+      <w:r>
+        <w:t>"Automation results are synchronized with Aqua to update manual test cases. This ensures traceability between automated and manual testing efforts."</w:t>
+      </w:r>
+    </w:p>
+    <w:p>
+      <w:r>
+        <w:t>9️</w:t>
       </w:r>
       <w:r>
         <w:rPr>
@@ -1142,7 +1249,7 @@
         <w:t>⃣</w:t>
       </w:r>
       <w:r>
-        <w:t xml:space="preserve"> Custom Hooks &amp; World (Cucumber Advanced)</w:t>
+        <w:t xml:space="preserve"> Why This Framework Is Strong</w:t>
       </w:r>
     </w:p>
     <w:p>
@@ -1150,99 +1257,11 @@
         <w:pStyle w:val="ListParagraph"/>
         <w:numPr>
           <w:ilvl w:val="0"/>
-          <w:numId w:val="129"/>
-        </w:numPr>
-      </w:pPr>
-      <w:r>
-        <w:t>"Implemented custom hooks and world constructor to manage object injection and test context sharing across steps."</w:t>
-      </w:r>
-    </w:p>
-    <w:p>
-      <w:r>
-        <w:t>7️</w:t>
-      </w:r>
-      <w:r>
-        <w:rPr>
-          <w:rFonts w:ascii="Segoe UI Symbol" w:hAnsi="Segoe UI Symbol" w:cs="Segoe UI Symbol"/>
-        </w:rPr>
-        <w:t>⃣</w:t>
-      </w:r>
-      <w:r>
-        <w:t xml:space="preserve"> Reporting Layer</w:t>
-      </w:r>
-    </w:p>
-    <w:p>
-      <w:pPr>
-        <w:pStyle w:val="ListParagraph"/>
-        <w:numPr>
-          <w:ilvl w:val="0"/>
-          <w:numId w:val="129"/>
-        </w:numPr>
-      </w:pPr>
-      <w:r>
-        <w:t>Cucumber JSON output is converted to HTML and JUnit XML, which integrates with CI pipelines."</w:t>
-      </w:r>
-    </w:p>
-    <w:p>
-      <w:pPr>
-        <w:pStyle w:val="ListParagraph"/>
-        <w:numPr>
-          <w:ilvl w:val="0"/>
-          <w:numId w:val="129"/>
-        </w:numPr>
-      </w:pPr>
-      <w:r>
-        <w:t>Highlights:</w:t>
-      </w:r>
-    </w:p>
-    <w:p>
-      <w:pPr>
-        <w:pStyle w:val="ListParagraph"/>
-        <w:numPr>
-          <w:ilvl w:val="1"/>
-          <w:numId w:val="129"/>
-        </w:numPr>
-      </w:pPr>
-      <w:r>
-        <w:t>HTML for humans</w:t>
-      </w:r>
-    </w:p>
-    <w:p>
-      <w:pPr>
-        <w:pStyle w:val="ListParagraph"/>
-        <w:numPr>
-          <w:ilvl w:val="1"/>
-          <w:numId w:val="129"/>
-        </w:numPr>
-      </w:pPr>
-      <w:r>
-        <w:t>JUnit for CI</w:t>
-      </w:r>
-    </w:p>
-    <w:p>
-      <w:r>
-        <w:t>8️</w:t>
-      </w:r>
-      <w:r>
-        <w:rPr>
-          <w:rFonts w:ascii="Segoe UI Symbol" w:hAnsi="Segoe UI Symbol" w:cs="Segoe UI Symbol"/>
-        </w:rPr>
-        <w:t>⃣</w:t>
-      </w:r>
-      <w:r>
-        <w:t xml:space="preserve"> CI Integration</w:t>
-      </w:r>
-    </w:p>
-    <w:p>
-      <w:pPr>
-        <w:pStyle w:val="ListParagraph"/>
-        <w:numPr>
-          <w:ilvl w:val="0"/>
-          <w:numId w:val="130"/>
-        </w:numPr>
-      </w:pPr>
-      <w:r>
-        <w:t>"Automation results are synchronized with Aqua to update manual test cases. This ensures traceability between automated and manual testing efforts."</w:t>
+          <w:numId w:val="138"/>
+        </w:numPr>
+      </w:pPr>
+      <w:r>
+        <w:t>"The framework is modular, scalable, environment-independent, and supports both UI and API automation. It follows clean architecture principles and supports enterprise-level reporting and CI/CD integration."</w:t>
       </w:r>
     </w:p>
     <w:p/>
@@ -1263,7 +1282,7 @@
         <w:pStyle w:val="ListParagraph"/>
         <w:numPr>
           <w:ilvl w:val="0"/>
-          <w:numId w:val="123"/>
+          <w:numId w:val="138"/>
         </w:numPr>
       </w:pPr>
       <w:r>
@@ -1275,7 +1294,7 @@
         <w:pStyle w:val="ListParagraph"/>
         <w:numPr>
           <w:ilvl w:val="0"/>
-          <w:numId w:val="123"/>
+          <w:numId w:val="138"/>
         </w:numPr>
       </w:pPr>
       <w:r>
@@ -1287,7 +1306,7 @@
         <w:pStyle w:val="ListParagraph"/>
         <w:numPr>
           <w:ilvl w:val="0"/>
-          <w:numId w:val="123"/>
+          <w:numId w:val="138"/>
         </w:numPr>
       </w:pPr>
       <w:r>
@@ -1299,11 +1318,11 @@
         <w:pStyle w:val="ListParagraph"/>
         <w:numPr>
           <w:ilvl w:val="0"/>
-          <w:numId w:val="123"/>
-        </w:numPr>
-      </w:pPr>
-      <w:r>
-        <w:t>API + UI combined support</w:t>
+          <w:numId w:val="138"/>
+        </w:numPr>
+      </w:pPr>
+      <w:r>
+        <w:t>API + UI combined support (BDD, TDD, API layers)</w:t>
       </w:r>
     </w:p>
     <w:p>
@@ -1311,7 +1330,7 @@
         <w:pStyle w:val="ListParagraph"/>
         <w:numPr>
           <w:ilvl w:val="0"/>
-          <w:numId w:val="123"/>
+          <w:numId w:val="138"/>
         </w:numPr>
       </w:pPr>
       <w:r>
@@ -1323,7 +1342,7 @@
         <w:pStyle w:val="ListParagraph"/>
         <w:numPr>
           <w:ilvl w:val="0"/>
-          <w:numId w:val="123"/>
+          <w:numId w:val="138"/>
         </w:numPr>
       </w:pPr>
       <w:r>
@@ -1335,11 +1354,23 @@
         <w:pStyle w:val="ListParagraph"/>
         <w:numPr>
           <w:ilvl w:val="0"/>
-          <w:numId w:val="123"/>
-        </w:numPr>
-      </w:pPr>
-      <w:r>
-        <w:t>Enterprise-level reporting</w:t>
+          <w:numId w:val="138"/>
+        </w:numPr>
+      </w:pPr>
+      <w:r>
+        <w:t>Enterprise-level reporting (HTML, JUnit, Allure)</w:t>
+      </w:r>
+      <w:r>
+        <w:br/>
+      </w:r>
+      <w:r>
+        <w:br/>
+      </w:r>
+      <w:r>
+        <w:br/>
+      </w:r>
+      <w:r>
+        <w:br/>
       </w:r>
     </w:p>
     <w:p>
@@ -1349,84 +1380,83 @@
           <w:bCs/>
         </w:rPr>
       </w:pPr>
-      <w:r>
+    </w:p>
+    <w:p>
+      <w:pPr>
         <w:rPr>
           <w:b/>
           <w:bCs/>
         </w:rPr>
-        <w:t xml:space="preserve"> How Is It Scalable?</w:t>
-      </w:r>
-    </w:p>
-    <w:p>
-      <w:pPr>
-        <w:pStyle w:val="ListParagraph"/>
-        <w:numPr>
-          <w:ilvl w:val="0"/>
-          <w:numId w:val="122"/>
-        </w:numPr>
-      </w:pPr>
-      <w:r>
-        <w:t>New modules only need new feature + page class</w:t>
-      </w:r>
-    </w:p>
-    <w:p>
-      <w:pPr>
-        <w:pStyle w:val="ListParagraph"/>
-        <w:numPr>
-          <w:ilvl w:val="0"/>
-          <w:numId w:val="122"/>
-        </w:numPr>
-      </w:pPr>
-      <w:r>
-        <w:t>No core changes</w:t>
-      </w:r>
-    </w:p>
-    <w:p>
-      <w:pPr>
-        <w:pStyle w:val="ListParagraph"/>
-        <w:numPr>
-          <w:ilvl w:val="0"/>
-          <w:numId w:val="122"/>
-        </w:numPr>
-      </w:pPr>
-      <w:r>
-        <w:t>Reusable utilities</w:t>
-      </w:r>
-    </w:p>
-    <w:p>
-      <w:pPr>
-        <w:pStyle w:val="ListParagraph"/>
-        <w:numPr>
-          <w:ilvl w:val="0"/>
-          <w:numId w:val="122"/>
-        </w:numPr>
-      </w:pPr>
-      <w:r>
-        <w:t>Environment independent</w:t>
-      </w:r>
-    </w:p>
-    <w:p>
-      <w:pPr>
-        <w:pStyle w:val="ListParagraph"/>
-        <w:numPr>
-          <w:ilvl w:val="0"/>
-          <w:numId w:val="122"/>
-        </w:numPr>
-      </w:pPr>
-      <w:r>
-        <w:t>CI-ready</w:t>
-      </w:r>
-    </w:p>
-    <w:p>
-      <w:pPr>
+      </w:pPr>
+      <w:r>
         <w:rPr>
           <w:b/>
           <w:bCs/>
         </w:rPr>
-      </w:pPr>
-    </w:p>
-    <w:p/>
-    <w:p/>
+        <w:lastRenderedPageBreak/>
+        <w:t xml:space="preserve"> How Is It Scalable?</w:t>
+      </w:r>
+    </w:p>
+    <w:p>
+      <w:pPr>
+        <w:pStyle w:val="ListParagraph"/>
+        <w:numPr>
+          <w:ilvl w:val="0"/>
+          <w:numId w:val="139"/>
+        </w:numPr>
+      </w:pPr>
+      <w:r>
+        <w:t>New modules only need new feature + page class</w:t>
+      </w:r>
+    </w:p>
+    <w:p>
+      <w:pPr>
+        <w:pStyle w:val="ListParagraph"/>
+        <w:numPr>
+          <w:ilvl w:val="0"/>
+          <w:numId w:val="139"/>
+        </w:numPr>
+      </w:pPr>
+      <w:r>
+        <w:t>No core changes</w:t>
+      </w:r>
+    </w:p>
+    <w:p>
+      <w:pPr>
+        <w:pStyle w:val="ListParagraph"/>
+        <w:numPr>
+          <w:ilvl w:val="0"/>
+          <w:numId w:val="139"/>
+        </w:numPr>
+      </w:pPr>
+      <w:r>
+        <w:t>Reusable utilities</w:t>
+      </w:r>
+    </w:p>
+    <w:p>
+      <w:pPr>
+        <w:pStyle w:val="ListParagraph"/>
+        <w:numPr>
+          <w:ilvl w:val="0"/>
+          <w:numId w:val="139"/>
+        </w:numPr>
+      </w:pPr>
+      <w:r>
+        <w:t>Environment independent</w:t>
+      </w:r>
+    </w:p>
+    <w:p>
+      <w:pPr>
+        <w:pStyle w:val="ListParagraph"/>
+        <w:numPr>
+          <w:ilvl w:val="0"/>
+          <w:numId w:val="139"/>
+        </w:numPr>
+      </w:pPr>
+      <w:r>
+        <w:t>CI-ready</w:t>
+      </w:r>
+    </w:p>
     <w:p>
       <w:pPr>
         <w:rPr>
@@ -1439,7 +1469,6 @@
           <w:b/>
           <w:bCs/>
         </w:rPr>
-        <w:lastRenderedPageBreak/>
         <w:t>Explain the OOPS concepts used in your Playwright automation framework?</w:t>
       </w:r>
     </w:p>
@@ -19526,6 +19555,119 @@
     </w:lvl>
   </w:abstractNum>
   <w:abstractNum w:abstractNumId="4" w15:restartNumberingAfterBreak="0">
+    <w:nsid w:val="02830ABD"/>
+    <w:multiLevelType w:val="hybridMultilevel"/>
+    <w:tmpl w:val="465A6CD6"/>
+    <w:lvl w:ilvl="0" w:tplc="40090001">
+      <w:start w:val="1"/>
+      <w:numFmt w:val="bullet"/>
+      <w:lvlText w:val=""/>
+      <w:lvlJc w:val="left"/>
+      <w:pPr>
+        <w:ind w:left="720" w:hanging="360"/>
+      </w:pPr>
+      <w:rPr>
+        <w:rFonts w:ascii="Symbol" w:hAnsi="Symbol" w:hint="default"/>
+      </w:rPr>
+    </w:lvl>
+    <w:lvl w:ilvl="1" w:tplc="40090003" w:tentative="1">
+      <w:start w:val="1"/>
+      <w:numFmt w:val="bullet"/>
+      <w:lvlText w:val="o"/>
+      <w:lvlJc w:val="left"/>
+      <w:pPr>
+        <w:ind w:left="1440" w:hanging="360"/>
+      </w:pPr>
+      <w:rPr>
+        <w:rFonts w:ascii="Courier New" w:hAnsi="Courier New" w:cs="Courier New" w:hint="default"/>
+      </w:rPr>
+    </w:lvl>
+    <w:lvl w:ilvl="2" w:tplc="40090005" w:tentative="1">
+      <w:start w:val="1"/>
+      <w:numFmt w:val="bullet"/>
+      <w:lvlText w:val=""/>
+      <w:lvlJc w:val="left"/>
+      <w:pPr>
+        <w:ind w:left="2160" w:hanging="360"/>
+      </w:pPr>
+      <w:rPr>
+        <w:rFonts w:ascii="Wingdings" w:hAnsi="Wingdings" w:hint="default"/>
+      </w:rPr>
+    </w:lvl>
+    <w:lvl w:ilvl="3" w:tplc="40090001" w:tentative="1">
+      <w:start w:val="1"/>
+      <w:numFmt w:val="bullet"/>
+      <w:lvlText w:val=""/>
+      <w:lvlJc w:val="left"/>
+      <w:pPr>
+        <w:ind w:left="2880" w:hanging="360"/>
+      </w:pPr>
+      <w:rPr>
+        <w:rFonts w:ascii="Symbol" w:hAnsi="Symbol" w:hint="default"/>
+      </w:rPr>
+    </w:lvl>
+    <w:lvl w:ilvl="4" w:tplc="40090003" w:tentative="1">
+      <w:start w:val="1"/>
+      <w:numFmt w:val="bullet"/>
+      <w:lvlText w:val="o"/>
+      <w:lvlJc w:val="left"/>
+      <w:pPr>
+        <w:ind w:left="3600" w:hanging="360"/>
+      </w:pPr>
+      <w:rPr>
+        <w:rFonts w:ascii="Courier New" w:hAnsi="Courier New" w:cs="Courier New" w:hint="default"/>
+      </w:rPr>
+    </w:lvl>
+    <w:lvl w:ilvl="5" w:tplc="40090005" w:tentative="1">
+      <w:start w:val="1"/>
+      <w:numFmt w:val="bullet"/>
+      <w:lvlText w:val=""/>
+      <w:lvlJc w:val="left"/>
+      <w:pPr>
+        <w:ind w:left="4320" w:hanging="360"/>
+      </w:pPr>
+      <w:rPr>
+        <w:rFonts w:ascii="Wingdings" w:hAnsi="Wingdings" w:hint="default"/>
+      </w:rPr>
+    </w:lvl>
+    <w:lvl w:ilvl="6" w:tplc="40090001" w:tentative="1">
+      <w:start w:val="1"/>
+      <w:numFmt w:val="bullet"/>
+      <w:lvlText w:val=""/>
+      <w:lvlJc w:val="left"/>
+      <w:pPr>
+        <w:ind w:left="5040" w:hanging="360"/>
+      </w:pPr>
+      <w:rPr>
+        <w:rFonts w:ascii="Symbol" w:hAnsi="Symbol" w:hint="default"/>
+      </w:rPr>
+    </w:lvl>
+    <w:lvl w:ilvl="7" w:tplc="40090003" w:tentative="1">
+      <w:start w:val="1"/>
+      <w:numFmt w:val="bullet"/>
+      <w:lvlText w:val="o"/>
+      <w:lvlJc w:val="left"/>
+      <w:pPr>
+        <w:ind w:left="5760" w:hanging="360"/>
+      </w:pPr>
+      <w:rPr>
+        <w:rFonts w:ascii="Courier New" w:hAnsi="Courier New" w:cs="Courier New" w:hint="default"/>
+      </w:rPr>
+    </w:lvl>
+    <w:lvl w:ilvl="8" w:tplc="40090005" w:tentative="1">
+      <w:start w:val="1"/>
+      <w:numFmt w:val="bullet"/>
+      <w:lvlText w:val=""/>
+      <w:lvlJc w:val="left"/>
+      <w:pPr>
+        <w:ind w:left="6480" w:hanging="360"/>
+      </w:pPr>
+      <w:rPr>
+        <w:rFonts w:ascii="Wingdings" w:hAnsi="Wingdings" w:hint="default"/>
+      </w:rPr>
+    </w:lvl>
+  </w:abstractNum>
+  <w:abstractNum w:abstractNumId="5" w15:restartNumberingAfterBreak="0">
     <w:nsid w:val="02BF7A8C"/>
     <w:multiLevelType w:val="multilevel"/>
     <w:tmpl w:val="3EF24F22"/>
@@ -19674,7 +19816,7 @@
       </w:rPr>
     </w:lvl>
   </w:abstractNum>
-  <w:abstractNum w:abstractNumId="5" w15:restartNumberingAfterBreak="0">
+  <w:abstractNum w:abstractNumId="6" w15:restartNumberingAfterBreak="0">
     <w:nsid w:val="02FB07D4"/>
     <w:multiLevelType w:val="hybridMultilevel"/>
     <w:tmpl w:val="6FBAC078"/>
@@ -19763,7 +19905,7 @@
       </w:pPr>
     </w:lvl>
   </w:abstractNum>
-  <w:abstractNum w:abstractNumId="6" w15:restartNumberingAfterBreak="0">
+  <w:abstractNum w:abstractNumId="7" w15:restartNumberingAfterBreak="0">
     <w:nsid w:val="03186C09"/>
     <w:multiLevelType w:val="hybridMultilevel"/>
     <w:tmpl w:val="BCBADBA8"/>
@@ -19849,7 +19991,7 @@
       </w:pPr>
     </w:lvl>
   </w:abstractNum>
-  <w:abstractNum w:abstractNumId="7" w15:restartNumberingAfterBreak="0">
+  <w:abstractNum w:abstractNumId="8" w15:restartNumberingAfterBreak="0">
     <w:nsid w:val="04B54A7B"/>
     <w:multiLevelType w:val="multilevel"/>
     <w:tmpl w:val="05D883B4"/>
@@ -19998,7 +20140,7 @@
       </w:rPr>
     </w:lvl>
   </w:abstractNum>
-  <w:abstractNum w:abstractNumId="8" w15:restartNumberingAfterBreak="0">
+  <w:abstractNum w:abstractNumId="9" w15:restartNumberingAfterBreak="0">
     <w:nsid w:val="04F858B9"/>
     <w:multiLevelType w:val="multilevel"/>
     <w:tmpl w:val="11F8B81E"/>
@@ -20147,7 +20289,7 @@
       </w:rPr>
     </w:lvl>
   </w:abstractNum>
-  <w:abstractNum w:abstractNumId="9" w15:restartNumberingAfterBreak="0">
+  <w:abstractNum w:abstractNumId="10" w15:restartNumberingAfterBreak="0">
     <w:nsid w:val="069B2B61"/>
     <w:multiLevelType w:val="multilevel"/>
     <w:tmpl w:val="D116B16C"/>
@@ -20296,7 +20438,7 @@
       </w:rPr>
     </w:lvl>
   </w:abstractNum>
-  <w:abstractNum w:abstractNumId="10" w15:restartNumberingAfterBreak="0">
+  <w:abstractNum w:abstractNumId="11" w15:restartNumberingAfterBreak="0">
     <w:nsid w:val="081A014D"/>
     <w:multiLevelType w:val="hybridMultilevel"/>
     <w:tmpl w:val="0A6E85D8"/>
@@ -20382,7 +20524,7 @@
       </w:pPr>
     </w:lvl>
   </w:abstractNum>
-  <w:abstractNum w:abstractNumId="11" w15:restartNumberingAfterBreak="0">
+  <w:abstractNum w:abstractNumId="12" w15:restartNumberingAfterBreak="0">
     <w:nsid w:val="08E867FC"/>
     <w:multiLevelType w:val="hybridMultilevel"/>
     <w:tmpl w:val="0D3AEEA2"/>
@@ -20495,7 +20637,7 @@
       </w:rPr>
     </w:lvl>
   </w:abstractNum>
-  <w:abstractNum w:abstractNumId="12" w15:restartNumberingAfterBreak="0">
+  <w:abstractNum w:abstractNumId="13" w15:restartNumberingAfterBreak="0">
     <w:nsid w:val="08E91446"/>
     <w:multiLevelType w:val="multilevel"/>
     <w:tmpl w:val="DD581B26"/>
@@ -20605,7 +20747,7 @@
       </w:pPr>
     </w:lvl>
   </w:abstractNum>
-  <w:abstractNum w:abstractNumId="13" w15:restartNumberingAfterBreak="0">
+  <w:abstractNum w:abstractNumId="14" w15:restartNumberingAfterBreak="0">
     <w:nsid w:val="09CC75A1"/>
     <w:multiLevelType w:val="multilevel"/>
     <w:tmpl w:val="C8781E34"/>
@@ -20754,7 +20896,7 @@
       </w:rPr>
     </w:lvl>
   </w:abstractNum>
-  <w:abstractNum w:abstractNumId="14" w15:restartNumberingAfterBreak="0">
+  <w:abstractNum w:abstractNumId="15" w15:restartNumberingAfterBreak="0">
     <w:nsid w:val="0A853880"/>
     <w:multiLevelType w:val="multilevel"/>
     <w:tmpl w:val="6ACEDDC6"/>
@@ -20903,7 +21045,7 @@
       </w:rPr>
     </w:lvl>
   </w:abstractNum>
-  <w:abstractNum w:abstractNumId="15" w15:restartNumberingAfterBreak="0">
+  <w:abstractNum w:abstractNumId="16" w15:restartNumberingAfterBreak="0">
     <w:nsid w:val="0A8D71EA"/>
     <w:multiLevelType w:val="multilevel"/>
     <w:tmpl w:val="EC86614A"/>
@@ -21052,7 +21194,120 @@
       </w:rPr>
     </w:lvl>
   </w:abstractNum>
-  <w:abstractNum w:abstractNumId="16" w15:restartNumberingAfterBreak="0">
+  <w:abstractNum w:abstractNumId="17" w15:restartNumberingAfterBreak="0">
+    <w:nsid w:val="0C6127CF"/>
+    <w:multiLevelType w:val="hybridMultilevel"/>
+    <w:tmpl w:val="D2DA9D42"/>
+    <w:lvl w:ilvl="0" w:tplc="40090001">
+      <w:start w:val="1"/>
+      <w:numFmt w:val="bullet"/>
+      <w:lvlText w:val=""/>
+      <w:lvlJc w:val="left"/>
+      <w:pPr>
+        <w:ind w:left="720" w:hanging="360"/>
+      </w:pPr>
+      <w:rPr>
+        <w:rFonts w:ascii="Symbol" w:hAnsi="Symbol" w:hint="default"/>
+      </w:rPr>
+    </w:lvl>
+    <w:lvl w:ilvl="1" w:tplc="40090003">
+      <w:start w:val="1"/>
+      <w:numFmt w:val="bullet"/>
+      <w:lvlText w:val="o"/>
+      <w:lvlJc w:val="left"/>
+      <w:pPr>
+        <w:ind w:left="1440" w:hanging="360"/>
+      </w:pPr>
+      <w:rPr>
+        <w:rFonts w:ascii="Courier New" w:hAnsi="Courier New" w:cs="Courier New" w:hint="default"/>
+      </w:rPr>
+    </w:lvl>
+    <w:lvl w:ilvl="2" w:tplc="40090005" w:tentative="1">
+      <w:start w:val="1"/>
+      <w:numFmt w:val="bullet"/>
+      <w:lvlText w:val=""/>
+      <w:lvlJc w:val="left"/>
+      <w:pPr>
+        <w:ind w:left="2160" w:hanging="360"/>
+      </w:pPr>
+      <w:rPr>
+        <w:rFonts w:ascii="Wingdings" w:hAnsi="Wingdings" w:hint="default"/>
+      </w:rPr>
+    </w:lvl>
+    <w:lvl w:ilvl="3" w:tplc="40090001" w:tentative="1">
+      <w:start w:val="1"/>
+      <w:numFmt w:val="bullet"/>
+      <w:lvlText w:val=""/>
+      <w:lvlJc w:val="left"/>
+      <w:pPr>
+        <w:ind w:left="2880" w:hanging="360"/>
+      </w:pPr>
+      <w:rPr>
+        <w:rFonts w:ascii="Symbol" w:hAnsi="Symbol" w:hint="default"/>
+      </w:rPr>
+    </w:lvl>
+    <w:lvl w:ilvl="4" w:tplc="40090003" w:tentative="1">
+      <w:start w:val="1"/>
+      <w:numFmt w:val="bullet"/>
+      <w:lvlText w:val="o"/>
+      <w:lvlJc w:val="left"/>
+      <w:pPr>
+        <w:ind w:left="3600" w:hanging="360"/>
+      </w:pPr>
+      <w:rPr>
+        <w:rFonts w:ascii="Courier New" w:hAnsi="Courier New" w:cs="Courier New" w:hint="default"/>
+      </w:rPr>
+    </w:lvl>
+    <w:lvl w:ilvl="5" w:tplc="40090005" w:tentative="1">
+      <w:start w:val="1"/>
+      <w:numFmt w:val="bullet"/>
+      <w:lvlText w:val=""/>
+      <w:lvlJc w:val="left"/>
+      <w:pPr>
+        <w:ind w:left="4320" w:hanging="360"/>
+      </w:pPr>
+      <w:rPr>
+        <w:rFonts w:ascii="Wingdings" w:hAnsi="Wingdings" w:hint="default"/>
+      </w:rPr>
+    </w:lvl>
+    <w:lvl w:ilvl="6" w:tplc="40090001" w:tentative="1">
+      <w:start w:val="1"/>
+      <w:numFmt w:val="bullet"/>
+      <w:lvlText w:val=""/>
+      <w:lvlJc w:val="left"/>
+      <w:pPr>
+        <w:ind w:left="5040" w:hanging="360"/>
+      </w:pPr>
+      <w:rPr>
+        <w:rFonts w:ascii="Symbol" w:hAnsi="Symbol" w:hint="default"/>
+      </w:rPr>
+    </w:lvl>
+    <w:lvl w:ilvl="7" w:tplc="40090003" w:tentative="1">
+      <w:start w:val="1"/>
+      <w:numFmt w:val="bullet"/>
+      <w:lvlText w:val="o"/>
+      <w:lvlJc w:val="left"/>
+      <w:pPr>
+        <w:ind w:left="5760" w:hanging="360"/>
+      </w:pPr>
+      <w:rPr>
+        <w:rFonts w:ascii="Courier New" w:hAnsi="Courier New" w:cs="Courier New" w:hint="default"/>
+      </w:rPr>
+    </w:lvl>
+    <w:lvl w:ilvl="8" w:tplc="40090005" w:tentative="1">
+      <w:start w:val="1"/>
+      <w:numFmt w:val="bullet"/>
+      <w:lvlText w:val=""/>
+      <w:lvlJc w:val="left"/>
+      <w:pPr>
+        <w:ind w:left="6480" w:hanging="360"/>
+      </w:pPr>
+      <w:rPr>
+        <w:rFonts w:ascii="Wingdings" w:hAnsi="Wingdings" w:hint="default"/>
+      </w:rPr>
+    </w:lvl>
+  </w:abstractNum>
+  <w:abstractNum w:abstractNumId="18" w15:restartNumberingAfterBreak="0">
     <w:nsid w:val="0D134FDD"/>
     <w:multiLevelType w:val="multilevel"/>
     <w:tmpl w:val="4FCA486C"/>
@@ -21201,7 +21456,7 @@
       </w:rPr>
     </w:lvl>
   </w:abstractNum>
-  <w:abstractNum w:abstractNumId="17" w15:restartNumberingAfterBreak="0">
+  <w:abstractNum w:abstractNumId="19" w15:restartNumberingAfterBreak="0">
     <w:nsid w:val="0E48131A"/>
     <w:multiLevelType w:val="multilevel"/>
     <w:tmpl w:val="180CEEB4"/>
@@ -21350,7 +21605,7 @@
       </w:rPr>
     </w:lvl>
   </w:abstractNum>
-  <w:abstractNum w:abstractNumId="18" w15:restartNumberingAfterBreak="0">
+  <w:abstractNum w:abstractNumId="20" w15:restartNumberingAfterBreak="0">
     <w:nsid w:val="0EAB6127"/>
     <w:multiLevelType w:val="multilevel"/>
     <w:tmpl w:val="B3D440A4"/>
@@ -21499,7 +21754,7 @@
       </w:rPr>
     </w:lvl>
   </w:abstractNum>
-  <w:abstractNum w:abstractNumId="19" w15:restartNumberingAfterBreak="0">
+  <w:abstractNum w:abstractNumId="21" w15:restartNumberingAfterBreak="0">
     <w:nsid w:val="0FCE0DF1"/>
     <w:multiLevelType w:val="multilevel"/>
     <w:tmpl w:val="29364902"/>
@@ -21648,7 +21903,7 @@
       </w:rPr>
     </w:lvl>
   </w:abstractNum>
-  <w:abstractNum w:abstractNumId="20" w15:restartNumberingAfterBreak="0">
+  <w:abstractNum w:abstractNumId="22" w15:restartNumberingAfterBreak="0">
     <w:nsid w:val="108A27F3"/>
     <w:multiLevelType w:val="hybridMultilevel"/>
     <w:tmpl w:val="9DAC509C"/>
@@ -21761,7 +22016,7 @@
       </w:rPr>
     </w:lvl>
   </w:abstractNum>
-  <w:abstractNum w:abstractNumId="21" w15:restartNumberingAfterBreak="0">
+  <w:abstractNum w:abstractNumId="23" w15:restartNumberingAfterBreak="0">
     <w:nsid w:val="13475034"/>
     <w:multiLevelType w:val="multilevel"/>
     <w:tmpl w:val="3D9CF5F0"/>
@@ -21910,7 +22165,7 @@
       </w:rPr>
     </w:lvl>
   </w:abstractNum>
-  <w:abstractNum w:abstractNumId="22" w15:restartNumberingAfterBreak="0">
+  <w:abstractNum w:abstractNumId="24" w15:restartNumberingAfterBreak="0">
     <w:nsid w:val="13CE0242"/>
     <w:multiLevelType w:val="multilevel"/>
     <w:tmpl w:val="7E7030AC"/>
@@ -22059,7 +22314,7 @@
       </w:rPr>
     </w:lvl>
   </w:abstractNum>
-  <w:abstractNum w:abstractNumId="23" w15:restartNumberingAfterBreak="0">
+  <w:abstractNum w:abstractNumId="25" w15:restartNumberingAfterBreak="0">
     <w:nsid w:val="156A2523"/>
     <w:multiLevelType w:val="multilevel"/>
     <w:tmpl w:val="DE863F02"/>
@@ -22172,7 +22427,7 @@
       </w:pPr>
     </w:lvl>
   </w:abstractNum>
-  <w:abstractNum w:abstractNumId="24" w15:restartNumberingAfterBreak="0">
+  <w:abstractNum w:abstractNumId="26" w15:restartNumberingAfterBreak="0">
     <w:nsid w:val="16C52C4F"/>
     <w:multiLevelType w:val="hybridMultilevel"/>
     <w:tmpl w:val="39A4D50A"/>
@@ -22285,7 +22540,7 @@
       </w:rPr>
     </w:lvl>
   </w:abstractNum>
-  <w:abstractNum w:abstractNumId="25" w15:restartNumberingAfterBreak="0">
+  <w:abstractNum w:abstractNumId="27" w15:restartNumberingAfterBreak="0">
     <w:nsid w:val="17A015F7"/>
     <w:multiLevelType w:val="multilevel"/>
     <w:tmpl w:val="D7E61338"/>
@@ -22434,7 +22689,7 @@
       </w:rPr>
     </w:lvl>
   </w:abstractNum>
-  <w:abstractNum w:abstractNumId="26" w15:restartNumberingAfterBreak="0">
+  <w:abstractNum w:abstractNumId="28" w15:restartNumberingAfterBreak="0">
     <w:nsid w:val="17F67627"/>
     <w:multiLevelType w:val="multilevel"/>
     <w:tmpl w:val="0928C67A"/>
@@ -22583,7 +22838,7 @@
       </w:rPr>
     </w:lvl>
   </w:abstractNum>
-  <w:abstractNum w:abstractNumId="27" w15:restartNumberingAfterBreak="0">
+  <w:abstractNum w:abstractNumId="29" w15:restartNumberingAfterBreak="0">
     <w:nsid w:val="1A8C17CE"/>
     <w:multiLevelType w:val="multilevel"/>
     <w:tmpl w:val="B9BAAEB4"/>
@@ -22732,7 +22987,7 @@
       </w:rPr>
     </w:lvl>
   </w:abstractNum>
-  <w:abstractNum w:abstractNumId="28" w15:restartNumberingAfterBreak="0">
+  <w:abstractNum w:abstractNumId="30" w15:restartNumberingAfterBreak="0">
     <w:nsid w:val="1A9D29FC"/>
     <w:multiLevelType w:val="hybridMultilevel"/>
     <w:tmpl w:val="7AD48572"/>
@@ -22845,7 +23100,7 @@
       </w:rPr>
     </w:lvl>
   </w:abstractNum>
-  <w:abstractNum w:abstractNumId="29" w15:restartNumberingAfterBreak="0">
+  <w:abstractNum w:abstractNumId="31" w15:restartNumberingAfterBreak="0">
     <w:nsid w:val="1AC655C9"/>
     <w:multiLevelType w:val="multilevel"/>
     <w:tmpl w:val="9FC86E2E"/>
@@ -22958,7 +23213,120 @@
       </w:pPr>
     </w:lvl>
   </w:abstractNum>
-  <w:abstractNum w:abstractNumId="30" w15:restartNumberingAfterBreak="0">
+  <w:abstractNum w:abstractNumId="32" w15:restartNumberingAfterBreak="0">
+    <w:nsid w:val="1B7042C3"/>
+    <w:multiLevelType w:val="hybridMultilevel"/>
+    <w:tmpl w:val="0E32FAB0"/>
+    <w:lvl w:ilvl="0" w:tplc="40090001">
+      <w:start w:val="1"/>
+      <w:numFmt w:val="bullet"/>
+      <w:lvlText w:val=""/>
+      <w:lvlJc w:val="left"/>
+      <w:pPr>
+        <w:ind w:left="720" w:hanging="360"/>
+      </w:pPr>
+      <w:rPr>
+        <w:rFonts w:ascii="Symbol" w:hAnsi="Symbol" w:hint="default"/>
+      </w:rPr>
+    </w:lvl>
+    <w:lvl w:ilvl="1" w:tplc="40090003" w:tentative="1">
+      <w:start w:val="1"/>
+      <w:numFmt w:val="bullet"/>
+      <w:lvlText w:val="o"/>
+      <w:lvlJc w:val="left"/>
+      <w:pPr>
+        <w:ind w:left="1440" w:hanging="360"/>
+      </w:pPr>
+      <w:rPr>
+        <w:rFonts w:ascii="Courier New" w:hAnsi="Courier New" w:cs="Courier New" w:hint="default"/>
+      </w:rPr>
+    </w:lvl>
+    <w:lvl w:ilvl="2" w:tplc="40090005" w:tentative="1">
+      <w:start w:val="1"/>
+      <w:numFmt w:val="bullet"/>
+      <w:lvlText w:val=""/>
+      <w:lvlJc w:val="left"/>
+      <w:pPr>
+        <w:ind w:left="2160" w:hanging="360"/>
+      </w:pPr>
+      <w:rPr>
+        <w:rFonts w:ascii="Wingdings" w:hAnsi="Wingdings" w:hint="default"/>
+      </w:rPr>
+    </w:lvl>
+    <w:lvl w:ilvl="3" w:tplc="40090001" w:tentative="1">
+      <w:start w:val="1"/>
+      <w:numFmt w:val="bullet"/>
+      <w:lvlText w:val=""/>
+      <w:lvlJc w:val="left"/>
+      <w:pPr>
+        <w:ind w:left="2880" w:hanging="360"/>
+      </w:pPr>
+      <w:rPr>
+        <w:rFonts w:ascii="Symbol" w:hAnsi="Symbol" w:hint="default"/>
+      </w:rPr>
+    </w:lvl>
+    <w:lvl w:ilvl="4" w:tplc="40090003" w:tentative="1">
+      <w:start w:val="1"/>
+      <w:numFmt w:val="bullet"/>
+      <w:lvlText w:val="o"/>
+      <w:lvlJc w:val="left"/>
+      <w:pPr>
+        <w:ind w:left="3600" w:hanging="360"/>
+      </w:pPr>
+      <w:rPr>
+        <w:rFonts w:ascii="Courier New" w:hAnsi="Courier New" w:cs="Courier New" w:hint="default"/>
+      </w:rPr>
+    </w:lvl>
+    <w:lvl w:ilvl="5" w:tplc="40090005" w:tentative="1">
+      <w:start w:val="1"/>
+      <w:numFmt w:val="bullet"/>
+      <w:lvlText w:val=""/>
+      <w:lvlJc w:val="left"/>
+      <w:pPr>
+        <w:ind w:left="4320" w:hanging="360"/>
+      </w:pPr>
+      <w:rPr>
+        <w:rFonts w:ascii="Wingdings" w:hAnsi="Wingdings" w:hint="default"/>
+      </w:rPr>
+    </w:lvl>
+    <w:lvl w:ilvl="6" w:tplc="40090001" w:tentative="1">
+      <w:start w:val="1"/>
+      <w:numFmt w:val="bullet"/>
+      <w:lvlText w:val=""/>
+      <w:lvlJc w:val="left"/>
+      <w:pPr>
+        <w:ind w:left="5040" w:hanging="360"/>
+      </w:pPr>
+      <w:rPr>
+        <w:rFonts w:ascii="Symbol" w:hAnsi="Symbol" w:hint="default"/>
+      </w:rPr>
+    </w:lvl>
+    <w:lvl w:ilvl="7" w:tplc="40090003" w:tentative="1">
+      <w:start w:val="1"/>
+      <w:numFmt w:val="bullet"/>
+      <w:lvlText w:val="o"/>
+      <w:lvlJc w:val="left"/>
+      <w:pPr>
+        <w:ind w:left="5760" w:hanging="360"/>
+      </w:pPr>
+      <w:rPr>
+        <w:rFonts w:ascii="Courier New" w:hAnsi="Courier New" w:cs="Courier New" w:hint="default"/>
+      </w:rPr>
+    </w:lvl>
+    <w:lvl w:ilvl="8" w:tplc="40090005" w:tentative="1">
+      <w:start w:val="1"/>
+      <w:numFmt w:val="bullet"/>
+      <w:lvlText w:val=""/>
+      <w:lvlJc w:val="left"/>
+      <w:pPr>
+        <w:ind w:left="6480" w:hanging="360"/>
+      </w:pPr>
+      <w:rPr>
+        <w:rFonts w:ascii="Wingdings" w:hAnsi="Wingdings" w:hint="default"/>
+      </w:rPr>
+    </w:lvl>
+  </w:abstractNum>
+  <w:abstractNum w:abstractNumId="33" w15:restartNumberingAfterBreak="0">
     <w:nsid w:val="1E514D05"/>
     <w:multiLevelType w:val="multilevel"/>
     <w:tmpl w:val="1B32B5E6"/>
@@ -23107,7 +23475,7 @@
       </w:rPr>
     </w:lvl>
   </w:abstractNum>
-  <w:abstractNum w:abstractNumId="31" w15:restartNumberingAfterBreak="0">
+  <w:abstractNum w:abstractNumId="34" w15:restartNumberingAfterBreak="0">
     <w:nsid w:val="1F4F5540"/>
     <w:multiLevelType w:val="hybridMultilevel"/>
     <w:tmpl w:val="96107F84"/>
@@ -23220,7 +23588,7 @@
       </w:rPr>
     </w:lvl>
   </w:abstractNum>
-  <w:abstractNum w:abstractNumId="32" w15:restartNumberingAfterBreak="0">
+  <w:abstractNum w:abstractNumId="35" w15:restartNumberingAfterBreak="0">
     <w:nsid w:val="21B37FAB"/>
     <w:multiLevelType w:val="multilevel"/>
     <w:tmpl w:val="2C16D49C"/>
@@ -23369,7 +23737,7 @@
       </w:rPr>
     </w:lvl>
   </w:abstractNum>
-  <w:abstractNum w:abstractNumId="33" w15:restartNumberingAfterBreak="0">
+  <w:abstractNum w:abstractNumId="36" w15:restartNumberingAfterBreak="0">
     <w:nsid w:val="21E22172"/>
     <w:multiLevelType w:val="hybridMultilevel"/>
     <w:tmpl w:val="789C843C"/>
@@ -23455,7 +23823,7 @@
       </w:pPr>
     </w:lvl>
   </w:abstractNum>
-  <w:abstractNum w:abstractNumId="34" w15:restartNumberingAfterBreak="0">
+  <w:abstractNum w:abstractNumId="37" w15:restartNumberingAfterBreak="0">
     <w:nsid w:val="23FE71E5"/>
     <w:multiLevelType w:val="hybridMultilevel"/>
     <w:tmpl w:val="502E8F84"/>
@@ -23568,7 +23936,7 @@
       </w:rPr>
     </w:lvl>
   </w:abstractNum>
-  <w:abstractNum w:abstractNumId="35" w15:restartNumberingAfterBreak="0">
+  <w:abstractNum w:abstractNumId="38" w15:restartNumberingAfterBreak="0">
     <w:nsid w:val="25E60FA8"/>
     <w:multiLevelType w:val="multilevel"/>
     <w:tmpl w:val="C7CC82E6"/>
@@ -23717,7 +24085,120 @@
       </w:rPr>
     </w:lvl>
   </w:abstractNum>
-  <w:abstractNum w:abstractNumId="36" w15:restartNumberingAfterBreak="0">
+  <w:abstractNum w:abstractNumId="39" w15:restartNumberingAfterBreak="0">
+    <w:nsid w:val="268046C8"/>
+    <w:multiLevelType w:val="hybridMultilevel"/>
+    <w:tmpl w:val="6C58F7D4"/>
+    <w:lvl w:ilvl="0" w:tplc="40090001">
+      <w:start w:val="1"/>
+      <w:numFmt w:val="bullet"/>
+      <w:lvlText w:val=""/>
+      <w:lvlJc w:val="left"/>
+      <w:pPr>
+        <w:ind w:left="720" w:hanging="360"/>
+      </w:pPr>
+      <w:rPr>
+        <w:rFonts w:ascii="Symbol" w:hAnsi="Symbol" w:hint="default"/>
+      </w:rPr>
+    </w:lvl>
+    <w:lvl w:ilvl="1" w:tplc="40090003" w:tentative="1">
+      <w:start w:val="1"/>
+      <w:numFmt w:val="bullet"/>
+      <w:lvlText w:val="o"/>
+      <w:lvlJc w:val="left"/>
+      <w:pPr>
+        <w:ind w:left="1440" w:hanging="360"/>
+      </w:pPr>
+      <w:rPr>
+        <w:rFonts w:ascii="Courier New" w:hAnsi="Courier New" w:cs="Courier New" w:hint="default"/>
+      </w:rPr>
+    </w:lvl>
+    <w:lvl w:ilvl="2" w:tplc="40090005" w:tentative="1">
+      <w:start w:val="1"/>
+      <w:numFmt w:val="bullet"/>
+      <w:lvlText w:val=""/>
+      <w:lvlJc w:val="left"/>
+      <w:pPr>
+        <w:ind w:left="2160" w:hanging="360"/>
+      </w:pPr>
+      <w:rPr>
+        <w:rFonts w:ascii="Wingdings" w:hAnsi="Wingdings" w:hint="default"/>
+      </w:rPr>
+    </w:lvl>
+    <w:lvl w:ilvl="3" w:tplc="40090001" w:tentative="1">
+      <w:start w:val="1"/>
+      <w:numFmt w:val="bullet"/>
+      <w:lvlText w:val=""/>
+      <w:lvlJc w:val="left"/>
+      <w:pPr>
+        <w:ind w:left="2880" w:hanging="360"/>
+      </w:pPr>
+      <w:rPr>
+        <w:rFonts w:ascii="Symbol" w:hAnsi="Symbol" w:hint="default"/>
+      </w:rPr>
+    </w:lvl>
+    <w:lvl w:ilvl="4" w:tplc="40090003" w:tentative="1">
+      <w:start w:val="1"/>
+      <w:numFmt w:val="bullet"/>
+      <w:lvlText w:val="o"/>
+      <w:lvlJc w:val="left"/>
+      <w:pPr>
+        <w:ind w:left="3600" w:hanging="360"/>
+      </w:pPr>
+      <w:rPr>
+        <w:rFonts w:ascii="Courier New" w:hAnsi="Courier New" w:cs="Courier New" w:hint="default"/>
+      </w:rPr>
+    </w:lvl>
+    <w:lvl w:ilvl="5" w:tplc="40090005" w:tentative="1">
+      <w:start w:val="1"/>
+      <w:numFmt w:val="bullet"/>
+      <w:lvlText w:val=""/>
+      <w:lvlJc w:val="left"/>
+      <w:pPr>
+        <w:ind w:left="4320" w:hanging="360"/>
+      </w:pPr>
+      <w:rPr>
+        <w:rFonts w:ascii="Wingdings" w:hAnsi="Wingdings" w:hint="default"/>
+      </w:rPr>
+    </w:lvl>
+    <w:lvl w:ilvl="6" w:tplc="40090001" w:tentative="1">
+      <w:start w:val="1"/>
+      <w:numFmt w:val="bullet"/>
+      <w:lvlText w:val=""/>
+      <w:lvlJc w:val="left"/>
+      <w:pPr>
+        <w:ind w:left="5040" w:hanging="360"/>
+      </w:pPr>
+      <w:rPr>
+        <w:rFonts w:ascii="Symbol" w:hAnsi="Symbol" w:hint="default"/>
+      </w:rPr>
+    </w:lvl>
+    <w:lvl w:ilvl="7" w:tplc="40090003" w:tentative="1">
+      <w:start w:val="1"/>
+      <w:numFmt w:val="bullet"/>
+      <w:lvlText w:val="o"/>
+      <w:lvlJc w:val="left"/>
+      <w:pPr>
+        <w:ind w:left="5760" w:hanging="360"/>
+      </w:pPr>
+      <w:rPr>
+        <w:rFonts w:ascii="Courier New" w:hAnsi="Courier New" w:cs="Courier New" w:hint="default"/>
+      </w:rPr>
+    </w:lvl>
+    <w:lvl w:ilvl="8" w:tplc="40090005" w:tentative="1">
+      <w:start w:val="1"/>
+      <w:numFmt w:val="bullet"/>
+      <w:lvlText w:val=""/>
+      <w:lvlJc w:val="left"/>
+      <w:pPr>
+        <w:ind w:left="6480" w:hanging="360"/>
+      </w:pPr>
+      <w:rPr>
+        <w:rFonts w:ascii="Wingdings" w:hAnsi="Wingdings" w:hint="default"/>
+      </w:rPr>
+    </w:lvl>
+  </w:abstractNum>
+  <w:abstractNum w:abstractNumId="40" w15:restartNumberingAfterBreak="0">
     <w:nsid w:val="26833A1D"/>
     <w:multiLevelType w:val="multilevel"/>
     <w:tmpl w:val="2F8A28FE"/>
@@ -23866,7 +24347,7 @@
       </w:rPr>
     </w:lvl>
   </w:abstractNum>
-  <w:abstractNum w:abstractNumId="37" w15:restartNumberingAfterBreak="0">
+  <w:abstractNum w:abstractNumId="41" w15:restartNumberingAfterBreak="0">
     <w:nsid w:val="284F11A6"/>
     <w:multiLevelType w:val="multilevel"/>
     <w:tmpl w:val="A0B6EFCC"/>
@@ -24012,7 +24493,7 @@
       </w:rPr>
     </w:lvl>
   </w:abstractNum>
-  <w:abstractNum w:abstractNumId="38" w15:restartNumberingAfterBreak="0">
+  <w:abstractNum w:abstractNumId="42" w15:restartNumberingAfterBreak="0">
     <w:nsid w:val="29282AD4"/>
     <w:multiLevelType w:val="multilevel"/>
     <w:tmpl w:val="64AECFB0"/>
@@ -24161,7 +24642,7 @@
       </w:rPr>
     </w:lvl>
   </w:abstractNum>
-  <w:abstractNum w:abstractNumId="39" w15:restartNumberingAfterBreak="0">
+  <w:abstractNum w:abstractNumId="43" w15:restartNumberingAfterBreak="0">
     <w:nsid w:val="29857DEF"/>
     <w:multiLevelType w:val="multilevel"/>
     <w:tmpl w:val="FC749A12"/>
@@ -24310,7 +24791,7 @@
       </w:rPr>
     </w:lvl>
   </w:abstractNum>
-  <w:abstractNum w:abstractNumId="40" w15:restartNumberingAfterBreak="0">
+  <w:abstractNum w:abstractNumId="44" w15:restartNumberingAfterBreak="0">
     <w:nsid w:val="2BD82BE9"/>
     <w:multiLevelType w:val="multilevel"/>
     <w:tmpl w:val="6D142250"/>
@@ -24459,7 +24940,7 @@
       </w:rPr>
     </w:lvl>
   </w:abstractNum>
-  <w:abstractNum w:abstractNumId="41" w15:restartNumberingAfterBreak="0">
+  <w:abstractNum w:abstractNumId="45" w15:restartNumberingAfterBreak="0">
     <w:nsid w:val="2D014DCE"/>
     <w:multiLevelType w:val="multilevel"/>
     <w:tmpl w:val="2808FEA8"/>
@@ -24580,7 +25061,7 @@
       </w:pPr>
     </w:lvl>
   </w:abstractNum>
-  <w:abstractNum w:abstractNumId="42" w15:restartNumberingAfterBreak="0">
+  <w:abstractNum w:abstractNumId="46" w15:restartNumberingAfterBreak="0">
     <w:nsid w:val="2D107D79"/>
     <w:multiLevelType w:val="hybridMultilevel"/>
     <w:tmpl w:val="66184020"/>
@@ -24693,7 +25174,7 @@
       </w:rPr>
     </w:lvl>
   </w:abstractNum>
-  <w:abstractNum w:abstractNumId="43" w15:restartNumberingAfterBreak="0">
+  <w:abstractNum w:abstractNumId="47" w15:restartNumberingAfterBreak="0">
     <w:nsid w:val="2DF30BFE"/>
     <w:multiLevelType w:val="multilevel"/>
     <w:tmpl w:val="7F7A0BFE"/>
@@ -24842,7 +25323,7 @@
       </w:rPr>
     </w:lvl>
   </w:abstractNum>
-  <w:abstractNum w:abstractNumId="44" w15:restartNumberingAfterBreak="0">
+  <w:abstractNum w:abstractNumId="48" w15:restartNumberingAfterBreak="0">
     <w:nsid w:val="2F005B7F"/>
     <w:multiLevelType w:val="hybridMultilevel"/>
     <w:tmpl w:val="D806F69A"/>
@@ -24955,7 +25436,7 @@
       </w:rPr>
     </w:lvl>
   </w:abstractNum>
-  <w:abstractNum w:abstractNumId="45" w15:restartNumberingAfterBreak="0">
+  <w:abstractNum w:abstractNumId="49" w15:restartNumberingAfterBreak="0">
     <w:nsid w:val="2F5A4723"/>
     <w:multiLevelType w:val="multilevel"/>
     <w:tmpl w:val="86EECDAC"/>
@@ -25104,7 +25585,7 @@
       </w:rPr>
     </w:lvl>
   </w:abstractNum>
-  <w:abstractNum w:abstractNumId="46" w15:restartNumberingAfterBreak="0">
+  <w:abstractNum w:abstractNumId="50" w15:restartNumberingAfterBreak="0">
     <w:nsid w:val="307E1254"/>
     <w:multiLevelType w:val="multilevel"/>
     <w:tmpl w:val="B478FB7E"/>
@@ -25253,7 +25734,7 @@
       </w:rPr>
     </w:lvl>
   </w:abstractNum>
-  <w:abstractNum w:abstractNumId="47" w15:restartNumberingAfterBreak="0">
+  <w:abstractNum w:abstractNumId="51" w15:restartNumberingAfterBreak="0">
     <w:nsid w:val="309462D7"/>
     <w:multiLevelType w:val="multilevel"/>
     <w:tmpl w:val="5822A58E"/>
@@ -25402,7 +25883,7 @@
       </w:rPr>
     </w:lvl>
   </w:abstractNum>
-  <w:abstractNum w:abstractNumId="48" w15:restartNumberingAfterBreak="0">
+  <w:abstractNum w:abstractNumId="52" w15:restartNumberingAfterBreak="0">
     <w:nsid w:val="315843AB"/>
     <w:multiLevelType w:val="multilevel"/>
     <w:tmpl w:val="940C0602"/>
@@ -25551,7 +26032,7 @@
       </w:rPr>
     </w:lvl>
   </w:abstractNum>
-  <w:abstractNum w:abstractNumId="49" w15:restartNumberingAfterBreak="0">
+  <w:abstractNum w:abstractNumId="53" w15:restartNumberingAfterBreak="0">
     <w:nsid w:val="361A4AF3"/>
     <w:multiLevelType w:val="multilevel"/>
     <w:tmpl w:val="F500CBF8"/>
@@ -25691,7 +26172,7 @@
       </w:rPr>
     </w:lvl>
   </w:abstractNum>
-  <w:abstractNum w:abstractNumId="50" w15:restartNumberingAfterBreak="0">
+  <w:abstractNum w:abstractNumId="54" w15:restartNumberingAfterBreak="0">
     <w:nsid w:val="3623114F"/>
     <w:multiLevelType w:val="multilevel"/>
     <w:tmpl w:val="DD581B26"/>
@@ -25801,7 +26282,7 @@
       </w:pPr>
     </w:lvl>
   </w:abstractNum>
-  <w:abstractNum w:abstractNumId="51" w15:restartNumberingAfterBreak="0">
+  <w:abstractNum w:abstractNumId="55" w15:restartNumberingAfterBreak="0">
     <w:nsid w:val="364077B2"/>
     <w:multiLevelType w:val="hybridMultilevel"/>
     <w:tmpl w:val="5EB810D0"/>
@@ -25914,7 +26395,7 @@
       </w:rPr>
     </w:lvl>
   </w:abstractNum>
-  <w:abstractNum w:abstractNumId="52" w15:restartNumberingAfterBreak="0">
+  <w:abstractNum w:abstractNumId="56" w15:restartNumberingAfterBreak="0">
     <w:nsid w:val="366B664A"/>
     <w:multiLevelType w:val="hybridMultilevel"/>
     <w:tmpl w:val="C1D2471C"/>
@@ -26027,7 +26508,7 @@
       </w:rPr>
     </w:lvl>
   </w:abstractNum>
-  <w:abstractNum w:abstractNumId="53" w15:restartNumberingAfterBreak="0">
+  <w:abstractNum w:abstractNumId="57" w15:restartNumberingAfterBreak="0">
     <w:nsid w:val="374515C3"/>
     <w:multiLevelType w:val="hybridMultilevel"/>
     <w:tmpl w:val="C3BEDBA0"/>
@@ -26116,7 +26597,7 @@
       </w:pPr>
     </w:lvl>
   </w:abstractNum>
-  <w:abstractNum w:abstractNumId="54" w15:restartNumberingAfterBreak="0">
+  <w:abstractNum w:abstractNumId="58" w15:restartNumberingAfterBreak="0">
     <w:nsid w:val="38182487"/>
     <w:multiLevelType w:val="hybridMultilevel"/>
     <w:tmpl w:val="31143EF6"/>
@@ -26229,7 +26710,7 @@
       </w:rPr>
     </w:lvl>
   </w:abstractNum>
-  <w:abstractNum w:abstractNumId="55" w15:restartNumberingAfterBreak="0">
+  <w:abstractNum w:abstractNumId="59" w15:restartNumberingAfterBreak="0">
     <w:nsid w:val="3A2B418E"/>
     <w:multiLevelType w:val="hybridMultilevel"/>
     <w:tmpl w:val="3CAE393C"/>
@@ -26342,7 +26823,7 @@
       </w:rPr>
     </w:lvl>
   </w:abstractNum>
-  <w:abstractNum w:abstractNumId="56" w15:restartNumberingAfterBreak="0">
+  <w:abstractNum w:abstractNumId="60" w15:restartNumberingAfterBreak="0">
     <w:nsid w:val="3A78486C"/>
     <w:multiLevelType w:val="multilevel"/>
     <w:tmpl w:val="1A14C8E8"/>
@@ -26491,7 +26972,7 @@
       </w:rPr>
     </w:lvl>
   </w:abstractNum>
-  <w:abstractNum w:abstractNumId="57" w15:restartNumberingAfterBreak="0">
+  <w:abstractNum w:abstractNumId="61" w15:restartNumberingAfterBreak="0">
     <w:nsid w:val="3B6977FA"/>
     <w:multiLevelType w:val="multilevel"/>
     <w:tmpl w:val="DD581B26"/>
@@ -26601,7 +27082,7 @@
       </w:pPr>
     </w:lvl>
   </w:abstractNum>
-  <w:abstractNum w:abstractNumId="58" w15:restartNumberingAfterBreak="0">
+  <w:abstractNum w:abstractNumId="62" w15:restartNumberingAfterBreak="0">
     <w:nsid w:val="3CA41827"/>
     <w:multiLevelType w:val="hybridMultilevel"/>
     <w:tmpl w:val="69C66B26"/>
@@ -26714,7 +27195,7 @@
       </w:rPr>
     </w:lvl>
   </w:abstractNum>
-  <w:abstractNum w:abstractNumId="59" w15:restartNumberingAfterBreak="0">
+  <w:abstractNum w:abstractNumId="63" w15:restartNumberingAfterBreak="0">
     <w:nsid w:val="3D104A3A"/>
     <w:multiLevelType w:val="multilevel"/>
     <w:tmpl w:val="A370A06C"/>
@@ -26863,7 +27344,7 @@
       </w:rPr>
     </w:lvl>
   </w:abstractNum>
-  <w:abstractNum w:abstractNumId="60" w15:restartNumberingAfterBreak="0">
+  <w:abstractNum w:abstractNumId="64" w15:restartNumberingAfterBreak="0">
     <w:nsid w:val="3D423FE8"/>
     <w:multiLevelType w:val="multilevel"/>
     <w:tmpl w:val="C600717A"/>
@@ -27012,7 +27493,7 @@
       </w:rPr>
     </w:lvl>
   </w:abstractNum>
-  <w:abstractNum w:abstractNumId="61" w15:restartNumberingAfterBreak="0">
+  <w:abstractNum w:abstractNumId="65" w15:restartNumberingAfterBreak="0">
     <w:nsid w:val="3E620525"/>
     <w:multiLevelType w:val="multilevel"/>
     <w:tmpl w:val="FF1A2DCC"/>
@@ -27161,7 +27642,120 @@
       </w:rPr>
     </w:lvl>
   </w:abstractNum>
-  <w:abstractNum w:abstractNumId="62" w15:restartNumberingAfterBreak="0">
+  <w:abstractNum w:abstractNumId="66" w15:restartNumberingAfterBreak="0">
+    <w:nsid w:val="3E9774AF"/>
+    <w:multiLevelType w:val="hybridMultilevel"/>
+    <w:tmpl w:val="4706281E"/>
+    <w:lvl w:ilvl="0" w:tplc="40090001">
+      <w:start w:val="1"/>
+      <w:numFmt w:val="bullet"/>
+      <w:lvlText w:val=""/>
+      <w:lvlJc w:val="left"/>
+      <w:pPr>
+        <w:ind w:left="720" w:hanging="360"/>
+      </w:pPr>
+      <w:rPr>
+        <w:rFonts w:ascii="Symbol" w:hAnsi="Symbol" w:hint="default"/>
+      </w:rPr>
+    </w:lvl>
+    <w:lvl w:ilvl="1" w:tplc="40090003">
+      <w:start w:val="1"/>
+      <w:numFmt w:val="bullet"/>
+      <w:lvlText w:val="o"/>
+      <w:lvlJc w:val="left"/>
+      <w:pPr>
+        <w:ind w:left="1440" w:hanging="360"/>
+      </w:pPr>
+      <w:rPr>
+        <w:rFonts w:ascii="Courier New" w:hAnsi="Courier New" w:cs="Courier New" w:hint="default"/>
+      </w:rPr>
+    </w:lvl>
+    <w:lvl w:ilvl="2" w:tplc="40090005" w:tentative="1">
+      <w:start w:val="1"/>
+      <w:numFmt w:val="bullet"/>
+      <w:lvlText w:val=""/>
+      <w:lvlJc w:val="left"/>
+      <w:pPr>
+        <w:ind w:left="2160" w:hanging="360"/>
+      </w:pPr>
+      <w:rPr>
+        <w:rFonts w:ascii="Wingdings" w:hAnsi="Wingdings" w:hint="default"/>
+      </w:rPr>
+    </w:lvl>
+    <w:lvl w:ilvl="3" w:tplc="40090001" w:tentative="1">
+      <w:start w:val="1"/>
+      <w:numFmt w:val="bullet"/>
+      <w:lvlText w:val=""/>
+      <w:lvlJc w:val="left"/>
+      <w:pPr>
+        <w:ind w:left="2880" w:hanging="360"/>
+      </w:pPr>
+      <w:rPr>
+        <w:rFonts w:ascii="Symbol" w:hAnsi="Symbol" w:hint="default"/>
+      </w:rPr>
+    </w:lvl>
+    <w:lvl w:ilvl="4" w:tplc="40090003" w:tentative="1">
+      <w:start w:val="1"/>
+      <w:numFmt w:val="bullet"/>
+      <w:lvlText w:val="o"/>
+      <w:lvlJc w:val="left"/>
+      <w:pPr>
+        <w:ind w:left="3600" w:hanging="360"/>
+      </w:pPr>
+      <w:rPr>
+        <w:rFonts w:ascii="Courier New" w:hAnsi="Courier New" w:cs="Courier New" w:hint="default"/>
+      </w:rPr>
+    </w:lvl>
+    <w:lvl w:ilvl="5" w:tplc="40090005" w:tentative="1">
+      <w:start w:val="1"/>
+      <w:numFmt w:val="bullet"/>
+      <w:lvlText w:val=""/>
+      <w:lvlJc w:val="left"/>
+      <w:pPr>
+        <w:ind w:left="4320" w:hanging="360"/>
+      </w:pPr>
+      <w:rPr>
+        <w:rFonts w:ascii="Wingdings" w:hAnsi="Wingdings" w:hint="default"/>
+      </w:rPr>
+    </w:lvl>
+    <w:lvl w:ilvl="6" w:tplc="40090001" w:tentative="1">
+      <w:start w:val="1"/>
+      <w:numFmt w:val="bullet"/>
+      <w:lvlText w:val=""/>
+      <w:lvlJc w:val="left"/>
+      <w:pPr>
+        <w:ind w:left="5040" w:hanging="360"/>
+      </w:pPr>
+      <w:rPr>
+        <w:rFonts w:ascii="Symbol" w:hAnsi="Symbol" w:hint="default"/>
+      </w:rPr>
+    </w:lvl>
+    <w:lvl w:ilvl="7" w:tplc="40090003" w:tentative="1">
+      <w:start w:val="1"/>
+      <w:numFmt w:val="bullet"/>
+      <w:lvlText w:val="o"/>
+      <w:lvlJc w:val="left"/>
+      <w:pPr>
+        <w:ind w:left="5760" w:hanging="360"/>
+      </w:pPr>
+      <w:rPr>
+        <w:rFonts w:ascii="Courier New" w:hAnsi="Courier New" w:cs="Courier New" w:hint="default"/>
+      </w:rPr>
+    </w:lvl>
+    <w:lvl w:ilvl="8" w:tplc="40090005" w:tentative="1">
+      <w:start w:val="1"/>
+      <w:numFmt w:val="bullet"/>
+      <w:lvlText w:val=""/>
+      <w:lvlJc w:val="left"/>
+      <w:pPr>
+        <w:ind w:left="6480" w:hanging="360"/>
+      </w:pPr>
+      <w:rPr>
+        <w:rFonts w:ascii="Wingdings" w:hAnsi="Wingdings" w:hint="default"/>
+      </w:rPr>
+    </w:lvl>
+  </w:abstractNum>
+  <w:abstractNum w:abstractNumId="67" w15:restartNumberingAfterBreak="0">
     <w:nsid w:val="3F961E81"/>
     <w:multiLevelType w:val="multilevel"/>
     <w:tmpl w:val="D794C460"/>
@@ -27310,7 +27904,7 @@
       </w:rPr>
     </w:lvl>
   </w:abstractNum>
-  <w:abstractNum w:abstractNumId="63" w15:restartNumberingAfterBreak="0">
+  <w:abstractNum w:abstractNumId="68" w15:restartNumberingAfterBreak="0">
     <w:nsid w:val="40360A99"/>
     <w:multiLevelType w:val="multilevel"/>
     <w:tmpl w:val="7D08F9F8"/>
@@ -27459,7 +28053,7 @@
       </w:rPr>
     </w:lvl>
   </w:abstractNum>
-  <w:abstractNum w:abstractNumId="64" w15:restartNumberingAfterBreak="0">
+  <w:abstractNum w:abstractNumId="69" w15:restartNumberingAfterBreak="0">
     <w:nsid w:val="40D73175"/>
     <w:multiLevelType w:val="multilevel"/>
     <w:tmpl w:val="35B24D24"/>
@@ -27608,7 +28202,7 @@
       </w:rPr>
     </w:lvl>
   </w:abstractNum>
-  <w:abstractNum w:abstractNumId="65" w15:restartNumberingAfterBreak="0">
+  <w:abstractNum w:abstractNumId="70" w15:restartNumberingAfterBreak="0">
     <w:nsid w:val="414662D5"/>
     <w:multiLevelType w:val="hybridMultilevel"/>
     <w:tmpl w:val="A460622E"/>
@@ -27694,7 +28288,7 @@
       </w:pPr>
     </w:lvl>
   </w:abstractNum>
-  <w:abstractNum w:abstractNumId="66" w15:restartNumberingAfterBreak="0">
+  <w:abstractNum w:abstractNumId="71" w15:restartNumberingAfterBreak="0">
     <w:nsid w:val="424B73FE"/>
     <w:multiLevelType w:val="multilevel"/>
     <w:tmpl w:val="5994EC66"/>
@@ -27843,7 +28437,7 @@
       </w:rPr>
     </w:lvl>
   </w:abstractNum>
-  <w:abstractNum w:abstractNumId="67" w15:restartNumberingAfterBreak="0">
+  <w:abstractNum w:abstractNumId="72" w15:restartNumberingAfterBreak="0">
     <w:nsid w:val="42DC2B9B"/>
     <w:multiLevelType w:val="hybridMultilevel"/>
     <w:tmpl w:val="4712F59E"/>
@@ -27956,7 +28550,7 @@
       </w:rPr>
     </w:lvl>
   </w:abstractNum>
-  <w:abstractNum w:abstractNumId="68" w15:restartNumberingAfterBreak="0">
+  <w:abstractNum w:abstractNumId="73" w15:restartNumberingAfterBreak="0">
     <w:nsid w:val="434D233A"/>
     <w:multiLevelType w:val="hybridMultilevel"/>
     <w:tmpl w:val="6624E210"/>
@@ -28069,7 +28663,7 @@
       </w:rPr>
     </w:lvl>
   </w:abstractNum>
-  <w:abstractNum w:abstractNumId="69" w15:restartNumberingAfterBreak="0">
+  <w:abstractNum w:abstractNumId="74" w15:restartNumberingAfterBreak="0">
     <w:nsid w:val="43BF3D3D"/>
     <w:multiLevelType w:val="hybridMultilevel"/>
     <w:tmpl w:val="24E6023E"/>
@@ -28182,7 +28776,7 @@
       </w:rPr>
     </w:lvl>
   </w:abstractNum>
-  <w:abstractNum w:abstractNumId="70" w15:restartNumberingAfterBreak="0">
+  <w:abstractNum w:abstractNumId="75" w15:restartNumberingAfterBreak="0">
     <w:nsid w:val="442458BB"/>
     <w:multiLevelType w:val="multilevel"/>
     <w:tmpl w:val="85BC0236"/>
@@ -28331,7 +28925,7 @@
       </w:rPr>
     </w:lvl>
   </w:abstractNum>
-  <w:abstractNum w:abstractNumId="71" w15:restartNumberingAfterBreak="0">
+  <w:abstractNum w:abstractNumId="76" w15:restartNumberingAfterBreak="0">
     <w:nsid w:val="45A17D4B"/>
     <w:multiLevelType w:val="multilevel"/>
     <w:tmpl w:val="DC0C4ABE"/>
@@ -28444,7 +29038,7 @@
       </w:pPr>
     </w:lvl>
   </w:abstractNum>
-  <w:abstractNum w:abstractNumId="72" w15:restartNumberingAfterBreak="0">
+  <w:abstractNum w:abstractNumId="77" w15:restartNumberingAfterBreak="0">
     <w:nsid w:val="46D06774"/>
     <w:multiLevelType w:val="hybridMultilevel"/>
     <w:tmpl w:val="224C2D4C"/>
@@ -28557,7 +29151,7 @@
       </w:rPr>
     </w:lvl>
   </w:abstractNum>
-  <w:abstractNum w:abstractNumId="73" w15:restartNumberingAfterBreak="0">
+  <w:abstractNum w:abstractNumId="78" w15:restartNumberingAfterBreak="0">
     <w:nsid w:val="46D1114F"/>
     <w:multiLevelType w:val="multilevel"/>
     <w:tmpl w:val="F500CBF8"/>
@@ -28697,7 +29291,120 @@
       </w:rPr>
     </w:lvl>
   </w:abstractNum>
-  <w:abstractNum w:abstractNumId="74" w15:restartNumberingAfterBreak="0">
+  <w:abstractNum w:abstractNumId="79" w15:restartNumberingAfterBreak="0">
+    <w:nsid w:val="475E2F40"/>
+    <w:multiLevelType w:val="hybridMultilevel"/>
+    <w:tmpl w:val="DD84CA9A"/>
+    <w:lvl w:ilvl="0" w:tplc="40090001">
+      <w:start w:val="1"/>
+      <w:numFmt w:val="bullet"/>
+      <w:lvlText w:val=""/>
+      <w:lvlJc w:val="left"/>
+      <w:pPr>
+        <w:ind w:left="720" w:hanging="360"/>
+      </w:pPr>
+      <w:rPr>
+        <w:rFonts w:ascii="Symbol" w:hAnsi="Symbol" w:hint="default"/>
+      </w:rPr>
+    </w:lvl>
+    <w:lvl w:ilvl="1" w:tplc="40090003" w:tentative="1">
+      <w:start w:val="1"/>
+      <w:numFmt w:val="bullet"/>
+      <w:lvlText w:val="o"/>
+      <w:lvlJc w:val="left"/>
+      <w:pPr>
+        <w:ind w:left="1440" w:hanging="360"/>
+      </w:pPr>
+      <w:rPr>
+        <w:rFonts w:ascii="Courier New" w:hAnsi="Courier New" w:cs="Courier New" w:hint="default"/>
+      </w:rPr>
+    </w:lvl>
+    <w:lvl w:ilvl="2" w:tplc="40090005" w:tentative="1">
+      <w:start w:val="1"/>
+      <w:numFmt w:val="bullet"/>
+      <w:lvlText w:val=""/>
+      <w:lvlJc w:val="left"/>
+      <w:pPr>
+        <w:ind w:left="2160" w:hanging="360"/>
+      </w:pPr>
+      <w:rPr>
+        <w:rFonts w:ascii="Wingdings" w:hAnsi="Wingdings" w:hint="default"/>
+      </w:rPr>
+    </w:lvl>
+    <w:lvl w:ilvl="3" w:tplc="40090001" w:tentative="1">
+      <w:start w:val="1"/>
+      <w:numFmt w:val="bullet"/>
+      <w:lvlText w:val=""/>
+      <w:lvlJc w:val="left"/>
+      <w:pPr>
+        <w:ind w:left="2880" w:hanging="360"/>
+      </w:pPr>
+      <w:rPr>
+        <w:rFonts w:ascii="Symbol" w:hAnsi="Symbol" w:hint="default"/>
+      </w:rPr>
+    </w:lvl>
+    <w:lvl w:ilvl="4" w:tplc="40090003" w:tentative="1">
+      <w:start w:val="1"/>
+      <w:numFmt w:val="bullet"/>
+      <w:lvlText w:val="o"/>
+      <w:lvlJc w:val="left"/>
+      <w:pPr>
+        <w:ind w:left="3600" w:hanging="360"/>
+      </w:pPr>
+      <w:rPr>
+        <w:rFonts w:ascii="Courier New" w:hAnsi="Courier New" w:cs="Courier New" w:hint="default"/>
+      </w:rPr>
+    </w:lvl>
+    <w:lvl w:ilvl="5" w:tplc="40090005" w:tentative="1">
+      <w:start w:val="1"/>
+      <w:numFmt w:val="bullet"/>
+      <w:lvlText w:val=""/>
+      <w:lvlJc w:val="left"/>
+      <w:pPr>
+        <w:ind w:left="4320" w:hanging="360"/>
+      </w:pPr>
+      <w:rPr>
+        <w:rFonts w:ascii="Wingdings" w:hAnsi="Wingdings" w:hint="default"/>
+      </w:rPr>
+    </w:lvl>
+    <w:lvl w:ilvl="6" w:tplc="40090001" w:tentative="1">
+      <w:start w:val="1"/>
+      <w:numFmt w:val="bullet"/>
+      <w:lvlText w:val=""/>
+      <w:lvlJc w:val="left"/>
+      <w:pPr>
+        <w:ind w:left="5040" w:hanging="360"/>
+      </w:pPr>
+      <w:rPr>
+        <w:rFonts w:ascii="Symbol" w:hAnsi="Symbol" w:hint="default"/>
+      </w:rPr>
+    </w:lvl>
+    <w:lvl w:ilvl="7" w:tplc="40090003" w:tentative="1">
+      <w:start w:val="1"/>
+      <w:numFmt w:val="bullet"/>
+      <w:lvlText w:val="o"/>
+      <w:lvlJc w:val="left"/>
+      <w:pPr>
+        <w:ind w:left="5760" w:hanging="360"/>
+      </w:pPr>
+      <w:rPr>
+        <w:rFonts w:ascii="Courier New" w:hAnsi="Courier New" w:cs="Courier New" w:hint="default"/>
+      </w:rPr>
+    </w:lvl>
+    <w:lvl w:ilvl="8" w:tplc="40090005" w:tentative="1">
+      <w:start w:val="1"/>
+      <w:numFmt w:val="bullet"/>
+      <w:lvlText w:val=""/>
+      <w:lvlJc w:val="left"/>
+      <w:pPr>
+        <w:ind w:left="6480" w:hanging="360"/>
+      </w:pPr>
+      <w:rPr>
+        <w:rFonts w:ascii="Wingdings" w:hAnsi="Wingdings" w:hint="default"/>
+      </w:rPr>
+    </w:lvl>
+  </w:abstractNum>
+  <w:abstractNum w:abstractNumId="80" w15:restartNumberingAfterBreak="0">
     <w:nsid w:val="48620B0A"/>
     <w:multiLevelType w:val="hybridMultilevel"/>
     <w:tmpl w:val="3B2EE226"/>
@@ -28789,7 +29496,7 @@
       </w:pPr>
     </w:lvl>
   </w:abstractNum>
-  <w:abstractNum w:abstractNumId="75" w15:restartNumberingAfterBreak="0">
+  <w:abstractNum w:abstractNumId="81" w15:restartNumberingAfterBreak="0">
     <w:nsid w:val="4B077FCB"/>
     <w:multiLevelType w:val="hybridMultilevel"/>
     <w:tmpl w:val="5FF0D132"/>
@@ -28902,7 +29609,7 @@
       </w:rPr>
     </w:lvl>
   </w:abstractNum>
-  <w:abstractNum w:abstractNumId="76" w15:restartNumberingAfterBreak="0">
+  <w:abstractNum w:abstractNumId="82" w15:restartNumberingAfterBreak="0">
     <w:nsid w:val="4B320485"/>
     <w:multiLevelType w:val="multilevel"/>
     <w:tmpl w:val="35DE0BD2"/>
@@ -29051,7 +29758,7 @@
       </w:rPr>
     </w:lvl>
   </w:abstractNum>
-  <w:abstractNum w:abstractNumId="77" w15:restartNumberingAfterBreak="0">
+  <w:abstractNum w:abstractNumId="83" w15:restartNumberingAfterBreak="0">
     <w:nsid w:val="4BA54B5D"/>
     <w:multiLevelType w:val="hybridMultilevel"/>
     <w:tmpl w:val="C27A7158"/>
@@ -29137,7 +29844,7 @@
       </w:pPr>
     </w:lvl>
   </w:abstractNum>
-  <w:abstractNum w:abstractNumId="78" w15:restartNumberingAfterBreak="0">
+  <w:abstractNum w:abstractNumId="84" w15:restartNumberingAfterBreak="0">
     <w:nsid w:val="4BD322FA"/>
     <w:multiLevelType w:val="hybridMultilevel"/>
     <w:tmpl w:val="F12CA388"/>
@@ -29250,7 +29957,7 @@
       </w:rPr>
     </w:lvl>
   </w:abstractNum>
-  <w:abstractNum w:abstractNumId="79" w15:restartNumberingAfterBreak="0">
+  <w:abstractNum w:abstractNumId="85" w15:restartNumberingAfterBreak="0">
     <w:nsid w:val="4C435F4E"/>
     <w:multiLevelType w:val="multilevel"/>
     <w:tmpl w:val="0008A8E4"/>
@@ -29367,7 +30074,7 @@
       </w:pPr>
     </w:lvl>
   </w:abstractNum>
-  <w:abstractNum w:abstractNumId="80" w15:restartNumberingAfterBreak="0">
+  <w:abstractNum w:abstractNumId="86" w15:restartNumberingAfterBreak="0">
     <w:nsid w:val="4C4535F8"/>
     <w:multiLevelType w:val="hybridMultilevel"/>
     <w:tmpl w:val="AB3CC2EA"/>
@@ -29480,7 +30187,7 @@
       </w:rPr>
     </w:lvl>
   </w:abstractNum>
-  <w:abstractNum w:abstractNumId="81" w15:restartNumberingAfterBreak="0">
+  <w:abstractNum w:abstractNumId="87" w15:restartNumberingAfterBreak="0">
     <w:nsid w:val="4DA62B43"/>
     <w:multiLevelType w:val="multilevel"/>
     <w:tmpl w:val="C302AD46"/>
@@ -29629,7 +30336,7 @@
       </w:rPr>
     </w:lvl>
   </w:abstractNum>
-  <w:abstractNum w:abstractNumId="82" w15:restartNumberingAfterBreak="0">
+  <w:abstractNum w:abstractNumId="88" w15:restartNumberingAfterBreak="0">
     <w:nsid w:val="4E886CCE"/>
     <w:multiLevelType w:val="multilevel"/>
     <w:tmpl w:val="DB0026B4"/>
@@ -29778,7 +30485,7 @@
       </w:rPr>
     </w:lvl>
   </w:abstractNum>
-  <w:abstractNum w:abstractNumId="83" w15:restartNumberingAfterBreak="0">
+  <w:abstractNum w:abstractNumId="89" w15:restartNumberingAfterBreak="0">
     <w:nsid w:val="4F12203B"/>
     <w:multiLevelType w:val="hybridMultilevel"/>
     <w:tmpl w:val="3DB24E6A"/>
@@ -29891,7 +30598,7 @@
       </w:rPr>
     </w:lvl>
   </w:abstractNum>
-  <w:abstractNum w:abstractNumId="84" w15:restartNumberingAfterBreak="0">
+  <w:abstractNum w:abstractNumId="90" w15:restartNumberingAfterBreak="0">
     <w:nsid w:val="501A4031"/>
     <w:multiLevelType w:val="multilevel"/>
     <w:tmpl w:val="A68498EC"/>
@@ -30040,7 +30747,7 @@
       </w:rPr>
     </w:lvl>
   </w:abstractNum>
-  <w:abstractNum w:abstractNumId="85" w15:restartNumberingAfterBreak="0">
+  <w:abstractNum w:abstractNumId="91" w15:restartNumberingAfterBreak="0">
     <w:nsid w:val="51CE0EA0"/>
     <w:multiLevelType w:val="hybridMultilevel"/>
     <w:tmpl w:val="6AE6840E"/>
@@ -30153,7 +30860,7 @@
       </w:rPr>
     </w:lvl>
   </w:abstractNum>
-  <w:abstractNum w:abstractNumId="86" w15:restartNumberingAfterBreak="0">
+  <w:abstractNum w:abstractNumId="92" w15:restartNumberingAfterBreak="0">
     <w:nsid w:val="55CE15F6"/>
     <w:multiLevelType w:val="multilevel"/>
     <w:tmpl w:val="DD581B26"/>
@@ -30290,7 +30997,7 @@
       </w:rPr>
     </w:lvl>
   </w:abstractNum>
-  <w:abstractNum w:abstractNumId="87" w15:restartNumberingAfterBreak="0">
+  <w:abstractNum w:abstractNumId="93" w15:restartNumberingAfterBreak="0">
     <w:nsid w:val="56985F99"/>
     <w:multiLevelType w:val="multilevel"/>
     <w:tmpl w:val="7FC04926"/>
@@ -30439,7 +31146,120 @@
       </w:rPr>
     </w:lvl>
   </w:abstractNum>
-  <w:abstractNum w:abstractNumId="88" w15:restartNumberingAfterBreak="0">
+  <w:abstractNum w:abstractNumId="94" w15:restartNumberingAfterBreak="0">
+    <w:nsid w:val="57103DBF"/>
+    <w:multiLevelType w:val="hybridMultilevel"/>
+    <w:tmpl w:val="D41EF92A"/>
+    <w:lvl w:ilvl="0" w:tplc="40090001">
+      <w:start w:val="1"/>
+      <w:numFmt w:val="bullet"/>
+      <w:lvlText w:val=""/>
+      <w:lvlJc w:val="left"/>
+      <w:pPr>
+        <w:ind w:left="912" w:hanging="360"/>
+      </w:pPr>
+      <w:rPr>
+        <w:rFonts w:ascii="Symbol" w:hAnsi="Symbol" w:hint="default"/>
+      </w:rPr>
+    </w:lvl>
+    <w:lvl w:ilvl="1" w:tplc="40090003">
+      <w:start w:val="1"/>
+      <w:numFmt w:val="bullet"/>
+      <w:lvlText w:val="o"/>
+      <w:lvlJc w:val="left"/>
+      <w:pPr>
+        <w:ind w:left="1632" w:hanging="360"/>
+      </w:pPr>
+      <w:rPr>
+        <w:rFonts w:ascii="Courier New" w:hAnsi="Courier New" w:cs="Courier New" w:hint="default"/>
+      </w:rPr>
+    </w:lvl>
+    <w:lvl w:ilvl="2" w:tplc="40090005" w:tentative="1">
+      <w:start w:val="1"/>
+      <w:numFmt w:val="bullet"/>
+      <w:lvlText w:val=""/>
+      <w:lvlJc w:val="left"/>
+      <w:pPr>
+        <w:ind w:left="2352" w:hanging="360"/>
+      </w:pPr>
+      <w:rPr>
+        <w:rFonts w:ascii="Wingdings" w:hAnsi="Wingdings" w:hint="default"/>
+      </w:rPr>
+    </w:lvl>
+    <w:lvl w:ilvl="3" w:tplc="40090001" w:tentative="1">
+      <w:start w:val="1"/>
+      <w:numFmt w:val="bullet"/>
+      <w:lvlText w:val=""/>
+      <w:lvlJc w:val="left"/>
+      <w:pPr>
+        <w:ind w:left="3072" w:hanging="360"/>
+      </w:pPr>
+      <w:rPr>
+        <w:rFonts w:ascii="Symbol" w:hAnsi="Symbol" w:hint="default"/>
+      </w:rPr>
+    </w:lvl>
+    <w:lvl w:ilvl="4" w:tplc="40090003" w:tentative="1">
+      <w:start w:val="1"/>
+      <w:numFmt w:val="bullet"/>
+      <w:lvlText w:val="o"/>
+      <w:lvlJc w:val="left"/>
+      <w:pPr>
+        <w:ind w:left="3792" w:hanging="360"/>
+      </w:pPr>
+      <w:rPr>
+        <w:rFonts w:ascii="Courier New" w:hAnsi="Courier New" w:cs="Courier New" w:hint="default"/>
+      </w:rPr>
+    </w:lvl>
+    <w:lvl w:ilvl="5" w:tplc="40090005" w:tentative="1">
+      <w:start w:val="1"/>
+      <w:numFmt w:val="bullet"/>
+      <w:lvlText w:val=""/>
+      <w:lvlJc w:val="left"/>
+      <w:pPr>
+        <w:ind w:left="4512" w:hanging="360"/>
+      </w:pPr>
+      <w:rPr>
+        <w:rFonts w:ascii="Wingdings" w:hAnsi="Wingdings" w:hint="default"/>
+      </w:rPr>
+    </w:lvl>
+    <w:lvl w:ilvl="6" w:tplc="40090001" w:tentative="1">
+      <w:start w:val="1"/>
+      <w:numFmt w:val="bullet"/>
+      <w:lvlText w:val=""/>
+      <w:lvlJc w:val="left"/>
+      <w:pPr>
+        <w:ind w:left="5232" w:hanging="360"/>
+      </w:pPr>
+      <w:rPr>
+        <w:rFonts w:ascii="Symbol" w:hAnsi="Symbol" w:hint="default"/>
+      </w:rPr>
+    </w:lvl>
+    <w:lvl w:ilvl="7" w:tplc="40090003" w:tentative="1">
+      <w:start w:val="1"/>
+      <w:numFmt w:val="bullet"/>
+      <w:lvlText w:val="o"/>
+      <w:lvlJc w:val="left"/>
+      <w:pPr>
+        <w:ind w:left="5952" w:hanging="360"/>
+      </w:pPr>
+      <w:rPr>
+        <w:rFonts w:ascii="Courier New" w:hAnsi="Courier New" w:cs="Courier New" w:hint="default"/>
+      </w:rPr>
+    </w:lvl>
+    <w:lvl w:ilvl="8" w:tplc="40090005" w:tentative="1">
+      <w:start w:val="1"/>
+      <w:numFmt w:val="bullet"/>
+      <w:lvlText w:val=""/>
+      <w:lvlJc w:val="left"/>
+      <w:pPr>
+        <w:ind w:left="6672" w:hanging="360"/>
+      </w:pPr>
+      <w:rPr>
+        <w:rFonts w:ascii="Wingdings" w:hAnsi="Wingdings" w:hint="default"/>
+      </w:rPr>
+    </w:lvl>
+  </w:abstractNum>
+  <w:abstractNum w:abstractNumId="95" w15:restartNumberingAfterBreak="0">
     <w:nsid w:val="593466AC"/>
     <w:multiLevelType w:val="multilevel"/>
     <w:tmpl w:val="55287A6C"/>
@@ -30588,7 +31408,7 @@
       </w:rPr>
     </w:lvl>
   </w:abstractNum>
-  <w:abstractNum w:abstractNumId="89" w15:restartNumberingAfterBreak="0">
+  <w:abstractNum w:abstractNumId="96" w15:restartNumberingAfterBreak="0">
     <w:nsid w:val="5A3A2E09"/>
     <w:multiLevelType w:val="hybridMultilevel"/>
     <w:tmpl w:val="FE8E1AB4"/>
@@ -30701,7 +31521,7 @@
       </w:rPr>
     </w:lvl>
   </w:abstractNum>
-  <w:abstractNum w:abstractNumId="90" w15:restartNumberingAfterBreak="0">
+  <w:abstractNum w:abstractNumId="97" w15:restartNumberingAfterBreak="0">
     <w:nsid w:val="5A3E4E40"/>
     <w:multiLevelType w:val="hybridMultilevel"/>
     <w:tmpl w:val="256C2978"/>
@@ -30814,7 +31634,7 @@
       </w:rPr>
     </w:lvl>
   </w:abstractNum>
-  <w:abstractNum w:abstractNumId="91" w15:restartNumberingAfterBreak="0">
+  <w:abstractNum w:abstractNumId="98" w15:restartNumberingAfterBreak="0">
     <w:nsid w:val="5BEE099C"/>
     <w:multiLevelType w:val="hybridMultilevel"/>
     <w:tmpl w:val="BF440E4C"/>
@@ -30927,7 +31747,7 @@
       </w:rPr>
     </w:lvl>
   </w:abstractNum>
-  <w:abstractNum w:abstractNumId="92" w15:restartNumberingAfterBreak="0">
+  <w:abstractNum w:abstractNumId="99" w15:restartNumberingAfterBreak="0">
     <w:nsid w:val="5C625968"/>
     <w:multiLevelType w:val="multilevel"/>
     <w:tmpl w:val="5F3ABAEC"/>
@@ -31040,7 +31860,7 @@
       </w:pPr>
     </w:lvl>
   </w:abstractNum>
-  <w:abstractNum w:abstractNumId="93" w15:restartNumberingAfterBreak="0">
+  <w:abstractNum w:abstractNumId="100" w15:restartNumberingAfterBreak="0">
     <w:nsid w:val="5CD63DBA"/>
     <w:multiLevelType w:val="multilevel"/>
     <w:tmpl w:val="B8786BE4"/>
@@ -31189,7 +32009,7 @@
       </w:rPr>
     </w:lvl>
   </w:abstractNum>
-  <w:abstractNum w:abstractNumId="94" w15:restartNumberingAfterBreak="0">
+  <w:abstractNum w:abstractNumId="101" w15:restartNumberingAfterBreak="0">
     <w:nsid w:val="5CF97F19"/>
     <w:multiLevelType w:val="multilevel"/>
     <w:tmpl w:val="4E30DB42"/>
@@ -31338,7 +32158,7 @@
       </w:rPr>
     </w:lvl>
   </w:abstractNum>
-  <w:abstractNum w:abstractNumId="95" w15:restartNumberingAfterBreak="0">
+  <w:abstractNum w:abstractNumId="102" w15:restartNumberingAfterBreak="0">
     <w:nsid w:val="5D0713EF"/>
     <w:multiLevelType w:val="hybridMultilevel"/>
     <w:tmpl w:val="D6AE7534"/>
@@ -31451,7 +32271,7 @@
       </w:rPr>
     </w:lvl>
   </w:abstractNum>
-  <w:abstractNum w:abstractNumId="96" w15:restartNumberingAfterBreak="0">
+  <w:abstractNum w:abstractNumId="103" w15:restartNumberingAfterBreak="0">
     <w:nsid w:val="5F5C2370"/>
     <w:multiLevelType w:val="hybridMultilevel"/>
     <w:tmpl w:val="78AE0F1C"/>
@@ -31564,7 +32384,7 @@
       </w:rPr>
     </w:lvl>
   </w:abstractNum>
-  <w:abstractNum w:abstractNumId="97" w15:restartNumberingAfterBreak="0">
+  <w:abstractNum w:abstractNumId="104" w15:restartNumberingAfterBreak="0">
     <w:nsid w:val="5F760E2D"/>
     <w:multiLevelType w:val="hybridMultilevel"/>
     <w:tmpl w:val="5ECC2EC8"/>
@@ -31677,7 +32497,7 @@
       </w:rPr>
     </w:lvl>
   </w:abstractNum>
-  <w:abstractNum w:abstractNumId="98" w15:restartNumberingAfterBreak="0">
+  <w:abstractNum w:abstractNumId="105" w15:restartNumberingAfterBreak="0">
     <w:nsid w:val="5F8F2A26"/>
     <w:multiLevelType w:val="multilevel"/>
     <w:tmpl w:val="692AEB48"/>
@@ -31826,7 +32646,7 @@
       </w:rPr>
     </w:lvl>
   </w:abstractNum>
-  <w:abstractNum w:abstractNumId="99" w15:restartNumberingAfterBreak="0">
+  <w:abstractNum w:abstractNumId="106" w15:restartNumberingAfterBreak="0">
     <w:nsid w:val="5FA46005"/>
     <w:multiLevelType w:val="multilevel"/>
     <w:tmpl w:val="D974DC6A"/>
@@ -31939,7 +32759,7 @@
       </w:pPr>
     </w:lvl>
   </w:abstractNum>
-  <w:abstractNum w:abstractNumId="100" w15:restartNumberingAfterBreak="0">
+  <w:abstractNum w:abstractNumId="107" w15:restartNumberingAfterBreak="0">
     <w:nsid w:val="60737773"/>
     <w:multiLevelType w:val="hybridMultilevel"/>
     <w:tmpl w:val="9628FBD8"/>
@@ -32052,7 +32872,7 @@
       </w:rPr>
     </w:lvl>
   </w:abstractNum>
-  <w:abstractNum w:abstractNumId="101" w15:restartNumberingAfterBreak="0">
+  <w:abstractNum w:abstractNumId="108" w15:restartNumberingAfterBreak="0">
     <w:nsid w:val="612A587B"/>
     <w:multiLevelType w:val="multilevel"/>
     <w:tmpl w:val="64CEC312"/>
@@ -32201,7 +33021,7 @@
       </w:rPr>
     </w:lvl>
   </w:abstractNum>
-  <w:abstractNum w:abstractNumId="102" w15:restartNumberingAfterBreak="0">
+  <w:abstractNum w:abstractNumId="109" w15:restartNumberingAfterBreak="0">
     <w:nsid w:val="6173392F"/>
     <w:multiLevelType w:val="hybridMultilevel"/>
     <w:tmpl w:val="152E0B26"/>
@@ -32314,7 +33134,7 @@
       </w:rPr>
     </w:lvl>
   </w:abstractNum>
-  <w:abstractNum w:abstractNumId="103" w15:restartNumberingAfterBreak="0">
+  <w:abstractNum w:abstractNumId="110" w15:restartNumberingAfterBreak="0">
     <w:nsid w:val="626045C4"/>
     <w:multiLevelType w:val="hybridMultilevel"/>
     <w:tmpl w:val="698A3E2A"/>
@@ -32427,7 +33247,7 @@
       </w:rPr>
     </w:lvl>
   </w:abstractNum>
-  <w:abstractNum w:abstractNumId="104" w15:restartNumberingAfterBreak="0">
+  <w:abstractNum w:abstractNumId="111" w15:restartNumberingAfterBreak="0">
     <w:nsid w:val="649E4671"/>
     <w:multiLevelType w:val="multilevel"/>
     <w:tmpl w:val="F500CBF8"/>
@@ -32567,7 +33387,7 @@
       </w:rPr>
     </w:lvl>
   </w:abstractNum>
-  <w:abstractNum w:abstractNumId="105" w15:restartNumberingAfterBreak="0">
+  <w:abstractNum w:abstractNumId="112" w15:restartNumberingAfterBreak="0">
     <w:nsid w:val="652165C9"/>
     <w:multiLevelType w:val="hybridMultilevel"/>
     <w:tmpl w:val="42F28A18"/>
@@ -32680,7 +33500,7 @@
       </w:rPr>
     </w:lvl>
   </w:abstractNum>
-  <w:abstractNum w:abstractNumId="106" w15:restartNumberingAfterBreak="0">
+  <w:abstractNum w:abstractNumId="113" w15:restartNumberingAfterBreak="0">
     <w:nsid w:val="6523374C"/>
     <w:multiLevelType w:val="multilevel"/>
     <w:tmpl w:val="534AAC2A"/>
@@ -32829,7 +33649,7 @@
       </w:rPr>
     </w:lvl>
   </w:abstractNum>
-  <w:abstractNum w:abstractNumId="107" w15:restartNumberingAfterBreak="0">
+  <w:abstractNum w:abstractNumId="114" w15:restartNumberingAfterBreak="0">
     <w:nsid w:val="65BE6772"/>
     <w:multiLevelType w:val="hybridMultilevel"/>
     <w:tmpl w:val="3B5EF7E6"/>
@@ -32921,7 +33741,7 @@
       </w:pPr>
     </w:lvl>
   </w:abstractNum>
-  <w:abstractNum w:abstractNumId="108" w15:restartNumberingAfterBreak="0">
+  <w:abstractNum w:abstractNumId="115" w15:restartNumberingAfterBreak="0">
     <w:nsid w:val="6649584D"/>
     <w:multiLevelType w:val="multilevel"/>
     <w:tmpl w:val="B6489F78"/>
@@ -33070,7 +33890,7 @@
       </w:rPr>
     </w:lvl>
   </w:abstractNum>
-  <w:abstractNum w:abstractNumId="109" w15:restartNumberingAfterBreak="0">
+  <w:abstractNum w:abstractNumId="116" w15:restartNumberingAfterBreak="0">
     <w:nsid w:val="67ED3617"/>
     <w:multiLevelType w:val="multilevel"/>
     <w:tmpl w:val="9522A830"/>
@@ -33219,7 +34039,7 @@
       </w:rPr>
     </w:lvl>
   </w:abstractNum>
-  <w:abstractNum w:abstractNumId="110" w15:restartNumberingAfterBreak="0">
+  <w:abstractNum w:abstractNumId="117" w15:restartNumberingAfterBreak="0">
     <w:nsid w:val="68363BD7"/>
     <w:multiLevelType w:val="multilevel"/>
     <w:tmpl w:val="C8C47BFC"/>
@@ -33368,7 +34188,7 @@
       </w:rPr>
     </w:lvl>
   </w:abstractNum>
-  <w:abstractNum w:abstractNumId="111" w15:restartNumberingAfterBreak="0">
+  <w:abstractNum w:abstractNumId="118" w15:restartNumberingAfterBreak="0">
     <w:nsid w:val="687C2EFE"/>
     <w:multiLevelType w:val="multilevel"/>
     <w:tmpl w:val="0A1AEB0E"/>
@@ -33517,7 +34337,120 @@
       </w:rPr>
     </w:lvl>
   </w:abstractNum>
-  <w:abstractNum w:abstractNumId="112" w15:restartNumberingAfterBreak="0">
+  <w:abstractNum w:abstractNumId="119" w15:restartNumberingAfterBreak="0">
+    <w:nsid w:val="69117E6D"/>
+    <w:multiLevelType w:val="hybridMultilevel"/>
+    <w:tmpl w:val="9564B088"/>
+    <w:lvl w:ilvl="0" w:tplc="40090001">
+      <w:start w:val="1"/>
+      <w:numFmt w:val="bullet"/>
+      <w:lvlText w:val=""/>
+      <w:lvlJc w:val="left"/>
+      <w:pPr>
+        <w:ind w:left="912" w:hanging="360"/>
+      </w:pPr>
+      <w:rPr>
+        <w:rFonts w:ascii="Symbol" w:hAnsi="Symbol" w:hint="default"/>
+      </w:rPr>
+    </w:lvl>
+    <w:lvl w:ilvl="1" w:tplc="40090003" w:tentative="1">
+      <w:start w:val="1"/>
+      <w:numFmt w:val="bullet"/>
+      <w:lvlText w:val="o"/>
+      <w:lvlJc w:val="left"/>
+      <w:pPr>
+        <w:ind w:left="1632" w:hanging="360"/>
+      </w:pPr>
+      <w:rPr>
+        <w:rFonts w:ascii="Courier New" w:hAnsi="Courier New" w:cs="Courier New" w:hint="default"/>
+      </w:rPr>
+    </w:lvl>
+    <w:lvl w:ilvl="2" w:tplc="40090005" w:tentative="1">
+      <w:start w:val="1"/>
+      <w:numFmt w:val="bullet"/>
+      <w:lvlText w:val=""/>
+      <w:lvlJc w:val="left"/>
+      <w:pPr>
+        <w:ind w:left="2352" w:hanging="360"/>
+      </w:pPr>
+      <w:rPr>
+        <w:rFonts w:ascii="Wingdings" w:hAnsi="Wingdings" w:hint="default"/>
+      </w:rPr>
+    </w:lvl>
+    <w:lvl w:ilvl="3" w:tplc="40090001" w:tentative="1">
+      <w:start w:val="1"/>
+      <w:numFmt w:val="bullet"/>
+      <w:lvlText w:val=""/>
+      <w:lvlJc w:val="left"/>
+      <w:pPr>
+        <w:ind w:left="3072" w:hanging="360"/>
+      </w:pPr>
+      <w:rPr>
+        <w:rFonts w:ascii="Symbol" w:hAnsi="Symbol" w:hint="default"/>
+      </w:rPr>
+    </w:lvl>
+    <w:lvl w:ilvl="4" w:tplc="40090003" w:tentative="1">
+      <w:start w:val="1"/>
+      <w:numFmt w:val="bullet"/>
+      <w:lvlText w:val="o"/>
+      <w:lvlJc w:val="left"/>
+      <w:pPr>
+        <w:ind w:left="3792" w:hanging="360"/>
+      </w:pPr>
+      <w:rPr>
+        <w:rFonts w:ascii="Courier New" w:hAnsi="Courier New" w:cs="Courier New" w:hint="default"/>
+      </w:rPr>
+    </w:lvl>
+    <w:lvl w:ilvl="5" w:tplc="40090005" w:tentative="1">
+      <w:start w:val="1"/>
+      <w:numFmt w:val="bullet"/>
+      <w:lvlText w:val=""/>
+      <w:lvlJc w:val="left"/>
+      <w:pPr>
+        <w:ind w:left="4512" w:hanging="360"/>
+      </w:pPr>
+      <w:rPr>
+        <w:rFonts w:ascii="Wingdings" w:hAnsi="Wingdings" w:hint="default"/>
+      </w:rPr>
+    </w:lvl>
+    <w:lvl w:ilvl="6" w:tplc="40090001" w:tentative="1">
+      <w:start w:val="1"/>
+      <w:numFmt w:val="bullet"/>
+      <w:lvlText w:val=""/>
+      <w:lvlJc w:val="left"/>
+      <w:pPr>
+        <w:ind w:left="5232" w:hanging="360"/>
+      </w:pPr>
+      <w:rPr>
+        <w:rFonts w:ascii="Symbol" w:hAnsi="Symbol" w:hint="default"/>
+      </w:rPr>
+    </w:lvl>
+    <w:lvl w:ilvl="7" w:tplc="40090003" w:tentative="1">
+      <w:start w:val="1"/>
+      <w:numFmt w:val="bullet"/>
+      <w:lvlText w:val="o"/>
+      <w:lvlJc w:val="left"/>
+      <w:pPr>
+        <w:ind w:left="5952" w:hanging="360"/>
+      </w:pPr>
+      <w:rPr>
+        <w:rFonts w:ascii="Courier New" w:hAnsi="Courier New" w:cs="Courier New" w:hint="default"/>
+      </w:rPr>
+    </w:lvl>
+    <w:lvl w:ilvl="8" w:tplc="40090005" w:tentative="1">
+      <w:start w:val="1"/>
+      <w:numFmt w:val="bullet"/>
+      <w:lvlText w:val=""/>
+      <w:lvlJc w:val="left"/>
+      <w:pPr>
+        <w:ind w:left="6672" w:hanging="360"/>
+      </w:pPr>
+      <w:rPr>
+        <w:rFonts w:ascii="Wingdings" w:hAnsi="Wingdings" w:hint="default"/>
+      </w:rPr>
+    </w:lvl>
+  </w:abstractNum>
+  <w:abstractNum w:abstractNumId="120" w15:restartNumberingAfterBreak="0">
     <w:nsid w:val="6B196867"/>
     <w:multiLevelType w:val="hybridMultilevel"/>
     <w:tmpl w:val="E9305CD6"/>
@@ -33630,7 +34563,7 @@
       </w:rPr>
     </w:lvl>
   </w:abstractNum>
-  <w:abstractNum w:abstractNumId="113" w15:restartNumberingAfterBreak="0">
+  <w:abstractNum w:abstractNumId="121" w15:restartNumberingAfterBreak="0">
     <w:nsid w:val="6BA55693"/>
     <w:multiLevelType w:val="multilevel"/>
     <w:tmpl w:val="01D81178"/>
@@ -33779,7 +34712,7 @@
       </w:rPr>
     </w:lvl>
   </w:abstractNum>
-  <w:abstractNum w:abstractNumId="114" w15:restartNumberingAfterBreak="0">
+  <w:abstractNum w:abstractNumId="122" w15:restartNumberingAfterBreak="0">
     <w:nsid w:val="6DD73336"/>
     <w:multiLevelType w:val="hybridMultilevel"/>
     <w:tmpl w:val="ACD88A8A"/>
@@ -33865,7 +34798,7 @@
       </w:pPr>
     </w:lvl>
   </w:abstractNum>
-  <w:abstractNum w:abstractNumId="115" w15:restartNumberingAfterBreak="0">
+  <w:abstractNum w:abstractNumId="123" w15:restartNumberingAfterBreak="0">
     <w:nsid w:val="6FEA46F1"/>
     <w:multiLevelType w:val="multilevel"/>
     <w:tmpl w:val="BB58D150"/>
@@ -34014,7 +34947,7 @@
       </w:rPr>
     </w:lvl>
   </w:abstractNum>
-  <w:abstractNum w:abstractNumId="116" w15:restartNumberingAfterBreak="0">
+  <w:abstractNum w:abstractNumId="124" w15:restartNumberingAfterBreak="0">
     <w:nsid w:val="7363791E"/>
     <w:multiLevelType w:val="multilevel"/>
     <w:tmpl w:val="72FCC464"/>
@@ -34163,7 +35096,7 @@
       </w:rPr>
     </w:lvl>
   </w:abstractNum>
-  <w:abstractNum w:abstractNumId="117" w15:restartNumberingAfterBreak="0">
+  <w:abstractNum w:abstractNumId="125" w15:restartNumberingAfterBreak="0">
     <w:nsid w:val="738B634B"/>
     <w:multiLevelType w:val="multilevel"/>
     <w:tmpl w:val="09A8DC2A"/>
@@ -34312,7 +35245,7 @@
       </w:rPr>
     </w:lvl>
   </w:abstractNum>
-  <w:abstractNum w:abstractNumId="118" w15:restartNumberingAfterBreak="0">
+  <w:abstractNum w:abstractNumId="126" w15:restartNumberingAfterBreak="0">
     <w:nsid w:val="74A1210B"/>
     <w:multiLevelType w:val="hybridMultilevel"/>
     <w:tmpl w:val="EE18BE80"/>
@@ -34404,7 +35337,7 @@
       </w:pPr>
     </w:lvl>
   </w:abstractNum>
-  <w:abstractNum w:abstractNumId="119" w15:restartNumberingAfterBreak="0">
+  <w:abstractNum w:abstractNumId="127" w15:restartNumberingAfterBreak="0">
     <w:nsid w:val="74F9461B"/>
     <w:multiLevelType w:val="multilevel"/>
     <w:tmpl w:val="DD581B26"/>
@@ -34514,7 +35447,7 @@
       </w:pPr>
     </w:lvl>
   </w:abstractNum>
-  <w:abstractNum w:abstractNumId="120" w15:restartNumberingAfterBreak="0">
+  <w:abstractNum w:abstractNumId="128" w15:restartNumberingAfterBreak="0">
     <w:nsid w:val="754C35BA"/>
     <w:multiLevelType w:val="multilevel"/>
     <w:tmpl w:val="C8668038"/>
@@ -34627,7 +35560,120 @@
       </w:pPr>
     </w:lvl>
   </w:abstractNum>
-  <w:abstractNum w:abstractNumId="121" w15:restartNumberingAfterBreak="0">
+  <w:abstractNum w:abstractNumId="129" w15:restartNumberingAfterBreak="0">
+    <w:nsid w:val="76660303"/>
+    <w:multiLevelType w:val="hybridMultilevel"/>
+    <w:tmpl w:val="62F01780"/>
+    <w:lvl w:ilvl="0" w:tplc="40090001">
+      <w:start w:val="1"/>
+      <w:numFmt w:val="bullet"/>
+      <w:lvlText w:val=""/>
+      <w:lvlJc w:val="left"/>
+      <w:pPr>
+        <w:ind w:left="720" w:hanging="360"/>
+      </w:pPr>
+      <w:rPr>
+        <w:rFonts w:ascii="Symbol" w:hAnsi="Symbol" w:hint="default"/>
+      </w:rPr>
+    </w:lvl>
+    <w:lvl w:ilvl="1" w:tplc="40090003" w:tentative="1">
+      <w:start w:val="1"/>
+      <w:numFmt w:val="bullet"/>
+      <w:lvlText w:val="o"/>
+      <w:lvlJc w:val="left"/>
+      <w:pPr>
+        <w:ind w:left="1440" w:hanging="360"/>
+      </w:pPr>
+      <w:rPr>
+        <w:rFonts w:ascii="Courier New" w:hAnsi="Courier New" w:cs="Courier New" w:hint="default"/>
+      </w:rPr>
+    </w:lvl>
+    <w:lvl w:ilvl="2" w:tplc="40090005" w:tentative="1">
+      <w:start w:val="1"/>
+      <w:numFmt w:val="bullet"/>
+      <w:lvlText w:val=""/>
+      <w:lvlJc w:val="left"/>
+      <w:pPr>
+        <w:ind w:left="2160" w:hanging="360"/>
+      </w:pPr>
+      <w:rPr>
+        <w:rFonts w:ascii="Wingdings" w:hAnsi="Wingdings" w:hint="default"/>
+      </w:rPr>
+    </w:lvl>
+    <w:lvl w:ilvl="3" w:tplc="40090001" w:tentative="1">
+      <w:start w:val="1"/>
+      <w:numFmt w:val="bullet"/>
+      <w:lvlText w:val=""/>
+      <w:lvlJc w:val="left"/>
+      <w:pPr>
+        <w:ind w:left="2880" w:hanging="360"/>
+      </w:pPr>
+      <w:rPr>
+        <w:rFonts w:ascii="Symbol" w:hAnsi="Symbol" w:hint="default"/>
+      </w:rPr>
+    </w:lvl>
+    <w:lvl w:ilvl="4" w:tplc="40090003" w:tentative="1">
+      <w:start w:val="1"/>
+      <w:numFmt w:val="bullet"/>
+      <w:lvlText w:val="o"/>
+      <w:lvlJc w:val="left"/>
+      <w:pPr>
+        <w:ind w:left="3600" w:hanging="360"/>
+      </w:pPr>
+      <w:rPr>
+        <w:rFonts w:ascii="Courier New" w:hAnsi="Courier New" w:cs="Courier New" w:hint="default"/>
+      </w:rPr>
+    </w:lvl>
+    <w:lvl w:ilvl="5" w:tplc="40090005" w:tentative="1">
+      <w:start w:val="1"/>
+      <w:numFmt w:val="bullet"/>
+      <w:lvlText w:val=""/>
+      <w:lvlJc w:val="left"/>
+      <w:pPr>
+        <w:ind w:left="4320" w:hanging="360"/>
+      </w:pPr>
+      <w:rPr>
+        <w:rFonts w:ascii="Wingdings" w:hAnsi="Wingdings" w:hint="default"/>
+      </w:rPr>
+    </w:lvl>
+    <w:lvl w:ilvl="6" w:tplc="40090001" w:tentative="1">
+      <w:start w:val="1"/>
+      <w:numFmt w:val="bullet"/>
+      <w:lvlText w:val=""/>
+      <w:lvlJc w:val="left"/>
+      <w:pPr>
+        <w:ind w:left="5040" w:hanging="360"/>
+      </w:pPr>
+      <w:rPr>
+        <w:rFonts w:ascii="Symbol" w:hAnsi="Symbol" w:hint="default"/>
+      </w:rPr>
+    </w:lvl>
+    <w:lvl w:ilvl="7" w:tplc="40090003" w:tentative="1">
+      <w:start w:val="1"/>
+      <w:numFmt w:val="bullet"/>
+      <w:lvlText w:val="o"/>
+      <w:lvlJc w:val="left"/>
+      <w:pPr>
+        <w:ind w:left="5760" w:hanging="360"/>
+      </w:pPr>
+      <w:rPr>
+        <w:rFonts w:ascii="Courier New" w:hAnsi="Courier New" w:cs="Courier New" w:hint="default"/>
+      </w:rPr>
+    </w:lvl>
+    <w:lvl w:ilvl="8" w:tplc="40090005" w:tentative="1">
+      <w:start w:val="1"/>
+      <w:numFmt w:val="bullet"/>
+      <w:lvlText w:val=""/>
+      <w:lvlJc w:val="left"/>
+      <w:pPr>
+        <w:ind w:left="6480" w:hanging="360"/>
+      </w:pPr>
+      <w:rPr>
+        <w:rFonts w:ascii="Wingdings" w:hAnsi="Wingdings" w:hint="default"/>
+      </w:rPr>
+    </w:lvl>
+  </w:abstractNum>
+  <w:abstractNum w:abstractNumId="130" w15:restartNumberingAfterBreak="0">
     <w:nsid w:val="77072C5D"/>
     <w:multiLevelType w:val="multilevel"/>
     <w:tmpl w:val="6FCEA9D0"/>
@@ -34776,7 +35822,7 @@
       </w:rPr>
     </w:lvl>
   </w:abstractNum>
-  <w:abstractNum w:abstractNumId="122" w15:restartNumberingAfterBreak="0">
+  <w:abstractNum w:abstractNumId="131" w15:restartNumberingAfterBreak="0">
     <w:nsid w:val="78035871"/>
     <w:multiLevelType w:val="hybridMultilevel"/>
     <w:tmpl w:val="3F04C78C"/>
@@ -34889,7 +35935,7 @@
       </w:rPr>
     </w:lvl>
   </w:abstractNum>
-  <w:abstractNum w:abstractNumId="123" w15:restartNumberingAfterBreak="0">
+  <w:abstractNum w:abstractNumId="132" w15:restartNumberingAfterBreak="0">
     <w:nsid w:val="78063D6C"/>
     <w:multiLevelType w:val="hybridMultilevel"/>
     <w:tmpl w:val="1AE6600C"/>
@@ -34975,7 +36021,7 @@
       </w:pPr>
     </w:lvl>
   </w:abstractNum>
-  <w:abstractNum w:abstractNumId="124" w15:restartNumberingAfterBreak="0">
+  <w:abstractNum w:abstractNumId="133" w15:restartNumberingAfterBreak="0">
     <w:nsid w:val="792020E9"/>
     <w:multiLevelType w:val="hybridMultilevel"/>
     <w:tmpl w:val="74149EEE"/>
@@ -35088,7 +36134,7 @@
       </w:rPr>
     </w:lvl>
   </w:abstractNum>
-  <w:abstractNum w:abstractNumId="125" w15:restartNumberingAfterBreak="0">
+  <w:abstractNum w:abstractNumId="134" w15:restartNumberingAfterBreak="0">
     <w:nsid w:val="7C9003A9"/>
     <w:multiLevelType w:val="hybridMultilevel"/>
     <w:tmpl w:val="3AA8C7CC"/>
@@ -35201,7 +36247,7 @@
       </w:rPr>
     </w:lvl>
   </w:abstractNum>
-  <w:abstractNum w:abstractNumId="126" w15:restartNumberingAfterBreak="0">
+  <w:abstractNum w:abstractNumId="135" w15:restartNumberingAfterBreak="0">
     <w:nsid w:val="7D655EBE"/>
     <w:multiLevelType w:val="hybridMultilevel"/>
     <w:tmpl w:val="0A8865D4"/>
@@ -35314,7 +36360,7 @@
       </w:rPr>
     </w:lvl>
   </w:abstractNum>
-  <w:abstractNum w:abstractNumId="127" w15:restartNumberingAfterBreak="0">
+  <w:abstractNum w:abstractNumId="136" w15:restartNumberingAfterBreak="0">
     <w:nsid w:val="7F5E126E"/>
     <w:multiLevelType w:val="multilevel"/>
     <w:tmpl w:val="98B60732"/>
@@ -35463,7 +36509,7 @@
       </w:rPr>
     </w:lvl>
   </w:abstractNum>
-  <w:abstractNum w:abstractNumId="128" w15:restartNumberingAfterBreak="0">
+  <w:abstractNum w:abstractNumId="137" w15:restartNumberingAfterBreak="0">
     <w:nsid w:val="7FB6347E"/>
     <w:multiLevelType w:val="hybridMultilevel"/>
     <w:tmpl w:val="258231FA"/>
@@ -35576,7 +36622,7 @@
       </w:rPr>
     </w:lvl>
   </w:abstractNum>
-  <w:abstractNum w:abstractNumId="129" w15:restartNumberingAfterBreak="0">
+  <w:abstractNum w:abstractNumId="138" w15:restartNumberingAfterBreak="0">
     <w:nsid w:val="7FC875CF"/>
     <w:multiLevelType w:val="hybridMultilevel"/>
     <w:tmpl w:val="96F24396"/>
@@ -35690,394 +36736,421 @@
     </w:lvl>
   </w:abstractNum>
   <w:num w:numId="1" w16cid:durableId="846023000">
-    <w:abstractNumId w:val="120"/>
+    <w:abstractNumId w:val="128"/>
   </w:num>
   <w:num w:numId="2" w16cid:durableId="110129926">
-    <w:abstractNumId w:val="123"/>
+    <w:abstractNumId w:val="132"/>
   </w:num>
   <w:num w:numId="3" w16cid:durableId="786461246">
-    <w:abstractNumId w:val="20"/>
+    <w:abstractNumId w:val="22"/>
   </w:num>
   <w:num w:numId="4" w16cid:durableId="1323048122">
-    <w:abstractNumId w:val="78"/>
+    <w:abstractNumId w:val="84"/>
   </w:num>
   <w:num w:numId="5" w16cid:durableId="1584222148">
-    <w:abstractNumId w:val="91"/>
+    <w:abstractNumId w:val="98"/>
   </w:num>
   <w:num w:numId="6" w16cid:durableId="1002120385">
-    <w:abstractNumId w:val="51"/>
+    <w:abstractNumId w:val="55"/>
   </w:num>
   <w:num w:numId="7" w16cid:durableId="854879256">
-    <w:abstractNumId w:val="44"/>
+    <w:abstractNumId w:val="48"/>
   </w:num>
   <w:num w:numId="8" w16cid:durableId="2007786642">
-    <w:abstractNumId w:val="118"/>
+    <w:abstractNumId w:val="126"/>
   </w:num>
   <w:num w:numId="9" w16cid:durableId="1258833648">
-    <w:abstractNumId w:val="23"/>
+    <w:abstractNumId w:val="25"/>
   </w:num>
   <w:num w:numId="10" w16cid:durableId="767652645">
-    <w:abstractNumId w:val="99"/>
+    <w:abstractNumId w:val="106"/>
   </w:num>
   <w:num w:numId="11" w16cid:durableId="125900910">
-    <w:abstractNumId w:val="101"/>
+    <w:abstractNumId w:val="108"/>
   </w:num>
   <w:num w:numId="12" w16cid:durableId="125397300">
-    <w:abstractNumId w:val="77"/>
+    <w:abstractNumId w:val="83"/>
   </w:num>
   <w:num w:numId="13" w16cid:durableId="723598906">
+    <w:abstractNumId w:val="31"/>
+  </w:num>
+  <w:num w:numId="14" w16cid:durableId="692148275">
+    <w:abstractNumId w:val="134"/>
+  </w:num>
+  <w:num w:numId="15" w16cid:durableId="163209437">
+    <w:abstractNumId w:val="81"/>
+  </w:num>
+  <w:num w:numId="16" w16cid:durableId="1610746196">
+    <w:abstractNumId w:val="71"/>
+  </w:num>
+  <w:num w:numId="17" w16cid:durableId="1141534192">
+    <w:abstractNumId w:val="24"/>
+  </w:num>
+  <w:num w:numId="18" w16cid:durableId="1066032362">
+    <w:abstractNumId w:val="121"/>
+  </w:num>
+  <w:num w:numId="19" w16cid:durableId="1822311017">
+    <w:abstractNumId w:val="63"/>
+  </w:num>
+  <w:num w:numId="20" w16cid:durableId="100682837">
+    <w:abstractNumId w:val="130"/>
+  </w:num>
+  <w:num w:numId="21" w16cid:durableId="1578662922">
     <w:abstractNumId w:val="29"/>
   </w:num>
-  <w:num w:numId="14" w16cid:durableId="692148275">
-    <w:abstractNumId w:val="125"/>
-  </w:num>
-  <w:num w:numId="15" w16cid:durableId="163209437">
-    <w:abstractNumId w:val="75"/>
-  </w:num>
-  <w:num w:numId="16" w16cid:durableId="1610746196">
-    <w:abstractNumId w:val="66"/>
-  </w:num>
-  <w:num w:numId="17" w16cid:durableId="1141534192">
-    <w:abstractNumId w:val="22"/>
-  </w:num>
-  <w:num w:numId="18" w16cid:durableId="1066032362">
-    <w:abstractNumId w:val="113"/>
-  </w:num>
-  <w:num w:numId="19" w16cid:durableId="1822311017">
-    <w:abstractNumId w:val="59"/>
-  </w:num>
-  <w:num w:numId="20" w16cid:durableId="100682837">
-    <w:abstractNumId w:val="121"/>
-  </w:num>
-  <w:num w:numId="21" w16cid:durableId="1578662922">
-    <w:abstractNumId w:val="27"/>
-  </w:num>
   <w:num w:numId="22" w16cid:durableId="1545017375">
-    <w:abstractNumId w:val="109"/>
+    <w:abstractNumId w:val="116"/>
   </w:num>
   <w:num w:numId="23" w16cid:durableId="2031758843">
-    <w:abstractNumId w:val="71"/>
+    <w:abstractNumId w:val="76"/>
   </w:num>
   <w:num w:numId="24" w16cid:durableId="593173404">
-    <w:abstractNumId w:val="74"/>
+    <w:abstractNumId w:val="80"/>
   </w:num>
   <w:num w:numId="25" w16cid:durableId="293760085">
-    <w:abstractNumId w:val="57"/>
+    <w:abstractNumId w:val="61"/>
   </w:num>
   <w:num w:numId="26" w16cid:durableId="1092120462">
+    <w:abstractNumId w:val="15"/>
+  </w:num>
+  <w:num w:numId="27" w16cid:durableId="358044311">
     <w:abstractNumId w:val="14"/>
   </w:num>
-  <w:num w:numId="27" w16cid:durableId="358044311">
-    <w:abstractNumId w:val="13"/>
-  </w:num>
   <w:num w:numId="28" w16cid:durableId="1822651024">
-    <w:abstractNumId w:val="48"/>
+    <w:abstractNumId w:val="52"/>
   </w:num>
   <w:num w:numId="29" w16cid:durableId="142553377">
-    <w:abstractNumId w:val="84"/>
+    <w:abstractNumId w:val="90"/>
   </w:num>
   <w:num w:numId="30" w16cid:durableId="470755506">
     <w:abstractNumId w:val="1"/>
   </w:num>
   <w:num w:numId="31" w16cid:durableId="603729810">
-    <w:abstractNumId w:val="106"/>
+    <w:abstractNumId w:val="113"/>
   </w:num>
   <w:num w:numId="32" w16cid:durableId="700862393">
-    <w:abstractNumId w:val="39"/>
+    <w:abstractNumId w:val="43"/>
   </w:num>
   <w:num w:numId="33" w16cid:durableId="1777600425">
-    <w:abstractNumId w:val="64"/>
+    <w:abstractNumId w:val="69"/>
   </w:num>
   <w:num w:numId="34" w16cid:durableId="1435787740">
-    <w:abstractNumId w:val="15"/>
+    <w:abstractNumId w:val="16"/>
   </w:num>
   <w:num w:numId="35" w16cid:durableId="757406760">
     <w:abstractNumId w:val="0"/>
   </w:num>
   <w:num w:numId="36" w16cid:durableId="973096506">
-    <w:abstractNumId w:val="93"/>
+    <w:abstractNumId w:val="100"/>
   </w:num>
   <w:num w:numId="37" w16cid:durableId="2071612867">
-    <w:abstractNumId w:val="41"/>
+    <w:abstractNumId w:val="45"/>
   </w:num>
   <w:num w:numId="38" w16cid:durableId="2099058688">
-    <w:abstractNumId w:val="105"/>
+    <w:abstractNumId w:val="112"/>
   </w:num>
   <w:num w:numId="39" w16cid:durableId="1025257093">
-    <w:abstractNumId w:val="114"/>
+    <w:abstractNumId w:val="122"/>
   </w:num>
   <w:num w:numId="40" w16cid:durableId="1487356246">
-    <w:abstractNumId w:val="53"/>
+    <w:abstractNumId w:val="57"/>
   </w:num>
   <w:num w:numId="41" w16cid:durableId="1257127910">
-    <w:abstractNumId w:val="24"/>
+    <w:abstractNumId w:val="26"/>
   </w:num>
   <w:num w:numId="42" w16cid:durableId="1697804281">
-    <w:abstractNumId w:val="76"/>
+    <w:abstractNumId w:val="82"/>
   </w:num>
   <w:num w:numId="43" w16cid:durableId="1581140965">
-    <w:abstractNumId w:val="116"/>
+    <w:abstractNumId w:val="124"/>
   </w:num>
   <w:num w:numId="44" w16cid:durableId="842016927">
-    <w:abstractNumId w:val="18"/>
+    <w:abstractNumId w:val="20"/>
   </w:num>
   <w:num w:numId="45" w16cid:durableId="526875105">
-    <w:abstractNumId w:val="70"/>
+    <w:abstractNumId w:val="75"/>
   </w:num>
   <w:num w:numId="46" w16cid:durableId="1636988638">
-    <w:abstractNumId w:val="25"/>
+    <w:abstractNumId w:val="27"/>
   </w:num>
   <w:num w:numId="47" w16cid:durableId="341933706">
-    <w:abstractNumId w:val="108"/>
+    <w:abstractNumId w:val="115"/>
   </w:num>
   <w:num w:numId="48" w16cid:durableId="839850361">
-    <w:abstractNumId w:val="89"/>
+    <w:abstractNumId w:val="96"/>
   </w:num>
   <w:num w:numId="49" w16cid:durableId="406004054">
-    <w:abstractNumId w:val="10"/>
+    <w:abstractNumId w:val="11"/>
   </w:num>
   <w:num w:numId="50" w16cid:durableId="1808621645">
-    <w:abstractNumId w:val="34"/>
+    <w:abstractNumId w:val="37"/>
   </w:num>
   <w:num w:numId="51" w16cid:durableId="720905264">
     <w:abstractNumId w:val="2"/>
   </w:num>
   <w:num w:numId="52" w16cid:durableId="1613246460">
+    <w:abstractNumId w:val="36"/>
+  </w:num>
+  <w:num w:numId="53" w16cid:durableId="1002049084">
+    <w:abstractNumId w:val="91"/>
+  </w:num>
+  <w:num w:numId="54" w16cid:durableId="387799786">
+    <w:abstractNumId w:val="137"/>
+  </w:num>
+  <w:num w:numId="55" w16cid:durableId="125198091">
+    <w:abstractNumId w:val="118"/>
+  </w:num>
+  <w:num w:numId="56" w16cid:durableId="1364525598">
+    <w:abstractNumId w:val="107"/>
+  </w:num>
+  <w:num w:numId="57" w16cid:durableId="2063674155">
+    <w:abstractNumId w:val="89"/>
+  </w:num>
+  <w:num w:numId="58" w16cid:durableId="1337415965">
+    <w:abstractNumId w:val="127"/>
+  </w:num>
+  <w:num w:numId="59" w16cid:durableId="511578318">
+    <w:abstractNumId w:val="104"/>
+  </w:num>
+  <w:num w:numId="60" w16cid:durableId="131220005">
+    <w:abstractNumId w:val="54"/>
+  </w:num>
+  <w:num w:numId="61" w16cid:durableId="1736004495">
+    <w:abstractNumId w:val="92"/>
+  </w:num>
+  <w:num w:numId="62" w16cid:durableId="1795367681">
+    <w:abstractNumId w:val="13"/>
+  </w:num>
+  <w:num w:numId="63" w16cid:durableId="2062359208">
+    <w:abstractNumId w:val="73"/>
+  </w:num>
+  <w:num w:numId="64" w16cid:durableId="1377781885">
+    <w:abstractNumId w:val="114"/>
+  </w:num>
+  <w:num w:numId="65" w16cid:durableId="1502235537">
+    <w:abstractNumId w:val="72"/>
+  </w:num>
+  <w:num w:numId="66" w16cid:durableId="1539509959">
+    <w:abstractNumId w:val="46"/>
+  </w:num>
+  <w:num w:numId="67" w16cid:durableId="1857577912">
+    <w:abstractNumId w:val="97"/>
+  </w:num>
+  <w:num w:numId="68" w16cid:durableId="1074204991">
+    <w:abstractNumId w:val="77"/>
+  </w:num>
+  <w:num w:numId="69" w16cid:durableId="1151673797">
+    <w:abstractNumId w:val="62"/>
+  </w:num>
+  <w:num w:numId="70" w16cid:durableId="1828083804">
+    <w:abstractNumId w:val="7"/>
+  </w:num>
+  <w:num w:numId="71" w16cid:durableId="332496840">
+    <w:abstractNumId w:val="42"/>
+  </w:num>
+  <w:num w:numId="72" w16cid:durableId="1998264085">
+    <w:abstractNumId w:val="117"/>
+  </w:num>
+  <w:num w:numId="73" w16cid:durableId="620067952">
+    <w:abstractNumId w:val="47"/>
+  </w:num>
+  <w:num w:numId="74" w16cid:durableId="2025861617">
+    <w:abstractNumId w:val="35"/>
+  </w:num>
+  <w:num w:numId="75" w16cid:durableId="1358311710">
+    <w:abstractNumId w:val="23"/>
+  </w:num>
+  <w:num w:numId="76" w16cid:durableId="428621493">
+    <w:abstractNumId w:val="10"/>
+  </w:num>
+  <w:num w:numId="77" w16cid:durableId="145172896">
+    <w:abstractNumId w:val="19"/>
+  </w:num>
+  <w:num w:numId="78" w16cid:durableId="1806004409">
     <w:abstractNumId w:val="33"/>
   </w:num>
-  <w:num w:numId="53" w16cid:durableId="1002049084">
-    <w:abstractNumId w:val="85"/>
+  <w:num w:numId="79" w16cid:durableId="1873958110">
+    <w:abstractNumId w:val="9"/>
   </w:num>
-  <w:num w:numId="54" w16cid:durableId="387799786">
-    <w:abstractNumId w:val="128"/>
+  <w:num w:numId="80" w16cid:durableId="849100184">
+    <w:abstractNumId w:val="21"/>
   </w:num>
-  <w:num w:numId="55" w16cid:durableId="125198091">
-    <w:abstractNumId w:val="111"/>
+  <w:num w:numId="81" w16cid:durableId="1079132286">
+    <w:abstractNumId w:val="136"/>
   </w:num>
-  <w:num w:numId="56" w16cid:durableId="1364525598">
-    <w:abstractNumId w:val="100"/>
+  <w:num w:numId="82" w16cid:durableId="2134014100">
+    <w:abstractNumId w:val="95"/>
   </w:num>
-  <w:num w:numId="57" w16cid:durableId="2063674155">
-    <w:abstractNumId w:val="83"/>
-  </w:num>
-  <w:num w:numId="58" w16cid:durableId="1337415965">
-    <w:abstractNumId w:val="119"/>
-  </w:num>
-  <w:num w:numId="59" w16cid:durableId="511578318">
-    <w:abstractNumId w:val="97"/>
-  </w:num>
-  <w:num w:numId="60" w16cid:durableId="131220005">
-    <w:abstractNumId w:val="50"/>
-  </w:num>
-  <w:num w:numId="61" w16cid:durableId="1736004495">
-    <w:abstractNumId w:val="86"/>
-  </w:num>
-  <w:num w:numId="62" w16cid:durableId="1795367681">
-    <w:abstractNumId w:val="12"/>
-  </w:num>
-  <w:num w:numId="63" w16cid:durableId="2062359208">
-    <w:abstractNumId w:val="68"/>
-  </w:num>
-  <w:num w:numId="64" w16cid:durableId="1377781885">
-    <w:abstractNumId w:val="107"/>
-  </w:num>
-  <w:num w:numId="65" w16cid:durableId="1502235537">
+  <w:num w:numId="83" w16cid:durableId="601884352">
     <w:abstractNumId w:val="67"/>
   </w:num>
-  <w:num w:numId="66" w16cid:durableId="1539509959">
-    <w:abstractNumId w:val="42"/>
-  </w:num>
-  <w:num w:numId="67" w16cid:durableId="1857577912">
-    <w:abstractNumId w:val="90"/>
-  </w:num>
-  <w:num w:numId="68" w16cid:durableId="1074204991">
-    <w:abstractNumId w:val="72"/>
-  </w:num>
-  <w:num w:numId="69" w16cid:durableId="1151673797">
-    <w:abstractNumId w:val="58"/>
-  </w:num>
-  <w:num w:numId="70" w16cid:durableId="1828083804">
-    <w:abstractNumId w:val="6"/>
-  </w:num>
-  <w:num w:numId="71" w16cid:durableId="332496840">
-    <w:abstractNumId w:val="38"/>
-  </w:num>
-  <w:num w:numId="72" w16cid:durableId="1998264085">
-    <w:abstractNumId w:val="110"/>
-  </w:num>
-  <w:num w:numId="73" w16cid:durableId="620067952">
-    <w:abstractNumId w:val="43"/>
-  </w:num>
-  <w:num w:numId="74" w16cid:durableId="2025861617">
-    <w:abstractNumId w:val="32"/>
-  </w:num>
-  <w:num w:numId="75" w16cid:durableId="1358311710">
-    <w:abstractNumId w:val="21"/>
-  </w:num>
-  <w:num w:numId="76" w16cid:durableId="428621493">
-    <w:abstractNumId w:val="9"/>
-  </w:num>
-  <w:num w:numId="77" w16cid:durableId="145172896">
-    <w:abstractNumId w:val="17"/>
-  </w:num>
-  <w:num w:numId="78" w16cid:durableId="1806004409">
-    <w:abstractNumId w:val="30"/>
-  </w:num>
-  <w:num w:numId="79" w16cid:durableId="1873958110">
-    <w:abstractNumId w:val="8"/>
-  </w:num>
-  <w:num w:numId="80" w16cid:durableId="849100184">
-    <w:abstractNumId w:val="19"/>
-  </w:num>
-  <w:num w:numId="81" w16cid:durableId="1079132286">
-    <w:abstractNumId w:val="127"/>
-  </w:num>
-  <w:num w:numId="82" w16cid:durableId="2134014100">
-    <w:abstractNumId w:val="88"/>
-  </w:num>
-  <w:num w:numId="83" w16cid:durableId="601884352">
-    <w:abstractNumId w:val="62"/>
-  </w:num>
   <w:num w:numId="84" w16cid:durableId="1588154684">
-    <w:abstractNumId w:val="40"/>
+    <w:abstractNumId w:val="44"/>
   </w:num>
   <w:num w:numId="85" w16cid:durableId="1762949286">
     <w:abstractNumId w:val="3"/>
   </w:num>
   <w:num w:numId="86" w16cid:durableId="653098560">
-    <w:abstractNumId w:val="82"/>
+    <w:abstractNumId w:val="88"/>
   </w:num>
   <w:num w:numId="87" w16cid:durableId="1619264396">
-    <w:abstractNumId w:val="98"/>
+    <w:abstractNumId w:val="105"/>
   </w:num>
   <w:num w:numId="88" w16cid:durableId="459960579">
-    <w:abstractNumId w:val="63"/>
+    <w:abstractNumId w:val="68"/>
   </w:num>
   <w:num w:numId="89" w16cid:durableId="1226064539">
-    <w:abstractNumId w:val="115"/>
+    <w:abstractNumId w:val="123"/>
   </w:num>
   <w:num w:numId="90" w16cid:durableId="2055807314">
-    <w:abstractNumId w:val="126"/>
+    <w:abstractNumId w:val="135"/>
   </w:num>
   <w:num w:numId="91" w16cid:durableId="604046014">
-    <w:abstractNumId w:val="112"/>
+    <w:abstractNumId w:val="120"/>
   </w:num>
   <w:num w:numId="92" w16cid:durableId="109709061">
-    <w:abstractNumId w:val="11"/>
+    <w:abstractNumId w:val="12"/>
   </w:num>
   <w:num w:numId="93" w16cid:durableId="1036346209">
-    <w:abstractNumId w:val="55"/>
+    <w:abstractNumId w:val="59"/>
   </w:num>
   <w:num w:numId="94" w16cid:durableId="970087139">
-    <w:abstractNumId w:val="124"/>
+    <w:abstractNumId w:val="133"/>
   </w:num>
   <w:num w:numId="95" w16cid:durableId="1203132710">
+    <w:abstractNumId w:val="93"/>
+  </w:num>
+  <w:num w:numId="96" w16cid:durableId="2075001549">
     <w:abstractNumId w:val="87"/>
   </w:num>
-  <w:num w:numId="96" w16cid:durableId="2075001549">
-    <w:abstractNumId w:val="81"/>
-  </w:num>
   <w:num w:numId="97" w16cid:durableId="1375040454">
-    <w:abstractNumId w:val="47"/>
+    <w:abstractNumId w:val="51"/>
   </w:num>
   <w:num w:numId="98" w16cid:durableId="2096632364">
+    <w:abstractNumId w:val="60"/>
+  </w:num>
+  <w:num w:numId="99" w16cid:durableId="2095855857">
+    <w:abstractNumId w:val="101"/>
+  </w:num>
+  <w:num w:numId="100" w16cid:durableId="1530725725">
+    <w:abstractNumId w:val="49"/>
+  </w:num>
+  <w:num w:numId="101" w16cid:durableId="569194383">
+    <w:abstractNumId w:val="5"/>
+  </w:num>
+  <w:num w:numId="102" w16cid:durableId="1792896837">
+    <w:abstractNumId w:val="28"/>
+  </w:num>
+  <w:num w:numId="103" w16cid:durableId="1980766382">
+    <w:abstractNumId w:val="125"/>
+  </w:num>
+  <w:num w:numId="104" w16cid:durableId="1525896421">
+    <w:abstractNumId w:val="18"/>
+  </w:num>
+  <w:num w:numId="105" w16cid:durableId="217787919">
+    <w:abstractNumId w:val="40"/>
+  </w:num>
+  <w:num w:numId="106" w16cid:durableId="685181469">
+    <w:abstractNumId w:val="65"/>
+  </w:num>
+  <w:num w:numId="107" w16cid:durableId="230389375">
+    <w:abstractNumId w:val="38"/>
+  </w:num>
+  <w:num w:numId="108" w16cid:durableId="2053308616">
+    <w:abstractNumId w:val="64"/>
+  </w:num>
+  <w:num w:numId="109" w16cid:durableId="1781340148">
+    <w:abstractNumId w:val="41"/>
+  </w:num>
+  <w:num w:numId="110" w16cid:durableId="1259679503">
+    <w:abstractNumId w:val="50"/>
+  </w:num>
+  <w:num w:numId="111" w16cid:durableId="2020084694">
+    <w:abstractNumId w:val="8"/>
+  </w:num>
+  <w:num w:numId="112" w16cid:durableId="1945378683">
+    <w:abstractNumId w:val="85"/>
+  </w:num>
+  <w:num w:numId="113" w16cid:durableId="1395544151">
+    <w:abstractNumId w:val="99"/>
+  </w:num>
+  <w:num w:numId="114" w16cid:durableId="1808860650">
+    <w:abstractNumId w:val="30"/>
+  </w:num>
+  <w:num w:numId="115" w16cid:durableId="258606329">
+    <w:abstractNumId w:val="109"/>
+  </w:num>
+  <w:num w:numId="116" w16cid:durableId="109709690">
+    <w:abstractNumId w:val="53"/>
+  </w:num>
+  <w:num w:numId="117" w16cid:durableId="444737439">
+    <w:abstractNumId w:val="78"/>
+  </w:num>
+  <w:num w:numId="118" w16cid:durableId="1250967808">
+    <w:abstractNumId w:val="111"/>
+  </w:num>
+  <w:num w:numId="119" w16cid:durableId="2136244072">
+    <w:abstractNumId w:val="138"/>
+  </w:num>
+  <w:num w:numId="120" w16cid:durableId="806237869">
+    <w:abstractNumId w:val="70"/>
+  </w:num>
+  <w:num w:numId="121" w16cid:durableId="103578733">
+    <w:abstractNumId w:val="6"/>
+  </w:num>
+  <w:num w:numId="122" w16cid:durableId="359596750">
+    <w:abstractNumId w:val="74"/>
+  </w:num>
+  <w:num w:numId="123" w16cid:durableId="847477957">
+    <w:abstractNumId w:val="102"/>
+  </w:num>
+  <w:num w:numId="124" w16cid:durableId="399133938">
+    <w:abstractNumId w:val="58"/>
+  </w:num>
+  <w:num w:numId="125" w16cid:durableId="1897887887">
+    <w:abstractNumId w:val="103"/>
+  </w:num>
+  <w:num w:numId="126" w16cid:durableId="1663971714">
+    <w:abstractNumId w:val="131"/>
+  </w:num>
+  <w:num w:numId="127" w16cid:durableId="1635015697">
     <w:abstractNumId w:val="56"/>
   </w:num>
-  <w:num w:numId="99" w16cid:durableId="2095855857">
+  <w:num w:numId="128" w16cid:durableId="1739357725">
+    <w:abstractNumId w:val="110"/>
+  </w:num>
+  <w:num w:numId="129" w16cid:durableId="1607303164">
+    <w:abstractNumId w:val="86"/>
+  </w:num>
+  <w:num w:numId="130" w16cid:durableId="1632898362">
+    <w:abstractNumId w:val="34"/>
+  </w:num>
+  <w:num w:numId="131" w16cid:durableId="387801944">
+    <w:abstractNumId w:val="129"/>
+  </w:num>
+  <w:num w:numId="132" w16cid:durableId="826869430">
+    <w:abstractNumId w:val="39"/>
+  </w:num>
+  <w:num w:numId="133" w16cid:durableId="746879816">
+    <w:abstractNumId w:val="79"/>
+  </w:num>
+  <w:num w:numId="134" w16cid:durableId="800920724">
+    <w:abstractNumId w:val="32"/>
+  </w:num>
+  <w:num w:numId="135" w16cid:durableId="80491853">
+    <w:abstractNumId w:val="17"/>
+  </w:num>
+  <w:num w:numId="136" w16cid:durableId="2093548912">
+    <w:abstractNumId w:val="66"/>
+  </w:num>
+  <w:num w:numId="137" w16cid:durableId="1985696218">
     <w:abstractNumId w:val="94"/>
   </w:num>
-  <w:num w:numId="100" w16cid:durableId="1530725725">
-    <w:abstractNumId w:val="45"/>
+  <w:num w:numId="138" w16cid:durableId="1050572029">
+    <w:abstractNumId w:val="119"/>
   </w:num>
-  <w:num w:numId="101" w16cid:durableId="569194383">
+  <w:num w:numId="139" w16cid:durableId="1381708005">
     <w:abstractNumId w:val="4"/>
-  </w:num>
-  <w:num w:numId="102" w16cid:durableId="1792896837">
-    <w:abstractNumId w:val="26"/>
-  </w:num>
-  <w:num w:numId="103" w16cid:durableId="1980766382">
-    <w:abstractNumId w:val="117"/>
-  </w:num>
-  <w:num w:numId="104" w16cid:durableId="1525896421">
-    <w:abstractNumId w:val="16"/>
-  </w:num>
-  <w:num w:numId="105" w16cid:durableId="217787919">
-    <w:abstractNumId w:val="36"/>
-  </w:num>
-  <w:num w:numId="106" w16cid:durableId="685181469">
-    <w:abstractNumId w:val="61"/>
-  </w:num>
-  <w:num w:numId="107" w16cid:durableId="230389375">
-    <w:abstractNumId w:val="35"/>
-  </w:num>
-  <w:num w:numId="108" w16cid:durableId="2053308616">
-    <w:abstractNumId w:val="60"/>
-  </w:num>
-  <w:num w:numId="109" w16cid:durableId="1781340148">
-    <w:abstractNumId w:val="37"/>
-  </w:num>
-  <w:num w:numId="110" w16cid:durableId="1259679503">
-    <w:abstractNumId w:val="46"/>
-  </w:num>
-  <w:num w:numId="111" w16cid:durableId="2020084694">
-    <w:abstractNumId w:val="7"/>
-  </w:num>
-  <w:num w:numId="112" w16cid:durableId="1945378683">
-    <w:abstractNumId w:val="79"/>
-  </w:num>
-  <w:num w:numId="113" w16cid:durableId="1395544151">
-    <w:abstractNumId w:val="92"/>
-  </w:num>
-  <w:num w:numId="114" w16cid:durableId="1808860650">
-    <w:abstractNumId w:val="28"/>
-  </w:num>
-  <w:num w:numId="115" w16cid:durableId="258606329">
-    <w:abstractNumId w:val="102"/>
-  </w:num>
-  <w:num w:numId="116" w16cid:durableId="109709690">
-    <w:abstractNumId w:val="49"/>
-  </w:num>
-  <w:num w:numId="117" w16cid:durableId="444737439">
-    <w:abstractNumId w:val="73"/>
-  </w:num>
-  <w:num w:numId="118" w16cid:durableId="1250967808">
-    <w:abstractNumId w:val="104"/>
-  </w:num>
-  <w:num w:numId="119" w16cid:durableId="2136244072">
-    <w:abstractNumId w:val="129"/>
-  </w:num>
-  <w:num w:numId="120" w16cid:durableId="806237869">
-    <w:abstractNumId w:val="65"/>
-  </w:num>
-  <w:num w:numId="121" w16cid:durableId="103578733">
-    <w:abstractNumId w:val="5"/>
-  </w:num>
-  <w:num w:numId="122" w16cid:durableId="359596750">
-    <w:abstractNumId w:val="69"/>
-  </w:num>
-  <w:num w:numId="123" w16cid:durableId="847477957">
-    <w:abstractNumId w:val="95"/>
-  </w:num>
-  <w:num w:numId="124" w16cid:durableId="399133938">
-    <w:abstractNumId w:val="54"/>
-  </w:num>
-  <w:num w:numId="125" w16cid:durableId="1897887887">
-    <w:abstractNumId w:val="96"/>
-  </w:num>
-  <w:num w:numId="126" w16cid:durableId="1663971714">
-    <w:abstractNumId w:val="122"/>
-  </w:num>
-  <w:num w:numId="127" w16cid:durableId="1635015697">
-    <w:abstractNumId w:val="52"/>
-  </w:num>
-  <w:num w:numId="128" w16cid:durableId="1739357725">
-    <w:abstractNumId w:val="103"/>
-  </w:num>
-  <w:num w:numId="129" w16cid:durableId="1607303164">
-    <w:abstractNumId w:val="80"/>
-  </w:num>
-  <w:num w:numId="130" w16cid:durableId="1632898362">
-    <w:abstractNumId w:val="31"/>
   </w:num>
 </w:numbering>
 </file>

--- a/JS-Playwright Interview Question.docx
+++ b/JS-Playwright Interview Question.docx
@@ -12073,7 +12073,7 @@
                 <w:lang w:eastAsia="en-IN"/>
                 <w14:ligatures w14:val="none"/>
               </w:rPr>
-              <w:t>beforeEach</w:t>
+              <w:t>before</w:t>
             </w:r>
           </w:p>
         </w:tc>
@@ -12150,7 +12150,7 @@
                 <w:lang w:eastAsia="en-IN"/>
                 <w14:ligatures w14:val="none"/>
               </w:rPr>
-              <w:t>afterEach</w:t>
+              <w:t>after</w:t>
             </w:r>
           </w:p>
         </w:tc>
@@ -12310,7 +12310,7 @@
         </w:numPr>
       </w:pPr>
       <w:r>
-        <w:t>Environment Variables (cypress.env.json)</w:t>
+        <w:t>Environment Variables (.env)</w:t>
       </w:r>
     </w:p>
     <w:p>
@@ -37759,6 +37759,7 @@
   <w:style w:type="character" w:default="1" w:styleId="DefaultParagraphFont">
     <w:name w:val="Default Paragraph Font"/>
     <w:uiPriority w:val="1"/>
+    <w:semiHidden/>
     <w:unhideWhenUsed/>
   </w:style>
   <w:style w:type="table" w:default="1" w:styleId="TableNormal">
